--- a/File Documents/Document about Education Management Project.docx
+++ b/File Documents/Document about Education Management Project.docx
@@ -711,169 +711,2317 @@
         </w:rPr>
         <w:t>:</w:t>
       </w:r>
+    </w:p>
+    <w:p>
+      <w:r>
+        <w:t xml:space="preserve">Install-Package </w:t>
+      </w:r>
+      <w:proofErr w:type="spellStart"/>
+      <w:r>
+        <w:t>System.IdentityModel.Tokens.Jwt</w:t>
+      </w:r>
+      <w:proofErr w:type="spellEnd"/>
+      <w:r>
+        <w:t xml:space="preserve"> -Project </w:t>
+      </w:r>
+      <w:proofErr w:type="spellStart"/>
+      <w:r>
+        <w:t>EduManagement.Infrastructure</w:t>
+      </w:r>
+      <w:proofErr w:type="spellEnd"/>
+    </w:p>
+    <w:p>
+      <w:r>
+        <w:t xml:space="preserve">Install-Package </w:t>
+      </w:r>
+      <w:proofErr w:type="spellStart"/>
+      <w:r>
+        <w:t>Microsoft.EntityFrameworkCore.SqlServer</w:t>
+      </w:r>
+      <w:proofErr w:type="spellEnd"/>
+      <w:r>
+        <w:t xml:space="preserve"> -Project </w:t>
+      </w:r>
+      <w:proofErr w:type="spellStart"/>
+      <w:r>
+        <w:t>EduManagement.Infrastructure</w:t>
+      </w:r>
+      <w:proofErr w:type="spellEnd"/>
+    </w:p>
+    <w:p>
+      <w:r>
+        <w:t xml:space="preserve">Install-Package </w:t>
+      </w:r>
+      <w:proofErr w:type="spellStart"/>
+      <w:r>
+        <w:t>Microsoft.EntityFrameworkCore.Design</w:t>
+      </w:r>
+      <w:proofErr w:type="spellEnd"/>
+      <w:r>
+        <w:t xml:space="preserve"> -Project </w:t>
+      </w:r>
+      <w:proofErr w:type="spellStart"/>
+      <w:r>
+        <w:t>EduManagement.Infrastructure</w:t>
+      </w:r>
+      <w:proofErr w:type="spellEnd"/>
+    </w:p>
+    <w:p>
+      <w:r>
+        <w:t xml:space="preserve">Install-Package </w:t>
+      </w:r>
+      <w:proofErr w:type="spellStart"/>
+      <w:r>
+        <w:t>Microsoft.AspNetCore.Identity.EntityFrameworkCore</w:t>
+      </w:r>
+      <w:proofErr w:type="spellEnd"/>
+      <w:r>
+        <w:t xml:space="preserve"> -Project </w:t>
+      </w:r>
+      <w:proofErr w:type="spellStart"/>
+      <w:r>
+        <w:t>EduManagement.Infrastructure</w:t>
+      </w:r>
+      <w:proofErr w:type="spellEnd"/>
+    </w:p>
+    <w:p/>
+    <w:p>
+      <w:r>
+        <w:t xml:space="preserve">Install-Package </w:t>
+      </w:r>
+      <w:proofErr w:type="spellStart"/>
+      <w:r>
+        <w:t>FluentValidation</w:t>
+      </w:r>
+      <w:proofErr w:type="spellEnd"/>
+      <w:r>
+        <w:t xml:space="preserve"> -Project </w:t>
+      </w:r>
+      <w:proofErr w:type="spellStart"/>
+      <w:r>
+        <w:t>EduManagement.Application</w:t>
+      </w:r>
+      <w:proofErr w:type="spellEnd"/>
+    </w:p>
+    <w:p/>
+    <w:p>
+      <w:r>
+        <w:t xml:space="preserve">Install-Package </w:t>
+      </w:r>
+      <w:proofErr w:type="spellStart"/>
+      <w:r>
+        <w:t>FluentValidation.DependencyInjectionExtensions</w:t>
+      </w:r>
+      <w:proofErr w:type="spellEnd"/>
+      <w:r>
+        <w:t xml:space="preserve"> -Project </w:t>
+      </w:r>
+      <w:proofErr w:type="spellStart"/>
+      <w:r>
+        <w:t>EduManagement.Application</w:t>
+      </w:r>
+      <w:proofErr w:type="spellEnd"/>
+    </w:p>
+    <w:p/>
+    <w:p>
+      <w:r>
+        <w:t xml:space="preserve">Install-Package </w:t>
+      </w:r>
+      <w:proofErr w:type="spellStart"/>
+      <w:r>
+        <w:t>Microsoft.AspNetCore.Authentication.JwtBearer</w:t>
+      </w:r>
+      <w:proofErr w:type="spellEnd"/>
+      <w:r>
+        <w:t xml:space="preserve"> -Project Project-Web-</w:t>
+      </w:r>
+      <w:proofErr w:type="spellStart"/>
+      <w:r>
+        <w:t>HighSchoolEducationManagement.Server</w:t>
+      </w:r>
+      <w:proofErr w:type="spellEnd"/>
+    </w:p>
+    <w:p/>
+    <w:p>
+      <w:r>
+        <w:t xml:space="preserve">Install-Package </w:t>
+      </w:r>
+      <w:proofErr w:type="spellStart"/>
+      <w:r>
+        <w:t>Swashbuckle.AspNetCore</w:t>
+      </w:r>
+      <w:proofErr w:type="spellEnd"/>
+      <w:r>
+        <w:t xml:space="preserve"> -Project Project-Web-</w:t>
+      </w:r>
+      <w:proofErr w:type="spellStart"/>
+      <w:r>
+        <w:t>HighSchoolEducationManagement.Server</w:t>
+      </w:r>
+      <w:proofErr w:type="spellEnd"/>
+    </w:p>
+    <w:p/>
+    <w:p>
+      <w:r>
+        <w:t xml:space="preserve">Install-Package BCrypt.Net-Next -Project </w:t>
+      </w:r>
+      <w:proofErr w:type="spellStart"/>
+      <w:r>
+        <w:t>EduManagement.Infrastructure</w:t>
+      </w:r>
+      <w:proofErr w:type="spellEnd"/>
+    </w:p>
+    <w:p/>
+    <w:p/>
+    <w:p>
+      <w:pPr>
+        <w:jc w:val="center"/>
+        <w:rPr>
+          <w:b/>
+          <w:sz w:val="40"/>
+          <w:szCs w:val="40"/>
+        </w:rPr>
+      </w:pPr>
+    </w:p>
+    <w:p>
+      <w:pPr>
+        <w:jc w:val="center"/>
+        <w:rPr>
+          <w:b/>
+          <w:sz w:val="40"/>
+          <w:szCs w:val="40"/>
+        </w:rPr>
+      </w:pPr>
+    </w:p>
+    <w:p>
+      <w:pPr>
+        <w:jc w:val="center"/>
+        <w:rPr>
+          <w:b/>
+          <w:sz w:val="40"/>
+          <w:szCs w:val="40"/>
+        </w:rPr>
+      </w:pPr>
+      <w:proofErr w:type="spellStart"/>
+      <w:r>
+        <w:rPr>
+          <w:b/>
+          <w:sz w:val="40"/>
+          <w:szCs w:val="40"/>
+        </w:rPr>
+        <w:lastRenderedPageBreak/>
+        <w:t>Nội</w:t>
+      </w:r>
+      <w:proofErr w:type="spellEnd"/>
+      <w:r>
+        <w:rPr>
+          <w:b/>
+          <w:sz w:val="40"/>
+          <w:szCs w:val="40"/>
+        </w:rPr>
+        <w:t xml:space="preserve"> dung </w:t>
+      </w:r>
+      <w:proofErr w:type="spellStart"/>
+      <w:r>
+        <w:rPr>
+          <w:b/>
+          <w:sz w:val="40"/>
+          <w:szCs w:val="40"/>
+        </w:rPr>
+        <w:t>về</w:t>
+      </w:r>
+      <w:proofErr w:type="spellEnd"/>
+      <w:r>
+        <w:rPr>
+          <w:b/>
+          <w:sz w:val="40"/>
+          <w:szCs w:val="40"/>
+        </w:rPr>
+        <w:t xml:space="preserve"> Repository </w:t>
+      </w:r>
+      <w:proofErr w:type="spellStart"/>
+      <w:r>
+        <w:rPr>
+          <w:b/>
+          <w:sz w:val="40"/>
+          <w:szCs w:val="40"/>
+        </w:rPr>
+        <w:t>và</w:t>
+      </w:r>
+      <w:proofErr w:type="spellEnd"/>
+      <w:r>
+        <w:rPr>
+          <w:b/>
+          <w:sz w:val="40"/>
+          <w:szCs w:val="40"/>
+        </w:rPr>
+        <w:t xml:space="preserve"> Unit of work</w:t>
+      </w:r>
+    </w:p>
+    <w:p>
+      <w:pPr>
+        <w:pStyle w:val="ListParagraph"/>
+        <w:numPr>
+          <w:ilvl w:val="0"/>
+          <w:numId w:val="1"/>
+        </w:numPr>
+      </w:pPr>
+      <w:r>
+        <w:t xml:space="preserve">EF Core </w:t>
+      </w:r>
+      <w:proofErr w:type="spellStart"/>
+      <w:r>
+        <w:t>DbContext</w:t>
+      </w:r>
+      <w:proofErr w:type="spellEnd"/>
+      <w:r>
+        <w:t xml:space="preserve"> </w:t>
+      </w:r>
+      <w:proofErr w:type="spellStart"/>
+      <w:r>
+        <w:t>đóng</w:t>
+      </w:r>
+      <w:proofErr w:type="spellEnd"/>
+      <w:r>
+        <w:t xml:space="preserve"> </w:t>
+      </w:r>
+      <w:proofErr w:type="spellStart"/>
+      <w:r>
+        <w:t>vai</w:t>
+      </w:r>
+      <w:proofErr w:type="spellEnd"/>
+      <w:r>
+        <w:t xml:space="preserve"> </w:t>
+      </w:r>
+      <w:proofErr w:type="spellStart"/>
+      <w:r>
+        <w:t>trò</w:t>
+      </w:r>
+      <w:proofErr w:type="spellEnd"/>
+      <w:r>
+        <w:t xml:space="preserve"> Repository + </w:t>
+      </w:r>
+      <w:proofErr w:type="spellStart"/>
+      <w:r>
+        <w:t>UnitOfWork</w:t>
+      </w:r>
+      <w:proofErr w:type="spellEnd"/>
+    </w:p>
+    <w:p>
+      <w:pPr>
+        <w:pStyle w:val="ListParagraph"/>
+        <w:numPr>
+          <w:ilvl w:val="0"/>
+          <w:numId w:val="1"/>
+        </w:numPr>
+      </w:pPr>
+      <w:proofErr w:type="spellStart"/>
+      <w:r>
+        <w:t>Trong</w:t>
+      </w:r>
+      <w:proofErr w:type="spellEnd"/>
+      <w:r>
+        <w:t xml:space="preserve"> EF Core:</w:t>
+      </w:r>
+    </w:p>
+    <w:p>
+      <w:pPr>
+        <w:pStyle w:val="ListParagraph"/>
+        <w:numPr>
+          <w:ilvl w:val="1"/>
+          <w:numId w:val="1"/>
+        </w:numPr>
+      </w:pPr>
+      <w:proofErr w:type="spellStart"/>
+      <w:r>
+        <w:t>DbSet</w:t>
+      </w:r>
+      <w:proofErr w:type="spellEnd"/>
+      <w:r>
+        <w:t>&lt;Entity&gt; = Repository&lt;Entity&gt;</w:t>
+      </w:r>
+    </w:p>
+    <w:p>
+      <w:pPr>
+        <w:pStyle w:val="ListParagraph"/>
+        <w:numPr>
+          <w:ilvl w:val="0"/>
+          <w:numId w:val="1"/>
+        </w:numPr>
+      </w:pPr>
+      <w:r>
+        <w:t>_</w:t>
+      </w:r>
+      <w:proofErr w:type="spellStart"/>
+      <w:r>
+        <w:t>db.TeacherAssignments</w:t>
+      </w:r>
+      <w:proofErr w:type="spellEnd"/>
+      <w:r>
+        <w:t xml:space="preserve"> </w:t>
+      </w:r>
+      <w:proofErr w:type="spellStart"/>
+      <w:r>
+        <w:t>chính</w:t>
+      </w:r>
+      <w:proofErr w:type="spellEnd"/>
+      <w:r>
+        <w:t xml:space="preserve"> </w:t>
+      </w:r>
+      <w:proofErr w:type="spellStart"/>
+      <w:r>
+        <w:t>là</w:t>
+      </w:r>
+      <w:proofErr w:type="spellEnd"/>
+      <w:r>
+        <w:t xml:space="preserve"> </w:t>
+      </w:r>
+      <w:proofErr w:type="spellStart"/>
+      <w:r>
+        <w:t>DbSet</w:t>
+      </w:r>
+      <w:proofErr w:type="spellEnd"/>
+      <w:r>
+        <w:t>&lt;</w:t>
+      </w:r>
+      <w:proofErr w:type="spellStart"/>
+      <w:r>
+        <w:t>TeacherAssignment</w:t>
+      </w:r>
+      <w:proofErr w:type="spellEnd"/>
+      <w:r>
+        <w:t>&gt;(</w:t>
+      </w:r>
+      <w:proofErr w:type="spellStart"/>
+      <w:r>
+        <w:t>đóng</w:t>
+      </w:r>
+      <w:proofErr w:type="spellEnd"/>
+      <w:r>
+        <w:t xml:space="preserve"> </w:t>
+      </w:r>
+      <w:proofErr w:type="spellStart"/>
+      <w:r>
+        <w:t>vai</w:t>
+      </w:r>
+      <w:proofErr w:type="spellEnd"/>
+      <w:r>
+        <w:t xml:space="preserve"> </w:t>
+      </w:r>
+      <w:proofErr w:type="spellStart"/>
+      <w:r>
+        <w:t>trò</w:t>
+      </w:r>
+      <w:proofErr w:type="spellEnd"/>
+      <w:r>
+        <w:t xml:space="preserve"> repository </w:t>
+      </w:r>
+      <w:proofErr w:type="spellStart"/>
+      <w:r>
+        <w:t>để</w:t>
+      </w:r>
+      <w:proofErr w:type="spellEnd"/>
+      <w:r>
+        <w:t xml:space="preserve"> </w:t>
+      </w:r>
+      <w:proofErr w:type="spellStart"/>
+      <w:r>
+        <w:t>truy</w:t>
+      </w:r>
+      <w:proofErr w:type="spellEnd"/>
+      <w:r>
+        <w:t xml:space="preserve"> </w:t>
+      </w:r>
+      <w:proofErr w:type="spellStart"/>
+      <w:r>
+        <w:t>vấn</w:t>
+      </w:r>
+      <w:proofErr w:type="spellEnd"/>
+      <w:r>
+        <w:t xml:space="preserve"> </w:t>
+      </w:r>
+      <w:proofErr w:type="spellStart"/>
+      <w:r>
+        <w:t>dữ</w:t>
+      </w:r>
+      <w:proofErr w:type="spellEnd"/>
+      <w:r>
+        <w:t xml:space="preserve"> </w:t>
+      </w:r>
+      <w:proofErr w:type="spellStart"/>
+      <w:r>
+        <w:t>liệu</w:t>
+      </w:r>
+      <w:proofErr w:type="spellEnd"/>
+      <w:r>
+        <w:t>)</w:t>
+      </w:r>
+    </w:p>
+    <w:p>
+      <w:pPr>
+        <w:pStyle w:val="ListParagraph"/>
+        <w:numPr>
+          <w:ilvl w:val="0"/>
+          <w:numId w:val="1"/>
+        </w:numPr>
+      </w:pPr>
+      <w:proofErr w:type="spellStart"/>
+      <w:r>
+        <w:t>Lệnh</w:t>
+      </w:r>
+      <w:proofErr w:type="spellEnd"/>
+      <w:r>
+        <w:t xml:space="preserve">   _</w:t>
+      </w:r>
+      <w:proofErr w:type="spellStart"/>
+      <w:r>
+        <w:t>db.Lessons.Add</w:t>
+      </w:r>
+      <w:proofErr w:type="spellEnd"/>
+      <w:r>
+        <w:t xml:space="preserve">(lesson); (repository </w:t>
+      </w:r>
+      <w:proofErr w:type="spellStart"/>
+      <w:r>
+        <w:t>thực</w:t>
+      </w:r>
+      <w:proofErr w:type="spellEnd"/>
+      <w:r>
+        <w:t xml:space="preserve"> </w:t>
+      </w:r>
+      <w:proofErr w:type="spellStart"/>
+      <w:r>
+        <w:t>hiện</w:t>
+      </w:r>
+      <w:proofErr w:type="spellEnd"/>
+      <w:r>
+        <w:t xml:space="preserve"> add entity)</w:t>
+      </w:r>
+    </w:p>
+    <w:p>
+      <w:pPr>
+        <w:pStyle w:val="ListParagraph"/>
+        <w:numPr>
+          <w:ilvl w:val="1"/>
+          <w:numId w:val="1"/>
+        </w:numPr>
+      </w:pPr>
+      <w:r>
+        <w:t>_</w:t>
+      </w:r>
+      <w:proofErr w:type="spellStart"/>
+      <w:r>
+        <w:t>db.Lessons</w:t>
+      </w:r>
+      <w:proofErr w:type="spellEnd"/>
+      <w:r>
+        <w:t xml:space="preserve"> </w:t>
+      </w:r>
+      <w:proofErr w:type="spellStart"/>
+      <w:r>
+        <w:t>là</w:t>
+      </w:r>
+      <w:proofErr w:type="spellEnd"/>
+      <w:r>
+        <w:t xml:space="preserve"> </w:t>
+      </w:r>
+      <w:proofErr w:type="spellStart"/>
+      <w:r>
+        <w:t>DbSet</w:t>
+      </w:r>
+      <w:proofErr w:type="spellEnd"/>
+      <w:r>
+        <w:t>&lt;Lesson&gt;</w:t>
+      </w:r>
+    </w:p>
+    <w:p>
+      <w:pPr>
+        <w:pStyle w:val="ListParagraph"/>
+        <w:numPr>
+          <w:ilvl w:val="0"/>
+          <w:numId w:val="1"/>
+        </w:numPr>
+      </w:pPr>
+      <w:proofErr w:type="spellStart"/>
+      <w:r>
+        <w:t>Trong</w:t>
+      </w:r>
+      <w:proofErr w:type="spellEnd"/>
+      <w:r>
+        <w:t xml:space="preserve"> EF Core: </w:t>
+      </w:r>
+      <w:proofErr w:type="spellStart"/>
+      <w:r>
+        <w:t>DbContext</w:t>
+      </w:r>
+      <w:proofErr w:type="spellEnd"/>
+      <w:r>
+        <w:t xml:space="preserve"> = Unit of work</w:t>
+      </w:r>
+    </w:p>
+    <w:p>
+      <w:pPr>
+        <w:pStyle w:val="ListParagraph"/>
+        <w:numPr>
+          <w:ilvl w:val="0"/>
+          <w:numId w:val="1"/>
+        </w:numPr>
+      </w:pPr>
+      <w:r>
+        <w:t xml:space="preserve">Unit of work </w:t>
+      </w:r>
+      <w:proofErr w:type="spellStart"/>
+      <w:r>
+        <w:t>được</w:t>
+      </w:r>
+      <w:proofErr w:type="spellEnd"/>
+      <w:r>
+        <w:t xml:space="preserve"> </w:t>
+      </w:r>
+      <w:proofErr w:type="spellStart"/>
+      <w:r>
+        <w:t>dùng</w:t>
+      </w:r>
+      <w:proofErr w:type="spellEnd"/>
+      <w:r>
+        <w:t xml:space="preserve"> </w:t>
+      </w:r>
+      <w:proofErr w:type="spellStart"/>
+      <w:r>
+        <w:t>khi</w:t>
+      </w:r>
+      <w:proofErr w:type="spellEnd"/>
+      <w:r>
+        <w:t xml:space="preserve"> </w:t>
+      </w:r>
+      <w:proofErr w:type="spellStart"/>
+      <w:r>
+        <w:t>gọi</w:t>
+      </w:r>
+      <w:proofErr w:type="spellEnd"/>
+      <w:r>
+        <w:t>:</w:t>
+      </w:r>
+    </w:p>
+    <w:p>
+      <w:pPr>
+        <w:pStyle w:val="ListParagraph"/>
+        <w:numPr>
+          <w:ilvl w:val="1"/>
+          <w:numId w:val="1"/>
+        </w:numPr>
+      </w:pPr>
+      <w:proofErr w:type="spellStart"/>
+      <w:r>
+        <w:t>SaveChanges</w:t>
+      </w:r>
+      <w:proofErr w:type="spellEnd"/>
+      <w:r>
+        <w:t>()</w:t>
+      </w:r>
+    </w:p>
+    <w:p>
+      <w:pPr>
+        <w:pStyle w:val="ListParagraph"/>
+        <w:numPr>
+          <w:ilvl w:val="1"/>
+          <w:numId w:val="1"/>
+        </w:numPr>
+      </w:pPr>
+      <w:proofErr w:type="spellStart"/>
+      <w:r>
+        <w:t>SaveChangesAsync</w:t>
+      </w:r>
+      <w:proofErr w:type="spellEnd"/>
+      <w:r>
+        <w:t>()</w:t>
+      </w:r>
+    </w:p>
+    <w:p>
+      <w:pPr>
+        <w:pStyle w:val="ListParagraph"/>
+        <w:numPr>
+          <w:ilvl w:val="0"/>
+          <w:numId w:val="1"/>
+        </w:numPr>
+      </w:pPr>
+      <w:proofErr w:type="spellStart"/>
+      <w:r>
+        <w:t>Trong</w:t>
+      </w:r>
+      <w:proofErr w:type="spellEnd"/>
+      <w:r>
+        <w:t xml:space="preserve"> </w:t>
+      </w:r>
+      <w:proofErr w:type="spellStart"/>
+      <w:r>
+        <w:t>TeacherLessonService</w:t>
+      </w:r>
+      <w:proofErr w:type="spellEnd"/>
+      <w:r>
+        <w:t xml:space="preserve">, </w:t>
+      </w:r>
+      <w:proofErr w:type="spellStart"/>
+      <w:r>
+        <w:t>các</w:t>
+      </w:r>
+      <w:proofErr w:type="spellEnd"/>
+      <w:r>
+        <w:t xml:space="preserve"> </w:t>
+      </w:r>
+      <w:proofErr w:type="spellStart"/>
+      <w:r>
+        <w:t>thao</w:t>
+      </w:r>
+      <w:proofErr w:type="spellEnd"/>
+      <w:r>
+        <w:t xml:space="preserve"> </w:t>
+      </w:r>
+      <w:proofErr w:type="spellStart"/>
+      <w:r>
+        <w:t>tác</w:t>
+      </w:r>
+      <w:proofErr w:type="spellEnd"/>
+      <w:r>
+        <w:t xml:space="preserve"> </w:t>
+      </w:r>
+      <w:proofErr w:type="spellStart"/>
+      <w:r>
+        <w:t>truy</w:t>
+      </w:r>
+      <w:proofErr w:type="spellEnd"/>
+      <w:r>
+        <w:t xml:space="preserve"> </w:t>
+      </w:r>
+      <w:proofErr w:type="spellStart"/>
+      <w:r>
+        <w:t>vấn</w:t>
+      </w:r>
+      <w:proofErr w:type="spellEnd"/>
+      <w:r>
+        <w:t xml:space="preserve"> </w:t>
+      </w:r>
+      <w:proofErr w:type="spellStart"/>
+      <w:r>
+        <w:t>dữ</w:t>
+      </w:r>
+      <w:proofErr w:type="spellEnd"/>
+      <w:r>
+        <w:t xml:space="preserve"> </w:t>
+      </w:r>
+      <w:proofErr w:type="spellStart"/>
+      <w:r>
+        <w:t>liệu</w:t>
+      </w:r>
+      <w:proofErr w:type="spellEnd"/>
+      <w:r>
+        <w:t xml:space="preserve"> </w:t>
+      </w:r>
+      <w:proofErr w:type="spellStart"/>
+      <w:r>
+        <w:t>được</w:t>
+      </w:r>
+      <w:proofErr w:type="spellEnd"/>
+      <w:r>
+        <w:t xml:space="preserve"> </w:t>
+      </w:r>
+      <w:proofErr w:type="spellStart"/>
+      <w:r>
+        <w:t>thực</w:t>
+      </w:r>
+      <w:proofErr w:type="spellEnd"/>
+      <w:r>
+        <w:t xml:space="preserve"> </w:t>
+      </w:r>
+      <w:proofErr w:type="spellStart"/>
+      <w:r>
+        <w:t>hiện</w:t>
+      </w:r>
+      <w:proofErr w:type="spellEnd"/>
+    </w:p>
+    <w:p>
+      <w:pPr>
+        <w:pStyle w:val="ListParagraph"/>
+      </w:pPr>
+      <w:proofErr w:type="spellStart"/>
+      <w:proofErr w:type="gramStart"/>
+      <w:r>
+        <w:t>thông</w:t>
+      </w:r>
+      <w:proofErr w:type="spellEnd"/>
+      <w:proofErr w:type="gramEnd"/>
+      <w:r>
+        <w:t xml:space="preserve"> qua </w:t>
+      </w:r>
+      <w:proofErr w:type="spellStart"/>
+      <w:r>
+        <w:t>DbSet</w:t>
+      </w:r>
+      <w:proofErr w:type="spellEnd"/>
+      <w:r>
+        <w:t>&lt;</w:t>
+      </w:r>
+      <w:proofErr w:type="spellStart"/>
+      <w:r>
+        <w:t>TEntity</w:t>
+      </w:r>
+      <w:proofErr w:type="spellEnd"/>
+      <w:r>
+        <w:t xml:space="preserve">&gt; </w:t>
+      </w:r>
+      <w:proofErr w:type="spellStart"/>
+      <w:r>
+        <w:t>như</w:t>
+      </w:r>
+      <w:proofErr w:type="spellEnd"/>
+      <w:r>
+        <w:t xml:space="preserve"> _</w:t>
+      </w:r>
+      <w:proofErr w:type="spellStart"/>
+      <w:r>
+        <w:t>db.Lessons</w:t>
+      </w:r>
+      <w:proofErr w:type="spellEnd"/>
+      <w:r>
+        <w:t xml:space="preserve"> </w:t>
+      </w:r>
+      <w:proofErr w:type="spellStart"/>
+      <w:r>
+        <w:t>và</w:t>
+      </w:r>
+      <w:proofErr w:type="spellEnd"/>
+      <w:r>
+        <w:t xml:space="preserve"> _</w:t>
+      </w:r>
+      <w:proofErr w:type="spellStart"/>
+      <w:r>
+        <w:t>db.TeacherAssignments</w:t>
+      </w:r>
+      <w:proofErr w:type="spellEnd"/>
+      <w:r>
+        <w:t>.</w:t>
+      </w:r>
+    </w:p>
+    <w:p>
+      <w:pPr>
+        <w:pStyle w:val="ListParagraph"/>
+      </w:pPr>
+      <w:proofErr w:type="spellStart"/>
+      <w:r>
+        <w:t>Các</w:t>
+      </w:r>
+      <w:proofErr w:type="spellEnd"/>
+      <w:r>
+        <w:t xml:space="preserve"> </w:t>
+      </w:r>
+      <w:proofErr w:type="spellStart"/>
+      <w:r>
+        <w:t>DbSet</w:t>
+      </w:r>
+      <w:proofErr w:type="spellEnd"/>
+      <w:r>
+        <w:t xml:space="preserve"> </w:t>
+      </w:r>
+      <w:proofErr w:type="spellStart"/>
+      <w:r>
+        <w:t>này</w:t>
+      </w:r>
+      <w:proofErr w:type="spellEnd"/>
+      <w:r>
+        <w:t xml:space="preserve"> </w:t>
+      </w:r>
+      <w:proofErr w:type="spellStart"/>
+      <w:r>
+        <w:t>đóng</w:t>
+      </w:r>
+      <w:proofErr w:type="spellEnd"/>
+      <w:r>
+        <w:t xml:space="preserve"> </w:t>
+      </w:r>
+      <w:proofErr w:type="spellStart"/>
+      <w:r>
+        <w:t>vai</w:t>
+      </w:r>
+      <w:proofErr w:type="spellEnd"/>
+      <w:r>
+        <w:t xml:space="preserve"> </w:t>
+      </w:r>
+      <w:proofErr w:type="spellStart"/>
+      <w:r>
+        <w:t>trò</w:t>
+      </w:r>
+      <w:proofErr w:type="spellEnd"/>
+      <w:r>
+        <w:t xml:space="preserve"> Repository </w:t>
+      </w:r>
+      <w:proofErr w:type="spellStart"/>
+      <w:r>
+        <w:t>trong</w:t>
+      </w:r>
+      <w:proofErr w:type="spellEnd"/>
+      <w:r>
+        <w:t xml:space="preserve"> Entity Framework Core.</w:t>
+      </w:r>
+    </w:p>
+    <w:p>
+      <w:pPr>
+        <w:pStyle w:val="ListParagraph"/>
+      </w:pPr>
+    </w:p>
+    <w:p>
+      <w:pPr>
+        <w:pStyle w:val="ListParagraph"/>
+        <w:numPr>
+          <w:ilvl w:val="0"/>
+          <w:numId w:val="1"/>
+        </w:numPr>
+      </w:pPr>
+      <w:proofErr w:type="spellStart"/>
+      <w:r>
+        <w:t>Việc</w:t>
+      </w:r>
+      <w:proofErr w:type="spellEnd"/>
+      <w:r>
+        <w:t xml:space="preserve"> </w:t>
+      </w:r>
+      <w:proofErr w:type="spellStart"/>
+      <w:r>
+        <w:t>lưu</w:t>
+      </w:r>
+      <w:proofErr w:type="spellEnd"/>
+      <w:r>
+        <w:t xml:space="preserve"> </w:t>
+      </w:r>
+      <w:proofErr w:type="spellStart"/>
+      <w:r>
+        <w:t>thay</w:t>
+      </w:r>
+      <w:proofErr w:type="spellEnd"/>
+      <w:r>
+        <w:t xml:space="preserve"> </w:t>
+      </w:r>
+      <w:proofErr w:type="spellStart"/>
+      <w:r>
+        <w:t>đổi</w:t>
+      </w:r>
+      <w:proofErr w:type="spellEnd"/>
+      <w:r>
+        <w:t xml:space="preserve"> </w:t>
+      </w:r>
+      <w:proofErr w:type="spellStart"/>
+      <w:r>
+        <w:t>vào</w:t>
+      </w:r>
+      <w:proofErr w:type="spellEnd"/>
+      <w:r>
+        <w:t xml:space="preserve"> database </w:t>
+      </w:r>
+      <w:proofErr w:type="spellStart"/>
+      <w:r>
+        <w:t>được</w:t>
+      </w:r>
+      <w:proofErr w:type="spellEnd"/>
+      <w:r>
+        <w:t xml:space="preserve"> </w:t>
+      </w:r>
+      <w:proofErr w:type="spellStart"/>
+      <w:r>
+        <w:t>thực</w:t>
+      </w:r>
+      <w:proofErr w:type="spellEnd"/>
+      <w:r>
+        <w:t xml:space="preserve"> </w:t>
+      </w:r>
+      <w:proofErr w:type="spellStart"/>
+      <w:r>
+        <w:t>hiện</w:t>
+      </w:r>
+      <w:proofErr w:type="spellEnd"/>
+      <w:r>
+        <w:t xml:space="preserve"> </w:t>
+      </w:r>
+      <w:proofErr w:type="spellStart"/>
+      <w:r>
+        <w:t>thông</w:t>
+      </w:r>
+      <w:proofErr w:type="spellEnd"/>
+      <w:r>
+        <w:t xml:space="preserve"> qua</w:t>
+      </w:r>
+    </w:p>
+    <w:p>
+      <w:pPr>
+        <w:pStyle w:val="ListParagraph"/>
+      </w:pPr>
+      <w:proofErr w:type="spellStart"/>
+      <w:proofErr w:type="gramStart"/>
+      <w:r>
+        <w:t>SaveChangesAsync</w:t>
+      </w:r>
+      <w:proofErr w:type="spellEnd"/>
+      <w:r>
+        <w:t>(</w:t>
+      </w:r>
+      <w:proofErr w:type="gramEnd"/>
+      <w:r>
+        <w:t xml:space="preserve">) </w:t>
+      </w:r>
+      <w:proofErr w:type="spellStart"/>
+      <w:r>
+        <w:t>của</w:t>
+      </w:r>
+      <w:proofErr w:type="spellEnd"/>
+      <w:r>
+        <w:t xml:space="preserve"> </w:t>
+      </w:r>
+      <w:proofErr w:type="spellStart"/>
+      <w:r>
+        <w:t>DbContext</w:t>
+      </w:r>
+      <w:proofErr w:type="spellEnd"/>
+      <w:r>
+        <w:t xml:space="preserve">, </w:t>
+      </w:r>
+      <w:proofErr w:type="spellStart"/>
+      <w:r>
+        <w:t>đóng</w:t>
+      </w:r>
+      <w:proofErr w:type="spellEnd"/>
+      <w:r>
+        <w:t xml:space="preserve"> </w:t>
+      </w:r>
+      <w:proofErr w:type="spellStart"/>
+      <w:r>
+        <w:t>vai</w:t>
+      </w:r>
+      <w:proofErr w:type="spellEnd"/>
+      <w:r>
+        <w:t xml:space="preserve"> </w:t>
+      </w:r>
+      <w:proofErr w:type="spellStart"/>
+      <w:r>
+        <w:t>trò</w:t>
+      </w:r>
+      <w:proofErr w:type="spellEnd"/>
+      <w:r>
+        <w:t xml:space="preserve"> Unit of Work, </w:t>
+      </w:r>
+      <w:proofErr w:type="spellStart"/>
+      <w:r>
+        <w:t>chịu</w:t>
+      </w:r>
+      <w:proofErr w:type="spellEnd"/>
+      <w:r>
+        <w:t xml:space="preserve"> </w:t>
+      </w:r>
+      <w:proofErr w:type="spellStart"/>
+      <w:r>
+        <w:t>trách</w:t>
+      </w:r>
+      <w:proofErr w:type="spellEnd"/>
+    </w:p>
+    <w:p>
+      <w:pPr>
+        <w:pStyle w:val="ListParagraph"/>
+      </w:pPr>
+      <w:proofErr w:type="spellStart"/>
+      <w:proofErr w:type="gramStart"/>
+      <w:r>
+        <w:t>nhiệm</w:t>
+      </w:r>
+      <w:proofErr w:type="spellEnd"/>
+      <w:proofErr w:type="gramEnd"/>
+      <w:r>
+        <w:t xml:space="preserve"> </w:t>
+      </w:r>
+      <w:proofErr w:type="spellStart"/>
+      <w:r>
+        <w:t>quản</w:t>
+      </w:r>
+      <w:proofErr w:type="spellEnd"/>
+      <w:r>
+        <w:t xml:space="preserve"> </w:t>
+      </w:r>
+      <w:proofErr w:type="spellStart"/>
+      <w:r>
+        <w:t>lý</w:t>
+      </w:r>
+      <w:proofErr w:type="spellEnd"/>
+      <w:r>
+        <w:t xml:space="preserve"> transaction </w:t>
+      </w:r>
+      <w:proofErr w:type="spellStart"/>
+      <w:r>
+        <w:t>và</w:t>
+      </w:r>
+      <w:proofErr w:type="spellEnd"/>
+      <w:r>
+        <w:t xml:space="preserve"> commit </w:t>
+      </w:r>
+      <w:proofErr w:type="spellStart"/>
+      <w:r>
+        <w:t>các</w:t>
+      </w:r>
+      <w:proofErr w:type="spellEnd"/>
+      <w:r>
+        <w:t xml:space="preserve"> </w:t>
+      </w:r>
+      <w:proofErr w:type="spellStart"/>
+      <w:r>
+        <w:t>thay</w:t>
+      </w:r>
+      <w:proofErr w:type="spellEnd"/>
+      <w:r>
+        <w:t xml:space="preserve"> </w:t>
+      </w:r>
+      <w:proofErr w:type="spellStart"/>
+      <w:r>
+        <w:t>đổi</w:t>
+      </w:r>
+      <w:proofErr w:type="spellEnd"/>
+      <w:r>
+        <w:t>.</w:t>
+      </w:r>
+    </w:p>
+    <w:p>
+      <w:pPr>
+        <w:pStyle w:val="ListParagraph"/>
+      </w:pPr>
+    </w:p>
+    <w:p>
+      <w:pPr>
+        <w:pStyle w:val="ListParagraph"/>
+      </w:pPr>
+    </w:p>
+    <w:p>
+      <w:pPr>
+        <w:pStyle w:val="ListParagraph"/>
+        <w:numPr>
+          <w:ilvl w:val="0"/>
+          <w:numId w:val="1"/>
+        </w:numPr>
+      </w:pPr>
+      <w:proofErr w:type="spellStart"/>
+      <w:r>
+        <w:t>hiện</w:t>
+      </w:r>
+      <w:proofErr w:type="spellEnd"/>
+      <w:r>
+        <w:t xml:space="preserve"> </w:t>
+      </w:r>
+      <w:proofErr w:type="spellStart"/>
+      <w:r>
+        <w:t>không</w:t>
+      </w:r>
+      <w:proofErr w:type="spellEnd"/>
+      <w:r>
+        <w:t xml:space="preserve"> </w:t>
+      </w:r>
+      <w:proofErr w:type="spellStart"/>
+      <w:r>
+        <w:t>có</w:t>
+      </w:r>
+      <w:proofErr w:type="spellEnd"/>
+      <w:r>
+        <w:t xml:space="preserve"> </w:t>
+      </w:r>
+      <w:proofErr w:type="spellStart"/>
+      <w:r>
+        <w:t>viết</w:t>
+      </w:r>
+      <w:proofErr w:type="spellEnd"/>
+      <w:r>
+        <w:t xml:space="preserve"> repository class </w:t>
+      </w:r>
+      <w:proofErr w:type="spellStart"/>
+      <w:r>
+        <w:t>riêng</w:t>
+      </w:r>
+      <w:proofErr w:type="spellEnd"/>
+      <w:r>
+        <w:t xml:space="preserve"> </w:t>
+      </w:r>
+      <w:proofErr w:type="spellStart"/>
+      <w:r>
+        <w:t>cho</w:t>
+      </w:r>
+      <w:proofErr w:type="spellEnd"/>
+      <w:r>
+        <w:t xml:space="preserve"> </w:t>
+      </w:r>
+      <w:proofErr w:type="spellStart"/>
+      <w:r>
+        <w:t>từng</w:t>
+      </w:r>
+      <w:proofErr w:type="spellEnd"/>
+      <w:r>
+        <w:t xml:space="preserve"> entity</w:t>
+      </w:r>
+    </w:p>
+    <w:p>
+      <w:pPr>
+        <w:pStyle w:val="ListParagraph"/>
+        <w:numPr>
+          <w:ilvl w:val="0"/>
+          <w:numId w:val="1"/>
+        </w:numPr>
+      </w:pPr>
+      <w:proofErr w:type="spellStart"/>
+      <w:r>
+        <w:t>Không</w:t>
+      </w:r>
+      <w:proofErr w:type="spellEnd"/>
+      <w:r>
+        <w:t xml:space="preserve"> </w:t>
+      </w:r>
+      <w:proofErr w:type="spellStart"/>
+      <w:r>
+        <w:t>tạo</w:t>
+      </w:r>
+      <w:proofErr w:type="spellEnd"/>
+      <w:r>
+        <w:t xml:space="preserve"> </w:t>
+      </w:r>
+      <w:proofErr w:type="spellStart"/>
+      <w:r>
+        <w:t>các</w:t>
+      </w:r>
+      <w:proofErr w:type="spellEnd"/>
+      <w:r>
+        <w:t xml:space="preserve"> class </w:t>
+      </w:r>
+      <w:proofErr w:type="spellStart"/>
+      <w:r>
+        <w:t>như</w:t>
+      </w:r>
+      <w:proofErr w:type="spellEnd"/>
+      <w:r>
+        <w:t>:</w:t>
+      </w:r>
+    </w:p>
+    <w:p>
+      <w:pPr>
+        <w:pStyle w:val="ListParagraph"/>
+      </w:pPr>
+    </w:p>
+    <w:p>
+      <w:pPr>
+        <w:pStyle w:val="ListParagraph"/>
+        <w:numPr>
+          <w:ilvl w:val="1"/>
+          <w:numId w:val="1"/>
+        </w:numPr>
+      </w:pPr>
+      <w:proofErr w:type="spellStart"/>
+      <w:r>
+        <w:t>UserRepository</w:t>
+      </w:r>
+      <w:proofErr w:type="spellEnd"/>
+    </w:p>
+    <w:p>
+      <w:pPr>
+        <w:pStyle w:val="ListParagraph"/>
+        <w:numPr>
+          <w:ilvl w:val="1"/>
+          <w:numId w:val="1"/>
+        </w:numPr>
+      </w:pPr>
+      <w:proofErr w:type="spellStart"/>
+      <w:r>
+        <w:t>LessonRepository</w:t>
+      </w:r>
+      <w:proofErr w:type="spellEnd"/>
+    </w:p>
+    <w:p>
+      <w:pPr>
+        <w:pStyle w:val="ListParagraph"/>
+        <w:numPr>
+          <w:ilvl w:val="1"/>
+          <w:numId w:val="1"/>
+        </w:numPr>
+      </w:pPr>
+      <w:proofErr w:type="spellStart"/>
+      <w:r>
+        <w:t>VirtualClassRepository</w:t>
+      </w:r>
+      <w:proofErr w:type="spellEnd"/>
+    </w:p>
+    <w:p>
+      <w:pPr>
+        <w:pStyle w:val="ListParagraph"/>
+        <w:numPr>
+          <w:ilvl w:val="1"/>
+          <w:numId w:val="1"/>
+        </w:numPr>
+      </w:pPr>
+      <w:proofErr w:type="spellStart"/>
+      <w:proofErr w:type="gramStart"/>
+      <w:r>
+        <w:t>mà</w:t>
+      </w:r>
+      <w:proofErr w:type="spellEnd"/>
+      <w:proofErr w:type="gramEnd"/>
+      <w:r>
+        <w:t xml:space="preserve"> </w:t>
+      </w:r>
+      <w:proofErr w:type="spellStart"/>
+      <w:r>
+        <w:t>dùng</w:t>
+      </w:r>
+      <w:proofErr w:type="spellEnd"/>
+      <w:r>
+        <w:t xml:space="preserve"> </w:t>
+      </w:r>
+      <w:proofErr w:type="spellStart"/>
+      <w:r>
+        <w:t>DbSet</w:t>
+      </w:r>
+      <w:proofErr w:type="spellEnd"/>
+      <w:r>
+        <w:t xml:space="preserve"> </w:t>
+      </w:r>
+      <w:proofErr w:type="spellStart"/>
+      <w:r>
+        <w:t>trong</w:t>
+      </w:r>
+      <w:proofErr w:type="spellEnd"/>
+      <w:r>
+        <w:t xml:space="preserve"> </w:t>
+      </w:r>
+      <w:proofErr w:type="spellStart"/>
+      <w:r>
+        <w:t>DbContext</w:t>
+      </w:r>
+      <w:proofErr w:type="spellEnd"/>
+      <w:r>
+        <w:t>.</w:t>
+      </w:r>
+    </w:p>
+    <w:p/>
+    <w:p/>
+    <w:p/>
+    <w:p>
+      <w:pPr>
+        <w:pStyle w:val="ListParagraph"/>
+        <w:numPr>
+          <w:ilvl w:val="0"/>
+          <w:numId w:val="2"/>
+        </w:numPr>
+      </w:pPr>
+      <w:r>
+        <w:t xml:space="preserve">Gmail </w:t>
+      </w:r>
+      <w:proofErr w:type="spellStart"/>
+      <w:r>
+        <w:t>phải</w:t>
+      </w:r>
+      <w:proofErr w:type="spellEnd"/>
+      <w:r>
+        <w:t xml:space="preserve"> check </w:t>
+      </w:r>
+      <w:proofErr w:type="spellStart"/>
+      <w:r>
+        <w:t>có</w:t>
+      </w:r>
+      <w:proofErr w:type="spellEnd"/>
+      <w:r>
+        <w:t xml:space="preserve"> </w:t>
+      </w:r>
+      <w:proofErr w:type="spellStart"/>
+      <w:r>
+        <w:t>phải</w:t>
+      </w:r>
+      <w:proofErr w:type="spellEnd"/>
+      <w:r>
+        <w:t xml:space="preserve"> </w:t>
+      </w:r>
+      <w:proofErr w:type="spellStart"/>
+      <w:r>
+        <w:t>gmail</w:t>
+      </w:r>
+      <w:proofErr w:type="spellEnd"/>
+      <w:r>
+        <w:t xml:space="preserve"> </w:t>
+      </w:r>
+      <w:proofErr w:type="spellStart"/>
+      <w:r>
+        <w:t>không</w:t>
+      </w:r>
+      <w:proofErr w:type="spellEnd"/>
+    </w:p>
+    <w:p>
+      <w:pPr>
+        <w:pStyle w:val="ListParagraph"/>
+        <w:numPr>
+          <w:ilvl w:val="0"/>
+          <w:numId w:val="2"/>
+        </w:numPr>
+      </w:pPr>
+      <w:r>
+        <w:t xml:space="preserve">SDT </w:t>
+      </w:r>
+      <w:proofErr w:type="spellStart"/>
+      <w:r>
+        <w:t>phải</w:t>
+      </w:r>
+      <w:proofErr w:type="spellEnd"/>
+      <w:r>
+        <w:t xml:space="preserve"> check</w:t>
+      </w:r>
+    </w:p>
+    <w:p>
+      <w:pPr>
+        <w:pStyle w:val="ListParagraph"/>
+        <w:numPr>
+          <w:ilvl w:val="0"/>
+          <w:numId w:val="2"/>
+        </w:numPr>
+      </w:pPr>
+      <w:proofErr w:type="spellStart"/>
+      <w:r>
+        <w:t>Tìm</w:t>
+      </w:r>
+      <w:proofErr w:type="spellEnd"/>
+      <w:r>
+        <w:t xml:space="preserve"> </w:t>
+      </w:r>
+      <w:proofErr w:type="spellStart"/>
+      <w:r>
+        <w:t>thư</w:t>
+      </w:r>
+      <w:proofErr w:type="spellEnd"/>
+      <w:r>
+        <w:t xml:space="preserve"> </w:t>
+      </w:r>
+      <w:proofErr w:type="spellStart"/>
+      <w:r>
+        <w:t>viện</w:t>
+      </w:r>
+      <w:proofErr w:type="spellEnd"/>
+      <w:r>
+        <w:t xml:space="preserve"> check </w:t>
+      </w:r>
+      <w:proofErr w:type="spellStart"/>
+      <w:r>
+        <w:t>chỗ</w:t>
+      </w:r>
+      <w:proofErr w:type="spellEnd"/>
+      <w:r>
+        <w:t xml:space="preserve"> </w:t>
+      </w:r>
+      <w:proofErr w:type="spellStart"/>
+      <w:r>
+        <w:t>nào</w:t>
+      </w:r>
+      <w:proofErr w:type="spellEnd"/>
+      <w:r>
+        <w:t xml:space="preserve"> </w:t>
+      </w:r>
+      <w:proofErr w:type="spellStart"/>
+      <w:r>
+        <w:t>lỗi</w:t>
+      </w:r>
+      <w:proofErr w:type="spellEnd"/>
+      <w:r>
+        <w:t xml:space="preserve"> </w:t>
+      </w:r>
+      <w:proofErr w:type="spellStart"/>
+      <w:r>
+        <w:t>thì</w:t>
+      </w:r>
+      <w:proofErr w:type="spellEnd"/>
+      <w:r>
+        <w:t xml:space="preserve"> </w:t>
+      </w:r>
+      <w:proofErr w:type="spellStart"/>
+      <w:r>
+        <w:t>tô</w:t>
+      </w:r>
+      <w:proofErr w:type="spellEnd"/>
+      <w:r>
+        <w:t xml:space="preserve"> </w:t>
+      </w:r>
+      <w:proofErr w:type="spellStart"/>
+      <w:r>
+        <w:t>đỏ</w:t>
+      </w:r>
+      <w:proofErr w:type="spellEnd"/>
+      <w:r>
+        <w:t xml:space="preserve"> </w:t>
+      </w:r>
+      <w:proofErr w:type="spellStart"/>
+      <w:r>
+        <w:t>lên</w:t>
+      </w:r>
+      <w:proofErr w:type="spellEnd"/>
+    </w:p>
+    <w:p>
+      <w:pPr>
+        <w:pStyle w:val="ListParagraph"/>
+        <w:numPr>
+          <w:ilvl w:val="0"/>
+          <w:numId w:val="2"/>
+        </w:numPr>
+      </w:pPr>
+      <w:proofErr w:type="spellStart"/>
+      <w:r>
+        <w:t>Trang</w:t>
+      </w:r>
+      <w:proofErr w:type="spellEnd"/>
+      <w:r>
+        <w:t xml:space="preserve"> </w:t>
+      </w:r>
+      <w:proofErr w:type="spellStart"/>
+      <w:r>
+        <w:t>myinfor</w:t>
+      </w:r>
+      <w:proofErr w:type="spellEnd"/>
+      <w:r>
+        <w:t>(</w:t>
+      </w:r>
+      <w:proofErr w:type="spellStart"/>
+      <w:r>
+        <w:t>khi</w:t>
+      </w:r>
+      <w:proofErr w:type="spellEnd"/>
+      <w:r>
+        <w:t xml:space="preserve"> </w:t>
+      </w:r>
+      <w:proofErr w:type="spellStart"/>
+      <w:r>
+        <w:t>sửa</w:t>
+      </w:r>
+      <w:proofErr w:type="spellEnd"/>
+      <w:r>
+        <w:t xml:space="preserve"> </w:t>
+      </w:r>
+      <w:proofErr w:type="spellStart"/>
+      <w:r>
+        <w:t>sđt</w:t>
+      </w:r>
+      <w:proofErr w:type="spellEnd"/>
+      <w:r>
+        <w:t xml:space="preserve">, </w:t>
+      </w:r>
+      <w:proofErr w:type="spellStart"/>
+      <w:r>
+        <w:t>gmail</w:t>
+      </w:r>
+      <w:proofErr w:type="spellEnd"/>
+      <w:r>
+        <w:t xml:space="preserve"> </w:t>
+      </w:r>
+      <w:proofErr w:type="spellStart"/>
+      <w:r>
+        <w:t>thì</w:t>
+      </w:r>
+      <w:proofErr w:type="spellEnd"/>
+      <w:r>
+        <w:t xml:space="preserve"> </w:t>
+      </w:r>
+      <w:proofErr w:type="spellStart"/>
+      <w:r>
+        <w:t>lỗi</w:t>
+      </w:r>
+      <w:proofErr w:type="spellEnd"/>
+      <w:r>
+        <w:t>)</w:t>
+      </w:r>
+      <w:r>
+        <w:t xml:space="preserve">, reload page </w:t>
+      </w:r>
+      <w:proofErr w:type="spellStart"/>
+      <w:r>
+        <w:t>sẽ</w:t>
+      </w:r>
+      <w:proofErr w:type="spellEnd"/>
+      <w:r>
+        <w:t xml:space="preserve"> </w:t>
+      </w:r>
+      <w:proofErr w:type="spellStart"/>
+      <w:r>
+        <w:t>ra</w:t>
+      </w:r>
+      <w:proofErr w:type="spellEnd"/>
+      <w:r>
+        <w:t xml:space="preserve"> </w:t>
+      </w:r>
+      <w:proofErr w:type="spellStart"/>
+      <w:r>
+        <w:t>lỗi</w:t>
+      </w:r>
+      <w:proofErr w:type="spellEnd"/>
+      <w:r>
+        <w:t xml:space="preserve"> exception</w:t>
+      </w:r>
+    </w:p>
+    <w:p>
+      <w:pPr>
+        <w:pStyle w:val="ListParagraph"/>
+        <w:numPr>
+          <w:ilvl w:val="0"/>
+          <w:numId w:val="2"/>
+        </w:numPr>
+      </w:pPr>
+      <w:proofErr w:type="spellStart"/>
+      <w:r>
+        <w:t>Chỉnh</w:t>
+      </w:r>
+      <w:proofErr w:type="spellEnd"/>
+      <w:r>
+        <w:t xml:space="preserve"> </w:t>
+      </w:r>
+      <w:proofErr w:type="spellStart"/>
+      <w:r>
+        <w:t>cách</w:t>
+      </w:r>
+      <w:proofErr w:type="spellEnd"/>
+      <w:r>
+        <w:t xml:space="preserve"> </w:t>
+      </w:r>
+      <w:proofErr w:type="spellStart"/>
+      <w:r>
+        <w:t>Hiện</w:t>
+      </w:r>
+      <w:proofErr w:type="spellEnd"/>
+      <w:r>
+        <w:t xml:space="preserve"> exception</w:t>
+      </w:r>
+      <w:r>
+        <w:t>(</w:t>
+      </w:r>
+      <w:proofErr w:type="spellStart"/>
+      <w:r>
+        <w:t>không</w:t>
+      </w:r>
+      <w:proofErr w:type="spellEnd"/>
+      <w:r>
+        <w:t xml:space="preserve"> </w:t>
+      </w:r>
+      <w:proofErr w:type="spellStart"/>
+      <w:r>
+        <w:t>hiện</w:t>
+      </w:r>
+      <w:proofErr w:type="spellEnd"/>
+      <w:r>
+        <w:t xml:space="preserve"> </w:t>
+      </w:r>
+      <w:proofErr w:type="spellStart"/>
+      <w:r>
+        <w:t>khi</w:t>
+      </w:r>
+      <w:proofErr w:type="spellEnd"/>
+      <w:r>
+        <w:t xml:space="preserve"> bay </w:t>
+      </w:r>
+      <w:proofErr w:type="spellStart"/>
+      <w:r>
+        <w:t>vào</w:t>
+      </w:r>
+      <w:proofErr w:type="spellEnd"/>
+      <w:r>
+        <w:t xml:space="preserve"> backend </w:t>
+      </w:r>
+      <w:proofErr w:type="spellStart"/>
+      <w:r>
+        <w:t>nữa</w:t>
+      </w:r>
+      <w:proofErr w:type="spellEnd"/>
+      <w:r>
+        <w:t>)</w:t>
+      </w:r>
+    </w:p>
+    <w:p>
+      <w:pPr>
+        <w:pStyle w:val="ListParagraph"/>
+        <w:numPr>
+          <w:ilvl w:val="0"/>
+          <w:numId w:val="2"/>
+        </w:numPr>
+      </w:pPr>
+      <w:proofErr w:type="spellStart"/>
+      <w:r>
+        <w:t>Khi</w:t>
+      </w:r>
+      <w:proofErr w:type="spellEnd"/>
+      <w:r>
+        <w:t xml:space="preserve"> </w:t>
+      </w:r>
+      <w:proofErr w:type="spellStart"/>
+      <w:r>
+        <w:t>sửa</w:t>
+      </w:r>
+      <w:proofErr w:type="spellEnd"/>
+      <w:r>
+        <w:t xml:space="preserve"> lesson(file lesson </w:t>
+      </w:r>
+      <w:proofErr w:type="spellStart"/>
+      <w:r>
+        <w:t>phải</w:t>
+      </w:r>
+      <w:proofErr w:type="spellEnd"/>
+      <w:r>
+        <w:t xml:space="preserve"> </w:t>
+      </w:r>
+      <w:proofErr w:type="spellStart"/>
+      <w:r>
+        <w:t>còn</w:t>
+      </w:r>
+      <w:proofErr w:type="spellEnd"/>
+      <w:r>
+        <w:t xml:space="preserve">, </w:t>
+      </w:r>
+      <w:proofErr w:type="spellStart"/>
+      <w:r>
+        <w:t>không</w:t>
+      </w:r>
+      <w:proofErr w:type="spellEnd"/>
+      <w:r>
+        <w:t xml:space="preserve"> </w:t>
+      </w:r>
+      <w:proofErr w:type="spellStart"/>
+      <w:r>
+        <w:t>bị</w:t>
+      </w:r>
+      <w:proofErr w:type="spellEnd"/>
+      <w:r>
+        <w:t xml:space="preserve"> </w:t>
+      </w:r>
+      <w:proofErr w:type="spellStart"/>
+      <w:r>
+        <w:t>trôi</w:t>
+      </w:r>
+      <w:proofErr w:type="spellEnd"/>
+      <w:r>
+        <w:t>)</w:t>
+      </w:r>
+    </w:p>
+    <w:p>
+      <w:pPr>
+        <w:pStyle w:val="ListParagraph"/>
+        <w:numPr>
+          <w:ilvl w:val="0"/>
+          <w:numId w:val="2"/>
+        </w:numPr>
+      </w:pPr>
+      <w:proofErr w:type="spellStart"/>
+      <w:r>
+        <w:t>Tìm</w:t>
+      </w:r>
+      <w:proofErr w:type="spellEnd"/>
+      <w:r>
+        <w:t xml:space="preserve"> </w:t>
+      </w:r>
+      <w:proofErr w:type="spellStart"/>
+      <w:r>
+        <w:t>thư</w:t>
+      </w:r>
+      <w:proofErr w:type="spellEnd"/>
+      <w:r>
+        <w:t xml:space="preserve"> </w:t>
+      </w:r>
+      <w:proofErr w:type="spellStart"/>
+      <w:r>
+        <w:t>viện</w:t>
+      </w:r>
+      <w:proofErr w:type="spellEnd"/>
+      <w:r>
+        <w:t xml:space="preserve"> </w:t>
+      </w:r>
+      <w:proofErr w:type="spellStart"/>
+      <w:r>
+        <w:t>dùng</w:t>
+      </w:r>
+      <w:proofErr w:type="spellEnd"/>
+      <w:r>
+        <w:t xml:space="preserve"> </w:t>
+      </w:r>
+      <w:proofErr w:type="spellStart"/>
+      <w:r>
+        <w:t>để</w:t>
+      </w:r>
+      <w:proofErr w:type="spellEnd"/>
+      <w:r>
+        <w:t xml:space="preserve"> sort </w:t>
+      </w:r>
+      <w:proofErr w:type="spellStart"/>
+      <w:r>
+        <w:t>các</w:t>
+      </w:r>
+      <w:proofErr w:type="spellEnd"/>
+      <w:r>
+        <w:t xml:space="preserve"> lesson</w:t>
+      </w:r>
+    </w:p>
+    <w:p>
+      <w:pPr>
+        <w:pStyle w:val="ListParagraph"/>
+        <w:numPr>
+          <w:ilvl w:val="0"/>
+          <w:numId w:val="2"/>
+        </w:numPr>
+      </w:pPr>
+      <w:proofErr w:type="spellStart"/>
+      <w:r>
+        <w:t>Phân</w:t>
+      </w:r>
+      <w:proofErr w:type="spellEnd"/>
+      <w:r>
+        <w:t xml:space="preserve"> </w:t>
+      </w:r>
+      <w:proofErr w:type="spellStart"/>
+      <w:r>
+        <w:t>trang</w:t>
+      </w:r>
+      <w:proofErr w:type="spellEnd"/>
+      <w:r>
+        <w:t xml:space="preserve"> </w:t>
+      </w:r>
+      <w:proofErr w:type="spellStart"/>
+      <w:r>
+        <w:t>cho</w:t>
+      </w:r>
+      <w:proofErr w:type="spellEnd"/>
+      <w:r>
+        <w:t xml:space="preserve"> lesson, virtual class</w:t>
+      </w:r>
+      <w:r>
+        <w:t>(</w:t>
+      </w:r>
+      <w:proofErr w:type="spellStart"/>
+      <w:r>
+        <w:t>cho</w:t>
+      </w:r>
+      <w:proofErr w:type="spellEnd"/>
+      <w:r>
+        <w:t xml:space="preserve"> </w:t>
+      </w:r>
+      <w:proofErr w:type="spellStart"/>
+      <w:r>
+        <w:t>cả</w:t>
+      </w:r>
+      <w:proofErr w:type="spellEnd"/>
+      <w:r>
+        <w:t xml:space="preserve"> student </w:t>
+      </w:r>
+      <w:proofErr w:type="spellStart"/>
+      <w:r>
+        <w:t>và</w:t>
+      </w:r>
+      <w:proofErr w:type="spellEnd"/>
+      <w:r>
+        <w:t xml:space="preserve"> teacher)</w:t>
+      </w:r>
+    </w:p>
+    <w:p>
+      <w:pPr>
+        <w:pStyle w:val="ListParagraph"/>
+        <w:numPr>
+          <w:ilvl w:val="0"/>
+          <w:numId w:val="2"/>
+        </w:numPr>
+      </w:pPr>
+      <w:r>
+        <w:t xml:space="preserve">Check </w:t>
+      </w:r>
+      <w:proofErr w:type="spellStart"/>
+      <w:r>
+        <w:t>không</w:t>
+      </w:r>
+      <w:proofErr w:type="spellEnd"/>
+      <w:r>
+        <w:t xml:space="preserve"> </w:t>
+      </w:r>
+      <w:proofErr w:type="spellStart"/>
+      <w:r>
+        <w:t>cho</w:t>
+      </w:r>
+      <w:proofErr w:type="spellEnd"/>
+      <w:r>
+        <w:t xml:space="preserve"> </w:t>
+      </w:r>
+      <w:proofErr w:type="spellStart"/>
+      <w:r>
+        <w:t>giáo</w:t>
+      </w:r>
+      <w:proofErr w:type="spellEnd"/>
+      <w:r>
+        <w:t xml:space="preserve"> </w:t>
+      </w:r>
+      <w:proofErr w:type="spellStart"/>
+      <w:r>
+        <w:t>viên</w:t>
+      </w:r>
+      <w:proofErr w:type="spellEnd"/>
+      <w:r>
+        <w:t xml:space="preserve"> </w:t>
+      </w:r>
+      <w:proofErr w:type="spellStart"/>
+      <w:r>
+        <w:t>tạo</w:t>
+      </w:r>
+      <w:proofErr w:type="spellEnd"/>
+      <w:r>
+        <w:t xml:space="preserve"> 2 </w:t>
+      </w:r>
+      <w:proofErr w:type="spellStart"/>
+      <w:r>
+        <w:t>bài</w:t>
+      </w:r>
+      <w:proofErr w:type="spellEnd"/>
+      <w:r>
+        <w:t xml:space="preserve"> y </w:t>
+      </w:r>
+      <w:proofErr w:type="spellStart"/>
+      <w:r>
+        <w:t>chang</w:t>
+      </w:r>
+      <w:proofErr w:type="spellEnd"/>
+      <w:r>
+        <w:t xml:space="preserve"> </w:t>
+      </w:r>
+      <w:proofErr w:type="spellStart"/>
+      <w:r>
+        <w:t>nhau</w:t>
+      </w:r>
+      <w:proofErr w:type="spellEnd"/>
+      <w:r>
+        <w:t>(</w:t>
+      </w:r>
+      <w:proofErr w:type="spellStart"/>
+      <w:r>
+        <w:t>dựa</w:t>
+      </w:r>
+      <w:proofErr w:type="spellEnd"/>
+      <w:r>
+        <w:t xml:space="preserve"> </w:t>
+      </w:r>
+      <w:proofErr w:type="spellStart"/>
+      <w:r>
+        <w:t>theo</w:t>
+      </w:r>
+      <w:proofErr w:type="spellEnd"/>
+      <w:r>
+        <w:t xml:space="preserve"> </w:t>
+      </w:r>
+      <w:proofErr w:type="spellStart"/>
+      <w:r>
+        <w:t>cột</w:t>
+      </w:r>
+      <w:proofErr w:type="spellEnd"/>
+      <w:r>
+        <w:t xml:space="preserve"> </w:t>
+      </w:r>
+      <w:proofErr w:type="spellStart"/>
+      <w:r>
+        <w:t>tên</w:t>
+      </w:r>
+      <w:proofErr w:type="spellEnd"/>
+      <w:r>
+        <w:t>)</w:t>
+      </w:r>
+    </w:p>
+    <w:p>
+      <w:pPr>
+        <w:pStyle w:val="ListParagraph"/>
+        <w:numPr>
+          <w:ilvl w:val="0"/>
+          <w:numId w:val="2"/>
+        </w:numPr>
+      </w:pPr>
+      <w:proofErr w:type="spellStart"/>
+      <w:r>
+        <w:lastRenderedPageBreak/>
+        <w:t>Đưa</w:t>
+      </w:r>
+      <w:proofErr w:type="spellEnd"/>
+      <w:r>
+        <w:t xml:space="preserve"> </w:t>
+      </w:r>
+      <w:proofErr w:type="spellStart"/>
+      <w:r>
+        <w:t>nút</w:t>
+      </w:r>
+      <w:proofErr w:type="spellEnd"/>
+      <w:r>
+        <w:t xml:space="preserve"> </w:t>
+      </w:r>
+      <w:proofErr w:type="spellStart"/>
+      <w:r>
+        <w:t>tải</w:t>
+      </w:r>
+      <w:proofErr w:type="spellEnd"/>
+      <w:r>
+        <w:t xml:space="preserve"> </w:t>
+      </w:r>
+      <w:proofErr w:type="spellStart"/>
+      <w:r>
+        <w:t>xuống</w:t>
+      </w:r>
+      <w:proofErr w:type="spellEnd"/>
+      <w:r>
+        <w:t xml:space="preserve"> </w:t>
+      </w:r>
+      <w:proofErr w:type="spellStart"/>
+      <w:r>
+        <w:t>vaoof</w:t>
+      </w:r>
+      <w:proofErr w:type="spellEnd"/>
+      <w:r>
+        <w:t xml:space="preserve"> </w:t>
+      </w:r>
+      <w:proofErr w:type="spellStart"/>
+      <w:r>
+        <w:t>cột</w:t>
+      </w:r>
+      <w:proofErr w:type="spellEnd"/>
+      <w:r>
+        <w:t xml:space="preserve"> file, </w:t>
+      </w:r>
+      <w:proofErr w:type="spellStart"/>
+      <w:r>
+        <w:t>thêm</w:t>
+      </w:r>
+      <w:proofErr w:type="spellEnd"/>
+      <w:r>
+        <w:t xml:space="preserve"> 1 </w:t>
+      </w:r>
+      <w:proofErr w:type="spellStart"/>
+      <w:r>
+        <w:t>nút</w:t>
+      </w:r>
+      <w:proofErr w:type="spellEnd"/>
+      <w:r>
+        <w:t xml:space="preserve"> publish </w:t>
+      </w:r>
+      <w:proofErr w:type="spellStart"/>
+      <w:r>
+        <w:t>vào</w:t>
+      </w:r>
+      <w:proofErr w:type="spellEnd"/>
+      <w:r>
+        <w:t xml:space="preserve"> </w:t>
+      </w:r>
+      <w:proofErr w:type="spellStart"/>
+      <w:r>
+        <w:t>cột</w:t>
+      </w:r>
+      <w:proofErr w:type="spellEnd"/>
+      <w:r>
+        <w:t xml:space="preserve"> </w:t>
+      </w:r>
+      <w:proofErr w:type="spellStart"/>
+      <w:r>
+        <w:t>trạng</w:t>
+      </w:r>
+      <w:proofErr w:type="spellEnd"/>
+      <w:r>
+        <w:t xml:space="preserve"> </w:t>
+      </w:r>
+      <w:proofErr w:type="spellStart"/>
+      <w:r>
+        <w:t>thái</w:t>
+      </w:r>
+      <w:proofErr w:type="spellEnd"/>
+    </w:p>
+    <w:p>
+      <w:pPr>
+        <w:pStyle w:val="ListParagraph"/>
+        <w:numPr>
+          <w:ilvl w:val="0"/>
+          <w:numId w:val="2"/>
+        </w:numPr>
+      </w:pPr>
+      <w:proofErr w:type="spellStart"/>
+      <w:r>
+        <w:t>Khi</w:t>
+      </w:r>
+      <w:proofErr w:type="spellEnd"/>
+      <w:r>
+        <w:t xml:space="preserve"> </w:t>
+      </w:r>
+      <w:proofErr w:type="spellStart"/>
+      <w:r>
+        <w:t>thêm</w:t>
+      </w:r>
+      <w:proofErr w:type="spellEnd"/>
+      <w:r>
+        <w:t xml:space="preserve"> </w:t>
+      </w:r>
+      <w:proofErr w:type="spellStart"/>
+      <w:r>
+        <w:t>lớp</w:t>
+      </w:r>
+      <w:proofErr w:type="spellEnd"/>
+      <w:r>
+        <w:t xml:space="preserve"> </w:t>
+      </w:r>
+      <w:proofErr w:type="spellStart"/>
+      <w:r>
+        <w:t>ảo</w:t>
+      </w:r>
+      <w:proofErr w:type="spellEnd"/>
+      <w:r>
+        <w:t xml:space="preserve"> </w:t>
+      </w:r>
+      <w:proofErr w:type="spellStart"/>
+      <w:r>
+        <w:t>thì</w:t>
+      </w:r>
+      <w:proofErr w:type="spellEnd"/>
+      <w:r>
+        <w:t xml:space="preserve"> </w:t>
+      </w:r>
+      <w:proofErr w:type="spellStart"/>
+      <w:r>
+        <w:t>khi</w:t>
+      </w:r>
+      <w:proofErr w:type="spellEnd"/>
+      <w:r>
+        <w:t xml:space="preserve"> </w:t>
+      </w:r>
+      <w:proofErr w:type="spellStart"/>
+      <w:r>
+        <w:t>sửa,phải</w:t>
+      </w:r>
+      <w:proofErr w:type="spellEnd"/>
+      <w:r>
+        <w:t xml:space="preserve"> </w:t>
+      </w:r>
+      <w:proofErr w:type="spellStart"/>
+      <w:r>
+        <w:t>giữ</w:t>
+      </w:r>
+      <w:proofErr w:type="spellEnd"/>
+      <w:r>
+        <w:t xml:space="preserve"> </w:t>
+      </w:r>
+      <w:proofErr w:type="spellStart"/>
+      <w:r>
+        <w:t>trạng</w:t>
+      </w:r>
+      <w:proofErr w:type="spellEnd"/>
+      <w:r>
+        <w:t xml:space="preserve"> </w:t>
+      </w:r>
+      <w:proofErr w:type="spellStart"/>
+      <w:r>
+        <w:t>thái</w:t>
+      </w:r>
+      <w:proofErr w:type="spellEnd"/>
+      <w:r>
+        <w:t xml:space="preserve"> </w:t>
+      </w:r>
+      <w:proofErr w:type="spellStart"/>
+      <w:r>
+        <w:t>của</w:t>
+      </w:r>
+      <w:proofErr w:type="spellEnd"/>
+      <w:r>
+        <w:t xml:space="preserve"> </w:t>
+      </w:r>
+      <w:proofErr w:type="spellStart"/>
+      <w:r>
+        <w:t>lớp</w:t>
+      </w:r>
+      <w:proofErr w:type="spellEnd"/>
+      <w:r>
+        <w:t xml:space="preserve">, </w:t>
+      </w:r>
+      <w:proofErr w:type="spellStart"/>
+      <w:r>
+        <w:t>môn</w:t>
+      </w:r>
+      <w:proofErr w:type="spellEnd"/>
+      <w:r>
+        <w:t xml:space="preserve"> </w:t>
+      </w:r>
+      <w:proofErr w:type="spellStart"/>
+      <w:r>
+        <w:t>học</w:t>
+      </w:r>
+      <w:proofErr w:type="spellEnd"/>
+    </w:p>
+    <w:p>
+      <w:pPr>
+        <w:pStyle w:val="ListParagraph"/>
+        <w:numPr>
+          <w:ilvl w:val="0"/>
+          <w:numId w:val="2"/>
+        </w:numPr>
+      </w:pPr>
+      <w:proofErr w:type="spellStart"/>
+      <w:r>
+        <w:t>Phải</w:t>
+      </w:r>
+      <w:proofErr w:type="spellEnd"/>
+      <w:r>
+        <w:t xml:space="preserve"> check </w:t>
+      </w:r>
+      <w:proofErr w:type="spellStart"/>
+      <w:r>
+        <w:t>không</w:t>
+      </w:r>
+      <w:proofErr w:type="spellEnd"/>
+      <w:r>
+        <w:t xml:space="preserve"> </w:t>
+      </w:r>
+      <w:proofErr w:type="spellStart"/>
+      <w:r>
+        <w:t>cho</w:t>
+      </w:r>
+      <w:proofErr w:type="spellEnd"/>
+      <w:r>
+        <w:t xml:space="preserve"> 1 </w:t>
+      </w:r>
+      <w:proofErr w:type="spellStart"/>
+      <w:r>
+        <w:t>ông</w:t>
+      </w:r>
+      <w:proofErr w:type="spellEnd"/>
+      <w:r>
+        <w:t xml:space="preserve"> </w:t>
+      </w:r>
+      <w:proofErr w:type="spellStart"/>
+      <w:r>
+        <w:t>giáo</w:t>
+      </w:r>
+      <w:proofErr w:type="spellEnd"/>
+      <w:r>
+        <w:t xml:space="preserve"> </w:t>
+      </w:r>
+      <w:proofErr w:type="spellStart"/>
+      <w:r>
+        <w:t>viên</w:t>
+      </w:r>
+      <w:proofErr w:type="spellEnd"/>
+      <w:r>
+        <w:t xml:space="preserve">  </w:t>
+      </w:r>
+      <w:proofErr w:type="spellStart"/>
+      <w:r>
+        <w:t>tạo</w:t>
+      </w:r>
+      <w:proofErr w:type="spellEnd"/>
+      <w:r>
+        <w:t xml:space="preserve"> 2 </w:t>
+      </w:r>
+      <w:proofErr w:type="spellStart"/>
+      <w:r>
+        <w:t>lớp</w:t>
+      </w:r>
+      <w:proofErr w:type="spellEnd"/>
+      <w:r>
+        <w:t xml:space="preserve"> y </w:t>
+      </w:r>
+      <w:proofErr w:type="spellStart"/>
+      <w:r>
+        <w:t>chang</w:t>
+      </w:r>
+      <w:proofErr w:type="spellEnd"/>
+      <w:r>
+        <w:t xml:space="preserve"> </w:t>
+      </w:r>
+      <w:proofErr w:type="spellStart"/>
+      <w:r>
+        <w:t>nhau</w:t>
+      </w:r>
+      <w:proofErr w:type="spellEnd"/>
+      <w:r>
+        <w:t>(</w:t>
+      </w:r>
+      <w:proofErr w:type="spellStart"/>
+      <w:r>
+        <w:t>cùng</w:t>
+      </w:r>
+      <w:proofErr w:type="spellEnd"/>
+      <w:r>
+        <w:t xml:space="preserve">  </w:t>
+      </w:r>
+      <w:proofErr w:type="spellStart"/>
+      <w:r>
+        <w:t>lớp,cùng</w:t>
+      </w:r>
+      <w:proofErr w:type="spellEnd"/>
+      <w:r>
+        <w:t xml:space="preserve"> </w:t>
+      </w:r>
+      <w:proofErr w:type="spellStart"/>
+      <w:r>
+        <w:t>giờ</w:t>
+      </w:r>
+      <w:proofErr w:type="spellEnd"/>
+      <w:r>
+        <w:t>)</w:t>
+      </w:r>
+    </w:p>
+    <w:p>
+      <w:pPr>
+        <w:pStyle w:val="ListParagraph"/>
+        <w:numPr>
+          <w:ilvl w:val="0"/>
+          <w:numId w:val="2"/>
+        </w:numPr>
+      </w:pPr>
+      <w:proofErr w:type="spellStart"/>
+      <w:r>
+        <w:t>Khi</w:t>
+      </w:r>
+      <w:proofErr w:type="spellEnd"/>
+      <w:r>
+        <w:t xml:space="preserve"> </w:t>
+      </w:r>
+      <w:proofErr w:type="spellStart"/>
+      <w:r>
+        <w:t>tạo</w:t>
+      </w:r>
+      <w:proofErr w:type="spellEnd"/>
+      <w:r>
+        <w:t xml:space="preserve"> </w:t>
+      </w:r>
+      <w:proofErr w:type="spellStart"/>
+      <w:r>
+        <w:t>lớp</w:t>
+      </w:r>
+      <w:proofErr w:type="spellEnd"/>
+      <w:r>
+        <w:t xml:space="preserve"> start &lt; end </w:t>
+      </w:r>
+      <w:proofErr w:type="spellStart"/>
+      <w:r>
+        <w:t>thì</w:t>
+      </w:r>
+      <w:proofErr w:type="spellEnd"/>
+      <w:r>
+        <w:t xml:space="preserve"> </w:t>
+      </w:r>
+      <w:proofErr w:type="spellStart"/>
+      <w:r>
+        <w:t>phải</w:t>
+      </w:r>
+      <w:proofErr w:type="spellEnd"/>
+      <w:r>
+        <w:t xml:space="preserve"> </w:t>
+      </w:r>
+      <w:proofErr w:type="spellStart"/>
+      <w:r>
+        <w:t>hiện</w:t>
+      </w:r>
+      <w:proofErr w:type="spellEnd"/>
+      <w:r>
+        <w:t xml:space="preserve"> </w:t>
+      </w:r>
+      <w:proofErr w:type="spellStart"/>
+      <w:r>
+        <w:t>ra</w:t>
+      </w:r>
+      <w:proofErr w:type="spellEnd"/>
+      <w:r>
+        <w:t xml:space="preserve"> lỗi</w:t>
+      </w:r>
       <w:bookmarkStart w:id="0" w:name="_GoBack"/>
       <w:bookmarkEnd w:id="0"/>
     </w:p>
-    <w:p>
-      <w:r>
-        <w:t xml:space="preserve">Install-Package </w:t>
-      </w:r>
-      <w:proofErr w:type="spellStart"/>
-      <w:r>
-        <w:t>System.IdentityModel.Tokens.Jwt</w:t>
-      </w:r>
-      <w:proofErr w:type="spellEnd"/>
-      <w:r>
-        <w:t xml:space="preserve"> -Project </w:t>
-      </w:r>
-      <w:proofErr w:type="spellStart"/>
-      <w:r>
-        <w:t>EduManagement.Infrastructure</w:t>
-      </w:r>
-      <w:proofErr w:type="spellEnd"/>
-    </w:p>
-    <w:p>
-      <w:r>
-        <w:t xml:space="preserve">Install-Package </w:t>
-      </w:r>
-      <w:proofErr w:type="spellStart"/>
-      <w:r>
-        <w:t>Microsoft.EntityFrameworkCore.SqlServer</w:t>
-      </w:r>
-      <w:proofErr w:type="spellEnd"/>
-      <w:r>
-        <w:t xml:space="preserve"> -Project </w:t>
-      </w:r>
-      <w:proofErr w:type="spellStart"/>
-      <w:r>
-        <w:t>EduManagement.Infrastructure</w:t>
-      </w:r>
-      <w:proofErr w:type="spellEnd"/>
-    </w:p>
-    <w:p>
-      <w:r>
-        <w:t xml:space="preserve">Install-Package </w:t>
-      </w:r>
-      <w:proofErr w:type="spellStart"/>
-      <w:r>
-        <w:t>Microsoft.EntityFrameworkCore.Design</w:t>
-      </w:r>
-      <w:proofErr w:type="spellEnd"/>
-      <w:r>
-        <w:t xml:space="preserve"> -Project </w:t>
-      </w:r>
-      <w:proofErr w:type="spellStart"/>
-      <w:r>
-        <w:t>EduManagement.Infrastructure</w:t>
-      </w:r>
-      <w:proofErr w:type="spellEnd"/>
-    </w:p>
-    <w:p>
-      <w:r>
-        <w:t xml:space="preserve">Install-Package </w:t>
-      </w:r>
-      <w:proofErr w:type="spellStart"/>
-      <w:r>
-        <w:t>Microsoft.AspNetCore.Identity.EntityFrameworkCore</w:t>
-      </w:r>
-      <w:proofErr w:type="spellEnd"/>
-      <w:r>
-        <w:t xml:space="preserve"> -Project </w:t>
-      </w:r>
-      <w:proofErr w:type="spellStart"/>
-      <w:r>
-        <w:t>EduManagement.Infrastructure</w:t>
-      </w:r>
-      <w:proofErr w:type="spellEnd"/>
-    </w:p>
-    <w:p/>
-    <w:p>
-      <w:r>
-        <w:t xml:space="preserve">Install-Package </w:t>
-      </w:r>
-      <w:proofErr w:type="spellStart"/>
-      <w:r>
-        <w:t>FluentValidation</w:t>
-      </w:r>
-      <w:proofErr w:type="spellEnd"/>
-      <w:r>
-        <w:t xml:space="preserve"> -Project </w:t>
-      </w:r>
-      <w:proofErr w:type="spellStart"/>
-      <w:r>
-        <w:t>EduManagement.Application</w:t>
-      </w:r>
-      <w:proofErr w:type="spellEnd"/>
-    </w:p>
-    <w:p/>
-    <w:p>
-      <w:r>
-        <w:t xml:space="preserve">Install-Package </w:t>
-      </w:r>
-      <w:proofErr w:type="spellStart"/>
-      <w:r>
-        <w:t>FluentValidation.DependencyInjectionExtensions</w:t>
-      </w:r>
-      <w:proofErr w:type="spellEnd"/>
-      <w:r>
-        <w:t xml:space="preserve"> -Project </w:t>
-      </w:r>
-      <w:proofErr w:type="spellStart"/>
-      <w:r>
-        <w:t>EduManagement.Application</w:t>
-      </w:r>
-      <w:proofErr w:type="spellEnd"/>
-    </w:p>
-    <w:p/>
-    <w:p>
-      <w:r>
-        <w:t xml:space="preserve">Install-Package </w:t>
-      </w:r>
-      <w:proofErr w:type="spellStart"/>
-      <w:r>
-        <w:t>Microsoft.AspNetCore.Authentication.JwtBearer</w:t>
-      </w:r>
-      <w:proofErr w:type="spellEnd"/>
-      <w:r>
-        <w:t xml:space="preserve"> -Project Project-Web-</w:t>
-      </w:r>
-      <w:proofErr w:type="spellStart"/>
-      <w:r>
-        <w:t>HighSchoolEducationManagement.Server</w:t>
-      </w:r>
-      <w:proofErr w:type="spellEnd"/>
-    </w:p>
-    <w:p/>
-    <w:p>
-      <w:r>
-        <w:t xml:space="preserve">Install-Package </w:t>
-      </w:r>
-      <w:proofErr w:type="spellStart"/>
-      <w:r>
-        <w:t>Swashbuckle.AspNetCore</w:t>
-      </w:r>
-      <w:proofErr w:type="spellEnd"/>
-      <w:r>
-        <w:t xml:space="preserve"> -Project Project-Web-</w:t>
-      </w:r>
-      <w:proofErr w:type="spellStart"/>
-      <w:r>
-        <w:t>HighSchoolEducationManagement.Server</w:t>
-      </w:r>
-      <w:proofErr w:type="spellEnd"/>
-    </w:p>
-    <w:p/>
-    <w:p>
-      <w:r>
-        <w:t xml:space="preserve">Install-Package BCrypt.Net-Next -Project </w:t>
-      </w:r>
-      <w:proofErr w:type="spellStart"/>
-      <w:r>
-        <w:t>EduManagement.Infrastructure</w:t>
-      </w:r>
-      <w:proofErr w:type="spellEnd"/>
-    </w:p>
-    <w:p/>
     <w:sectPr>
       <w:pgSz w:w="12240" w:h="15840"/>
       <w:pgMar w:top="1440" w:right="1440" w:bottom="1440" w:left="1440" w:header="720" w:footer="720" w:gutter="0"/>
@@ -882,6 +3030,243 @@
     </w:sectPr>
   </w:body>
 </w:document>
+</file>
+
+<file path=word/numbering.xml><?xml version="1.0" encoding="utf-8"?>
+<w:numbering xmlns:wpc="http://schemas.microsoft.com/office/word/2010/wordprocessingCanvas" xmlns:mc="http://schemas.openxmlformats.org/markup-compatibility/2006" xmlns:o="urn:schemas-microsoft-com:office:office" xmlns:r="http://schemas.openxmlformats.org/officeDocument/2006/relationships" xmlns:m="http://schemas.openxmlformats.org/officeDocument/2006/math" xmlns:v="urn:schemas-microsoft-com:vml" xmlns:wp14="http://schemas.microsoft.com/office/word/2010/wordprocessingDrawing" xmlns:wp="http://schemas.openxmlformats.org/drawingml/2006/wordprocessingDrawing" xmlns:w10="urn:schemas-microsoft-com:office:word" xmlns:w="http://schemas.openxmlformats.org/wordprocessingml/2006/main" xmlns:w14="http://schemas.microsoft.com/office/word/2010/wordml" xmlns:w15="http://schemas.microsoft.com/office/word/2012/wordml" xmlns:wpg="http://schemas.microsoft.com/office/word/2010/wordprocessingGroup" xmlns:wpi="http://schemas.microsoft.com/office/word/2010/wordprocessingInk" xmlns:wne="http://schemas.microsoft.com/office/word/2006/wordml" xmlns:wps="http://schemas.microsoft.com/office/word/2010/wordprocessingShape" mc:Ignorable="w14 w15 wp14">
+  <w:abstractNum w:abstractNumId="0">
+    <w:nsid w:val="17944228"/>
+    <w:multiLevelType w:val="hybridMultilevel"/>
+    <w:tmpl w:val="6C02E5D6"/>
+    <w:lvl w:ilvl="0" w:tplc="04090005">
+      <w:start w:val="1"/>
+      <w:numFmt w:val="bullet"/>
+      <w:lvlText w:val=""/>
+      <w:lvlJc w:val="left"/>
+      <w:pPr>
+        <w:ind w:left="720" w:hanging="360"/>
+      </w:pPr>
+      <w:rPr>
+        <w:rFonts w:ascii="Wingdings" w:hAnsi="Wingdings" w:hint="default"/>
+      </w:rPr>
+    </w:lvl>
+    <w:lvl w:ilvl="1" w:tplc="04090003" w:tentative="1">
+      <w:start w:val="1"/>
+      <w:numFmt w:val="bullet"/>
+      <w:lvlText w:val="o"/>
+      <w:lvlJc w:val="left"/>
+      <w:pPr>
+        <w:ind w:left="1440" w:hanging="360"/>
+      </w:pPr>
+      <w:rPr>
+        <w:rFonts w:ascii="Courier New" w:hAnsi="Courier New" w:cs="Courier New" w:hint="default"/>
+      </w:rPr>
+    </w:lvl>
+    <w:lvl w:ilvl="2" w:tplc="04090005" w:tentative="1">
+      <w:start w:val="1"/>
+      <w:numFmt w:val="bullet"/>
+      <w:lvlText w:val=""/>
+      <w:lvlJc w:val="left"/>
+      <w:pPr>
+        <w:ind w:left="2160" w:hanging="360"/>
+      </w:pPr>
+      <w:rPr>
+        <w:rFonts w:ascii="Wingdings" w:hAnsi="Wingdings" w:hint="default"/>
+      </w:rPr>
+    </w:lvl>
+    <w:lvl w:ilvl="3" w:tplc="04090001" w:tentative="1">
+      <w:start w:val="1"/>
+      <w:numFmt w:val="bullet"/>
+      <w:lvlText w:val=""/>
+      <w:lvlJc w:val="left"/>
+      <w:pPr>
+        <w:ind w:left="2880" w:hanging="360"/>
+      </w:pPr>
+      <w:rPr>
+        <w:rFonts w:ascii="Symbol" w:hAnsi="Symbol" w:hint="default"/>
+      </w:rPr>
+    </w:lvl>
+    <w:lvl w:ilvl="4" w:tplc="04090003" w:tentative="1">
+      <w:start w:val="1"/>
+      <w:numFmt w:val="bullet"/>
+      <w:lvlText w:val="o"/>
+      <w:lvlJc w:val="left"/>
+      <w:pPr>
+        <w:ind w:left="3600" w:hanging="360"/>
+      </w:pPr>
+      <w:rPr>
+        <w:rFonts w:ascii="Courier New" w:hAnsi="Courier New" w:cs="Courier New" w:hint="default"/>
+      </w:rPr>
+    </w:lvl>
+    <w:lvl w:ilvl="5" w:tplc="04090005" w:tentative="1">
+      <w:start w:val="1"/>
+      <w:numFmt w:val="bullet"/>
+      <w:lvlText w:val=""/>
+      <w:lvlJc w:val="left"/>
+      <w:pPr>
+        <w:ind w:left="4320" w:hanging="360"/>
+      </w:pPr>
+      <w:rPr>
+        <w:rFonts w:ascii="Wingdings" w:hAnsi="Wingdings" w:hint="default"/>
+      </w:rPr>
+    </w:lvl>
+    <w:lvl w:ilvl="6" w:tplc="04090001" w:tentative="1">
+      <w:start w:val="1"/>
+      <w:numFmt w:val="bullet"/>
+      <w:lvlText w:val=""/>
+      <w:lvlJc w:val="left"/>
+      <w:pPr>
+        <w:ind w:left="5040" w:hanging="360"/>
+      </w:pPr>
+      <w:rPr>
+        <w:rFonts w:ascii="Symbol" w:hAnsi="Symbol" w:hint="default"/>
+      </w:rPr>
+    </w:lvl>
+    <w:lvl w:ilvl="7" w:tplc="04090003" w:tentative="1">
+      <w:start w:val="1"/>
+      <w:numFmt w:val="bullet"/>
+      <w:lvlText w:val="o"/>
+      <w:lvlJc w:val="left"/>
+      <w:pPr>
+        <w:ind w:left="5760" w:hanging="360"/>
+      </w:pPr>
+      <w:rPr>
+        <w:rFonts w:ascii="Courier New" w:hAnsi="Courier New" w:cs="Courier New" w:hint="default"/>
+      </w:rPr>
+    </w:lvl>
+    <w:lvl w:ilvl="8" w:tplc="04090005" w:tentative="1">
+      <w:start w:val="1"/>
+      <w:numFmt w:val="bullet"/>
+      <w:lvlText w:val=""/>
+      <w:lvlJc w:val="left"/>
+      <w:pPr>
+        <w:ind w:left="6480" w:hanging="360"/>
+      </w:pPr>
+      <w:rPr>
+        <w:rFonts w:ascii="Wingdings" w:hAnsi="Wingdings" w:hint="default"/>
+      </w:rPr>
+    </w:lvl>
+  </w:abstractNum>
+  <w:abstractNum w:abstractNumId="1">
+    <w:nsid w:val="5305206F"/>
+    <w:multiLevelType w:val="hybridMultilevel"/>
+    <w:tmpl w:val="99468EB4"/>
+    <w:lvl w:ilvl="0" w:tplc="04090001">
+      <w:start w:val="1"/>
+      <w:numFmt w:val="bullet"/>
+      <w:lvlText w:val=""/>
+      <w:lvlJc w:val="left"/>
+      <w:pPr>
+        <w:ind w:left="720" w:hanging="360"/>
+      </w:pPr>
+      <w:rPr>
+        <w:rFonts w:ascii="Symbol" w:hAnsi="Symbol" w:hint="default"/>
+      </w:rPr>
+    </w:lvl>
+    <w:lvl w:ilvl="1" w:tplc="04090003">
+      <w:start w:val="1"/>
+      <w:numFmt w:val="bullet"/>
+      <w:lvlText w:val="o"/>
+      <w:lvlJc w:val="left"/>
+      <w:pPr>
+        <w:ind w:left="1440" w:hanging="360"/>
+      </w:pPr>
+      <w:rPr>
+        <w:rFonts w:ascii="Courier New" w:hAnsi="Courier New" w:cs="Courier New" w:hint="default"/>
+      </w:rPr>
+    </w:lvl>
+    <w:lvl w:ilvl="2" w:tplc="04090005" w:tentative="1">
+      <w:start w:val="1"/>
+      <w:numFmt w:val="bullet"/>
+      <w:lvlText w:val=""/>
+      <w:lvlJc w:val="left"/>
+      <w:pPr>
+        <w:ind w:left="2160" w:hanging="360"/>
+      </w:pPr>
+      <w:rPr>
+        <w:rFonts w:ascii="Wingdings" w:hAnsi="Wingdings" w:hint="default"/>
+      </w:rPr>
+    </w:lvl>
+    <w:lvl w:ilvl="3" w:tplc="04090001" w:tentative="1">
+      <w:start w:val="1"/>
+      <w:numFmt w:val="bullet"/>
+      <w:lvlText w:val=""/>
+      <w:lvlJc w:val="left"/>
+      <w:pPr>
+        <w:ind w:left="2880" w:hanging="360"/>
+      </w:pPr>
+      <w:rPr>
+        <w:rFonts w:ascii="Symbol" w:hAnsi="Symbol" w:hint="default"/>
+      </w:rPr>
+    </w:lvl>
+    <w:lvl w:ilvl="4" w:tplc="04090003" w:tentative="1">
+      <w:start w:val="1"/>
+      <w:numFmt w:val="bullet"/>
+      <w:lvlText w:val="o"/>
+      <w:lvlJc w:val="left"/>
+      <w:pPr>
+        <w:ind w:left="3600" w:hanging="360"/>
+      </w:pPr>
+      <w:rPr>
+        <w:rFonts w:ascii="Courier New" w:hAnsi="Courier New" w:cs="Courier New" w:hint="default"/>
+      </w:rPr>
+    </w:lvl>
+    <w:lvl w:ilvl="5" w:tplc="04090005" w:tentative="1">
+      <w:start w:val="1"/>
+      <w:numFmt w:val="bullet"/>
+      <w:lvlText w:val=""/>
+      <w:lvlJc w:val="left"/>
+      <w:pPr>
+        <w:ind w:left="4320" w:hanging="360"/>
+      </w:pPr>
+      <w:rPr>
+        <w:rFonts w:ascii="Wingdings" w:hAnsi="Wingdings" w:hint="default"/>
+      </w:rPr>
+    </w:lvl>
+    <w:lvl w:ilvl="6" w:tplc="04090001" w:tentative="1">
+      <w:start w:val="1"/>
+      <w:numFmt w:val="bullet"/>
+      <w:lvlText w:val=""/>
+      <w:lvlJc w:val="left"/>
+      <w:pPr>
+        <w:ind w:left="5040" w:hanging="360"/>
+      </w:pPr>
+      <w:rPr>
+        <w:rFonts w:ascii="Symbol" w:hAnsi="Symbol" w:hint="default"/>
+      </w:rPr>
+    </w:lvl>
+    <w:lvl w:ilvl="7" w:tplc="04090003" w:tentative="1">
+      <w:start w:val="1"/>
+      <w:numFmt w:val="bullet"/>
+      <w:lvlText w:val="o"/>
+      <w:lvlJc w:val="left"/>
+      <w:pPr>
+        <w:ind w:left="5760" w:hanging="360"/>
+      </w:pPr>
+      <w:rPr>
+        <w:rFonts w:ascii="Courier New" w:hAnsi="Courier New" w:cs="Courier New" w:hint="default"/>
+      </w:rPr>
+    </w:lvl>
+    <w:lvl w:ilvl="8" w:tplc="04090005" w:tentative="1">
+      <w:start w:val="1"/>
+      <w:numFmt w:val="bullet"/>
+      <w:lvlText w:val=""/>
+      <w:lvlJc w:val="left"/>
+      <w:pPr>
+        <w:ind w:left="6480" w:hanging="360"/>
+      </w:pPr>
+      <w:rPr>
+        <w:rFonts w:ascii="Wingdings" w:hAnsi="Wingdings" w:hint="default"/>
+      </w:rPr>
+    </w:lvl>
+  </w:abstractNum>
+  <w:num w:numId="1">
+    <w:abstractNumId w:val="1"/>
+  </w:num>
+  <w:num w:numId="2">
+    <w:abstractNumId w:val="0"/>
+  </w:num>
+</w:numbering>
 </file>
 
 <file path=word/styles.xml><?xml version="1.0" encoding="utf-8"?>
@@ -1305,6 +3690,17 @@
     <w:semiHidden/>
     <w:unhideWhenUsed/>
   </w:style>
+  <w:style w:type="paragraph" w:styleId="ListParagraph">
+    <w:name w:val="List Paragraph"/>
+    <w:basedOn w:val="Normal"/>
+    <w:uiPriority w:val="34"/>
+    <w:qFormat/>
+    <w:rsid w:val="00406F3A"/>
+    <w:pPr>
+      <w:ind w:left="720"/>
+      <w:contextualSpacing/>
+    </w:pPr>
+  </w:style>
 </w:styles>
 </file>
 

--- a/File Documents/Document about Education Management Project.docx
+++ b/File Documents/Document about Education Management Project.docx
@@ -596,6 +596,70 @@
     </w:p>
     <w:p/>
     <w:p>
+      <w:proofErr w:type="spellStart"/>
+      <w:r>
+        <w:t>Có</w:t>
+      </w:r>
+      <w:proofErr w:type="spellEnd"/>
+      <w:r>
+        <w:t xml:space="preserve"> </w:t>
+      </w:r>
+      <w:proofErr w:type="spellStart"/>
+      <w:r>
+        <w:t>dùng</w:t>
+      </w:r>
+      <w:proofErr w:type="spellEnd"/>
+      <w:r>
+        <w:t xml:space="preserve"> React Hook Form + </w:t>
+      </w:r>
+      <w:proofErr w:type="spellStart"/>
+      <w:r>
+        <w:t>Zod</w:t>
+      </w:r>
+      <w:proofErr w:type="spellEnd"/>
+      <w:r>
+        <w:t xml:space="preserve">/Yup </w:t>
+      </w:r>
+      <w:proofErr w:type="spellStart"/>
+      <w:r>
+        <w:t>cho</w:t>
+      </w:r>
+      <w:proofErr w:type="spellEnd"/>
+      <w:r>
+        <w:t xml:space="preserve"> </w:t>
+      </w:r>
+      <w:proofErr w:type="spellStart"/>
+      <w:r>
+        <w:t>chức</w:t>
+      </w:r>
+      <w:proofErr w:type="spellEnd"/>
+      <w:r>
+        <w:t xml:space="preserve"> </w:t>
+      </w:r>
+      <w:proofErr w:type="spellStart"/>
+      <w:r>
+        <w:t>năng</w:t>
+      </w:r>
+      <w:proofErr w:type="spellEnd"/>
+      <w:r>
+        <w:t xml:space="preserve"> </w:t>
+      </w:r>
+      <w:proofErr w:type="spellStart"/>
+      <w:r>
+        <w:t>đăng</w:t>
+      </w:r>
+      <w:proofErr w:type="spellEnd"/>
+      <w:r>
+        <w:t xml:space="preserve"> </w:t>
+      </w:r>
+      <w:proofErr w:type="spellStart"/>
+      <w:r>
+        <w:t>kí</w:t>
+      </w:r>
+      <w:proofErr w:type="spellEnd"/>
+    </w:p>
+    <w:p/>
+    <w:p>
       <w:pPr>
         <w:rPr>
           <w:b/>
@@ -909,7 +973,6 @@
           <w:sz w:val="40"/>
           <w:szCs w:val="40"/>
         </w:rPr>
-        <w:lastRenderedPageBreak/>
         <w:t>Nội</w:t>
       </w:r>
       <w:proofErr w:type="spellEnd"/>
@@ -1999,1029 +2062,1612 @@
     </w:p>
     <w:p/>
     <w:p/>
+    <w:tbl>
+      <w:tblPr>
+        <w:tblStyle w:val="TableGrid"/>
+        <w:tblW w:w="10435" w:type="dxa"/>
+        <w:tblLook w:val="04A0" w:firstRow="1" w:lastRow="0" w:firstColumn="1" w:lastColumn="0" w:noHBand="0" w:noVBand="1"/>
+      </w:tblPr>
+      <w:tblGrid>
+        <w:gridCol w:w="738"/>
+        <w:gridCol w:w="6268"/>
+        <w:gridCol w:w="1989"/>
+        <w:gridCol w:w="1440"/>
+      </w:tblGrid>
+      <w:tr>
+        <w:tc>
+          <w:tcPr>
+            <w:tcW w:w="738" w:type="dxa"/>
+          </w:tcPr>
+          <w:p>
+            <w:proofErr w:type="spellStart"/>
+            <w:r>
+              <w:t>Stt</w:t>
+            </w:r>
+            <w:proofErr w:type="spellEnd"/>
+          </w:p>
+        </w:tc>
+        <w:tc>
+          <w:tcPr>
+            <w:tcW w:w="6268" w:type="dxa"/>
+          </w:tcPr>
+          <w:p>
+            <w:r>
+              <w:t>Function</w:t>
+            </w:r>
+          </w:p>
+        </w:tc>
+        <w:tc>
+          <w:tcPr>
+            <w:tcW w:w="1989" w:type="dxa"/>
+          </w:tcPr>
+          <w:p>
+            <w:r>
+              <w:t>Way to solve</w:t>
+            </w:r>
+          </w:p>
+        </w:tc>
+        <w:tc>
+          <w:tcPr>
+            <w:tcW w:w="1440" w:type="dxa"/>
+          </w:tcPr>
+          <w:p>
+            <w:r>
+              <w:t>Done or not</w:t>
+            </w:r>
+          </w:p>
+        </w:tc>
+      </w:tr>
+      <w:tr>
+        <w:tc>
+          <w:tcPr>
+            <w:tcW w:w="738" w:type="dxa"/>
+          </w:tcPr>
+          <w:p>
+            <w:pPr>
+              <w:pStyle w:val="ListParagraph"/>
+              <w:numPr>
+                <w:ilvl w:val="0"/>
+                <w:numId w:val="3"/>
+              </w:numPr>
+            </w:pPr>
+          </w:p>
+        </w:tc>
+        <w:tc>
+          <w:tcPr>
+            <w:tcW w:w="6268" w:type="dxa"/>
+          </w:tcPr>
+          <w:p>
+            <w:pPr>
+              <w:pStyle w:val="ListParagraph"/>
+            </w:pPr>
+            <w:r>
+              <w:t xml:space="preserve">Gmail </w:t>
+            </w:r>
+            <w:proofErr w:type="spellStart"/>
+            <w:r>
+              <w:t>phải</w:t>
+            </w:r>
+            <w:proofErr w:type="spellEnd"/>
+            <w:r>
+              <w:t xml:space="preserve"> check </w:t>
+            </w:r>
+            <w:proofErr w:type="spellStart"/>
+            <w:r>
+              <w:t>có</w:t>
+            </w:r>
+            <w:proofErr w:type="spellEnd"/>
+            <w:r>
+              <w:t xml:space="preserve"> </w:t>
+            </w:r>
+            <w:proofErr w:type="spellStart"/>
+            <w:r>
+              <w:t>phải</w:t>
+            </w:r>
+            <w:proofErr w:type="spellEnd"/>
+            <w:r>
+              <w:t xml:space="preserve"> </w:t>
+            </w:r>
+            <w:proofErr w:type="spellStart"/>
+            <w:r>
+              <w:t>gmail</w:t>
+            </w:r>
+            <w:proofErr w:type="spellEnd"/>
+            <w:r>
+              <w:t xml:space="preserve"> </w:t>
+            </w:r>
+            <w:proofErr w:type="spellStart"/>
+            <w:r>
+              <w:t>không</w:t>
+            </w:r>
+            <w:proofErr w:type="spellEnd"/>
+          </w:p>
+          <w:p/>
+        </w:tc>
+        <w:tc>
+          <w:tcPr>
+            <w:tcW w:w="1989" w:type="dxa"/>
+          </w:tcPr>
+          <w:p>
+            <w:proofErr w:type="spellStart"/>
+            <w:r>
+              <w:t>Dùng</w:t>
+            </w:r>
+            <w:proofErr w:type="spellEnd"/>
+            <w:r>
+              <w:t xml:space="preserve"> React Hook Form + </w:t>
+            </w:r>
+            <w:proofErr w:type="spellStart"/>
+            <w:r>
+              <w:t>Zod</w:t>
+            </w:r>
+            <w:proofErr w:type="spellEnd"/>
+            <w:r>
+              <w:t>/Yup</w:t>
+            </w:r>
+          </w:p>
+        </w:tc>
+        <w:tc>
+          <w:tcPr>
+            <w:tcW w:w="1440" w:type="dxa"/>
+          </w:tcPr>
+          <w:p>
+            <w:r>
+              <w:t>Done</w:t>
+            </w:r>
+          </w:p>
+        </w:tc>
+      </w:tr>
+      <w:tr>
+        <w:trPr>
+          <w:trHeight w:val="368"/>
+        </w:trPr>
+        <w:tc>
+          <w:tcPr>
+            <w:tcW w:w="738" w:type="dxa"/>
+          </w:tcPr>
+          <w:p>
+            <w:pPr>
+              <w:pStyle w:val="ListParagraph"/>
+              <w:numPr>
+                <w:ilvl w:val="0"/>
+                <w:numId w:val="3"/>
+              </w:numPr>
+            </w:pPr>
+          </w:p>
+        </w:tc>
+        <w:tc>
+          <w:tcPr>
+            <w:tcW w:w="6268" w:type="dxa"/>
+          </w:tcPr>
+          <w:p>
+            <w:pPr>
+              <w:pStyle w:val="ListParagraph"/>
+            </w:pPr>
+            <w:r>
+              <w:t xml:space="preserve">SDT </w:t>
+            </w:r>
+            <w:proofErr w:type="spellStart"/>
+            <w:r>
+              <w:t>phải</w:t>
+            </w:r>
+            <w:proofErr w:type="spellEnd"/>
+            <w:r>
+              <w:t xml:space="preserve"> check</w:t>
+            </w:r>
+          </w:p>
+          <w:p/>
+        </w:tc>
+        <w:tc>
+          <w:tcPr>
+            <w:tcW w:w="1989" w:type="dxa"/>
+          </w:tcPr>
+          <w:p>
+            <w:proofErr w:type="spellStart"/>
+            <w:r>
+              <w:t>Dùng</w:t>
+            </w:r>
+            <w:proofErr w:type="spellEnd"/>
+            <w:r>
+              <w:t xml:space="preserve"> React Hook Form + </w:t>
+            </w:r>
+            <w:proofErr w:type="spellStart"/>
+            <w:r>
+              <w:t>Zod</w:t>
+            </w:r>
+            <w:proofErr w:type="spellEnd"/>
+            <w:r>
+              <w:t>/Yup</w:t>
+            </w:r>
+          </w:p>
+        </w:tc>
+        <w:tc>
+          <w:tcPr>
+            <w:tcW w:w="1440" w:type="dxa"/>
+          </w:tcPr>
+          <w:p>
+            <w:r>
+              <w:t>Done</w:t>
+            </w:r>
+          </w:p>
+        </w:tc>
+      </w:tr>
+      <w:tr>
+        <w:tc>
+          <w:tcPr>
+            <w:tcW w:w="738" w:type="dxa"/>
+          </w:tcPr>
+          <w:p>
+            <w:pPr>
+              <w:pStyle w:val="ListParagraph"/>
+              <w:numPr>
+                <w:ilvl w:val="0"/>
+                <w:numId w:val="3"/>
+              </w:numPr>
+            </w:pPr>
+          </w:p>
+        </w:tc>
+        <w:tc>
+          <w:tcPr>
+            <w:tcW w:w="6268" w:type="dxa"/>
+          </w:tcPr>
+          <w:p>
+            <w:pPr>
+              <w:pStyle w:val="ListParagraph"/>
+            </w:pPr>
+            <w:proofErr w:type="spellStart"/>
+            <w:r>
+              <w:t>Tìm</w:t>
+            </w:r>
+            <w:proofErr w:type="spellEnd"/>
+            <w:r>
+              <w:t xml:space="preserve"> </w:t>
+            </w:r>
+            <w:proofErr w:type="spellStart"/>
+            <w:r>
+              <w:t>thư</w:t>
+            </w:r>
+            <w:proofErr w:type="spellEnd"/>
+            <w:r>
+              <w:t xml:space="preserve"> </w:t>
+            </w:r>
+            <w:proofErr w:type="spellStart"/>
+            <w:r>
+              <w:t>viện</w:t>
+            </w:r>
+            <w:proofErr w:type="spellEnd"/>
+            <w:r>
+              <w:t xml:space="preserve"> check </w:t>
+            </w:r>
+            <w:proofErr w:type="spellStart"/>
+            <w:r>
+              <w:t>chỗ</w:t>
+            </w:r>
+            <w:proofErr w:type="spellEnd"/>
+            <w:r>
+              <w:t xml:space="preserve"> </w:t>
+            </w:r>
+            <w:proofErr w:type="spellStart"/>
+            <w:r>
+              <w:t>nào</w:t>
+            </w:r>
+            <w:proofErr w:type="spellEnd"/>
+            <w:r>
+              <w:t xml:space="preserve"> </w:t>
+            </w:r>
+            <w:proofErr w:type="spellStart"/>
+            <w:r>
+              <w:t>lỗi</w:t>
+            </w:r>
+            <w:proofErr w:type="spellEnd"/>
+            <w:r>
+              <w:t xml:space="preserve"> </w:t>
+            </w:r>
+            <w:proofErr w:type="spellStart"/>
+            <w:r>
+              <w:t>thì</w:t>
+            </w:r>
+            <w:proofErr w:type="spellEnd"/>
+            <w:r>
+              <w:t xml:space="preserve"> </w:t>
+            </w:r>
+            <w:proofErr w:type="spellStart"/>
+            <w:r>
+              <w:t>tô</w:t>
+            </w:r>
+            <w:proofErr w:type="spellEnd"/>
+            <w:r>
+              <w:t xml:space="preserve"> </w:t>
+            </w:r>
+            <w:proofErr w:type="spellStart"/>
+            <w:r>
+              <w:t>đỏ</w:t>
+            </w:r>
+            <w:proofErr w:type="spellEnd"/>
+            <w:r>
+              <w:t xml:space="preserve"> </w:t>
+            </w:r>
+            <w:proofErr w:type="spellStart"/>
+            <w:r>
+              <w:t>lên</w:t>
+            </w:r>
+            <w:proofErr w:type="spellEnd"/>
+          </w:p>
+          <w:p>
+            <w:pPr>
+              <w:pStyle w:val="ListParagraph"/>
+            </w:pPr>
+            <w:proofErr w:type="spellStart"/>
+            <w:r>
+              <w:t>Trang</w:t>
+            </w:r>
+            <w:proofErr w:type="spellEnd"/>
+            <w:r>
+              <w:t xml:space="preserve"> </w:t>
+            </w:r>
+            <w:proofErr w:type="spellStart"/>
+            <w:r>
+              <w:t>myinfor</w:t>
+            </w:r>
+            <w:proofErr w:type="spellEnd"/>
+            <w:r>
+              <w:t>(</w:t>
+            </w:r>
+            <w:proofErr w:type="spellStart"/>
+            <w:r>
+              <w:t>khi</w:t>
+            </w:r>
+            <w:proofErr w:type="spellEnd"/>
+            <w:r>
+              <w:t xml:space="preserve"> </w:t>
+            </w:r>
+            <w:proofErr w:type="spellStart"/>
+            <w:r>
+              <w:t>sửa</w:t>
+            </w:r>
+            <w:proofErr w:type="spellEnd"/>
+            <w:r>
+              <w:t xml:space="preserve"> </w:t>
+            </w:r>
+            <w:proofErr w:type="spellStart"/>
+            <w:r>
+              <w:t>sđt</w:t>
+            </w:r>
+            <w:proofErr w:type="spellEnd"/>
+            <w:r>
+              <w:t xml:space="preserve">, </w:t>
+            </w:r>
+            <w:proofErr w:type="spellStart"/>
+            <w:r>
+              <w:t>gmail</w:t>
+            </w:r>
+            <w:proofErr w:type="spellEnd"/>
+            <w:r>
+              <w:t xml:space="preserve"> </w:t>
+            </w:r>
+            <w:proofErr w:type="spellStart"/>
+            <w:r>
+              <w:t>thì</w:t>
+            </w:r>
+            <w:proofErr w:type="spellEnd"/>
+            <w:r>
+              <w:t xml:space="preserve"> </w:t>
+            </w:r>
+            <w:proofErr w:type="spellStart"/>
+            <w:r>
+              <w:t>lỗi</w:t>
+            </w:r>
+            <w:proofErr w:type="spellEnd"/>
+            <w:r>
+              <w:t xml:space="preserve">), reload page </w:t>
+            </w:r>
+            <w:proofErr w:type="spellStart"/>
+            <w:r>
+              <w:t>sẽ</w:t>
+            </w:r>
+            <w:proofErr w:type="spellEnd"/>
+            <w:r>
+              <w:t xml:space="preserve"> </w:t>
+            </w:r>
+            <w:proofErr w:type="spellStart"/>
+            <w:r>
+              <w:t>ra</w:t>
+            </w:r>
+            <w:proofErr w:type="spellEnd"/>
+            <w:r>
+              <w:t xml:space="preserve"> </w:t>
+            </w:r>
+            <w:proofErr w:type="spellStart"/>
+            <w:r>
+              <w:t>lỗi</w:t>
+            </w:r>
+            <w:proofErr w:type="spellEnd"/>
+            <w:r>
+              <w:t xml:space="preserve"> exception</w:t>
+            </w:r>
+          </w:p>
+          <w:p/>
+        </w:tc>
+        <w:tc>
+          <w:tcPr>
+            <w:tcW w:w="1989" w:type="dxa"/>
+          </w:tcPr>
+          <w:p>
+            <w:proofErr w:type="spellStart"/>
+            <w:r>
+              <w:t>Dùng</w:t>
+            </w:r>
+            <w:proofErr w:type="spellEnd"/>
+            <w:r>
+              <w:t xml:space="preserve"> React Hook Form + </w:t>
+            </w:r>
+            <w:proofErr w:type="spellStart"/>
+            <w:r>
+              <w:t>Zod</w:t>
+            </w:r>
+            <w:proofErr w:type="spellEnd"/>
+            <w:r>
+              <w:t>/Yup</w:t>
+            </w:r>
+          </w:p>
+        </w:tc>
+        <w:tc>
+          <w:tcPr>
+            <w:tcW w:w="1440" w:type="dxa"/>
+          </w:tcPr>
+          <w:p>
+            <w:r>
+              <w:t>Done</w:t>
+            </w:r>
+          </w:p>
+        </w:tc>
+      </w:tr>
+      <w:tr>
+        <w:tc>
+          <w:tcPr>
+            <w:tcW w:w="738" w:type="dxa"/>
+          </w:tcPr>
+          <w:p>
+            <w:pPr>
+              <w:pStyle w:val="ListParagraph"/>
+              <w:numPr>
+                <w:ilvl w:val="0"/>
+                <w:numId w:val="3"/>
+              </w:numPr>
+            </w:pPr>
+          </w:p>
+        </w:tc>
+        <w:tc>
+          <w:tcPr>
+            <w:tcW w:w="6268" w:type="dxa"/>
+          </w:tcPr>
+          <w:p>
+            <w:pPr>
+              <w:pStyle w:val="ListParagraph"/>
+            </w:pPr>
+            <w:proofErr w:type="spellStart"/>
+            <w:r>
+              <w:t>Chỉnh</w:t>
+            </w:r>
+            <w:proofErr w:type="spellEnd"/>
+            <w:r>
+              <w:t xml:space="preserve"> </w:t>
+            </w:r>
+            <w:proofErr w:type="spellStart"/>
+            <w:r>
+              <w:t>cách</w:t>
+            </w:r>
+            <w:proofErr w:type="spellEnd"/>
+            <w:r>
+              <w:t xml:space="preserve"> </w:t>
+            </w:r>
+            <w:proofErr w:type="spellStart"/>
+            <w:r>
+              <w:t>Hiện</w:t>
+            </w:r>
+            <w:proofErr w:type="spellEnd"/>
+            <w:r>
+              <w:t xml:space="preserve"> exception(</w:t>
+            </w:r>
+            <w:proofErr w:type="spellStart"/>
+            <w:r>
+              <w:t>không</w:t>
+            </w:r>
+            <w:proofErr w:type="spellEnd"/>
+            <w:r>
+              <w:t xml:space="preserve"> </w:t>
+            </w:r>
+            <w:proofErr w:type="spellStart"/>
+            <w:r>
+              <w:t>hiện</w:t>
+            </w:r>
+            <w:proofErr w:type="spellEnd"/>
+            <w:r>
+              <w:t xml:space="preserve"> </w:t>
+            </w:r>
+            <w:proofErr w:type="spellStart"/>
+            <w:r>
+              <w:t>khi</w:t>
+            </w:r>
+            <w:proofErr w:type="spellEnd"/>
+            <w:r>
+              <w:t xml:space="preserve"> bay </w:t>
+            </w:r>
+            <w:proofErr w:type="spellStart"/>
+            <w:r>
+              <w:t>vào</w:t>
+            </w:r>
+            <w:proofErr w:type="spellEnd"/>
+            <w:r>
+              <w:t xml:space="preserve"> backend </w:t>
+            </w:r>
+            <w:proofErr w:type="spellStart"/>
+            <w:r>
+              <w:t>nữa</w:t>
+            </w:r>
+            <w:proofErr w:type="spellEnd"/>
+            <w:r>
+              <w:t>)</w:t>
+            </w:r>
+          </w:p>
+          <w:p/>
+        </w:tc>
+        <w:tc>
+          <w:tcPr>
+            <w:tcW w:w="1989" w:type="dxa"/>
+          </w:tcPr>
+          <w:p>
+            <w:proofErr w:type="spellStart"/>
+            <w:r>
+              <w:t>Chỉnh</w:t>
+            </w:r>
+            <w:proofErr w:type="spellEnd"/>
+            <w:r>
+              <w:t xml:space="preserve"> file middleware, </w:t>
+            </w:r>
+            <w:proofErr w:type="spellStart"/>
+            <w:r>
+              <w:t>bỏ</w:t>
+            </w:r>
+            <w:proofErr w:type="spellEnd"/>
+            <w:r>
+              <w:t xml:space="preserve"> tick </w:t>
+            </w:r>
+            <w:r>
+              <w:rPr>
+                <w:rFonts w:ascii="Segoe UI Symbol" w:hAnsi="Segoe UI Symbol" w:cs="Segoe UI Symbol"/>
+              </w:rPr>
+              <w:t>☐</w:t>
+            </w:r>
+            <w:r>
+              <w:t xml:space="preserve"> Break when this exception type is thrown</w:t>
+            </w:r>
+            <w:r>
+              <w:t xml:space="preserve"> </w:t>
+            </w:r>
+            <w:proofErr w:type="spellStart"/>
+            <w:r>
+              <w:t>trong</w:t>
+            </w:r>
+            <w:proofErr w:type="spellEnd"/>
+            <w:r>
+              <w:t xml:space="preserve"> </w:t>
+            </w:r>
+            <w:proofErr w:type="spellStart"/>
+            <w:r>
+              <w:t>bảng</w:t>
+            </w:r>
+            <w:proofErr w:type="spellEnd"/>
+            <w:r>
+              <w:t xml:space="preserve"> exception </w:t>
+            </w:r>
+            <w:proofErr w:type="spellStart"/>
+            <w:r>
+              <w:t>khi</w:t>
+            </w:r>
+            <w:proofErr w:type="spellEnd"/>
+            <w:r>
+              <w:t xml:space="preserve"> </w:t>
+            </w:r>
+            <w:proofErr w:type="spellStart"/>
+            <w:r>
+              <w:t>lỗi</w:t>
+            </w:r>
+            <w:proofErr w:type="spellEnd"/>
+            <w:r>
+              <w:t xml:space="preserve"> bay </w:t>
+            </w:r>
+            <w:proofErr w:type="spellStart"/>
+            <w:r>
+              <w:t>vào</w:t>
+            </w:r>
+            <w:proofErr w:type="spellEnd"/>
+            <w:r>
+              <w:t xml:space="preserve"> </w:t>
+            </w:r>
+            <w:proofErr w:type="spellStart"/>
+            <w:r>
+              <w:t>môi</w:t>
+            </w:r>
+            <w:proofErr w:type="spellEnd"/>
+            <w:r>
+              <w:t xml:space="preserve"> trường</w:t>
+            </w:r>
+          </w:p>
+        </w:tc>
+        <w:tc>
+          <w:tcPr>
+            <w:tcW w:w="1440" w:type="dxa"/>
+          </w:tcPr>
+          <w:p>
+            <w:r>
+              <w:t>Done</w:t>
+            </w:r>
+          </w:p>
+        </w:tc>
+      </w:tr>
+      <w:tr>
+        <w:tc>
+          <w:tcPr>
+            <w:tcW w:w="738" w:type="dxa"/>
+          </w:tcPr>
+          <w:p>
+            <w:pPr>
+              <w:pStyle w:val="ListParagraph"/>
+              <w:numPr>
+                <w:ilvl w:val="0"/>
+                <w:numId w:val="3"/>
+              </w:numPr>
+            </w:pPr>
+          </w:p>
+        </w:tc>
+        <w:tc>
+          <w:tcPr>
+            <w:tcW w:w="6268" w:type="dxa"/>
+          </w:tcPr>
+          <w:p>
+            <w:pPr>
+              <w:pStyle w:val="ListParagraph"/>
+            </w:pPr>
+            <w:proofErr w:type="spellStart"/>
+            <w:r>
+              <w:t>Khi</w:t>
+            </w:r>
+            <w:proofErr w:type="spellEnd"/>
+            <w:r>
+              <w:t xml:space="preserve"> </w:t>
+            </w:r>
+            <w:proofErr w:type="spellStart"/>
+            <w:r>
+              <w:t>sửa</w:t>
+            </w:r>
+            <w:proofErr w:type="spellEnd"/>
+            <w:r>
+              <w:t xml:space="preserve"> lesson(file lesson </w:t>
+            </w:r>
+            <w:proofErr w:type="spellStart"/>
+            <w:r>
+              <w:t>phải</w:t>
+            </w:r>
+            <w:proofErr w:type="spellEnd"/>
+            <w:r>
+              <w:t xml:space="preserve"> </w:t>
+            </w:r>
+            <w:proofErr w:type="spellStart"/>
+            <w:r>
+              <w:t>còn</w:t>
+            </w:r>
+            <w:proofErr w:type="spellEnd"/>
+            <w:r>
+              <w:t xml:space="preserve">, </w:t>
+            </w:r>
+            <w:proofErr w:type="spellStart"/>
+            <w:r>
+              <w:t>không</w:t>
+            </w:r>
+            <w:proofErr w:type="spellEnd"/>
+            <w:r>
+              <w:t xml:space="preserve"> </w:t>
+            </w:r>
+            <w:proofErr w:type="spellStart"/>
+            <w:r>
+              <w:t>bị</w:t>
+            </w:r>
+            <w:proofErr w:type="spellEnd"/>
+            <w:r>
+              <w:t xml:space="preserve"> </w:t>
+            </w:r>
+            <w:proofErr w:type="spellStart"/>
+            <w:r>
+              <w:t>trôi</w:t>
+            </w:r>
+            <w:proofErr w:type="spellEnd"/>
+            <w:r>
+              <w:t>)</w:t>
+            </w:r>
+          </w:p>
+          <w:p/>
+        </w:tc>
+        <w:tc>
+          <w:tcPr>
+            <w:tcW w:w="1989" w:type="dxa"/>
+          </w:tcPr>
+          <w:p/>
+        </w:tc>
+        <w:tc>
+          <w:tcPr>
+            <w:tcW w:w="1440" w:type="dxa"/>
+          </w:tcPr>
+          <w:p>
+            <w:r>
+              <w:t>Done</w:t>
+            </w:r>
+            <w:bookmarkStart w:id="0" w:name="_GoBack"/>
+            <w:bookmarkEnd w:id="0"/>
+          </w:p>
+        </w:tc>
+      </w:tr>
+      <w:tr>
+        <w:tc>
+          <w:tcPr>
+            <w:tcW w:w="738" w:type="dxa"/>
+          </w:tcPr>
+          <w:p>
+            <w:pPr>
+              <w:pStyle w:val="ListParagraph"/>
+              <w:numPr>
+                <w:ilvl w:val="0"/>
+                <w:numId w:val="3"/>
+              </w:numPr>
+            </w:pPr>
+          </w:p>
+        </w:tc>
+        <w:tc>
+          <w:tcPr>
+            <w:tcW w:w="6268" w:type="dxa"/>
+          </w:tcPr>
+          <w:p>
+            <w:pPr>
+              <w:pStyle w:val="ListParagraph"/>
+            </w:pPr>
+            <w:proofErr w:type="spellStart"/>
+            <w:r>
+              <w:t>Phân</w:t>
+            </w:r>
+            <w:proofErr w:type="spellEnd"/>
+            <w:r>
+              <w:t xml:space="preserve"> </w:t>
+            </w:r>
+            <w:proofErr w:type="spellStart"/>
+            <w:r>
+              <w:t>trang</w:t>
+            </w:r>
+            <w:proofErr w:type="spellEnd"/>
+            <w:r>
+              <w:t xml:space="preserve"> </w:t>
+            </w:r>
+            <w:proofErr w:type="spellStart"/>
+            <w:r>
+              <w:t>cho</w:t>
+            </w:r>
+            <w:proofErr w:type="spellEnd"/>
+            <w:r>
+              <w:t xml:space="preserve"> lesson, virtual class(</w:t>
+            </w:r>
+            <w:proofErr w:type="spellStart"/>
+            <w:r>
+              <w:t>cho</w:t>
+            </w:r>
+            <w:proofErr w:type="spellEnd"/>
+            <w:r>
+              <w:t xml:space="preserve"> </w:t>
+            </w:r>
+            <w:proofErr w:type="spellStart"/>
+            <w:r>
+              <w:t>cả</w:t>
+            </w:r>
+            <w:proofErr w:type="spellEnd"/>
+            <w:r>
+              <w:t xml:space="preserve"> student </w:t>
+            </w:r>
+            <w:proofErr w:type="spellStart"/>
+            <w:r>
+              <w:t>và</w:t>
+            </w:r>
+            <w:proofErr w:type="spellEnd"/>
+            <w:r>
+              <w:t xml:space="preserve"> teacher)</w:t>
+            </w:r>
+          </w:p>
+          <w:p>
+            <w:pPr>
+              <w:ind w:left="360"/>
+            </w:pPr>
+          </w:p>
+        </w:tc>
+        <w:tc>
+          <w:tcPr>
+            <w:tcW w:w="1989" w:type="dxa"/>
+          </w:tcPr>
+          <w:p/>
+        </w:tc>
+        <w:tc>
+          <w:tcPr>
+            <w:tcW w:w="1440" w:type="dxa"/>
+          </w:tcPr>
+          <w:p/>
+        </w:tc>
+      </w:tr>
+      <w:tr>
+        <w:tc>
+          <w:tcPr>
+            <w:tcW w:w="738" w:type="dxa"/>
+          </w:tcPr>
+          <w:p>
+            <w:pPr>
+              <w:pStyle w:val="ListParagraph"/>
+              <w:numPr>
+                <w:ilvl w:val="0"/>
+                <w:numId w:val="3"/>
+              </w:numPr>
+            </w:pPr>
+          </w:p>
+        </w:tc>
+        <w:tc>
+          <w:tcPr>
+            <w:tcW w:w="6268" w:type="dxa"/>
+          </w:tcPr>
+          <w:p>
+            <w:pPr>
+              <w:pStyle w:val="ListParagraph"/>
+            </w:pPr>
+            <w:proofErr w:type="spellStart"/>
+            <w:r>
+              <w:t>Tìm</w:t>
+            </w:r>
+            <w:proofErr w:type="spellEnd"/>
+            <w:r>
+              <w:t xml:space="preserve"> </w:t>
+            </w:r>
+            <w:proofErr w:type="spellStart"/>
+            <w:r>
+              <w:t>thư</w:t>
+            </w:r>
+            <w:proofErr w:type="spellEnd"/>
+            <w:r>
+              <w:t xml:space="preserve"> </w:t>
+            </w:r>
+            <w:proofErr w:type="spellStart"/>
+            <w:r>
+              <w:t>viện</w:t>
+            </w:r>
+            <w:proofErr w:type="spellEnd"/>
+            <w:r>
+              <w:t xml:space="preserve"> </w:t>
+            </w:r>
+            <w:proofErr w:type="spellStart"/>
+            <w:r>
+              <w:t>dùng</w:t>
+            </w:r>
+            <w:proofErr w:type="spellEnd"/>
+            <w:r>
+              <w:t xml:space="preserve"> </w:t>
+            </w:r>
+            <w:proofErr w:type="spellStart"/>
+            <w:r>
+              <w:t>để</w:t>
+            </w:r>
+            <w:proofErr w:type="spellEnd"/>
+            <w:r>
+              <w:t xml:space="preserve"> sort </w:t>
+            </w:r>
+            <w:proofErr w:type="spellStart"/>
+            <w:r>
+              <w:t>các</w:t>
+            </w:r>
+            <w:proofErr w:type="spellEnd"/>
+            <w:r>
+              <w:t xml:space="preserve"> lesson</w:t>
+            </w:r>
+          </w:p>
+          <w:p/>
+        </w:tc>
+        <w:tc>
+          <w:tcPr>
+            <w:tcW w:w="1989" w:type="dxa"/>
+          </w:tcPr>
+          <w:p/>
+        </w:tc>
+        <w:tc>
+          <w:tcPr>
+            <w:tcW w:w="1440" w:type="dxa"/>
+          </w:tcPr>
+          <w:p/>
+        </w:tc>
+      </w:tr>
+      <w:tr>
+        <w:tc>
+          <w:tcPr>
+            <w:tcW w:w="738" w:type="dxa"/>
+          </w:tcPr>
+          <w:p>
+            <w:pPr>
+              <w:pStyle w:val="ListParagraph"/>
+              <w:numPr>
+                <w:ilvl w:val="0"/>
+                <w:numId w:val="3"/>
+              </w:numPr>
+            </w:pPr>
+          </w:p>
+        </w:tc>
+        <w:tc>
+          <w:tcPr>
+            <w:tcW w:w="6268" w:type="dxa"/>
+          </w:tcPr>
+          <w:p>
+            <w:pPr>
+              <w:pStyle w:val="ListParagraph"/>
+            </w:pPr>
+            <w:r>
+              <w:t xml:space="preserve">Check </w:t>
+            </w:r>
+            <w:proofErr w:type="spellStart"/>
+            <w:r>
+              <w:t>không</w:t>
+            </w:r>
+            <w:proofErr w:type="spellEnd"/>
+            <w:r>
+              <w:t xml:space="preserve"> </w:t>
+            </w:r>
+            <w:proofErr w:type="spellStart"/>
+            <w:r>
+              <w:t>cho</w:t>
+            </w:r>
+            <w:proofErr w:type="spellEnd"/>
+            <w:r>
+              <w:t xml:space="preserve"> </w:t>
+            </w:r>
+            <w:proofErr w:type="spellStart"/>
+            <w:r>
+              <w:t>giáo</w:t>
+            </w:r>
+            <w:proofErr w:type="spellEnd"/>
+            <w:r>
+              <w:t xml:space="preserve"> </w:t>
+            </w:r>
+            <w:proofErr w:type="spellStart"/>
+            <w:r>
+              <w:t>viên</w:t>
+            </w:r>
+            <w:proofErr w:type="spellEnd"/>
+            <w:r>
+              <w:t xml:space="preserve"> </w:t>
+            </w:r>
+            <w:proofErr w:type="spellStart"/>
+            <w:r>
+              <w:t>tạo</w:t>
+            </w:r>
+            <w:proofErr w:type="spellEnd"/>
+            <w:r>
+              <w:t xml:space="preserve"> 2 </w:t>
+            </w:r>
+            <w:proofErr w:type="spellStart"/>
+            <w:r>
+              <w:t>bài</w:t>
+            </w:r>
+            <w:proofErr w:type="spellEnd"/>
+            <w:r>
+              <w:t xml:space="preserve"> y </w:t>
+            </w:r>
+            <w:proofErr w:type="spellStart"/>
+            <w:r>
+              <w:t>chang</w:t>
+            </w:r>
+            <w:proofErr w:type="spellEnd"/>
+            <w:r>
+              <w:t xml:space="preserve"> </w:t>
+            </w:r>
+            <w:proofErr w:type="spellStart"/>
+            <w:r>
+              <w:t>nhau</w:t>
+            </w:r>
+            <w:proofErr w:type="spellEnd"/>
+            <w:r>
+              <w:t>(</w:t>
+            </w:r>
+            <w:proofErr w:type="spellStart"/>
+            <w:r>
+              <w:t>dựa</w:t>
+            </w:r>
+            <w:proofErr w:type="spellEnd"/>
+            <w:r>
+              <w:t xml:space="preserve"> </w:t>
+            </w:r>
+            <w:proofErr w:type="spellStart"/>
+            <w:r>
+              <w:t>theo</w:t>
+            </w:r>
+            <w:proofErr w:type="spellEnd"/>
+            <w:r>
+              <w:t xml:space="preserve"> </w:t>
+            </w:r>
+            <w:proofErr w:type="spellStart"/>
+            <w:r>
+              <w:t>cột</w:t>
+            </w:r>
+            <w:proofErr w:type="spellEnd"/>
+            <w:r>
+              <w:t xml:space="preserve"> </w:t>
+            </w:r>
+            <w:proofErr w:type="spellStart"/>
+            <w:r>
+              <w:t>tên</w:t>
+            </w:r>
+            <w:proofErr w:type="spellEnd"/>
+            <w:r>
+              <w:t>)</w:t>
+            </w:r>
+          </w:p>
+          <w:p>
+            <w:pPr>
+              <w:pStyle w:val="ListParagraph"/>
+            </w:pPr>
+          </w:p>
+        </w:tc>
+        <w:tc>
+          <w:tcPr>
+            <w:tcW w:w="1989" w:type="dxa"/>
+          </w:tcPr>
+          <w:p/>
+        </w:tc>
+        <w:tc>
+          <w:tcPr>
+            <w:tcW w:w="1440" w:type="dxa"/>
+          </w:tcPr>
+          <w:p/>
+        </w:tc>
+      </w:tr>
+      <w:tr>
+        <w:tc>
+          <w:tcPr>
+            <w:tcW w:w="738" w:type="dxa"/>
+          </w:tcPr>
+          <w:p>
+            <w:pPr>
+              <w:pStyle w:val="ListParagraph"/>
+              <w:numPr>
+                <w:ilvl w:val="0"/>
+                <w:numId w:val="3"/>
+              </w:numPr>
+            </w:pPr>
+          </w:p>
+        </w:tc>
+        <w:tc>
+          <w:tcPr>
+            <w:tcW w:w="6268" w:type="dxa"/>
+          </w:tcPr>
+          <w:p>
+            <w:pPr>
+              <w:pStyle w:val="ListParagraph"/>
+            </w:pPr>
+            <w:proofErr w:type="spellStart"/>
+            <w:r>
+              <w:t>Đưa</w:t>
+            </w:r>
+            <w:proofErr w:type="spellEnd"/>
+            <w:r>
+              <w:t xml:space="preserve"> </w:t>
+            </w:r>
+            <w:proofErr w:type="spellStart"/>
+            <w:r>
+              <w:t>nút</w:t>
+            </w:r>
+            <w:proofErr w:type="spellEnd"/>
+            <w:r>
+              <w:t xml:space="preserve"> </w:t>
+            </w:r>
+            <w:proofErr w:type="spellStart"/>
+            <w:r>
+              <w:t>tải</w:t>
+            </w:r>
+            <w:proofErr w:type="spellEnd"/>
+            <w:r>
+              <w:t xml:space="preserve"> </w:t>
+            </w:r>
+            <w:proofErr w:type="spellStart"/>
+            <w:r>
+              <w:t>xuống</w:t>
+            </w:r>
+            <w:proofErr w:type="spellEnd"/>
+            <w:r>
+              <w:t xml:space="preserve"> </w:t>
+            </w:r>
+            <w:proofErr w:type="spellStart"/>
+            <w:r>
+              <w:t>vaoof</w:t>
+            </w:r>
+            <w:proofErr w:type="spellEnd"/>
+            <w:r>
+              <w:t xml:space="preserve"> </w:t>
+            </w:r>
+            <w:proofErr w:type="spellStart"/>
+            <w:r>
+              <w:t>cột</w:t>
+            </w:r>
+            <w:proofErr w:type="spellEnd"/>
+            <w:r>
+              <w:t xml:space="preserve"> file, </w:t>
+            </w:r>
+            <w:proofErr w:type="spellStart"/>
+            <w:r>
+              <w:t>thêm</w:t>
+            </w:r>
+            <w:proofErr w:type="spellEnd"/>
+            <w:r>
+              <w:t xml:space="preserve"> 1 </w:t>
+            </w:r>
+            <w:proofErr w:type="spellStart"/>
+            <w:r>
+              <w:t>nút</w:t>
+            </w:r>
+            <w:proofErr w:type="spellEnd"/>
+            <w:r>
+              <w:t xml:space="preserve"> publish </w:t>
+            </w:r>
+            <w:proofErr w:type="spellStart"/>
+            <w:r>
+              <w:t>vào</w:t>
+            </w:r>
+            <w:proofErr w:type="spellEnd"/>
+            <w:r>
+              <w:t xml:space="preserve"> </w:t>
+            </w:r>
+            <w:proofErr w:type="spellStart"/>
+            <w:r>
+              <w:t>cột</w:t>
+            </w:r>
+            <w:proofErr w:type="spellEnd"/>
+            <w:r>
+              <w:t xml:space="preserve"> </w:t>
+            </w:r>
+            <w:proofErr w:type="spellStart"/>
+            <w:r>
+              <w:t>trạng</w:t>
+            </w:r>
+            <w:proofErr w:type="spellEnd"/>
+            <w:r>
+              <w:t xml:space="preserve"> </w:t>
+            </w:r>
+            <w:proofErr w:type="spellStart"/>
+            <w:r>
+              <w:t>thái</w:t>
+            </w:r>
+            <w:proofErr w:type="spellEnd"/>
+          </w:p>
+          <w:p>
+            <w:pPr>
+              <w:pStyle w:val="ListParagraph"/>
+            </w:pPr>
+          </w:p>
+        </w:tc>
+        <w:tc>
+          <w:tcPr>
+            <w:tcW w:w="1989" w:type="dxa"/>
+          </w:tcPr>
+          <w:p/>
+        </w:tc>
+        <w:tc>
+          <w:tcPr>
+            <w:tcW w:w="1440" w:type="dxa"/>
+          </w:tcPr>
+          <w:p/>
+        </w:tc>
+      </w:tr>
+      <w:tr>
+        <w:tc>
+          <w:tcPr>
+            <w:tcW w:w="738" w:type="dxa"/>
+          </w:tcPr>
+          <w:p>
+            <w:pPr>
+              <w:pStyle w:val="ListParagraph"/>
+              <w:numPr>
+                <w:ilvl w:val="0"/>
+                <w:numId w:val="3"/>
+              </w:numPr>
+            </w:pPr>
+          </w:p>
+        </w:tc>
+        <w:tc>
+          <w:tcPr>
+            <w:tcW w:w="6268" w:type="dxa"/>
+          </w:tcPr>
+          <w:p>
+            <w:pPr>
+              <w:pStyle w:val="ListParagraph"/>
+            </w:pPr>
+            <w:proofErr w:type="spellStart"/>
+            <w:r>
+              <w:t>Khi</w:t>
+            </w:r>
+            <w:proofErr w:type="spellEnd"/>
+            <w:r>
+              <w:t xml:space="preserve"> </w:t>
+            </w:r>
+            <w:proofErr w:type="spellStart"/>
+            <w:r>
+              <w:t>thêm</w:t>
+            </w:r>
+            <w:proofErr w:type="spellEnd"/>
+            <w:r>
+              <w:t xml:space="preserve"> </w:t>
+            </w:r>
+            <w:proofErr w:type="spellStart"/>
+            <w:r>
+              <w:t>lớp</w:t>
+            </w:r>
+            <w:proofErr w:type="spellEnd"/>
+            <w:r>
+              <w:t xml:space="preserve"> </w:t>
+            </w:r>
+            <w:proofErr w:type="spellStart"/>
+            <w:r>
+              <w:t>ảo</w:t>
+            </w:r>
+            <w:proofErr w:type="spellEnd"/>
+            <w:r>
+              <w:t xml:space="preserve"> </w:t>
+            </w:r>
+            <w:proofErr w:type="spellStart"/>
+            <w:r>
+              <w:t>thì</w:t>
+            </w:r>
+            <w:proofErr w:type="spellEnd"/>
+            <w:r>
+              <w:t xml:space="preserve"> </w:t>
+            </w:r>
+            <w:proofErr w:type="spellStart"/>
+            <w:r>
+              <w:t>khi</w:t>
+            </w:r>
+            <w:proofErr w:type="spellEnd"/>
+            <w:r>
+              <w:t xml:space="preserve"> </w:t>
+            </w:r>
+            <w:proofErr w:type="spellStart"/>
+            <w:r>
+              <w:t>sửa,phải</w:t>
+            </w:r>
+            <w:proofErr w:type="spellEnd"/>
+            <w:r>
+              <w:t xml:space="preserve"> </w:t>
+            </w:r>
+            <w:proofErr w:type="spellStart"/>
+            <w:r>
+              <w:t>giữ</w:t>
+            </w:r>
+            <w:proofErr w:type="spellEnd"/>
+            <w:r>
+              <w:t xml:space="preserve"> </w:t>
+            </w:r>
+            <w:proofErr w:type="spellStart"/>
+            <w:r>
+              <w:t>trạng</w:t>
+            </w:r>
+            <w:proofErr w:type="spellEnd"/>
+            <w:r>
+              <w:t xml:space="preserve"> </w:t>
+            </w:r>
+            <w:proofErr w:type="spellStart"/>
+            <w:r>
+              <w:t>thái</w:t>
+            </w:r>
+            <w:proofErr w:type="spellEnd"/>
+            <w:r>
+              <w:t xml:space="preserve"> </w:t>
+            </w:r>
+            <w:proofErr w:type="spellStart"/>
+            <w:r>
+              <w:t>của</w:t>
+            </w:r>
+            <w:proofErr w:type="spellEnd"/>
+            <w:r>
+              <w:t xml:space="preserve"> </w:t>
+            </w:r>
+            <w:proofErr w:type="spellStart"/>
+            <w:r>
+              <w:t>lớp</w:t>
+            </w:r>
+            <w:proofErr w:type="spellEnd"/>
+            <w:r>
+              <w:t xml:space="preserve">, </w:t>
+            </w:r>
+            <w:proofErr w:type="spellStart"/>
+            <w:r>
+              <w:t>môn</w:t>
+            </w:r>
+            <w:proofErr w:type="spellEnd"/>
+            <w:r>
+              <w:t xml:space="preserve"> </w:t>
+            </w:r>
+            <w:proofErr w:type="spellStart"/>
+            <w:r>
+              <w:t>học</w:t>
+            </w:r>
+            <w:proofErr w:type="spellEnd"/>
+          </w:p>
+          <w:p>
+            <w:pPr>
+              <w:pStyle w:val="ListParagraph"/>
+            </w:pPr>
+          </w:p>
+        </w:tc>
+        <w:tc>
+          <w:tcPr>
+            <w:tcW w:w="1989" w:type="dxa"/>
+          </w:tcPr>
+          <w:p/>
+        </w:tc>
+        <w:tc>
+          <w:tcPr>
+            <w:tcW w:w="1440" w:type="dxa"/>
+          </w:tcPr>
+          <w:p/>
+        </w:tc>
+      </w:tr>
+      <w:tr>
+        <w:tc>
+          <w:tcPr>
+            <w:tcW w:w="738" w:type="dxa"/>
+          </w:tcPr>
+          <w:p>
+            <w:pPr>
+              <w:pStyle w:val="ListParagraph"/>
+              <w:numPr>
+                <w:ilvl w:val="0"/>
+                <w:numId w:val="3"/>
+              </w:numPr>
+            </w:pPr>
+          </w:p>
+        </w:tc>
+        <w:tc>
+          <w:tcPr>
+            <w:tcW w:w="6268" w:type="dxa"/>
+          </w:tcPr>
+          <w:p>
+            <w:pPr>
+              <w:pStyle w:val="ListParagraph"/>
+            </w:pPr>
+            <w:proofErr w:type="spellStart"/>
+            <w:r>
+              <w:t>Phải</w:t>
+            </w:r>
+            <w:proofErr w:type="spellEnd"/>
+            <w:r>
+              <w:t xml:space="preserve"> check </w:t>
+            </w:r>
+            <w:proofErr w:type="spellStart"/>
+            <w:r>
+              <w:t>không</w:t>
+            </w:r>
+            <w:proofErr w:type="spellEnd"/>
+            <w:r>
+              <w:t xml:space="preserve"> </w:t>
+            </w:r>
+            <w:proofErr w:type="spellStart"/>
+            <w:r>
+              <w:t>cho</w:t>
+            </w:r>
+            <w:proofErr w:type="spellEnd"/>
+            <w:r>
+              <w:t xml:space="preserve"> 1 </w:t>
+            </w:r>
+            <w:proofErr w:type="spellStart"/>
+            <w:r>
+              <w:t>ông</w:t>
+            </w:r>
+            <w:proofErr w:type="spellEnd"/>
+            <w:r>
+              <w:t xml:space="preserve"> </w:t>
+            </w:r>
+            <w:proofErr w:type="spellStart"/>
+            <w:r>
+              <w:t>giáo</w:t>
+            </w:r>
+            <w:proofErr w:type="spellEnd"/>
+            <w:r>
+              <w:t xml:space="preserve"> </w:t>
+            </w:r>
+            <w:proofErr w:type="spellStart"/>
+            <w:r>
+              <w:t>viên</w:t>
+            </w:r>
+            <w:proofErr w:type="spellEnd"/>
+            <w:r>
+              <w:t xml:space="preserve">  </w:t>
+            </w:r>
+            <w:proofErr w:type="spellStart"/>
+            <w:r>
+              <w:t>tạo</w:t>
+            </w:r>
+            <w:proofErr w:type="spellEnd"/>
+            <w:r>
+              <w:t xml:space="preserve"> 2 </w:t>
+            </w:r>
+            <w:proofErr w:type="spellStart"/>
+            <w:r>
+              <w:t>lớp</w:t>
+            </w:r>
+            <w:proofErr w:type="spellEnd"/>
+            <w:r>
+              <w:t xml:space="preserve"> y </w:t>
+            </w:r>
+            <w:proofErr w:type="spellStart"/>
+            <w:r>
+              <w:t>chang</w:t>
+            </w:r>
+            <w:proofErr w:type="spellEnd"/>
+            <w:r>
+              <w:t xml:space="preserve"> </w:t>
+            </w:r>
+            <w:proofErr w:type="spellStart"/>
+            <w:r>
+              <w:t>nhau</w:t>
+            </w:r>
+            <w:proofErr w:type="spellEnd"/>
+            <w:r>
+              <w:t>(</w:t>
+            </w:r>
+            <w:proofErr w:type="spellStart"/>
+            <w:r>
+              <w:t>cùng</w:t>
+            </w:r>
+            <w:proofErr w:type="spellEnd"/>
+            <w:r>
+              <w:t xml:space="preserve">  </w:t>
+            </w:r>
+            <w:proofErr w:type="spellStart"/>
+            <w:r>
+              <w:t>lớp,cùng</w:t>
+            </w:r>
+            <w:proofErr w:type="spellEnd"/>
+            <w:r>
+              <w:t xml:space="preserve"> </w:t>
+            </w:r>
+            <w:proofErr w:type="spellStart"/>
+            <w:r>
+              <w:t>giờ</w:t>
+            </w:r>
+            <w:proofErr w:type="spellEnd"/>
+            <w:r>
+              <w:t>)</w:t>
+            </w:r>
+          </w:p>
+          <w:p>
+            <w:pPr>
+              <w:pStyle w:val="ListParagraph"/>
+            </w:pPr>
+          </w:p>
+        </w:tc>
+        <w:tc>
+          <w:tcPr>
+            <w:tcW w:w="1989" w:type="dxa"/>
+          </w:tcPr>
+          <w:p/>
+        </w:tc>
+        <w:tc>
+          <w:tcPr>
+            <w:tcW w:w="1440" w:type="dxa"/>
+          </w:tcPr>
+          <w:p/>
+        </w:tc>
+      </w:tr>
+      <w:tr>
+        <w:tc>
+          <w:tcPr>
+            <w:tcW w:w="738" w:type="dxa"/>
+          </w:tcPr>
+          <w:p>
+            <w:pPr>
+              <w:pStyle w:val="ListParagraph"/>
+              <w:numPr>
+                <w:ilvl w:val="0"/>
+                <w:numId w:val="3"/>
+              </w:numPr>
+            </w:pPr>
+          </w:p>
+        </w:tc>
+        <w:tc>
+          <w:tcPr>
+            <w:tcW w:w="6268" w:type="dxa"/>
+          </w:tcPr>
+          <w:p>
+            <w:pPr>
+              <w:pStyle w:val="ListParagraph"/>
+            </w:pPr>
+            <w:proofErr w:type="spellStart"/>
+            <w:r>
+              <w:t>Khi</w:t>
+            </w:r>
+            <w:proofErr w:type="spellEnd"/>
+            <w:r>
+              <w:t xml:space="preserve"> </w:t>
+            </w:r>
+            <w:proofErr w:type="spellStart"/>
+            <w:r>
+              <w:t>tạo</w:t>
+            </w:r>
+            <w:proofErr w:type="spellEnd"/>
+            <w:r>
+              <w:t xml:space="preserve"> </w:t>
+            </w:r>
+            <w:proofErr w:type="spellStart"/>
+            <w:r>
+              <w:t>lớp</w:t>
+            </w:r>
+            <w:proofErr w:type="spellEnd"/>
+            <w:r>
+              <w:t xml:space="preserve"> start &lt; end </w:t>
+            </w:r>
+            <w:proofErr w:type="spellStart"/>
+            <w:r>
+              <w:t>thì</w:t>
+            </w:r>
+            <w:proofErr w:type="spellEnd"/>
+            <w:r>
+              <w:t xml:space="preserve"> </w:t>
+            </w:r>
+            <w:proofErr w:type="spellStart"/>
+            <w:r>
+              <w:t>phải</w:t>
+            </w:r>
+            <w:proofErr w:type="spellEnd"/>
+            <w:r>
+              <w:t xml:space="preserve"> </w:t>
+            </w:r>
+            <w:proofErr w:type="spellStart"/>
+            <w:r>
+              <w:t>hiện</w:t>
+            </w:r>
+            <w:proofErr w:type="spellEnd"/>
+            <w:r>
+              <w:t xml:space="preserve"> </w:t>
+            </w:r>
+            <w:proofErr w:type="spellStart"/>
+            <w:r>
+              <w:t>ra</w:t>
+            </w:r>
+            <w:proofErr w:type="spellEnd"/>
+            <w:r>
+              <w:t xml:space="preserve"> </w:t>
+            </w:r>
+            <w:proofErr w:type="spellStart"/>
+            <w:r>
+              <w:t>lỗi</w:t>
+            </w:r>
+            <w:proofErr w:type="spellEnd"/>
+          </w:p>
+          <w:p>
+            <w:pPr>
+              <w:pStyle w:val="ListParagraph"/>
+            </w:pPr>
+          </w:p>
+        </w:tc>
+        <w:tc>
+          <w:tcPr>
+            <w:tcW w:w="1989" w:type="dxa"/>
+          </w:tcPr>
+          <w:p/>
+        </w:tc>
+        <w:tc>
+          <w:tcPr>
+            <w:tcW w:w="1440" w:type="dxa"/>
+          </w:tcPr>
+          <w:p/>
+        </w:tc>
+      </w:tr>
+    </w:tbl>
     <w:p/>
-    <w:p>
-      <w:pPr>
-        <w:pStyle w:val="ListParagraph"/>
-        <w:numPr>
-          <w:ilvl w:val="0"/>
-          <w:numId w:val="2"/>
-        </w:numPr>
-      </w:pPr>
-      <w:r>
-        <w:t xml:space="preserve">Gmail </w:t>
-      </w:r>
-      <w:proofErr w:type="spellStart"/>
-      <w:r>
-        <w:t>phải</w:t>
-      </w:r>
-      <w:proofErr w:type="spellEnd"/>
-      <w:r>
-        <w:t xml:space="preserve"> check </w:t>
-      </w:r>
-      <w:proofErr w:type="spellStart"/>
-      <w:r>
-        <w:t>có</w:t>
-      </w:r>
-      <w:proofErr w:type="spellEnd"/>
-      <w:r>
-        <w:t xml:space="preserve"> </w:t>
-      </w:r>
-      <w:proofErr w:type="spellStart"/>
-      <w:r>
-        <w:t>phải</w:t>
-      </w:r>
-      <w:proofErr w:type="spellEnd"/>
-      <w:r>
-        <w:t xml:space="preserve"> </w:t>
-      </w:r>
-      <w:proofErr w:type="spellStart"/>
-      <w:r>
-        <w:t>gmail</w:t>
-      </w:r>
-      <w:proofErr w:type="spellEnd"/>
-      <w:r>
-        <w:t xml:space="preserve"> </w:t>
-      </w:r>
-      <w:proofErr w:type="spellStart"/>
-      <w:r>
-        <w:t>không</w:t>
-      </w:r>
-      <w:proofErr w:type="spellEnd"/>
-    </w:p>
-    <w:p>
-      <w:pPr>
-        <w:pStyle w:val="ListParagraph"/>
-        <w:numPr>
-          <w:ilvl w:val="0"/>
-          <w:numId w:val="2"/>
-        </w:numPr>
-      </w:pPr>
-      <w:r>
-        <w:t xml:space="preserve">SDT </w:t>
-      </w:r>
-      <w:proofErr w:type="spellStart"/>
-      <w:r>
-        <w:t>phải</w:t>
-      </w:r>
-      <w:proofErr w:type="spellEnd"/>
-      <w:r>
-        <w:t xml:space="preserve"> check</w:t>
-      </w:r>
-    </w:p>
-    <w:p>
-      <w:pPr>
-        <w:pStyle w:val="ListParagraph"/>
-        <w:numPr>
-          <w:ilvl w:val="0"/>
-          <w:numId w:val="2"/>
-        </w:numPr>
-      </w:pPr>
-      <w:proofErr w:type="spellStart"/>
-      <w:r>
-        <w:t>Tìm</w:t>
-      </w:r>
-      <w:proofErr w:type="spellEnd"/>
-      <w:r>
-        <w:t xml:space="preserve"> </w:t>
-      </w:r>
-      <w:proofErr w:type="spellStart"/>
-      <w:r>
-        <w:t>thư</w:t>
-      </w:r>
-      <w:proofErr w:type="spellEnd"/>
-      <w:r>
-        <w:t xml:space="preserve"> </w:t>
-      </w:r>
-      <w:proofErr w:type="spellStart"/>
-      <w:r>
-        <w:t>viện</w:t>
-      </w:r>
-      <w:proofErr w:type="spellEnd"/>
-      <w:r>
-        <w:t xml:space="preserve"> check </w:t>
-      </w:r>
-      <w:proofErr w:type="spellStart"/>
-      <w:r>
-        <w:t>chỗ</w:t>
-      </w:r>
-      <w:proofErr w:type="spellEnd"/>
-      <w:r>
-        <w:t xml:space="preserve"> </w:t>
-      </w:r>
-      <w:proofErr w:type="spellStart"/>
-      <w:r>
-        <w:t>nào</w:t>
-      </w:r>
-      <w:proofErr w:type="spellEnd"/>
-      <w:r>
-        <w:t xml:space="preserve"> </w:t>
-      </w:r>
-      <w:proofErr w:type="spellStart"/>
-      <w:r>
-        <w:t>lỗi</w:t>
-      </w:r>
-      <w:proofErr w:type="spellEnd"/>
-      <w:r>
-        <w:t xml:space="preserve"> </w:t>
-      </w:r>
-      <w:proofErr w:type="spellStart"/>
-      <w:r>
-        <w:t>thì</w:t>
-      </w:r>
-      <w:proofErr w:type="spellEnd"/>
-      <w:r>
-        <w:t xml:space="preserve"> </w:t>
-      </w:r>
-      <w:proofErr w:type="spellStart"/>
-      <w:r>
-        <w:t>tô</w:t>
-      </w:r>
-      <w:proofErr w:type="spellEnd"/>
-      <w:r>
-        <w:t xml:space="preserve"> </w:t>
-      </w:r>
-      <w:proofErr w:type="spellStart"/>
-      <w:r>
-        <w:t>đỏ</w:t>
-      </w:r>
-      <w:proofErr w:type="spellEnd"/>
-      <w:r>
-        <w:t xml:space="preserve"> </w:t>
-      </w:r>
-      <w:proofErr w:type="spellStart"/>
-      <w:r>
-        <w:t>lên</w:t>
-      </w:r>
-      <w:proofErr w:type="spellEnd"/>
-    </w:p>
-    <w:p>
-      <w:pPr>
-        <w:pStyle w:val="ListParagraph"/>
-        <w:numPr>
-          <w:ilvl w:val="0"/>
-          <w:numId w:val="2"/>
-        </w:numPr>
-      </w:pPr>
-      <w:proofErr w:type="spellStart"/>
-      <w:r>
-        <w:t>Trang</w:t>
-      </w:r>
-      <w:proofErr w:type="spellEnd"/>
-      <w:r>
-        <w:t xml:space="preserve"> </w:t>
-      </w:r>
-      <w:proofErr w:type="spellStart"/>
-      <w:r>
-        <w:t>myinfor</w:t>
-      </w:r>
-      <w:proofErr w:type="spellEnd"/>
-      <w:r>
-        <w:t>(</w:t>
-      </w:r>
-      <w:proofErr w:type="spellStart"/>
-      <w:r>
-        <w:t>khi</w:t>
-      </w:r>
-      <w:proofErr w:type="spellEnd"/>
-      <w:r>
-        <w:t xml:space="preserve"> </w:t>
-      </w:r>
-      <w:proofErr w:type="spellStart"/>
-      <w:r>
-        <w:t>sửa</w:t>
-      </w:r>
-      <w:proofErr w:type="spellEnd"/>
-      <w:r>
-        <w:t xml:space="preserve"> </w:t>
-      </w:r>
-      <w:proofErr w:type="spellStart"/>
-      <w:r>
-        <w:t>sđt</w:t>
-      </w:r>
-      <w:proofErr w:type="spellEnd"/>
-      <w:r>
-        <w:t xml:space="preserve">, </w:t>
-      </w:r>
-      <w:proofErr w:type="spellStart"/>
-      <w:r>
-        <w:t>gmail</w:t>
-      </w:r>
-      <w:proofErr w:type="spellEnd"/>
-      <w:r>
-        <w:t xml:space="preserve"> </w:t>
-      </w:r>
-      <w:proofErr w:type="spellStart"/>
-      <w:r>
-        <w:t>thì</w:t>
-      </w:r>
-      <w:proofErr w:type="spellEnd"/>
-      <w:r>
-        <w:t xml:space="preserve"> </w:t>
-      </w:r>
-      <w:proofErr w:type="spellStart"/>
-      <w:r>
-        <w:t>lỗi</w:t>
-      </w:r>
-      <w:proofErr w:type="spellEnd"/>
-      <w:r>
-        <w:t>)</w:t>
-      </w:r>
-      <w:r>
-        <w:t xml:space="preserve">, reload page </w:t>
-      </w:r>
-      <w:proofErr w:type="spellStart"/>
-      <w:r>
-        <w:t>sẽ</w:t>
-      </w:r>
-      <w:proofErr w:type="spellEnd"/>
-      <w:r>
-        <w:t xml:space="preserve"> </w:t>
-      </w:r>
-      <w:proofErr w:type="spellStart"/>
-      <w:r>
-        <w:t>ra</w:t>
-      </w:r>
-      <w:proofErr w:type="spellEnd"/>
-      <w:r>
-        <w:t xml:space="preserve"> </w:t>
-      </w:r>
-      <w:proofErr w:type="spellStart"/>
-      <w:r>
-        <w:t>lỗi</w:t>
-      </w:r>
-      <w:proofErr w:type="spellEnd"/>
-      <w:r>
-        <w:t xml:space="preserve"> exception</w:t>
-      </w:r>
-    </w:p>
-    <w:p>
-      <w:pPr>
-        <w:pStyle w:val="ListParagraph"/>
-        <w:numPr>
-          <w:ilvl w:val="0"/>
-          <w:numId w:val="2"/>
-        </w:numPr>
-      </w:pPr>
-      <w:proofErr w:type="spellStart"/>
-      <w:r>
-        <w:t>Chỉnh</w:t>
-      </w:r>
-      <w:proofErr w:type="spellEnd"/>
-      <w:r>
-        <w:t xml:space="preserve"> </w:t>
-      </w:r>
-      <w:proofErr w:type="spellStart"/>
-      <w:r>
-        <w:t>cách</w:t>
-      </w:r>
-      <w:proofErr w:type="spellEnd"/>
-      <w:r>
-        <w:t xml:space="preserve"> </w:t>
-      </w:r>
-      <w:proofErr w:type="spellStart"/>
-      <w:r>
-        <w:t>Hiện</w:t>
-      </w:r>
-      <w:proofErr w:type="spellEnd"/>
-      <w:r>
-        <w:t xml:space="preserve"> exception</w:t>
-      </w:r>
-      <w:r>
-        <w:t>(</w:t>
-      </w:r>
-      <w:proofErr w:type="spellStart"/>
-      <w:r>
-        <w:t>không</w:t>
-      </w:r>
-      <w:proofErr w:type="spellEnd"/>
-      <w:r>
-        <w:t xml:space="preserve"> </w:t>
-      </w:r>
-      <w:proofErr w:type="spellStart"/>
-      <w:r>
-        <w:t>hiện</w:t>
-      </w:r>
-      <w:proofErr w:type="spellEnd"/>
-      <w:r>
-        <w:t xml:space="preserve"> </w:t>
-      </w:r>
-      <w:proofErr w:type="spellStart"/>
-      <w:r>
-        <w:t>khi</w:t>
-      </w:r>
-      <w:proofErr w:type="spellEnd"/>
-      <w:r>
-        <w:t xml:space="preserve"> bay </w:t>
-      </w:r>
-      <w:proofErr w:type="spellStart"/>
-      <w:r>
-        <w:t>vào</w:t>
-      </w:r>
-      <w:proofErr w:type="spellEnd"/>
-      <w:r>
-        <w:t xml:space="preserve"> backend </w:t>
-      </w:r>
-      <w:proofErr w:type="spellStart"/>
-      <w:r>
-        <w:t>nữa</w:t>
-      </w:r>
-      <w:proofErr w:type="spellEnd"/>
-      <w:r>
-        <w:t>)</w:t>
-      </w:r>
-    </w:p>
-    <w:p>
-      <w:pPr>
-        <w:pStyle w:val="ListParagraph"/>
-        <w:numPr>
-          <w:ilvl w:val="0"/>
-          <w:numId w:val="2"/>
-        </w:numPr>
-      </w:pPr>
-      <w:proofErr w:type="spellStart"/>
-      <w:r>
-        <w:t>Khi</w:t>
-      </w:r>
-      <w:proofErr w:type="spellEnd"/>
-      <w:r>
-        <w:t xml:space="preserve"> </w:t>
-      </w:r>
-      <w:proofErr w:type="spellStart"/>
-      <w:r>
-        <w:t>sửa</w:t>
-      </w:r>
-      <w:proofErr w:type="spellEnd"/>
-      <w:r>
-        <w:t xml:space="preserve"> lesson(file lesson </w:t>
-      </w:r>
-      <w:proofErr w:type="spellStart"/>
-      <w:r>
-        <w:t>phải</w:t>
-      </w:r>
-      <w:proofErr w:type="spellEnd"/>
-      <w:r>
-        <w:t xml:space="preserve"> </w:t>
-      </w:r>
-      <w:proofErr w:type="spellStart"/>
-      <w:r>
-        <w:t>còn</w:t>
-      </w:r>
-      <w:proofErr w:type="spellEnd"/>
-      <w:r>
-        <w:t xml:space="preserve">, </w:t>
-      </w:r>
-      <w:proofErr w:type="spellStart"/>
-      <w:r>
-        <w:t>không</w:t>
-      </w:r>
-      <w:proofErr w:type="spellEnd"/>
-      <w:r>
-        <w:t xml:space="preserve"> </w:t>
-      </w:r>
-      <w:proofErr w:type="spellStart"/>
-      <w:r>
-        <w:t>bị</w:t>
-      </w:r>
-      <w:proofErr w:type="spellEnd"/>
-      <w:r>
-        <w:t xml:space="preserve"> </w:t>
-      </w:r>
-      <w:proofErr w:type="spellStart"/>
-      <w:r>
-        <w:t>trôi</w:t>
-      </w:r>
-      <w:proofErr w:type="spellEnd"/>
-      <w:r>
-        <w:t>)</w:t>
-      </w:r>
-    </w:p>
-    <w:p>
-      <w:pPr>
-        <w:pStyle w:val="ListParagraph"/>
-        <w:numPr>
-          <w:ilvl w:val="0"/>
-          <w:numId w:val="2"/>
-        </w:numPr>
-      </w:pPr>
-      <w:proofErr w:type="spellStart"/>
-      <w:r>
-        <w:t>Tìm</w:t>
-      </w:r>
-      <w:proofErr w:type="spellEnd"/>
-      <w:r>
-        <w:t xml:space="preserve"> </w:t>
-      </w:r>
-      <w:proofErr w:type="spellStart"/>
-      <w:r>
-        <w:t>thư</w:t>
-      </w:r>
-      <w:proofErr w:type="spellEnd"/>
-      <w:r>
-        <w:t xml:space="preserve"> </w:t>
-      </w:r>
-      <w:proofErr w:type="spellStart"/>
-      <w:r>
-        <w:t>viện</w:t>
-      </w:r>
-      <w:proofErr w:type="spellEnd"/>
-      <w:r>
-        <w:t xml:space="preserve"> </w:t>
-      </w:r>
-      <w:proofErr w:type="spellStart"/>
-      <w:r>
-        <w:t>dùng</w:t>
-      </w:r>
-      <w:proofErr w:type="spellEnd"/>
-      <w:r>
-        <w:t xml:space="preserve"> </w:t>
-      </w:r>
-      <w:proofErr w:type="spellStart"/>
-      <w:r>
-        <w:t>để</w:t>
-      </w:r>
-      <w:proofErr w:type="spellEnd"/>
-      <w:r>
-        <w:t xml:space="preserve"> sort </w:t>
-      </w:r>
-      <w:proofErr w:type="spellStart"/>
-      <w:r>
-        <w:t>các</w:t>
-      </w:r>
-      <w:proofErr w:type="spellEnd"/>
-      <w:r>
-        <w:t xml:space="preserve"> lesson</w:t>
-      </w:r>
-    </w:p>
-    <w:p>
-      <w:pPr>
-        <w:pStyle w:val="ListParagraph"/>
-        <w:numPr>
-          <w:ilvl w:val="0"/>
-          <w:numId w:val="2"/>
-        </w:numPr>
-      </w:pPr>
-      <w:proofErr w:type="spellStart"/>
-      <w:r>
-        <w:t>Phân</w:t>
-      </w:r>
-      <w:proofErr w:type="spellEnd"/>
-      <w:r>
-        <w:t xml:space="preserve"> </w:t>
-      </w:r>
-      <w:proofErr w:type="spellStart"/>
-      <w:r>
-        <w:t>trang</w:t>
-      </w:r>
-      <w:proofErr w:type="spellEnd"/>
-      <w:r>
-        <w:t xml:space="preserve"> </w:t>
-      </w:r>
-      <w:proofErr w:type="spellStart"/>
-      <w:r>
-        <w:t>cho</w:t>
-      </w:r>
-      <w:proofErr w:type="spellEnd"/>
-      <w:r>
-        <w:t xml:space="preserve"> lesson, virtual class</w:t>
-      </w:r>
-      <w:r>
-        <w:t>(</w:t>
-      </w:r>
-      <w:proofErr w:type="spellStart"/>
-      <w:r>
-        <w:t>cho</w:t>
-      </w:r>
-      <w:proofErr w:type="spellEnd"/>
-      <w:r>
-        <w:t xml:space="preserve"> </w:t>
-      </w:r>
-      <w:proofErr w:type="spellStart"/>
-      <w:r>
-        <w:t>cả</w:t>
-      </w:r>
-      <w:proofErr w:type="spellEnd"/>
-      <w:r>
-        <w:t xml:space="preserve"> student </w:t>
-      </w:r>
-      <w:proofErr w:type="spellStart"/>
-      <w:r>
-        <w:t>và</w:t>
-      </w:r>
-      <w:proofErr w:type="spellEnd"/>
-      <w:r>
-        <w:t xml:space="preserve"> teacher)</w:t>
-      </w:r>
-    </w:p>
-    <w:p>
-      <w:pPr>
-        <w:pStyle w:val="ListParagraph"/>
-        <w:numPr>
-          <w:ilvl w:val="0"/>
-          <w:numId w:val="2"/>
-        </w:numPr>
-      </w:pPr>
-      <w:r>
-        <w:t xml:space="preserve">Check </w:t>
-      </w:r>
-      <w:proofErr w:type="spellStart"/>
-      <w:r>
-        <w:t>không</w:t>
-      </w:r>
-      <w:proofErr w:type="spellEnd"/>
-      <w:r>
-        <w:t xml:space="preserve"> </w:t>
-      </w:r>
-      <w:proofErr w:type="spellStart"/>
-      <w:r>
-        <w:t>cho</w:t>
-      </w:r>
-      <w:proofErr w:type="spellEnd"/>
-      <w:r>
-        <w:t xml:space="preserve"> </w:t>
-      </w:r>
-      <w:proofErr w:type="spellStart"/>
-      <w:r>
-        <w:t>giáo</w:t>
-      </w:r>
-      <w:proofErr w:type="spellEnd"/>
-      <w:r>
-        <w:t xml:space="preserve"> </w:t>
-      </w:r>
-      <w:proofErr w:type="spellStart"/>
-      <w:r>
-        <w:t>viên</w:t>
-      </w:r>
-      <w:proofErr w:type="spellEnd"/>
-      <w:r>
-        <w:t xml:space="preserve"> </w:t>
-      </w:r>
-      <w:proofErr w:type="spellStart"/>
-      <w:r>
-        <w:t>tạo</w:t>
-      </w:r>
-      <w:proofErr w:type="spellEnd"/>
-      <w:r>
-        <w:t xml:space="preserve"> 2 </w:t>
-      </w:r>
-      <w:proofErr w:type="spellStart"/>
-      <w:r>
-        <w:t>bài</w:t>
-      </w:r>
-      <w:proofErr w:type="spellEnd"/>
-      <w:r>
-        <w:t xml:space="preserve"> y </w:t>
-      </w:r>
-      <w:proofErr w:type="spellStart"/>
-      <w:r>
-        <w:t>chang</w:t>
-      </w:r>
-      <w:proofErr w:type="spellEnd"/>
-      <w:r>
-        <w:t xml:space="preserve"> </w:t>
-      </w:r>
-      <w:proofErr w:type="spellStart"/>
-      <w:r>
-        <w:t>nhau</w:t>
-      </w:r>
-      <w:proofErr w:type="spellEnd"/>
-      <w:r>
-        <w:t>(</w:t>
-      </w:r>
-      <w:proofErr w:type="spellStart"/>
-      <w:r>
-        <w:t>dựa</w:t>
-      </w:r>
-      <w:proofErr w:type="spellEnd"/>
-      <w:r>
-        <w:t xml:space="preserve"> </w:t>
-      </w:r>
-      <w:proofErr w:type="spellStart"/>
-      <w:r>
-        <w:t>theo</w:t>
-      </w:r>
-      <w:proofErr w:type="spellEnd"/>
-      <w:r>
-        <w:t xml:space="preserve"> </w:t>
-      </w:r>
-      <w:proofErr w:type="spellStart"/>
-      <w:r>
-        <w:t>cột</w:t>
-      </w:r>
-      <w:proofErr w:type="spellEnd"/>
-      <w:r>
-        <w:t xml:space="preserve"> </w:t>
-      </w:r>
-      <w:proofErr w:type="spellStart"/>
-      <w:r>
-        <w:t>tên</w:t>
-      </w:r>
-      <w:proofErr w:type="spellEnd"/>
-      <w:r>
-        <w:t>)</w:t>
-      </w:r>
-    </w:p>
-    <w:p>
-      <w:pPr>
-        <w:pStyle w:val="ListParagraph"/>
-        <w:numPr>
-          <w:ilvl w:val="0"/>
-          <w:numId w:val="2"/>
-        </w:numPr>
-      </w:pPr>
-      <w:proofErr w:type="spellStart"/>
-      <w:r>
-        <w:lastRenderedPageBreak/>
-        <w:t>Đưa</w:t>
-      </w:r>
-      <w:proofErr w:type="spellEnd"/>
-      <w:r>
-        <w:t xml:space="preserve"> </w:t>
-      </w:r>
-      <w:proofErr w:type="spellStart"/>
-      <w:r>
-        <w:t>nút</w:t>
-      </w:r>
-      <w:proofErr w:type="spellEnd"/>
-      <w:r>
-        <w:t xml:space="preserve"> </w:t>
-      </w:r>
-      <w:proofErr w:type="spellStart"/>
-      <w:r>
-        <w:t>tải</w:t>
-      </w:r>
-      <w:proofErr w:type="spellEnd"/>
-      <w:r>
-        <w:t xml:space="preserve"> </w:t>
-      </w:r>
-      <w:proofErr w:type="spellStart"/>
-      <w:r>
-        <w:t>xuống</w:t>
-      </w:r>
-      <w:proofErr w:type="spellEnd"/>
-      <w:r>
-        <w:t xml:space="preserve"> </w:t>
-      </w:r>
-      <w:proofErr w:type="spellStart"/>
-      <w:r>
-        <w:t>vaoof</w:t>
-      </w:r>
-      <w:proofErr w:type="spellEnd"/>
-      <w:r>
-        <w:t xml:space="preserve"> </w:t>
-      </w:r>
-      <w:proofErr w:type="spellStart"/>
-      <w:r>
-        <w:t>cột</w:t>
-      </w:r>
-      <w:proofErr w:type="spellEnd"/>
-      <w:r>
-        <w:t xml:space="preserve"> file, </w:t>
-      </w:r>
-      <w:proofErr w:type="spellStart"/>
-      <w:r>
-        <w:t>thêm</w:t>
-      </w:r>
-      <w:proofErr w:type="spellEnd"/>
-      <w:r>
-        <w:t xml:space="preserve"> 1 </w:t>
-      </w:r>
-      <w:proofErr w:type="spellStart"/>
-      <w:r>
-        <w:t>nút</w:t>
-      </w:r>
-      <w:proofErr w:type="spellEnd"/>
-      <w:r>
-        <w:t xml:space="preserve"> publish </w:t>
-      </w:r>
-      <w:proofErr w:type="spellStart"/>
-      <w:r>
-        <w:t>vào</w:t>
-      </w:r>
-      <w:proofErr w:type="spellEnd"/>
-      <w:r>
-        <w:t xml:space="preserve"> </w:t>
-      </w:r>
-      <w:proofErr w:type="spellStart"/>
-      <w:r>
-        <w:t>cột</w:t>
-      </w:r>
-      <w:proofErr w:type="spellEnd"/>
-      <w:r>
-        <w:t xml:space="preserve"> </w:t>
-      </w:r>
-      <w:proofErr w:type="spellStart"/>
-      <w:r>
-        <w:t>trạng</w:t>
-      </w:r>
-      <w:proofErr w:type="spellEnd"/>
-      <w:r>
-        <w:t xml:space="preserve"> </w:t>
-      </w:r>
-      <w:proofErr w:type="spellStart"/>
-      <w:r>
-        <w:t>thái</w:t>
-      </w:r>
-      <w:proofErr w:type="spellEnd"/>
-    </w:p>
-    <w:p>
-      <w:pPr>
-        <w:pStyle w:val="ListParagraph"/>
-        <w:numPr>
-          <w:ilvl w:val="0"/>
-          <w:numId w:val="2"/>
-        </w:numPr>
-      </w:pPr>
-      <w:proofErr w:type="spellStart"/>
-      <w:r>
-        <w:t>Khi</w:t>
-      </w:r>
-      <w:proofErr w:type="spellEnd"/>
-      <w:r>
-        <w:t xml:space="preserve"> </w:t>
-      </w:r>
-      <w:proofErr w:type="spellStart"/>
-      <w:r>
-        <w:t>thêm</w:t>
-      </w:r>
-      <w:proofErr w:type="spellEnd"/>
-      <w:r>
-        <w:t xml:space="preserve"> </w:t>
-      </w:r>
-      <w:proofErr w:type="spellStart"/>
-      <w:r>
-        <w:t>lớp</w:t>
-      </w:r>
-      <w:proofErr w:type="spellEnd"/>
-      <w:r>
-        <w:t xml:space="preserve"> </w:t>
-      </w:r>
-      <w:proofErr w:type="spellStart"/>
-      <w:r>
-        <w:t>ảo</w:t>
-      </w:r>
-      <w:proofErr w:type="spellEnd"/>
-      <w:r>
-        <w:t xml:space="preserve"> </w:t>
-      </w:r>
-      <w:proofErr w:type="spellStart"/>
-      <w:r>
-        <w:t>thì</w:t>
-      </w:r>
-      <w:proofErr w:type="spellEnd"/>
-      <w:r>
-        <w:t xml:space="preserve"> </w:t>
-      </w:r>
-      <w:proofErr w:type="spellStart"/>
-      <w:r>
-        <w:t>khi</w:t>
-      </w:r>
-      <w:proofErr w:type="spellEnd"/>
-      <w:r>
-        <w:t xml:space="preserve"> </w:t>
-      </w:r>
-      <w:proofErr w:type="spellStart"/>
-      <w:r>
-        <w:t>sửa,phải</w:t>
-      </w:r>
-      <w:proofErr w:type="spellEnd"/>
-      <w:r>
-        <w:t xml:space="preserve"> </w:t>
-      </w:r>
-      <w:proofErr w:type="spellStart"/>
-      <w:r>
-        <w:t>giữ</w:t>
-      </w:r>
-      <w:proofErr w:type="spellEnd"/>
-      <w:r>
-        <w:t xml:space="preserve"> </w:t>
-      </w:r>
-      <w:proofErr w:type="spellStart"/>
-      <w:r>
-        <w:t>trạng</w:t>
-      </w:r>
-      <w:proofErr w:type="spellEnd"/>
-      <w:r>
-        <w:t xml:space="preserve"> </w:t>
-      </w:r>
-      <w:proofErr w:type="spellStart"/>
-      <w:r>
-        <w:t>thái</w:t>
-      </w:r>
-      <w:proofErr w:type="spellEnd"/>
-      <w:r>
-        <w:t xml:space="preserve"> </w:t>
-      </w:r>
-      <w:proofErr w:type="spellStart"/>
-      <w:r>
-        <w:t>của</w:t>
-      </w:r>
-      <w:proofErr w:type="spellEnd"/>
-      <w:r>
-        <w:t xml:space="preserve"> </w:t>
-      </w:r>
-      <w:proofErr w:type="spellStart"/>
-      <w:r>
-        <w:t>lớp</w:t>
-      </w:r>
-      <w:proofErr w:type="spellEnd"/>
-      <w:r>
-        <w:t xml:space="preserve">, </w:t>
-      </w:r>
-      <w:proofErr w:type="spellStart"/>
-      <w:r>
-        <w:t>môn</w:t>
-      </w:r>
-      <w:proofErr w:type="spellEnd"/>
-      <w:r>
-        <w:t xml:space="preserve"> </w:t>
-      </w:r>
-      <w:proofErr w:type="spellStart"/>
-      <w:r>
-        <w:t>học</w:t>
-      </w:r>
-      <w:proofErr w:type="spellEnd"/>
-    </w:p>
-    <w:p>
-      <w:pPr>
-        <w:pStyle w:val="ListParagraph"/>
-        <w:numPr>
-          <w:ilvl w:val="0"/>
-          <w:numId w:val="2"/>
-        </w:numPr>
-      </w:pPr>
-      <w:proofErr w:type="spellStart"/>
-      <w:r>
-        <w:t>Phải</w:t>
-      </w:r>
-      <w:proofErr w:type="spellEnd"/>
-      <w:r>
-        <w:t xml:space="preserve"> check </w:t>
-      </w:r>
-      <w:proofErr w:type="spellStart"/>
-      <w:r>
-        <w:t>không</w:t>
-      </w:r>
-      <w:proofErr w:type="spellEnd"/>
-      <w:r>
-        <w:t xml:space="preserve"> </w:t>
-      </w:r>
-      <w:proofErr w:type="spellStart"/>
-      <w:r>
-        <w:t>cho</w:t>
-      </w:r>
-      <w:proofErr w:type="spellEnd"/>
-      <w:r>
-        <w:t xml:space="preserve"> 1 </w:t>
-      </w:r>
-      <w:proofErr w:type="spellStart"/>
-      <w:r>
-        <w:t>ông</w:t>
-      </w:r>
-      <w:proofErr w:type="spellEnd"/>
-      <w:r>
-        <w:t xml:space="preserve"> </w:t>
-      </w:r>
-      <w:proofErr w:type="spellStart"/>
-      <w:r>
-        <w:t>giáo</w:t>
-      </w:r>
-      <w:proofErr w:type="spellEnd"/>
-      <w:r>
-        <w:t xml:space="preserve"> </w:t>
-      </w:r>
-      <w:proofErr w:type="spellStart"/>
-      <w:r>
-        <w:t>viên</w:t>
-      </w:r>
-      <w:proofErr w:type="spellEnd"/>
-      <w:r>
-        <w:t xml:space="preserve">  </w:t>
-      </w:r>
-      <w:proofErr w:type="spellStart"/>
-      <w:r>
-        <w:t>tạo</w:t>
-      </w:r>
-      <w:proofErr w:type="spellEnd"/>
-      <w:r>
-        <w:t xml:space="preserve"> 2 </w:t>
-      </w:r>
-      <w:proofErr w:type="spellStart"/>
-      <w:r>
-        <w:t>lớp</w:t>
-      </w:r>
-      <w:proofErr w:type="spellEnd"/>
-      <w:r>
-        <w:t xml:space="preserve"> y </w:t>
-      </w:r>
-      <w:proofErr w:type="spellStart"/>
-      <w:r>
-        <w:t>chang</w:t>
-      </w:r>
-      <w:proofErr w:type="spellEnd"/>
-      <w:r>
-        <w:t xml:space="preserve"> </w:t>
-      </w:r>
-      <w:proofErr w:type="spellStart"/>
-      <w:r>
-        <w:t>nhau</w:t>
-      </w:r>
-      <w:proofErr w:type="spellEnd"/>
-      <w:r>
-        <w:t>(</w:t>
-      </w:r>
-      <w:proofErr w:type="spellStart"/>
-      <w:r>
-        <w:t>cùng</w:t>
-      </w:r>
-      <w:proofErr w:type="spellEnd"/>
-      <w:r>
-        <w:t xml:space="preserve">  </w:t>
-      </w:r>
-      <w:proofErr w:type="spellStart"/>
-      <w:r>
-        <w:t>lớp,cùng</w:t>
-      </w:r>
-      <w:proofErr w:type="spellEnd"/>
-      <w:r>
-        <w:t xml:space="preserve"> </w:t>
-      </w:r>
-      <w:proofErr w:type="spellStart"/>
-      <w:r>
-        <w:t>giờ</w:t>
-      </w:r>
-      <w:proofErr w:type="spellEnd"/>
-      <w:r>
-        <w:t>)</w:t>
-      </w:r>
-    </w:p>
-    <w:p>
-      <w:pPr>
-        <w:pStyle w:val="ListParagraph"/>
-        <w:numPr>
-          <w:ilvl w:val="0"/>
-          <w:numId w:val="2"/>
-        </w:numPr>
-      </w:pPr>
-      <w:proofErr w:type="spellStart"/>
-      <w:r>
-        <w:t>Khi</w:t>
-      </w:r>
-      <w:proofErr w:type="spellEnd"/>
-      <w:r>
-        <w:t xml:space="preserve"> </w:t>
-      </w:r>
-      <w:proofErr w:type="spellStart"/>
-      <w:r>
-        <w:t>tạo</w:t>
-      </w:r>
-      <w:proofErr w:type="spellEnd"/>
-      <w:r>
-        <w:t xml:space="preserve"> </w:t>
-      </w:r>
-      <w:proofErr w:type="spellStart"/>
-      <w:r>
-        <w:t>lớp</w:t>
-      </w:r>
-      <w:proofErr w:type="spellEnd"/>
-      <w:r>
-        <w:t xml:space="preserve"> start &lt; end </w:t>
-      </w:r>
-      <w:proofErr w:type="spellStart"/>
-      <w:r>
-        <w:t>thì</w:t>
-      </w:r>
-      <w:proofErr w:type="spellEnd"/>
-      <w:r>
-        <w:t xml:space="preserve"> </w:t>
-      </w:r>
-      <w:proofErr w:type="spellStart"/>
-      <w:r>
-        <w:t>phải</w:t>
-      </w:r>
-      <w:proofErr w:type="spellEnd"/>
-      <w:r>
-        <w:t xml:space="preserve"> </w:t>
-      </w:r>
-      <w:proofErr w:type="spellStart"/>
-      <w:r>
-        <w:t>hiện</w:t>
-      </w:r>
-      <w:proofErr w:type="spellEnd"/>
-      <w:r>
-        <w:t xml:space="preserve"> </w:t>
-      </w:r>
-      <w:proofErr w:type="spellStart"/>
-      <w:r>
-        <w:t>ra</w:t>
-      </w:r>
-      <w:proofErr w:type="spellEnd"/>
-      <w:r>
-        <w:t xml:space="preserve"> lỗi</w:t>
-      </w:r>
-      <w:bookmarkStart w:id="0" w:name="_GoBack"/>
-      <w:bookmarkEnd w:id="0"/>
-    </w:p>
     <w:sectPr>
       <w:pgSz w:w="12240" w:h="15840"/>
       <w:pgMar w:top="1440" w:right="1440" w:bottom="1440" w:left="1440" w:header="720" w:footer="720" w:gutter="0"/>
@@ -3260,11 +3906,100 @@
       </w:rPr>
     </w:lvl>
   </w:abstractNum>
+  <w:abstractNum w:abstractNumId="2">
+    <w:nsid w:val="7BFB112F"/>
+    <w:multiLevelType w:val="hybridMultilevel"/>
+    <w:tmpl w:val="E51CF80A"/>
+    <w:lvl w:ilvl="0" w:tplc="0409000F">
+      <w:start w:val="1"/>
+      <w:numFmt w:val="decimal"/>
+      <w:lvlText w:val="%1."/>
+      <w:lvlJc w:val="left"/>
+      <w:pPr>
+        <w:ind w:left="720" w:hanging="360"/>
+      </w:pPr>
+    </w:lvl>
+    <w:lvl w:ilvl="1" w:tplc="04090019" w:tentative="1">
+      <w:start w:val="1"/>
+      <w:numFmt w:val="lowerLetter"/>
+      <w:lvlText w:val="%2."/>
+      <w:lvlJc w:val="left"/>
+      <w:pPr>
+        <w:ind w:left="1440" w:hanging="360"/>
+      </w:pPr>
+    </w:lvl>
+    <w:lvl w:ilvl="2" w:tplc="0409001B" w:tentative="1">
+      <w:start w:val="1"/>
+      <w:numFmt w:val="lowerRoman"/>
+      <w:lvlText w:val="%3."/>
+      <w:lvlJc w:val="right"/>
+      <w:pPr>
+        <w:ind w:left="2160" w:hanging="180"/>
+      </w:pPr>
+    </w:lvl>
+    <w:lvl w:ilvl="3" w:tplc="0409000F" w:tentative="1">
+      <w:start w:val="1"/>
+      <w:numFmt w:val="decimal"/>
+      <w:lvlText w:val="%4."/>
+      <w:lvlJc w:val="left"/>
+      <w:pPr>
+        <w:ind w:left="2880" w:hanging="360"/>
+      </w:pPr>
+    </w:lvl>
+    <w:lvl w:ilvl="4" w:tplc="04090019" w:tentative="1">
+      <w:start w:val="1"/>
+      <w:numFmt w:val="lowerLetter"/>
+      <w:lvlText w:val="%5."/>
+      <w:lvlJc w:val="left"/>
+      <w:pPr>
+        <w:ind w:left="3600" w:hanging="360"/>
+      </w:pPr>
+    </w:lvl>
+    <w:lvl w:ilvl="5" w:tplc="0409001B" w:tentative="1">
+      <w:start w:val="1"/>
+      <w:numFmt w:val="lowerRoman"/>
+      <w:lvlText w:val="%6."/>
+      <w:lvlJc w:val="right"/>
+      <w:pPr>
+        <w:ind w:left="4320" w:hanging="180"/>
+      </w:pPr>
+    </w:lvl>
+    <w:lvl w:ilvl="6" w:tplc="0409000F" w:tentative="1">
+      <w:start w:val="1"/>
+      <w:numFmt w:val="decimal"/>
+      <w:lvlText w:val="%7."/>
+      <w:lvlJc w:val="left"/>
+      <w:pPr>
+        <w:ind w:left="5040" w:hanging="360"/>
+      </w:pPr>
+    </w:lvl>
+    <w:lvl w:ilvl="7" w:tplc="04090019" w:tentative="1">
+      <w:start w:val="1"/>
+      <w:numFmt w:val="lowerLetter"/>
+      <w:lvlText w:val="%8."/>
+      <w:lvlJc w:val="left"/>
+      <w:pPr>
+        <w:ind w:left="5760" w:hanging="360"/>
+      </w:pPr>
+    </w:lvl>
+    <w:lvl w:ilvl="8" w:tplc="0409001B" w:tentative="1">
+      <w:start w:val="1"/>
+      <w:numFmt w:val="lowerRoman"/>
+      <w:lvlText w:val="%9."/>
+      <w:lvlJc w:val="right"/>
+      <w:pPr>
+        <w:ind w:left="6480" w:hanging="180"/>
+      </w:pPr>
+    </w:lvl>
+  </w:abstractNum>
   <w:num w:numId="1">
     <w:abstractNumId w:val="1"/>
   </w:num>
   <w:num w:numId="2">
     <w:abstractNumId w:val="0"/>
+  </w:num>
+  <w:num w:numId="3">
+    <w:abstractNumId w:val="2"/>
   </w:num>
 </w:numbering>
 </file>
@@ -3701,6 +4436,32 @@
       <w:contextualSpacing/>
     </w:pPr>
   </w:style>
+  <w:style w:type="table" w:styleId="TableGrid">
+    <w:name w:val="Table Grid"/>
+    <w:basedOn w:val="TableNormal"/>
+    <w:uiPriority w:val="39"/>
+    <w:rsid w:val="00C64B48"/>
+    <w:pPr>
+      <w:spacing w:after="0" w:line="240" w:lineRule="auto"/>
+    </w:pPr>
+    <w:tblPr>
+      <w:tblInd w:w="0" w:type="dxa"/>
+      <w:tblBorders>
+        <w:top w:val="single" w:sz="4" w:space="0" w:color="auto"/>
+        <w:left w:val="single" w:sz="4" w:space="0" w:color="auto"/>
+        <w:bottom w:val="single" w:sz="4" w:space="0" w:color="auto"/>
+        <w:right w:val="single" w:sz="4" w:space="0" w:color="auto"/>
+        <w:insideH w:val="single" w:sz="4" w:space="0" w:color="auto"/>
+        <w:insideV w:val="single" w:sz="4" w:space="0" w:color="auto"/>
+      </w:tblBorders>
+      <w:tblCellMar>
+        <w:top w:w="0" w:type="dxa"/>
+        <w:left w:w="108" w:type="dxa"/>
+        <w:bottom w:w="0" w:type="dxa"/>
+        <w:right w:w="108" w:type="dxa"/>
+      </w:tblCellMar>
+    </w:tblPr>
+  </w:style>
 </w:styles>
 </file>
 

--- a/File Documents/Document about Education Management Project.docx
+++ b/File Documents/Document about Education Management Project.docx
@@ -24,7 +24,15 @@
         <w:t>_</w:t>
       </w:r>
       <w:r>
-        <w:t xml:space="preserve"> website quản lí duy nhất 1 trường cấp 3(website này chỉ dùng cho trường đó)</w:t>
+        <w:t xml:space="preserve"> </w:t>
+      </w:r>
+      <w:proofErr w:type="gramStart"/>
+      <w:r>
+        <w:t>website</w:t>
+      </w:r>
+      <w:proofErr w:type="gramEnd"/>
+      <w:r>
+        <w:t xml:space="preserve"> quản lí duy nhất 1 trường cấp 3(website này chỉ dùng cho trường đó)</w:t>
       </w:r>
     </w:p>
     <w:p>
@@ -32,10 +40,18 @@
         <w:t xml:space="preserve">_ </w:t>
       </w:r>
       <w:r>
-        <w:t>Account admin sẽ có quyền duyệt account đăng kí là student hay giáo viên</w:t>
-      </w:r>
-      <w:r>
-        <w:t>(admin sẽ dựa vào vai trò mà người dùng nhập lúc đăng kí và dò trong danh sách giáo viên và danh sách học sinh của trường, cái này admin sẽ dò bằng tay)</w:t>
+        <w:t xml:space="preserve">Account admin sẽ có quyền duyệt account đăng kí là student hay giáo </w:t>
+      </w:r>
+      <w:proofErr w:type="gramStart"/>
+      <w:r>
+        <w:t>viên</w:t>
+      </w:r>
+      <w:r>
+        <w:t>(</w:t>
+      </w:r>
+      <w:proofErr w:type="gramEnd"/>
+      <w:r>
+        <w:t>admin sẽ dựa vào vai trò mà người dùng nhập lúc đăng kí và dò trong danh sách giáo viên và danh sách học sinh của trường, cái này admin sẽ dò bằng tay)</w:t>
       </w:r>
       <w:r>
         <w:t>,</w:t>
@@ -308,8 +324,13 @@
       <w:pPr>
         <w:pStyle w:val="ListParagraph"/>
       </w:pPr>
-      <w:r>
-        <w:t>thông qua DbSet&lt;TEntity&gt; như _db.Lessons và _db.TeacherAssignments.</w:t>
+      <w:proofErr w:type="gramStart"/>
+      <w:r>
+        <w:t>thông</w:t>
+      </w:r>
+      <w:proofErr w:type="gramEnd"/>
+      <w:r>
+        <w:t xml:space="preserve"> qua DbSet&lt;TEntity&gt; như _db.Lessons và _db.TeacherAssignments.</w:t>
       </w:r>
     </w:p>
     <w:p>
@@ -341,16 +362,26 @@
       <w:pPr>
         <w:pStyle w:val="ListParagraph"/>
       </w:pPr>
-      <w:r>
-        <w:t>SaveChangesAsync() của DbContext, đóng vai trò Unit of Work, chịu trách</w:t>
+      <w:proofErr w:type="gramStart"/>
+      <w:r>
+        <w:t>SaveChangesAsync(</w:t>
+      </w:r>
+      <w:proofErr w:type="gramEnd"/>
+      <w:r>
+        <w:t>) của DbContext, đóng vai trò Unit of Work, chịu trách</w:t>
       </w:r>
     </w:p>
     <w:p>
       <w:pPr>
         <w:pStyle w:val="ListParagraph"/>
       </w:pPr>
-      <w:r>
-        <w:t>nhiệm quản lý transaction và commit các thay đổi.</w:t>
+      <w:proofErr w:type="gramStart"/>
+      <w:r>
+        <w:t>nhiệm</w:t>
+      </w:r>
+      <w:proofErr w:type="gramEnd"/>
+      <w:r>
+        <w:t xml:space="preserve"> quản lý transaction và commit các thay đổi.</w:t>
       </w:r>
     </w:p>
     <w:p>
@@ -436,8 +467,13 @@
           <w:numId w:val="1"/>
         </w:numPr>
       </w:pPr>
-      <w:r>
-        <w:t>mà dùng DbSet trong DbContext.</w:t>
+      <w:proofErr w:type="gramStart"/>
+      <w:r>
+        <w:t>mà</w:t>
+      </w:r>
+      <w:proofErr w:type="gramEnd"/>
+      <w:r>
+        <w:t xml:space="preserve"> dùng DbSet trong DbContext.</w:t>
       </w:r>
     </w:p>
     <w:p/>
@@ -1901,8 +1937,23 @@
     </w:tbl>
     <w:p/>
     <w:p/>
+    <w:p/>
+    <w:p/>
+    <w:p/>
+    <w:p/>
+    <w:p/>
+    <w:p/>
+    <w:p/>
+    <w:p/>
+    <w:p/>
+    <w:p/>
+    <w:p/>
+    <w:p/>
+    <w:p/>
+    <w:p/>
     <w:p>
       <w:r>
+        <w:lastRenderedPageBreak/>
         <w:t>Giáo viên</w:t>
       </w:r>
       <w:r>
@@ -2032,6 +2083,9 @@
             <w:r>
               <w:t>Tiết 1</w:t>
             </w:r>
+            <w:r>
+              <w:t>(7h-7h45)</w:t>
+            </w:r>
           </w:p>
         </w:tc>
         <w:tc>
@@ -2103,6 +2157,9 @@
             <w:r>
               <w:t>Tiết 2</w:t>
             </w:r>
+            <w:r>
+              <w:t>(7h50-8h35)</w:t>
+            </w:r>
           </w:p>
         </w:tc>
         <w:tc>
@@ -2174,6 +2231,9 @@
             <w:r>
               <w:t>Tiết 3</w:t>
             </w:r>
+            <w:r>
+              <w:t>(8h50-9h35)</w:t>
+            </w:r>
           </w:p>
         </w:tc>
         <w:tc>
@@ -2245,6 +2305,9 @@
             <w:r>
               <w:t>Tiết 4</w:t>
             </w:r>
+            <w:r>
+              <w:t>(9h40-10h25)</w:t>
+            </w:r>
           </w:p>
         </w:tc>
         <w:tc>
@@ -2258,6 +2321,464 @@
             <w:r>
               <w:t>10A1</w:t>
             </w:r>
+          </w:p>
+        </w:tc>
+        <w:tc>
+          <w:tcPr>
+            <w:tcW w:w="1558" w:type="dxa"/>
+          </w:tcPr>
+          <w:p>
+            <w:pPr>
+              <w:jc w:val="center"/>
+            </w:pPr>
+          </w:p>
+        </w:tc>
+        <w:tc>
+          <w:tcPr>
+            <w:tcW w:w="1558" w:type="dxa"/>
+          </w:tcPr>
+          <w:p>
+            <w:pPr>
+              <w:jc w:val="center"/>
+            </w:pPr>
+          </w:p>
+        </w:tc>
+        <w:tc>
+          <w:tcPr>
+            <w:tcW w:w="1559" w:type="dxa"/>
+          </w:tcPr>
+          <w:p>
+            <w:pPr>
+              <w:jc w:val="center"/>
+            </w:pPr>
+          </w:p>
+        </w:tc>
+        <w:tc>
+          <w:tcPr>
+            <w:tcW w:w="1559" w:type="dxa"/>
+          </w:tcPr>
+          <w:p>
+            <w:pPr>
+              <w:jc w:val="center"/>
+            </w:pPr>
+          </w:p>
+        </w:tc>
+      </w:tr>
+      <w:tr>
+        <w:tc>
+          <w:tcPr>
+            <w:tcW w:w="1558" w:type="dxa"/>
+          </w:tcPr>
+          <w:p>
+            <w:pPr>
+              <w:jc w:val="center"/>
+            </w:pPr>
+            <w:r>
+              <w:t>Tiết 5(10h30-11h15)</w:t>
+            </w:r>
+          </w:p>
+        </w:tc>
+        <w:tc>
+          <w:tcPr>
+            <w:tcW w:w="1558" w:type="dxa"/>
+          </w:tcPr>
+          <w:p>
+            <w:pPr>
+              <w:jc w:val="center"/>
+            </w:pPr>
+          </w:p>
+        </w:tc>
+        <w:tc>
+          <w:tcPr>
+            <w:tcW w:w="1558" w:type="dxa"/>
+          </w:tcPr>
+          <w:p>
+            <w:pPr>
+              <w:jc w:val="center"/>
+            </w:pPr>
+          </w:p>
+        </w:tc>
+        <w:tc>
+          <w:tcPr>
+            <w:tcW w:w="1558" w:type="dxa"/>
+          </w:tcPr>
+          <w:p>
+            <w:pPr>
+              <w:jc w:val="center"/>
+            </w:pPr>
+          </w:p>
+        </w:tc>
+        <w:tc>
+          <w:tcPr>
+            <w:tcW w:w="1559" w:type="dxa"/>
+          </w:tcPr>
+          <w:p>
+            <w:pPr>
+              <w:jc w:val="center"/>
+            </w:pPr>
+          </w:p>
+        </w:tc>
+        <w:tc>
+          <w:tcPr>
+            <w:tcW w:w="1559" w:type="dxa"/>
+          </w:tcPr>
+          <w:p>
+            <w:pPr>
+              <w:jc w:val="center"/>
+            </w:pPr>
+          </w:p>
+        </w:tc>
+      </w:tr>
+      <w:tr>
+        <w:tc>
+          <w:tcPr>
+            <w:tcW w:w="1558" w:type="dxa"/>
+          </w:tcPr>
+          <w:p>
+            <w:pPr>
+              <w:jc w:val="center"/>
+            </w:pPr>
+          </w:p>
+        </w:tc>
+        <w:tc>
+          <w:tcPr>
+            <w:tcW w:w="1558" w:type="dxa"/>
+          </w:tcPr>
+          <w:p>
+            <w:pPr>
+              <w:jc w:val="center"/>
+            </w:pPr>
+          </w:p>
+        </w:tc>
+        <w:tc>
+          <w:tcPr>
+            <w:tcW w:w="1558" w:type="dxa"/>
+          </w:tcPr>
+          <w:p>
+            <w:pPr>
+              <w:jc w:val="center"/>
+            </w:pPr>
+          </w:p>
+        </w:tc>
+        <w:tc>
+          <w:tcPr>
+            <w:tcW w:w="1558" w:type="dxa"/>
+          </w:tcPr>
+          <w:p>
+            <w:pPr>
+              <w:jc w:val="center"/>
+            </w:pPr>
+          </w:p>
+        </w:tc>
+        <w:tc>
+          <w:tcPr>
+            <w:tcW w:w="1559" w:type="dxa"/>
+          </w:tcPr>
+          <w:p>
+            <w:pPr>
+              <w:jc w:val="center"/>
+            </w:pPr>
+          </w:p>
+        </w:tc>
+        <w:tc>
+          <w:tcPr>
+            <w:tcW w:w="1559" w:type="dxa"/>
+          </w:tcPr>
+          <w:p>
+            <w:pPr>
+              <w:jc w:val="center"/>
+            </w:pPr>
+          </w:p>
+        </w:tc>
+      </w:tr>
+      <w:tr>
+        <w:tc>
+          <w:tcPr>
+            <w:tcW w:w="1558" w:type="dxa"/>
+          </w:tcPr>
+          <w:p>
+            <w:pPr>
+              <w:jc w:val="center"/>
+            </w:pPr>
+            <w:r>
+              <w:t>Tiết 6 (1h-1h45)</w:t>
+            </w:r>
+          </w:p>
+        </w:tc>
+        <w:tc>
+          <w:tcPr>
+            <w:tcW w:w="1558" w:type="dxa"/>
+          </w:tcPr>
+          <w:p>
+            <w:pPr>
+              <w:jc w:val="center"/>
+            </w:pPr>
+          </w:p>
+        </w:tc>
+        <w:tc>
+          <w:tcPr>
+            <w:tcW w:w="1558" w:type="dxa"/>
+          </w:tcPr>
+          <w:p>
+            <w:pPr>
+              <w:jc w:val="center"/>
+            </w:pPr>
+          </w:p>
+        </w:tc>
+        <w:tc>
+          <w:tcPr>
+            <w:tcW w:w="1558" w:type="dxa"/>
+          </w:tcPr>
+          <w:p>
+            <w:pPr>
+              <w:jc w:val="center"/>
+            </w:pPr>
+          </w:p>
+        </w:tc>
+        <w:tc>
+          <w:tcPr>
+            <w:tcW w:w="1559" w:type="dxa"/>
+          </w:tcPr>
+          <w:p>
+            <w:pPr>
+              <w:jc w:val="center"/>
+            </w:pPr>
+          </w:p>
+        </w:tc>
+        <w:tc>
+          <w:tcPr>
+            <w:tcW w:w="1559" w:type="dxa"/>
+          </w:tcPr>
+          <w:p>
+            <w:pPr>
+              <w:jc w:val="center"/>
+            </w:pPr>
+          </w:p>
+        </w:tc>
+      </w:tr>
+      <w:tr>
+        <w:tc>
+          <w:tcPr>
+            <w:tcW w:w="1558" w:type="dxa"/>
+          </w:tcPr>
+          <w:p>
+            <w:pPr>
+              <w:jc w:val="center"/>
+            </w:pPr>
+            <w:r>
+              <w:t>Tiết 7(1h50-2h35)</w:t>
+            </w:r>
+          </w:p>
+        </w:tc>
+        <w:tc>
+          <w:tcPr>
+            <w:tcW w:w="1558" w:type="dxa"/>
+          </w:tcPr>
+          <w:p>
+            <w:pPr>
+              <w:jc w:val="center"/>
+            </w:pPr>
+          </w:p>
+        </w:tc>
+        <w:tc>
+          <w:tcPr>
+            <w:tcW w:w="1558" w:type="dxa"/>
+          </w:tcPr>
+          <w:p>
+            <w:pPr>
+              <w:jc w:val="center"/>
+            </w:pPr>
+          </w:p>
+        </w:tc>
+        <w:tc>
+          <w:tcPr>
+            <w:tcW w:w="1558" w:type="dxa"/>
+          </w:tcPr>
+          <w:p>
+            <w:pPr>
+              <w:jc w:val="center"/>
+            </w:pPr>
+          </w:p>
+        </w:tc>
+        <w:tc>
+          <w:tcPr>
+            <w:tcW w:w="1559" w:type="dxa"/>
+          </w:tcPr>
+          <w:p>
+            <w:pPr>
+              <w:jc w:val="center"/>
+            </w:pPr>
+          </w:p>
+        </w:tc>
+        <w:tc>
+          <w:tcPr>
+            <w:tcW w:w="1559" w:type="dxa"/>
+          </w:tcPr>
+          <w:p>
+            <w:pPr>
+              <w:jc w:val="center"/>
+            </w:pPr>
+          </w:p>
+        </w:tc>
+      </w:tr>
+      <w:tr>
+        <w:tc>
+          <w:tcPr>
+            <w:tcW w:w="1558" w:type="dxa"/>
+          </w:tcPr>
+          <w:p>
+            <w:pPr>
+              <w:jc w:val="center"/>
+            </w:pPr>
+            <w:r>
+              <w:t>Tiết 8(2h50-3h35)</w:t>
+            </w:r>
+          </w:p>
+        </w:tc>
+        <w:tc>
+          <w:tcPr>
+            <w:tcW w:w="1558" w:type="dxa"/>
+          </w:tcPr>
+          <w:p>
+            <w:pPr>
+              <w:jc w:val="center"/>
+            </w:pPr>
+          </w:p>
+        </w:tc>
+        <w:tc>
+          <w:tcPr>
+            <w:tcW w:w="1558" w:type="dxa"/>
+          </w:tcPr>
+          <w:p>
+            <w:pPr>
+              <w:jc w:val="center"/>
+            </w:pPr>
+          </w:p>
+        </w:tc>
+        <w:tc>
+          <w:tcPr>
+            <w:tcW w:w="1558" w:type="dxa"/>
+          </w:tcPr>
+          <w:p>
+            <w:pPr>
+              <w:jc w:val="center"/>
+            </w:pPr>
+          </w:p>
+        </w:tc>
+        <w:tc>
+          <w:tcPr>
+            <w:tcW w:w="1559" w:type="dxa"/>
+          </w:tcPr>
+          <w:p>
+            <w:pPr>
+              <w:jc w:val="center"/>
+            </w:pPr>
+          </w:p>
+        </w:tc>
+        <w:tc>
+          <w:tcPr>
+            <w:tcW w:w="1559" w:type="dxa"/>
+          </w:tcPr>
+          <w:p>
+            <w:pPr>
+              <w:jc w:val="center"/>
+            </w:pPr>
+          </w:p>
+        </w:tc>
+      </w:tr>
+      <w:tr>
+        <w:tc>
+          <w:tcPr>
+            <w:tcW w:w="1558" w:type="dxa"/>
+          </w:tcPr>
+          <w:p>
+            <w:pPr>
+              <w:jc w:val="center"/>
+            </w:pPr>
+            <w:r>
+              <w:t>Tiết 9(3h40</w:t>
+            </w:r>
+            <w:r>
+              <w:t>-4h25</w:t>
+            </w:r>
+            <w:r>
+              <w:t>)</w:t>
+            </w:r>
+          </w:p>
+        </w:tc>
+        <w:tc>
+          <w:tcPr>
+            <w:tcW w:w="1558" w:type="dxa"/>
+          </w:tcPr>
+          <w:p>
+            <w:pPr>
+              <w:jc w:val="center"/>
+            </w:pPr>
+          </w:p>
+        </w:tc>
+        <w:tc>
+          <w:tcPr>
+            <w:tcW w:w="1558" w:type="dxa"/>
+          </w:tcPr>
+          <w:p>
+            <w:pPr>
+              <w:jc w:val="center"/>
+            </w:pPr>
+          </w:p>
+        </w:tc>
+        <w:tc>
+          <w:tcPr>
+            <w:tcW w:w="1558" w:type="dxa"/>
+          </w:tcPr>
+          <w:p>
+            <w:pPr>
+              <w:jc w:val="center"/>
+            </w:pPr>
+          </w:p>
+        </w:tc>
+        <w:tc>
+          <w:tcPr>
+            <w:tcW w:w="1559" w:type="dxa"/>
+          </w:tcPr>
+          <w:p>
+            <w:pPr>
+              <w:jc w:val="center"/>
+            </w:pPr>
+          </w:p>
+        </w:tc>
+        <w:tc>
+          <w:tcPr>
+            <w:tcW w:w="1559" w:type="dxa"/>
+          </w:tcPr>
+          <w:p>
+            <w:pPr>
+              <w:jc w:val="center"/>
+            </w:pPr>
+          </w:p>
+        </w:tc>
+      </w:tr>
+      <w:tr>
+        <w:tc>
+          <w:tcPr>
+            <w:tcW w:w="1558" w:type="dxa"/>
+          </w:tcPr>
+          <w:p>
+            <w:pPr>
+              <w:jc w:val="center"/>
+            </w:pPr>
+            <w:r>
+              <w:t>Tiết 10(4h30-5h15)</w:t>
+            </w:r>
+          </w:p>
+        </w:tc>
+        <w:tc>
+          <w:tcPr>
+            <w:tcW w:w="1558" w:type="dxa"/>
+          </w:tcPr>
+          <w:p>
+            <w:pPr>
+              <w:jc w:val="center"/>
+            </w:pPr>
           </w:p>
         </w:tc>
         <w:tc>
@@ -2382,7 +2903,6 @@
         </w:numPr>
       </w:pPr>
       <w:r>
-        <w:lastRenderedPageBreak/>
         <w:t xml:space="preserve">React Hook Form lo phần </w:t>
       </w:r>
       <w:r>
@@ -2478,6 +2998,7 @@
         <w:pStyle w:val="NormalWeb"/>
       </w:pPr>
       <w:r>
+        <w:lastRenderedPageBreak/>
         <w:t>Luồng sẽ là:</w:t>
       </w:r>
     </w:p>
@@ -2577,10 +3098,4048 @@
         <w:t>gọi API đăng ký</w:t>
       </w:r>
     </w:p>
+    <w:p/>
+    <w:p/>
+    <w:p/>
+    <w:p/>
+    <w:p/>
     <w:p>
-      <w:bookmarkStart w:id="0" w:name="_GoBack"/>
-      <w:bookmarkEnd w:id="0"/>
+      <w:pPr>
+        <w:ind w:left="720" w:hanging="720"/>
+      </w:pPr>
     </w:p>
+    <w:p>
+      <w:pPr>
+        <w:ind w:left="720" w:hanging="720"/>
+      </w:pPr>
+    </w:p>
+    <w:p>
+      <w:pPr>
+        <w:ind w:left="720" w:hanging="720"/>
+      </w:pPr>
+    </w:p>
+    <w:p>
+      <w:pPr>
+        <w:ind w:left="720" w:hanging="720"/>
+      </w:pPr>
+    </w:p>
+    <w:p>
+      <w:pPr>
+        <w:ind w:left="720" w:hanging="720"/>
+      </w:pPr>
+    </w:p>
+    <w:p>
+      <w:pPr>
+        <w:ind w:left="720" w:hanging="720"/>
+      </w:pPr>
+    </w:p>
+    <w:p>
+      <w:pPr>
+        <w:ind w:left="720" w:hanging="720"/>
+      </w:pPr>
+    </w:p>
+    <w:tbl>
+      <w:tblPr>
+        <w:tblStyle w:val="TableGrid"/>
+        <w:tblW w:w="0" w:type="auto"/>
+        <w:tblLook w:val="04A0" w:firstRow="1" w:lastRow="0" w:firstColumn="1" w:lastColumn="0" w:noHBand="0" w:noVBand="1"/>
+      </w:tblPr>
+      <w:tblGrid>
+        <w:gridCol w:w="2317"/>
+        <w:gridCol w:w="2330"/>
+        <w:gridCol w:w="2377"/>
+        <w:gridCol w:w="2326"/>
+      </w:tblGrid>
+      <w:tr>
+        <w:tc>
+          <w:tcPr>
+            <w:tcW w:w="2337" w:type="dxa"/>
+          </w:tcPr>
+          <w:p>
+            <w:r>
+              <w:t>STT</w:t>
+            </w:r>
+          </w:p>
+        </w:tc>
+        <w:tc>
+          <w:tcPr>
+            <w:tcW w:w="2337" w:type="dxa"/>
+          </w:tcPr>
+          <w:p>
+            <w:r>
+              <w:t>Function</w:t>
+            </w:r>
+          </w:p>
+        </w:tc>
+        <w:tc>
+          <w:tcPr>
+            <w:tcW w:w="2338" w:type="dxa"/>
+          </w:tcPr>
+          <w:p>
+            <w:r>
+              <w:t>Way to solve</w:t>
+            </w:r>
+          </w:p>
+        </w:tc>
+        <w:tc>
+          <w:tcPr>
+            <w:tcW w:w="2338" w:type="dxa"/>
+          </w:tcPr>
+          <w:p>
+            <w:r>
+              <w:t>Done or not/Discuss</w:t>
+            </w:r>
+          </w:p>
+        </w:tc>
+      </w:tr>
+      <w:tr>
+        <w:tc>
+          <w:tcPr>
+            <w:tcW w:w="2337" w:type="dxa"/>
+          </w:tcPr>
+          <w:p>
+            <w:r>
+              <w:t>1</w:t>
+            </w:r>
+          </w:p>
+        </w:tc>
+        <w:tc>
+          <w:tcPr>
+            <w:tcW w:w="2337" w:type="dxa"/>
+          </w:tcPr>
+          <w:p>
+            <w:r>
+              <w:t>regex: nâng cấp check số điện thoại khi đăng kí</w:t>
+            </w:r>
+          </w:p>
+          <w:p/>
+        </w:tc>
+        <w:tc>
+          <w:tcPr>
+            <w:tcW w:w="2338" w:type="dxa"/>
+          </w:tcPr>
+          <w:p>
+            <w:pPr>
+              <w:rPr>
+                <w:b/>
+              </w:rPr>
+            </w:pPr>
+            <w:r>
+              <w:rPr>
+                <w:b/>
+                <w:color w:val="FF0000"/>
+              </w:rPr>
+              <w:t>Chỗ chọn mã và chỗ nhập số là 1 hay 2 ô</w:t>
+            </w:r>
+            <w:r>
+              <w:rPr>
+                <w:b/>
+                <w:color w:val="FF0000"/>
+              </w:rPr>
+              <w:t>??</w:t>
+            </w:r>
+          </w:p>
+        </w:tc>
+        <w:tc>
+          <w:tcPr>
+            <w:tcW w:w="2338" w:type="dxa"/>
+          </w:tcPr>
+          <w:p>
+            <w:r>
+              <w:t>Done</w:t>
+            </w:r>
+          </w:p>
+        </w:tc>
+      </w:tr>
+      <w:tr>
+        <w:tc>
+          <w:tcPr>
+            <w:tcW w:w="2337" w:type="dxa"/>
+          </w:tcPr>
+          <w:p>
+            <w:r>
+              <w:t>2</w:t>
+            </w:r>
+          </w:p>
+        </w:tc>
+        <w:tc>
+          <w:tcPr>
+            <w:tcW w:w="2337" w:type="dxa"/>
+          </w:tcPr>
+          <w:p>
+            <w:r>
+              <w:t>Khi đăng kí mail thì check nó là cái mail chứ không phải check cái đuôi cụ thể</w:t>
+            </w:r>
+          </w:p>
+          <w:p/>
+        </w:tc>
+        <w:tc>
+          <w:tcPr>
+            <w:tcW w:w="2338" w:type="dxa"/>
+          </w:tcPr>
+          <w:p>
+            <w:pPr>
+              <w:rPr>
+                <w:rFonts w:ascii="Times New Roman" w:eastAsia="Times New Roman" w:hAnsi="Times New Roman" w:cs="Times New Roman"/>
+                <w:sz w:val="24"/>
+                <w:szCs w:val="24"/>
+              </w:rPr>
+            </w:pPr>
+            <w:r>
+              <w:t>Check theo zod(</w:t>
+            </w:r>
+            <w:r>
+              <w:t>local-part@domain</w:t>
+            </w:r>
+            <w:r>
+              <w:t>)</w:t>
+            </w:r>
+            <w:r>
+              <w:t xml:space="preserve">- </w:t>
+            </w:r>
+            <w:r>
+              <w:rPr>
+                <w:rFonts w:ascii="Times New Roman" w:eastAsia="Times New Roman" w:hAnsi="Symbol" w:cs="Times New Roman"/>
+                <w:sz w:val="24"/>
+                <w:szCs w:val="24"/>
+              </w:rPr>
+              <w:t></w:t>
+            </w:r>
+            <w:r>
+              <w:rPr>
+                <w:rFonts w:ascii="Times New Roman" w:eastAsia="Times New Roman" w:hAnsi="Times New Roman" w:cs="Times New Roman"/>
+                <w:sz w:val="24"/>
+                <w:szCs w:val="24"/>
+              </w:rPr>
+              <w:t xml:space="preserve">  </w:t>
+            </w:r>
+            <w:r>
+              <w:rPr>
+                <w:rFonts w:ascii="Courier New" w:eastAsia="Times New Roman" w:hAnsi="Courier New" w:cs="Courier New"/>
+                <w:sz w:val="20"/>
+                <w:szCs w:val="20"/>
+              </w:rPr>
+              <w:t>phucb2206003</w:t>
+            </w:r>
+            <w:r>
+              <w:rPr>
+                <w:rFonts w:ascii="Times New Roman" w:eastAsia="Times New Roman" w:hAnsi="Times New Roman" w:cs="Times New Roman"/>
+                <w:sz w:val="24"/>
+                <w:szCs w:val="24"/>
+              </w:rPr>
+              <w:t xml:space="preserve"> → phần trước @ </w:t>
+            </w:r>
+            <w:r>
+              <w:rPr>
+                <w:rFonts w:ascii="Segoe UI Symbol" w:eastAsia="Times New Roman" w:hAnsi="Segoe UI Symbol" w:cs="Segoe UI Symbol"/>
+                <w:sz w:val="24"/>
+                <w:szCs w:val="24"/>
+              </w:rPr>
+              <w:t>✅</w:t>
+            </w:r>
+            <w:r>
+              <w:rPr>
+                <w:rFonts w:ascii="Times New Roman" w:eastAsia="Times New Roman" w:hAnsi="Times New Roman" w:cs="Times New Roman"/>
+                <w:sz w:val="24"/>
+                <w:szCs w:val="24"/>
+              </w:rPr>
+              <w:t xml:space="preserve"> </w:t>
+            </w:r>
+          </w:p>
+          <w:p>
+            <w:pPr>
+              <w:rPr>
+                <w:rFonts w:ascii="Times New Roman" w:eastAsia="Times New Roman" w:hAnsi="Times New Roman" w:cs="Times New Roman"/>
+                <w:sz w:val="24"/>
+                <w:szCs w:val="24"/>
+              </w:rPr>
+            </w:pPr>
+            <w:r>
+              <w:rPr>
+                <w:rFonts w:ascii="Times New Roman" w:eastAsia="Times New Roman" w:hAnsi="Symbol" w:cs="Times New Roman"/>
+                <w:sz w:val="24"/>
+                <w:szCs w:val="24"/>
+              </w:rPr>
+              <w:t></w:t>
+            </w:r>
+            <w:r>
+              <w:rPr>
+                <w:rFonts w:ascii="Times New Roman" w:eastAsia="Times New Roman" w:hAnsi="Times New Roman" w:cs="Times New Roman"/>
+                <w:sz w:val="24"/>
+                <w:szCs w:val="24"/>
+              </w:rPr>
+              <w:t xml:space="preserve">  </w:t>
+            </w:r>
+            <w:r>
+              <w:rPr>
+                <w:rFonts w:ascii="Courier New" w:eastAsia="Times New Roman" w:hAnsi="Courier New" w:cs="Courier New"/>
+                <w:sz w:val="20"/>
+                <w:szCs w:val="20"/>
+              </w:rPr>
+              <w:t>student.ctu.edu.vn</w:t>
+            </w:r>
+            <w:r>
+              <w:rPr>
+                <w:rFonts w:ascii="Times New Roman" w:eastAsia="Times New Roman" w:hAnsi="Times New Roman" w:cs="Times New Roman"/>
+                <w:sz w:val="24"/>
+                <w:szCs w:val="24"/>
+              </w:rPr>
+              <w:t xml:space="preserve"> → domain </w:t>
+            </w:r>
+            <w:r>
+              <w:rPr>
+                <w:rFonts w:ascii="Segoe UI Symbol" w:eastAsia="Times New Roman" w:hAnsi="Segoe UI Symbol" w:cs="Segoe UI Symbol"/>
+                <w:sz w:val="24"/>
+                <w:szCs w:val="24"/>
+              </w:rPr>
+              <w:t>✅</w:t>
+            </w:r>
+            <w:r>
+              <w:rPr>
+                <w:rFonts w:ascii="Times New Roman" w:eastAsia="Times New Roman" w:hAnsi="Times New Roman" w:cs="Times New Roman"/>
+                <w:sz w:val="24"/>
+                <w:szCs w:val="24"/>
+              </w:rPr>
+              <w:t xml:space="preserve"> </w:t>
+            </w:r>
+          </w:p>
+          <w:p>
+            <w:pPr>
+              <w:rPr>
+                <w:rFonts w:ascii="Times New Roman" w:eastAsia="Times New Roman" w:hAnsi="Times New Roman" w:cs="Times New Roman"/>
+                <w:sz w:val="24"/>
+                <w:szCs w:val="24"/>
+              </w:rPr>
+            </w:pPr>
+            <w:proofErr w:type="gramStart"/>
+            <w:r>
+              <w:rPr>
+                <w:rFonts w:ascii="Times New Roman" w:eastAsia="Times New Roman" w:hAnsi="Symbol" w:cs="Times New Roman"/>
+                <w:sz w:val="24"/>
+                <w:szCs w:val="24"/>
+              </w:rPr>
+              <w:t></w:t>
+            </w:r>
+            <w:r>
+              <w:rPr>
+                <w:rFonts w:ascii="Times New Roman" w:eastAsia="Times New Roman" w:hAnsi="Times New Roman" w:cs="Times New Roman"/>
+                <w:sz w:val="24"/>
+                <w:szCs w:val="24"/>
+              </w:rPr>
+              <w:t xml:space="preserve">  Có</w:t>
+            </w:r>
+            <w:proofErr w:type="gramEnd"/>
+            <w:r>
+              <w:rPr>
+                <w:rFonts w:ascii="Times New Roman" w:eastAsia="Times New Roman" w:hAnsi="Times New Roman" w:cs="Times New Roman"/>
+                <w:sz w:val="24"/>
+                <w:szCs w:val="24"/>
+              </w:rPr>
+              <w:t xml:space="preserve"> dấu </w:t>
+            </w:r>
+            <w:r>
+              <w:rPr>
+                <w:rFonts w:ascii="Courier New" w:eastAsia="Times New Roman" w:hAnsi="Courier New" w:cs="Courier New"/>
+                <w:sz w:val="20"/>
+                <w:szCs w:val="20"/>
+              </w:rPr>
+              <w:t>.</w:t>
+            </w:r>
+            <w:r>
+              <w:rPr>
+                <w:rFonts w:ascii="Times New Roman" w:eastAsia="Times New Roman" w:hAnsi="Times New Roman" w:cs="Times New Roman"/>
+                <w:sz w:val="24"/>
+                <w:szCs w:val="24"/>
+              </w:rPr>
+              <w:t xml:space="preserve"> trong domain (</w:t>
+            </w:r>
+            <w:r>
+              <w:rPr>
+                <w:rFonts w:ascii="Courier New" w:eastAsia="Times New Roman" w:hAnsi="Courier New" w:cs="Courier New"/>
+                <w:sz w:val="20"/>
+                <w:szCs w:val="20"/>
+              </w:rPr>
+              <w:t>ctu.edu.vn</w:t>
+            </w:r>
+            <w:r>
+              <w:rPr>
+                <w:rFonts w:ascii="Times New Roman" w:eastAsia="Times New Roman" w:hAnsi="Times New Roman" w:cs="Times New Roman"/>
+                <w:sz w:val="24"/>
+                <w:szCs w:val="24"/>
+              </w:rPr>
+              <w:t xml:space="preserve">) </w:t>
+            </w:r>
+            <w:r>
+              <w:rPr>
+                <w:rFonts w:ascii="Segoe UI Symbol" w:eastAsia="Times New Roman" w:hAnsi="Segoe UI Symbol" w:cs="Segoe UI Symbol"/>
+                <w:sz w:val="24"/>
+                <w:szCs w:val="24"/>
+              </w:rPr>
+              <w:t>✅</w:t>
+            </w:r>
+            <w:r>
+              <w:rPr>
+                <w:rFonts w:ascii="Times New Roman" w:eastAsia="Times New Roman" w:hAnsi="Times New Roman" w:cs="Times New Roman"/>
+                <w:sz w:val="24"/>
+                <w:szCs w:val="24"/>
+              </w:rPr>
+              <w:t xml:space="preserve"> </w:t>
+            </w:r>
+          </w:p>
+          <w:p>
+            <w:pPr>
+              <w:rPr>
+                <w:rFonts w:ascii="Times New Roman" w:eastAsia="Times New Roman" w:hAnsi="Times New Roman" w:cs="Times New Roman"/>
+                <w:sz w:val="24"/>
+                <w:szCs w:val="24"/>
+              </w:rPr>
+            </w:pPr>
+            <w:r>
+              <w:rPr>
+                <w:rFonts w:ascii="Times New Roman" w:eastAsia="Times New Roman" w:hAnsi="Symbol" w:cs="Times New Roman"/>
+                <w:sz w:val="24"/>
+                <w:szCs w:val="24"/>
+              </w:rPr>
+              <w:lastRenderedPageBreak/>
+              <w:t></w:t>
+            </w:r>
+            <w:r>
+              <w:rPr>
+                <w:rFonts w:ascii="Times New Roman" w:eastAsia="Times New Roman" w:hAnsi="Times New Roman" w:cs="Times New Roman"/>
+                <w:sz w:val="24"/>
+                <w:szCs w:val="24"/>
+              </w:rPr>
+              <w:t xml:space="preserve">  Không có khoảng trắng </w:t>
+            </w:r>
+            <w:r>
+              <w:rPr>
+                <w:rFonts w:ascii="Segoe UI Symbol" w:eastAsia="Times New Roman" w:hAnsi="Segoe UI Symbol" w:cs="Segoe UI Symbol"/>
+                <w:sz w:val="24"/>
+                <w:szCs w:val="24"/>
+              </w:rPr>
+              <w:t>❌</w:t>
+            </w:r>
+            <w:r>
+              <w:rPr>
+                <w:rFonts w:ascii="Times New Roman" w:eastAsia="Times New Roman" w:hAnsi="Times New Roman" w:cs="Times New Roman"/>
+                <w:sz w:val="24"/>
+                <w:szCs w:val="24"/>
+              </w:rPr>
+              <w:t xml:space="preserve"> (→ tốt) </w:t>
+            </w:r>
+          </w:p>
+          <w:p>
+            <w:r>
+              <w:rPr>
+                <w:rFonts w:ascii="Times New Roman" w:eastAsia="Times New Roman" w:hAnsi="Symbol" w:cs="Times New Roman"/>
+                <w:sz w:val="24"/>
+                <w:szCs w:val="24"/>
+              </w:rPr>
+              <w:t></w:t>
+            </w:r>
+            <w:r>
+              <w:rPr>
+                <w:rFonts w:ascii="Times New Roman" w:eastAsia="Times New Roman" w:hAnsi="Times New Roman" w:cs="Times New Roman"/>
+                <w:sz w:val="24"/>
+                <w:szCs w:val="24"/>
+              </w:rPr>
+              <w:t xml:space="preserve">  Không có ký tự cấm </w:t>
+            </w:r>
+            <w:r>
+              <w:rPr>
+                <w:rFonts w:ascii="Segoe UI Symbol" w:eastAsia="Times New Roman" w:hAnsi="Segoe UI Symbol" w:cs="Segoe UI Symbol"/>
+                <w:sz w:val="24"/>
+                <w:szCs w:val="24"/>
+              </w:rPr>
+              <w:t>❌</w:t>
+            </w:r>
+            <w:r>
+              <w:rPr>
+                <w:rFonts w:ascii="Times New Roman" w:eastAsia="Times New Roman" w:hAnsi="Times New Roman" w:cs="Times New Roman"/>
+                <w:sz w:val="24"/>
+                <w:szCs w:val="24"/>
+              </w:rPr>
+              <w:t xml:space="preserve"> (→ tốt)</w:t>
+            </w:r>
+          </w:p>
+        </w:tc>
+        <w:tc>
+          <w:tcPr>
+            <w:tcW w:w="2338" w:type="dxa"/>
+          </w:tcPr>
+          <w:p>
+            <w:r>
+              <w:lastRenderedPageBreak/>
+              <w:t>Done</w:t>
+            </w:r>
+          </w:p>
+        </w:tc>
+      </w:tr>
+      <w:tr>
+        <w:tc>
+          <w:tcPr>
+            <w:tcW w:w="2337" w:type="dxa"/>
+          </w:tcPr>
+          <w:p>
+            <w:r>
+              <w:lastRenderedPageBreak/>
+              <w:t>3</w:t>
+            </w:r>
+          </w:p>
+        </w:tc>
+        <w:tc>
+          <w:tcPr>
+            <w:tcW w:w="2337" w:type="dxa"/>
+          </w:tcPr>
+          <w:p>
+            <w:r>
+              <w:t>Khi đăng kí phải rang buộc thờ</w:t>
+            </w:r>
+            <w:r>
+              <w:t xml:space="preserve">i gian (14-65 </w:t>
+            </w:r>
+            <w:r>
+              <w:t>tuổi)</w:t>
+            </w:r>
+          </w:p>
+          <w:p/>
+        </w:tc>
+        <w:tc>
+          <w:tcPr>
+            <w:tcW w:w="2338" w:type="dxa"/>
+          </w:tcPr>
+          <w:p/>
+        </w:tc>
+        <w:tc>
+          <w:tcPr>
+            <w:tcW w:w="2338" w:type="dxa"/>
+          </w:tcPr>
+          <w:p>
+            <w:r>
+              <w:t>Done</w:t>
+            </w:r>
+          </w:p>
+        </w:tc>
+      </w:tr>
+      <w:tr>
+        <w:tc>
+          <w:tcPr>
+            <w:tcW w:w="2337" w:type="dxa"/>
+          </w:tcPr>
+          <w:p>
+            <w:r>
+              <w:t>4</w:t>
+            </w:r>
+          </w:p>
+        </w:tc>
+        <w:tc>
+          <w:tcPr>
+            <w:tcW w:w="2337" w:type="dxa"/>
+          </w:tcPr>
+          <w:p>
+            <w:r>
+              <w:t xml:space="preserve">Edit my infor không cho edit ngày sinh &gt; thời gian thực </w:t>
+            </w:r>
+          </w:p>
+          <w:p/>
+        </w:tc>
+        <w:tc>
+          <w:tcPr>
+            <w:tcW w:w="2338" w:type="dxa"/>
+          </w:tcPr>
+          <w:p/>
+        </w:tc>
+        <w:tc>
+          <w:tcPr>
+            <w:tcW w:w="2338" w:type="dxa"/>
+          </w:tcPr>
+          <w:p>
+            <w:r>
+              <w:t>Done</w:t>
+            </w:r>
+          </w:p>
+        </w:tc>
+      </w:tr>
+      <w:tr>
+        <w:tc>
+          <w:tcPr>
+            <w:tcW w:w="2337" w:type="dxa"/>
+          </w:tcPr>
+          <w:p>
+            <w:r>
+              <w:t>5</w:t>
+            </w:r>
+          </w:p>
+        </w:tc>
+        <w:tc>
+          <w:tcPr>
+            <w:tcW w:w="2337" w:type="dxa"/>
+          </w:tcPr>
+          <w:p>
+            <w:r>
+              <w:t>Edit my infor không cho edit ngày sinh vào cấp 3 không hợp lí(từ</w:t>
+            </w:r>
+            <w:r>
+              <w:t xml:space="preserve"> 14-65</w:t>
+            </w:r>
+            <w:r>
+              <w:t>)</w:t>
+            </w:r>
+          </w:p>
+          <w:p/>
+        </w:tc>
+        <w:tc>
+          <w:tcPr>
+            <w:tcW w:w="2338" w:type="dxa"/>
+          </w:tcPr>
+          <w:p/>
+        </w:tc>
+        <w:tc>
+          <w:tcPr>
+            <w:tcW w:w="2338" w:type="dxa"/>
+          </w:tcPr>
+          <w:p>
+            <w:r>
+              <w:t>Done</w:t>
+            </w:r>
+          </w:p>
+        </w:tc>
+      </w:tr>
+      <w:tr>
+        <w:tc>
+          <w:tcPr>
+            <w:tcW w:w="2337" w:type="dxa"/>
+          </w:tcPr>
+          <w:p>
+            <w:r>
+              <w:t>6</w:t>
+            </w:r>
+          </w:p>
+        </w:tc>
+        <w:tc>
+          <w:tcPr>
+            <w:tcW w:w="2337" w:type="dxa"/>
+          </w:tcPr>
+          <w:p>
+            <w:r>
+              <w:t>Apply React Hook Form + Zod/Yup để check gmail và mật khẩu(bắt nhập)</w:t>
+            </w:r>
+          </w:p>
+          <w:p/>
+        </w:tc>
+        <w:tc>
+          <w:tcPr>
+            <w:tcW w:w="2338" w:type="dxa"/>
+          </w:tcPr>
+          <w:p>
+            <w:pPr>
+              <w:rPr>
+                <w:b/>
+              </w:rPr>
+            </w:pPr>
+            <w:r>
+              <w:rPr>
+                <w:b/>
+                <w:color w:val="FF0000"/>
+              </w:rPr>
+              <w:t>Làm đồng nhất với đăng kí</w:t>
+            </w:r>
+          </w:p>
+        </w:tc>
+        <w:tc>
+          <w:tcPr>
+            <w:tcW w:w="2338" w:type="dxa"/>
+          </w:tcPr>
+          <w:p/>
+        </w:tc>
+      </w:tr>
+      <w:tr>
+        <w:tc>
+          <w:tcPr>
+            <w:tcW w:w="2337" w:type="dxa"/>
+          </w:tcPr>
+          <w:p>
+            <w:r>
+              <w:t>7</w:t>
+            </w:r>
+          </w:p>
+        </w:tc>
+        <w:tc>
+          <w:tcPr>
+            <w:tcW w:w="2337" w:type="dxa"/>
+          </w:tcPr>
+          <w:p>
+            <w:r>
+              <w:t>Dùng Apply ant design table cho bảng  lesson, virtual class</w:t>
+            </w:r>
+          </w:p>
+          <w:p/>
+        </w:tc>
+        <w:tc>
+          <w:tcPr>
+            <w:tcW w:w="2338" w:type="dxa"/>
+          </w:tcPr>
+          <w:p>
+            <w:r>
+              <w:t>Ant design</w:t>
+            </w:r>
+          </w:p>
+        </w:tc>
+        <w:tc>
+          <w:tcPr>
+            <w:tcW w:w="2338" w:type="dxa"/>
+          </w:tcPr>
+          <w:p>
+            <w:r>
+              <w:t>Done</w:t>
+            </w:r>
+          </w:p>
+        </w:tc>
+      </w:tr>
+      <w:tr>
+        <w:tc>
+          <w:tcPr>
+            <w:tcW w:w="2337" w:type="dxa"/>
+          </w:tcPr>
+          <w:p>
+            <w:r>
+              <w:t>8</w:t>
+            </w:r>
+          </w:p>
+        </w:tc>
+        <w:tc>
+          <w:tcPr>
+            <w:tcW w:w="2337" w:type="dxa"/>
+          </w:tcPr>
+          <w:p>
+            <w:r>
+              <w:t>Ràng buộc ở cột thời gian , thay vì text thì chỉ cho nhập số + phút</w:t>
+            </w:r>
+          </w:p>
+        </w:tc>
+        <w:tc>
+          <w:tcPr>
+            <w:tcW w:w="2338" w:type="dxa"/>
+          </w:tcPr>
+          <w:p/>
+        </w:tc>
+        <w:tc>
+          <w:tcPr>
+            <w:tcW w:w="2338" w:type="dxa"/>
+          </w:tcPr>
+          <w:p>
+            <w:r>
+              <w:t>Done</w:t>
+            </w:r>
+          </w:p>
+        </w:tc>
+      </w:tr>
+      <w:tr>
+        <w:tc>
+          <w:tcPr>
+            <w:tcW w:w="2337" w:type="dxa"/>
+          </w:tcPr>
+          <w:p>
+            <w:r>
+              <w:t>9</w:t>
+            </w:r>
+          </w:p>
+        </w:tc>
+        <w:tc>
+          <w:tcPr>
+            <w:tcW w:w="2337" w:type="dxa"/>
+          </w:tcPr>
+          <w:p>
+            <w:pPr>
+              <w:ind w:left="720" w:hanging="720"/>
+            </w:pPr>
+            <w:r>
+              <w:t>Giới hạn cột tên, mô tả, (giới hạn choc hung để sau này nếu có apply thêm cột thì ko sao)</w:t>
+            </w:r>
+          </w:p>
+          <w:p/>
+        </w:tc>
+        <w:tc>
+          <w:tcPr>
+            <w:tcW w:w="2338" w:type="dxa"/>
+          </w:tcPr>
+          <w:p/>
+        </w:tc>
+        <w:tc>
+          <w:tcPr>
+            <w:tcW w:w="2338" w:type="dxa"/>
+          </w:tcPr>
+          <w:p>
+            <w:r>
+              <w:t>Done</w:t>
+            </w:r>
+          </w:p>
+        </w:tc>
+      </w:tr>
+      <w:tr>
+        <w:tc>
+          <w:tcPr>
+            <w:tcW w:w="2337" w:type="dxa"/>
+          </w:tcPr>
+          <w:p>
+            <w:r>
+              <w:t>10</w:t>
+            </w:r>
+          </w:p>
+        </w:tc>
+        <w:tc>
+          <w:tcPr>
+            <w:tcW w:w="2337" w:type="dxa"/>
+          </w:tcPr>
+          <w:p>
+            <w:pPr>
+              <w:ind w:left="720" w:hanging="720"/>
+            </w:pPr>
+            <w:r>
+              <w:t>Có 1 lớp 4h30, tạo thêm 1 lớp 4h35, gây overlap nó(10a1 và 10a2 hoặc 2 10a1 đều có thể tạo ra 2 lớp ảo)</w:t>
+            </w:r>
+          </w:p>
+          <w:p>
+            <w:pPr>
+              <w:ind w:left="720" w:hanging="720"/>
+            </w:pPr>
+          </w:p>
+        </w:tc>
+        <w:tc>
+          <w:tcPr>
+            <w:tcW w:w="2338" w:type="dxa"/>
+          </w:tcPr>
+          <w:p>
+            <w:r>
+              <w:t>Giải pháp là tiết</w:t>
+            </w:r>
+          </w:p>
+        </w:tc>
+        <w:tc>
+          <w:tcPr>
+            <w:tcW w:w="2338" w:type="dxa"/>
+          </w:tcPr>
+          <w:p/>
+        </w:tc>
+      </w:tr>
+    </w:tbl>
+    <w:p/>
+    <w:p/>
+    <w:p>
+      <w:r>
+        <w:t xml:space="preserve">Dùng </w:t>
+      </w:r>
+      <w:proofErr w:type="gramStart"/>
+      <w:r>
+        <w:t>thư</w:t>
+      </w:r>
+      <w:proofErr w:type="gramEnd"/>
+      <w:r>
+        <w:t xml:space="preserve"> viện Untitled UI uploader để upload hình</w:t>
+      </w:r>
+    </w:p>
+    <w:p>
+      <w:r>
+        <w:t xml:space="preserve">Dùng </w:t>
+      </w:r>
+      <w:r>
+        <w:t>npm install react-easy-crop</w:t>
+      </w:r>
+      <w:r>
+        <w:t xml:space="preserve"> để crop ảnh</w:t>
+      </w:r>
+    </w:p>
+    <w:p/>
+    <w:p/>
+    <w:p/>
+    <w:tbl>
+      <w:tblPr>
+        <w:tblStyle w:val="TableGrid"/>
+        <w:tblW w:w="0" w:type="auto"/>
+        <w:tblLook w:val="04A0" w:firstRow="1" w:lastRow="0" w:firstColumn="1" w:lastColumn="0" w:noHBand="0" w:noVBand="1"/>
+      </w:tblPr>
+      <w:tblGrid>
+        <w:gridCol w:w="2266"/>
+        <w:gridCol w:w="2299"/>
+        <w:gridCol w:w="2511"/>
+        <w:gridCol w:w="2274"/>
+      </w:tblGrid>
+      <w:tr>
+        <w:tc>
+          <w:tcPr>
+            <w:tcW w:w="2337" w:type="dxa"/>
+          </w:tcPr>
+          <w:p>
+            <w:r>
+              <w:t>STT</w:t>
+            </w:r>
+          </w:p>
+        </w:tc>
+        <w:tc>
+          <w:tcPr>
+            <w:tcW w:w="2337" w:type="dxa"/>
+          </w:tcPr>
+          <w:p>
+            <w:r>
+              <w:t>Function</w:t>
+            </w:r>
+          </w:p>
+        </w:tc>
+        <w:tc>
+          <w:tcPr>
+            <w:tcW w:w="2338" w:type="dxa"/>
+          </w:tcPr>
+          <w:p>
+            <w:r>
+              <w:t>Way to solve</w:t>
+            </w:r>
+          </w:p>
+        </w:tc>
+        <w:tc>
+          <w:tcPr>
+            <w:tcW w:w="2338" w:type="dxa"/>
+          </w:tcPr>
+          <w:p>
+            <w:r>
+              <w:t>Done or not</w:t>
+            </w:r>
+          </w:p>
+        </w:tc>
+      </w:tr>
+      <w:tr>
+        <w:tc>
+          <w:tcPr>
+            <w:tcW w:w="2337" w:type="dxa"/>
+          </w:tcPr>
+          <w:p>
+            <w:r>
+              <w:t>1</w:t>
+            </w:r>
+          </w:p>
+        </w:tc>
+        <w:tc>
+          <w:tcPr>
+            <w:tcW w:w="2337" w:type="dxa"/>
+          </w:tcPr>
+          <w:p>
+            <w:r>
+              <w:t>Làm thông báo khi giáo viên up bài giảng/trước khi</w:t>
+            </w:r>
+            <w:r>
+              <w:t xml:space="preserve"> tới start time của </w:t>
+            </w:r>
+            <w:r>
+              <w:t xml:space="preserve">lớp ảo </w:t>
+            </w:r>
+            <w:r>
+              <w:t>30 phút</w:t>
+            </w:r>
+          </w:p>
+        </w:tc>
+        <w:tc>
+          <w:tcPr>
+            <w:tcW w:w="2338" w:type="dxa"/>
+          </w:tcPr>
+          <w:p>
+            <w:r>
+              <w:t>Sirnalr là technical dùng để làm thông báo</w:t>
+            </w:r>
+          </w:p>
+          <w:p>
+            <w:r>
+              <w:t>npm install @microsoft/signalr</w:t>
+            </w:r>
+          </w:p>
+          <w:p/>
+        </w:tc>
+        <w:tc>
+          <w:tcPr>
+            <w:tcW w:w="2338" w:type="dxa"/>
+          </w:tcPr>
+          <w:p>
+            <w:r>
+              <w:t>Done</w:t>
+            </w:r>
+          </w:p>
+        </w:tc>
+      </w:tr>
+      <w:tr>
+        <w:tc>
+          <w:tcPr>
+            <w:tcW w:w="2337" w:type="dxa"/>
+          </w:tcPr>
+          <w:p>
+            <w:r>
+              <w:t>2</w:t>
+            </w:r>
+          </w:p>
+        </w:tc>
+        <w:tc>
+          <w:tcPr>
+            <w:tcW w:w="2337" w:type="dxa"/>
+          </w:tcPr>
+          <w:p>
+            <w:r>
+              <w:t>2 giáo viên dạy 2 môn khác nhau</w:t>
+            </w:r>
+            <w:r>
+              <w:t xml:space="preserve"> cho 1 lớp</w:t>
+            </w:r>
+            <w:r>
+              <w:t xml:space="preserve">, tạo cùng tiết trong cùng 1 </w:t>
+            </w:r>
+            <w:proofErr w:type="gramStart"/>
+            <w:r>
+              <w:t>ngày(</w:t>
+            </w:r>
+            <w:proofErr w:type="gramEnd"/>
+            <w:r>
+              <w:t xml:space="preserve">cùng tạo tiết 5 ngày 27). </w:t>
+            </w:r>
+          </w:p>
+        </w:tc>
+        <w:tc>
+          <w:tcPr>
+            <w:tcW w:w="2338" w:type="dxa"/>
+          </w:tcPr>
+          <w:p>
+            <w:r>
+              <w:t>Nếu check có tạo ở thời điểm đó chưa thì không ổn, nếu người tạo trước mà sai thì chặn người tạo sau đúng cũng ko đc</w:t>
+            </w:r>
+          </w:p>
+        </w:tc>
+        <w:tc>
+          <w:tcPr>
+            <w:tcW w:w="2338" w:type="dxa"/>
+          </w:tcPr>
+          <w:p/>
+        </w:tc>
+      </w:tr>
+      <w:tr>
+        <w:tc>
+          <w:tcPr>
+            <w:tcW w:w="2337" w:type="dxa"/>
+          </w:tcPr>
+          <w:p>
+            <w:r>
+              <w:t>3</w:t>
+            </w:r>
+          </w:p>
+        </w:tc>
+        <w:tc>
+          <w:tcPr>
+            <w:tcW w:w="2337" w:type="dxa"/>
+          </w:tcPr>
+          <w:p>
+            <w:r>
+              <w:t>1 giáo viên tạo 2 lớp cùng tiết cùng ngày(tiết 5 ngày 27)</w:t>
+            </w:r>
+          </w:p>
+        </w:tc>
+        <w:tc>
+          <w:tcPr>
+            <w:tcW w:w="2338" w:type="dxa"/>
+          </w:tcPr>
+          <w:p>
+            <w:r>
+              <w:t>Hiện thông báo là đã có 1 lớp được tạo ở thời điểm đó</w:t>
+            </w:r>
+          </w:p>
+        </w:tc>
+        <w:tc>
+          <w:tcPr>
+            <w:tcW w:w="2338" w:type="dxa"/>
+          </w:tcPr>
+          <w:p>
+            <w:r>
+              <w:t>Done</w:t>
+            </w:r>
+          </w:p>
+        </w:tc>
+      </w:tr>
+      <w:tr>
+        <w:tc>
+          <w:tcPr>
+            <w:tcW w:w="2337" w:type="dxa"/>
+          </w:tcPr>
+          <w:p>
+            <w:r>
+              <w:t>4</w:t>
+            </w:r>
+          </w:p>
+        </w:tc>
+        <w:tc>
+          <w:tcPr>
+            <w:tcW w:w="2337" w:type="dxa"/>
+          </w:tcPr>
+          <w:p>
+            <w:r>
+              <w:t>Color picker để làm các ô lớp trên calendar khác màu(student và teacher có thể chọn màu khác nhau cho từng cá thể khác nhau, teacher chọn màu cho các lớp, student chọn màu cho các môn)</w:t>
+            </w:r>
+          </w:p>
+          <w:p/>
+        </w:tc>
+        <w:tc>
+          <w:tcPr>
+            <w:tcW w:w="2338" w:type="dxa"/>
+          </w:tcPr>
+          <w:p>
+            <w:r>
+              <w:t xml:space="preserve">Thư viện </w:t>
+            </w:r>
+            <w:r>
+              <w:rPr>
+                <w:rStyle w:val="HTMLCode"/>
+                <w:rFonts w:eastAsiaTheme="minorHAnsi"/>
+              </w:rPr>
+              <w:t>react-color</w:t>
+            </w:r>
+            <w:r>
+              <w:t xml:space="preserve"> (SketchPicker) là </w:t>
+            </w:r>
+            <w:r>
+              <w:rPr>
+                <w:rStyle w:val="Strong"/>
+              </w:rPr>
+              <w:t>UI component</w:t>
+            </w:r>
+            <w:r>
+              <w:t xml:space="preserve"> để người dùng </w:t>
+            </w:r>
+            <w:r>
+              <w:rPr>
+                <w:rStyle w:val="Strong"/>
+              </w:rPr>
+              <w:t>chọn màu</w:t>
+            </w:r>
+            <w:r>
+              <w:t>.</w:t>
+            </w:r>
+          </w:p>
+        </w:tc>
+        <w:tc>
+          <w:tcPr>
+            <w:tcW w:w="2338" w:type="dxa"/>
+          </w:tcPr>
+          <w:p>
+            <w:r>
+              <w:t>Done</w:t>
+            </w:r>
+          </w:p>
+        </w:tc>
+      </w:tr>
+      <w:tr>
+        <w:tc>
+          <w:tcPr>
+            <w:tcW w:w="2337" w:type="dxa"/>
+          </w:tcPr>
+          <w:p>
+            <w:r>
+              <w:t>5</w:t>
+            </w:r>
+          </w:p>
+        </w:tc>
+        <w:tc>
+          <w:tcPr>
+            <w:tcW w:w="2337" w:type="dxa"/>
+          </w:tcPr>
+          <w:p>
+            <w:pPr>
+              <w:rPr>
+                <w:color w:val="FF0000"/>
+              </w:rPr>
+            </w:pPr>
+            <w:r>
+              <w:rPr>
+                <w:color w:val="FF0000"/>
+              </w:rPr>
+              <w:t>Database của cái ảnh trong myinfor lưu ở đâu</w:t>
+            </w:r>
+          </w:p>
+          <w:p/>
+        </w:tc>
+        <w:tc>
+          <w:tcPr>
+            <w:tcW w:w="2338" w:type="dxa"/>
+          </w:tcPr>
+          <w:p>
+            <w:r>
+              <w:t>Được lưu vào thư mục wwwroot/uploads/avatar</w:t>
+            </w:r>
+          </w:p>
+        </w:tc>
+        <w:tc>
+          <w:tcPr>
+            <w:tcW w:w="2338" w:type="dxa"/>
+          </w:tcPr>
+          <w:p>
+            <w:r>
+              <w:t>Done</w:t>
+            </w:r>
+          </w:p>
+        </w:tc>
+      </w:tr>
+      <w:tr>
+        <w:tc>
+          <w:tcPr>
+            <w:tcW w:w="2337" w:type="dxa"/>
+          </w:tcPr>
+          <w:p>
+            <w:r>
+              <w:t>6</w:t>
+            </w:r>
+          </w:p>
+        </w:tc>
+        <w:tc>
+          <w:tcPr>
+            <w:tcW w:w="2337" w:type="dxa"/>
+          </w:tcPr>
+          <w:p>
+            <w:pPr>
+              <w:rPr>
+                <w:color w:val="FF0000"/>
+              </w:rPr>
+            </w:pPr>
+            <w:r>
+              <w:rPr>
+                <w:color w:val="FF0000"/>
+              </w:rPr>
+              <w:t>Cách render ảnh như thế nào, làm sao mà cách này không bị lỗi update ảnh mà trang khác vẫn ko load cho đến khi reload web như local storage</w:t>
+            </w:r>
+          </w:p>
+          <w:p>
+            <w:pPr>
+              <w:rPr>
+                <w:color w:val="FF0000"/>
+              </w:rPr>
+            </w:pPr>
+          </w:p>
+        </w:tc>
+        <w:tc>
+          <w:tcPr>
+            <w:tcW w:w="2338" w:type="dxa"/>
+          </w:tcPr>
+          <w:p>
+            <w:pPr>
+              <w:rPr>
+                <w:rFonts w:ascii="Times New Roman" w:eastAsia="Times New Roman" w:hAnsi="Times New Roman" w:cs="Times New Roman"/>
+                <w:sz w:val="24"/>
+                <w:szCs w:val="24"/>
+              </w:rPr>
+            </w:pPr>
+            <w:proofErr w:type="gramStart"/>
+            <w:r>
+              <w:rPr>
+                <w:rFonts w:ascii="Times New Roman" w:eastAsia="Times New Roman" w:hAnsi="Symbol" w:cs="Times New Roman"/>
+                <w:sz w:val="24"/>
+                <w:szCs w:val="24"/>
+              </w:rPr>
+              <w:t></w:t>
+            </w:r>
+            <w:r>
+              <w:rPr>
+                <w:rFonts w:ascii="Times New Roman" w:eastAsia="Times New Roman" w:hAnsi="Times New Roman" w:cs="Times New Roman"/>
+                <w:sz w:val="24"/>
+                <w:szCs w:val="24"/>
+              </w:rPr>
+              <w:t xml:space="preserve">  Ảnh</w:t>
+            </w:r>
+            <w:proofErr w:type="gramEnd"/>
+            <w:r>
+              <w:rPr>
+                <w:rFonts w:ascii="Times New Roman" w:eastAsia="Times New Roman" w:hAnsi="Times New Roman" w:cs="Times New Roman"/>
+                <w:sz w:val="24"/>
+                <w:szCs w:val="24"/>
+              </w:rPr>
+              <w:t xml:space="preserve"> thật được lưu ở backend/database. </w:t>
+            </w:r>
+          </w:p>
+          <w:p>
+            <w:pPr>
+              <w:rPr>
+                <w:rFonts w:ascii="Times New Roman" w:eastAsia="Times New Roman" w:hAnsi="Times New Roman" w:cs="Times New Roman"/>
+                <w:sz w:val="24"/>
+                <w:szCs w:val="24"/>
+              </w:rPr>
+            </w:pPr>
+            <w:proofErr w:type="gramStart"/>
+            <w:r>
+              <w:rPr>
+                <w:rFonts w:ascii="Times New Roman" w:eastAsia="Times New Roman" w:hAnsi="Symbol" w:cs="Times New Roman"/>
+                <w:sz w:val="24"/>
+                <w:szCs w:val="24"/>
+              </w:rPr>
+              <w:t></w:t>
+            </w:r>
+            <w:r>
+              <w:rPr>
+                <w:rFonts w:ascii="Times New Roman" w:eastAsia="Times New Roman" w:hAnsi="Times New Roman" w:cs="Times New Roman"/>
+                <w:sz w:val="24"/>
+                <w:szCs w:val="24"/>
+              </w:rPr>
+              <w:t xml:space="preserve">  Frontend</w:t>
+            </w:r>
+            <w:proofErr w:type="gramEnd"/>
+            <w:r>
+              <w:rPr>
+                <w:rFonts w:ascii="Times New Roman" w:eastAsia="Times New Roman" w:hAnsi="Times New Roman" w:cs="Times New Roman"/>
+                <w:sz w:val="24"/>
+                <w:szCs w:val="24"/>
+              </w:rPr>
+              <w:t xml:space="preserve"> giữ thông tin user trong </w:t>
+            </w:r>
+            <w:r>
+              <w:rPr>
+                <w:rFonts w:ascii="Times New Roman" w:eastAsia="Times New Roman" w:hAnsi="Times New Roman" w:cs="Times New Roman"/>
+                <w:b/>
+                <w:bCs/>
+                <w:sz w:val="24"/>
+                <w:szCs w:val="24"/>
+              </w:rPr>
+              <w:t>AuthContext</w:t>
+            </w:r>
+            <w:r>
+              <w:rPr>
+                <w:rFonts w:ascii="Times New Roman" w:eastAsia="Times New Roman" w:hAnsi="Times New Roman" w:cs="Times New Roman"/>
+                <w:sz w:val="24"/>
+                <w:szCs w:val="24"/>
+              </w:rPr>
+              <w:t xml:space="preserve">. </w:t>
+            </w:r>
+          </w:p>
+          <w:p>
+            <w:r>
+              <w:rPr>
+                <w:rFonts w:ascii="Times New Roman" w:eastAsia="Times New Roman" w:hAnsi="Symbol" w:cs="Times New Roman"/>
+                <w:sz w:val="24"/>
+                <w:szCs w:val="24"/>
+              </w:rPr>
+              <w:t></w:t>
+            </w:r>
+            <w:r>
+              <w:rPr>
+                <w:rFonts w:ascii="Times New Roman" w:eastAsia="Times New Roman" w:hAnsi="Times New Roman" w:cs="Times New Roman"/>
+                <w:sz w:val="24"/>
+                <w:szCs w:val="24"/>
+              </w:rPr>
+              <w:t xml:space="preserve">  Các trang không tự đọc ảnh trực tiếp từ localStorage để render, mà lấy </w:t>
+            </w:r>
+            <w:r>
+              <w:rPr>
+                <w:rFonts w:ascii="Courier New" w:eastAsia="Times New Roman" w:hAnsi="Courier New" w:cs="Courier New"/>
+                <w:sz w:val="20"/>
+                <w:szCs w:val="20"/>
+              </w:rPr>
+              <w:t>avatarURL</w:t>
+            </w:r>
+            <w:r>
+              <w:rPr>
+                <w:rFonts w:ascii="Times New Roman" w:eastAsia="Times New Roman" w:hAnsi="Times New Roman" w:cs="Times New Roman"/>
+                <w:sz w:val="24"/>
+                <w:szCs w:val="24"/>
+              </w:rPr>
+              <w:t xml:space="preserve"> từ </w:t>
+            </w:r>
+            <w:r>
+              <w:rPr>
+                <w:rFonts w:ascii="Courier New" w:eastAsia="Times New Roman" w:hAnsi="Courier New" w:cs="Courier New"/>
+                <w:sz w:val="20"/>
+                <w:szCs w:val="20"/>
+              </w:rPr>
+              <w:lastRenderedPageBreak/>
+              <w:t>useAuth().profile</w:t>
+            </w:r>
+            <w:r>
+              <w:rPr>
+                <w:rFonts w:ascii="Times New Roman" w:eastAsia="Times New Roman" w:hAnsi="Times New Roman" w:cs="Times New Roman"/>
+                <w:sz w:val="24"/>
+                <w:szCs w:val="24"/>
+              </w:rPr>
+              <w:t xml:space="preserve">, rồi truyền xuống </w:t>
+            </w:r>
+            <w:r>
+              <w:rPr>
+                <w:rFonts w:ascii="Courier New" w:eastAsia="Times New Roman" w:hAnsi="Courier New" w:cs="Courier New"/>
+                <w:sz w:val="20"/>
+                <w:szCs w:val="20"/>
+              </w:rPr>
+              <w:t>UserActions</w:t>
+            </w:r>
+            <w:r>
+              <w:rPr>
+                <w:rFonts w:ascii="Times New Roman" w:eastAsia="Times New Roman" w:hAnsi="Times New Roman" w:cs="Times New Roman"/>
+                <w:sz w:val="24"/>
+                <w:szCs w:val="24"/>
+              </w:rPr>
+              <w:t xml:space="preserve"> để render bằng thẻ </w:t>
+            </w:r>
+            <w:r>
+              <w:rPr>
+                <w:rFonts w:ascii="Courier New" w:eastAsia="Times New Roman" w:hAnsi="Courier New" w:cs="Courier New"/>
+                <w:sz w:val="20"/>
+                <w:szCs w:val="20"/>
+              </w:rPr>
+              <w:t>&lt;img src={avatarURL} /&gt;</w:t>
+            </w:r>
+          </w:p>
+        </w:tc>
+        <w:tc>
+          <w:tcPr>
+            <w:tcW w:w="2338" w:type="dxa"/>
+          </w:tcPr>
+          <w:p>
+            <w:r>
+              <w:lastRenderedPageBreak/>
+              <w:t>Done</w:t>
+            </w:r>
+          </w:p>
+        </w:tc>
+      </w:tr>
+    </w:tbl>
+    <w:p/>
+    <w:p/>
+    <w:p>
+      <w:r>
+        <w:t xml:space="preserve">Đã làm được thông báo, nhưng phải check xem những học sinh nào thuộc lớp giáo viên đó dạy mới nhận được thông </w:t>
+      </w:r>
+      <w:proofErr w:type="gramStart"/>
+      <w:r>
+        <w:t>báo(</w:t>
+      </w:r>
+      <w:proofErr w:type="gramEnd"/>
+      <w:r>
+        <w:t>Phúc dạy 10A1 nhưng Diễm học 11A thì lại nhận được thông báo)</w:t>
+      </w:r>
+    </w:p>
+    <w:p/>
+    <w:p/>
+    <w:p/>
+    <w:p/>
+    <w:p/>
+    <w:p>
+      <w:r>
+        <w:t>Tạo bài giảng mới – Chỉ học sinh thấy</w:t>
+      </w:r>
+    </w:p>
+    <w:p>
+      <w:r>
+        <w:t xml:space="preserve">Tạo lớp học mới – Cả giáo viên và học sinh </w:t>
+      </w:r>
+      <w:proofErr w:type="gramStart"/>
+      <w:r>
+        <w:t>thấy</w:t>
+      </w:r>
+      <w:r>
+        <w:t>(</w:t>
+      </w:r>
+      <w:proofErr w:type="gramEnd"/>
+      <w:r>
+        <w:t>trước khi lớp bắt đầu 30p thì nhắc, &lt;30p mới tạo vẫn nhắc, tạo ở thời gian sau khi lớp bắt đầu thì không báo)</w:t>
+      </w:r>
+      <w:r>
+        <w:t xml:space="preserve"> -&gt;done</w:t>
+      </w:r>
+    </w:p>
+    <w:p/>
+    <w:p>
+      <w:r>
+        <w:t>Tạo lớp học mới: những học sinh ko nằm trong lớ</w:t>
+      </w:r>
+      <w:r>
+        <w:t>p ko</w:t>
+      </w:r>
+      <w:r>
+        <w:t xml:space="preserve">nhận được thông </w:t>
+      </w:r>
+      <w:proofErr w:type="gramStart"/>
+      <w:r>
+        <w:t>báo(</w:t>
+      </w:r>
+      <w:proofErr w:type="gramEnd"/>
+      <w:r>
+        <w:t>bài giảng đã khắc phục được)</w:t>
+      </w:r>
+      <w:r>
+        <w:t xml:space="preserve"> -&gt; done</w:t>
+      </w:r>
+    </w:p>
+    <w:p/>
+    <w:p>
+      <w:pPr>
+        <w:rPr>
+          <w:b/>
+          <w:sz w:val="36"/>
+          <w:szCs w:val="36"/>
+        </w:rPr>
+      </w:pPr>
+      <w:r>
+        <w:rPr>
+          <w:b/>
+          <w:sz w:val="36"/>
+          <w:szCs w:val="36"/>
+        </w:rPr>
+        <w:t>Chức năng thông báo</w:t>
+      </w:r>
+    </w:p>
+    <w:p>
+      <w:pPr>
+        <w:rPr>
+          <w:b/>
+          <w:sz w:val="36"/>
+          <w:szCs w:val="36"/>
+        </w:rPr>
+      </w:pPr>
+    </w:p>
+    <w:p>
+      <w:r>
+        <w:t xml:space="preserve">Data lưu ở </w:t>
+      </w:r>
+      <w:proofErr w:type="gramStart"/>
+      <w:r>
+        <w:t>database(</w:t>
+      </w:r>
+      <w:proofErr w:type="gramEnd"/>
+      <w:r>
+        <w:t>sql server)</w:t>
+      </w:r>
+    </w:p>
+    <w:p>
+      <w:r>
+        <w:t xml:space="preserve">Thông báo được tạo trong CreateLessonUploadNotificationsAsync, CreateVirtualClassReminderNotificationsAsync, CreateVirtualClassCreatedNotificationsAsync của file service </w:t>
+      </w:r>
+      <w:proofErr w:type="gramStart"/>
+      <w:r>
+        <w:t>của  notification</w:t>
+      </w:r>
+      <w:proofErr w:type="gramEnd"/>
+      <w:r>
+        <w:t xml:space="preserve">. </w:t>
+      </w:r>
+      <w:r>
+        <w:t>Tạo xong lưu vào DB -&gt; rồi gọi signalR push real time</w:t>
+      </w:r>
+    </w:p>
+    <w:p>
+      <w:r>
+        <w:t>FE gọi api -&gt; api -&gt; controller</w:t>
+      </w:r>
+    </w:p>
+    <w:p/>
+    <w:p/>
+    <w:p>
+      <w:r>
+        <w:t>Xóa database của thông báo luôn</w:t>
+      </w:r>
+      <w:r>
+        <w:t xml:space="preserve"> - done</w:t>
+      </w:r>
+    </w:p>
+    <w:p>
+      <w:r>
+        <w:t>Upload hình thành công thì xóa avatar cũ</w:t>
+      </w:r>
+    </w:p>
+    <w:p>
+      <w:r>
+        <w:lastRenderedPageBreak/>
+        <w:t>Làm thông báo hiện ở góc phải dưới - done</w:t>
+      </w:r>
+    </w:p>
+    <w:p/>
+    <w:p>
+      <w:r>
+        <w:t>Theo kĩ thuật thì làm sao xác định đã đọc hay chưa đọc</w:t>
+      </w:r>
+    </w:p>
+    <w:p>
+      <w:r>
+        <w:t>Có 1 cột isread trong bảng notification, khi người dùng click vào thì set giá trị của bản ghi đó về 1(true) nghĩa là đã đọc</w:t>
+      </w:r>
+    </w:p>
+    <w:p>
+      <w:r>
+        <w:t>Dùng kĩ thuật nào biết tạo bài giảng mới/lớp ảo mới thì thông báo tăng số</w:t>
+      </w:r>
+    </w:p>
+    <w:p>
+      <w:r>
+        <w:t xml:space="preserve">Tạo bài giảng thành công, gọi </w:t>
+      </w:r>
+      <w:proofErr w:type="gramStart"/>
+      <w:r>
+        <w:t>CreateLessonUploadNotificationsAsync(</w:t>
+      </w:r>
+      <w:proofErr w:type="gramEnd"/>
+      <w:r>
+        <w:t>lesson)</w:t>
+      </w:r>
+      <w:r>
+        <w:t xml:space="preserve"> trong file service, save xong thì pushunread</w:t>
+      </w:r>
+    </w:p>
+    <w:p>
+      <w:r>
+        <w:t xml:space="preserve">Tạo lớp ảo thành công, gọi </w:t>
+      </w:r>
+      <w:proofErr w:type="gramStart"/>
+      <w:r>
+        <w:t>CreateVirtualClassCreatedNotificationsAsync(</w:t>
+      </w:r>
+      <w:proofErr w:type="gramEnd"/>
+      <w:r>
+        <w:t>vc)</w:t>
+      </w:r>
+      <w:r>
+        <w:t xml:space="preserve"> trong file service, save xong thì pushunread</w:t>
+      </w:r>
+    </w:p>
+    <w:p/>
+    <w:tbl>
+      <w:tblPr>
+        <w:tblStyle w:val="TableGrid"/>
+        <w:tblW w:w="10345" w:type="dxa"/>
+        <w:tblLook w:val="04A0" w:firstRow="1" w:lastRow="0" w:firstColumn="1" w:lastColumn="0" w:noHBand="0" w:noVBand="1"/>
+      </w:tblPr>
+      <w:tblGrid>
+        <w:gridCol w:w="911"/>
+        <w:gridCol w:w="3389"/>
+        <w:gridCol w:w="1570"/>
+        <w:gridCol w:w="4475"/>
+      </w:tblGrid>
+      <w:tr>
+        <w:tc>
+          <w:tcPr>
+            <w:tcW w:w="985" w:type="dxa"/>
+          </w:tcPr>
+          <w:p>
+            <w:pPr>
+              <w:rPr>
+                <w:rFonts w:ascii="Times New Roman" w:hAnsi="Times New Roman" w:cs="Times New Roman"/>
+                <w:sz w:val="24"/>
+                <w:szCs w:val="24"/>
+              </w:rPr>
+            </w:pPr>
+            <w:r>
+              <w:rPr>
+                <w:rFonts w:ascii="Times New Roman" w:hAnsi="Times New Roman" w:cs="Times New Roman"/>
+                <w:sz w:val="24"/>
+                <w:szCs w:val="24"/>
+              </w:rPr>
+              <w:t>STT</w:t>
+            </w:r>
+          </w:p>
+        </w:tc>
+        <w:tc>
+          <w:tcPr>
+            <w:tcW w:w="3689" w:type="dxa"/>
+          </w:tcPr>
+          <w:p>
+            <w:pPr>
+              <w:rPr>
+                <w:rFonts w:ascii="Times New Roman" w:hAnsi="Times New Roman" w:cs="Times New Roman"/>
+                <w:sz w:val="24"/>
+                <w:szCs w:val="24"/>
+              </w:rPr>
+            </w:pPr>
+            <w:r>
+              <w:rPr>
+                <w:rFonts w:ascii="Times New Roman" w:hAnsi="Times New Roman" w:cs="Times New Roman"/>
+                <w:sz w:val="24"/>
+                <w:szCs w:val="24"/>
+              </w:rPr>
+              <w:t>Kind of Knowledge</w:t>
+            </w:r>
+          </w:p>
+        </w:tc>
+        <w:tc>
+          <w:tcPr>
+            <w:tcW w:w="1261" w:type="dxa"/>
+          </w:tcPr>
+          <w:p>
+            <w:pPr>
+              <w:rPr>
+                <w:rFonts w:ascii="Times New Roman" w:hAnsi="Times New Roman" w:cs="Times New Roman"/>
+                <w:sz w:val="24"/>
+                <w:szCs w:val="24"/>
+              </w:rPr>
+            </w:pPr>
+            <w:r>
+              <w:rPr>
+                <w:rFonts w:ascii="Times New Roman" w:hAnsi="Times New Roman" w:cs="Times New Roman"/>
+                <w:sz w:val="24"/>
+                <w:szCs w:val="24"/>
+              </w:rPr>
+              <w:t>Use or not</w:t>
+            </w:r>
+          </w:p>
+        </w:tc>
+        <w:tc>
+          <w:tcPr>
+            <w:tcW w:w="4410" w:type="dxa"/>
+          </w:tcPr>
+          <w:p>
+            <w:pPr>
+              <w:rPr>
+                <w:rFonts w:ascii="Times New Roman" w:hAnsi="Times New Roman" w:cs="Times New Roman"/>
+                <w:sz w:val="24"/>
+                <w:szCs w:val="24"/>
+              </w:rPr>
+            </w:pPr>
+            <w:r>
+              <w:rPr>
+                <w:rFonts w:ascii="Times New Roman" w:hAnsi="Times New Roman" w:cs="Times New Roman"/>
+                <w:sz w:val="24"/>
+                <w:szCs w:val="24"/>
+              </w:rPr>
+              <w:t>Where to apply</w:t>
+            </w:r>
+          </w:p>
+        </w:tc>
+      </w:tr>
+      <w:tr>
+        <w:tc>
+          <w:tcPr>
+            <w:tcW w:w="985" w:type="dxa"/>
+          </w:tcPr>
+          <w:p>
+            <w:pPr>
+              <w:pStyle w:val="ListParagraph"/>
+              <w:numPr>
+                <w:ilvl w:val="0"/>
+                <w:numId w:val="7"/>
+              </w:numPr>
+              <w:rPr>
+                <w:rFonts w:ascii="Times New Roman" w:hAnsi="Times New Roman" w:cs="Times New Roman"/>
+                <w:sz w:val="24"/>
+                <w:szCs w:val="24"/>
+              </w:rPr>
+            </w:pPr>
+          </w:p>
+        </w:tc>
+        <w:tc>
+          <w:tcPr>
+            <w:tcW w:w="3689" w:type="dxa"/>
+          </w:tcPr>
+          <w:p>
+            <w:pPr>
+              <w:rPr>
+                <w:rFonts w:ascii="Times New Roman" w:hAnsi="Times New Roman" w:cs="Times New Roman"/>
+                <w:sz w:val="28"/>
+                <w:szCs w:val="28"/>
+              </w:rPr>
+            </w:pPr>
+            <w:r>
+              <w:rPr>
+                <w:rFonts w:ascii="Times New Roman" w:hAnsi="Times New Roman" w:cs="Times New Roman"/>
+                <w:sz w:val="28"/>
+                <w:szCs w:val="28"/>
+              </w:rPr>
+              <w:t>Generic, Collections, và LINQ (Method syntax)</w:t>
+            </w:r>
+          </w:p>
+        </w:tc>
+        <w:tc>
+          <w:tcPr>
+            <w:tcW w:w="1261" w:type="dxa"/>
+          </w:tcPr>
+          <w:p>
+            <w:pPr>
+              <w:rPr>
+                <w:rFonts w:ascii="Times New Roman" w:hAnsi="Times New Roman" w:cs="Times New Roman"/>
+                <w:sz w:val="28"/>
+                <w:szCs w:val="28"/>
+              </w:rPr>
+            </w:pPr>
+            <w:r>
+              <w:rPr>
+                <w:rFonts w:ascii="Times New Roman" w:hAnsi="Times New Roman" w:cs="Times New Roman"/>
+                <w:sz w:val="28"/>
+                <w:szCs w:val="28"/>
+              </w:rPr>
+              <w:t>X</w:t>
+            </w:r>
+          </w:p>
+        </w:tc>
+        <w:tc>
+          <w:tcPr>
+            <w:tcW w:w="4410" w:type="dxa"/>
+          </w:tcPr>
+          <w:p>
+            <w:pPr>
+              <w:pStyle w:val="ListParagraph"/>
+              <w:numPr>
+                <w:ilvl w:val="0"/>
+                <w:numId w:val="8"/>
+              </w:numPr>
+              <w:rPr>
+                <w:rFonts w:ascii="Times New Roman" w:hAnsi="Times New Roman" w:cs="Times New Roman"/>
+                <w:sz w:val="28"/>
+                <w:szCs w:val="28"/>
+              </w:rPr>
+            </w:pPr>
+            <w:r>
+              <w:rPr>
+                <w:rFonts w:ascii="Times New Roman" w:hAnsi="Times New Roman" w:cs="Times New Roman"/>
+                <w:sz w:val="28"/>
+                <w:szCs w:val="28"/>
+              </w:rPr>
+              <w:t>PagedResult.cs</w:t>
+            </w:r>
+          </w:p>
+          <w:p>
+            <w:pPr>
+              <w:pStyle w:val="ListParagraph"/>
+              <w:numPr>
+                <w:ilvl w:val="0"/>
+                <w:numId w:val="8"/>
+              </w:numPr>
+              <w:rPr>
+                <w:rFonts w:ascii="Times New Roman" w:hAnsi="Times New Roman" w:cs="Times New Roman"/>
+                <w:sz w:val="28"/>
+                <w:szCs w:val="28"/>
+              </w:rPr>
+            </w:pPr>
+            <w:r>
+              <w:rPr>
+                <w:rFonts w:ascii="Times New Roman" w:hAnsi="Times New Roman" w:cs="Times New Roman"/>
+                <w:sz w:val="28"/>
+                <w:szCs w:val="28"/>
+              </w:rPr>
+              <w:t>AppDbContext.cs</w:t>
+            </w:r>
+          </w:p>
+          <w:p>
+            <w:pPr>
+              <w:pStyle w:val="ListParagraph"/>
+              <w:numPr>
+                <w:ilvl w:val="0"/>
+                <w:numId w:val="8"/>
+              </w:numPr>
+              <w:rPr>
+                <w:rFonts w:ascii="Times New Roman" w:hAnsi="Times New Roman" w:cs="Times New Roman"/>
+                <w:sz w:val="28"/>
+                <w:szCs w:val="28"/>
+              </w:rPr>
+            </w:pPr>
+            <w:r>
+              <w:rPr>
+                <w:rFonts w:ascii="Times New Roman" w:hAnsi="Times New Roman" w:cs="Times New Roman"/>
+                <w:sz w:val="28"/>
+                <w:szCs w:val="28"/>
+              </w:rPr>
+              <w:t>NotificationService.cs</w:t>
+            </w:r>
+          </w:p>
+        </w:tc>
+      </w:tr>
+      <w:tr>
+        <w:tc>
+          <w:tcPr>
+            <w:tcW w:w="985" w:type="dxa"/>
+          </w:tcPr>
+          <w:p>
+            <w:pPr>
+              <w:pStyle w:val="ListParagraph"/>
+              <w:numPr>
+                <w:ilvl w:val="0"/>
+                <w:numId w:val="7"/>
+              </w:numPr>
+              <w:rPr>
+                <w:rFonts w:ascii="Times New Roman" w:hAnsi="Times New Roman" w:cs="Times New Roman"/>
+                <w:sz w:val="24"/>
+                <w:szCs w:val="24"/>
+              </w:rPr>
+            </w:pPr>
+          </w:p>
+        </w:tc>
+        <w:tc>
+          <w:tcPr>
+            <w:tcW w:w="3689" w:type="dxa"/>
+          </w:tcPr>
+          <w:p>
+            <w:pPr>
+              <w:rPr>
+                <w:rFonts w:ascii="Times New Roman" w:hAnsi="Times New Roman" w:cs="Times New Roman"/>
+                <w:sz w:val="28"/>
+                <w:szCs w:val="28"/>
+              </w:rPr>
+            </w:pPr>
+            <w:r>
+              <w:rPr>
+                <w:rFonts w:ascii="Times New Roman" w:hAnsi="Times New Roman" w:cs="Times New Roman"/>
+                <w:sz w:val="28"/>
+                <w:szCs w:val="28"/>
+              </w:rPr>
+              <w:t>Exception Handling &amp; Logging (Serilog/NLog)</w:t>
+            </w:r>
+          </w:p>
+        </w:tc>
+        <w:tc>
+          <w:tcPr>
+            <w:tcW w:w="1261" w:type="dxa"/>
+          </w:tcPr>
+          <w:p>
+            <w:pPr>
+              <w:rPr>
+                <w:rFonts w:ascii="Times New Roman" w:hAnsi="Times New Roman" w:cs="Times New Roman"/>
+                <w:sz w:val="28"/>
+                <w:szCs w:val="28"/>
+              </w:rPr>
+            </w:pPr>
+            <w:r>
+              <w:rPr>
+                <w:rFonts w:ascii="Times New Roman" w:hAnsi="Times New Roman" w:cs="Times New Roman"/>
+                <w:sz w:val="28"/>
+                <w:szCs w:val="28"/>
+              </w:rPr>
+              <w:t>X</w:t>
+            </w:r>
+          </w:p>
+        </w:tc>
+        <w:tc>
+          <w:tcPr>
+            <w:tcW w:w="4410" w:type="dxa"/>
+          </w:tcPr>
+          <w:p>
+            <w:pPr>
+              <w:pStyle w:val="ListParagraph"/>
+              <w:numPr>
+                <w:ilvl w:val="0"/>
+                <w:numId w:val="9"/>
+              </w:numPr>
+              <w:rPr>
+                <w:rFonts w:ascii="Times New Roman" w:hAnsi="Times New Roman" w:cs="Times New Roman"/>
+                <w:sz w:val="28"/>
+                <w:szCs w:val="28"/>
+              </w:rPr>
+            </w:pPr>
+            <w:r>
+              <w:rPr>
+                <w:rFonts w:ascii="Times New Roman" w:hAnsi="Times New Roman" w:cs="Times New Roman"/>
+                <w:sz w:val="28"/>
+                <w:szCs w:val="28"/>
+              </w:rPr>
+              <w:t>Mọi nơi có throw exception</w:t>
+            </w:r>
+            <w:r>
+              <w:rPr>
+                <w:rFonts w:ascii="Times New Roman" w:hAnsi="Times New Roman" w:cs="Times New Roman"/>
+                <w:sz w:val="28"/>
+                <w:szCs w:val="28"/>
+              </w:rPr>
+              <w:t>, các file exception và ExceptionMiddleware</w:t>
+            </w:r>
+          </w:p>
+          <w:p>
+            <w:pPr>
+              <w:pStyle w:val="ListParagraph"/>
+              <w:numPr>
+                <w:ilvl w:val="0"/>
+                <w:numId w:val="9"/>
+              </w:numPr>
+              <w:rPr>
+                <w:rFonts w:ascii="Times New Roman" w:hAnsi="Times New Roman" w:cs="Times New Roman"/>
+                <w:sz w:val="28"/>
+                <w:szCs w:val="28"/>
+              </w:rPr>
+            </w:pPr>
+            <w:r>
+              <w:rPr>
+                <w:rFonts w:ascii="Times New Roman" w:hAnsi="Times New Roman" w:cs="Times New Roman"/>
+                <w:sz w:val="28"/>
+                <w:szCs w:val="28"/>
+              </w:rPr>
+              <w:t>File serilog</w:t>
+            </w:r>
+          </w:p>
+        </w:tc>
+      </w:tr>
+      <w:tr>
+        <w:tc>
+          <w:tcPr>
+            <w:tcW w:w="985" w:type="dxa"/>
+          </w:tcPr>
+          <w:p>
+            <w:pPr>
+              <w:pStyle w:val="ListParagraph"/>
+              <w:numPr>
+                <w:ilvl w:val="0"/>
+                <w:numId w:val="7"/>
+              </w:numPr>
+              <w:rPr>
+                <w:rFonts w:ascii="Times New Roman" w:hAnsi="Times New Roman" w:cs="Times New Roman"/>
+                <w:sz w:val="24"/>
+                <w:szCs w:val="24"/>
+              </w:rPr>
+            </w:pPr>
+          </w:p>
+        </w:tc>
+        <w:tc>
+          <w:tcPr>
+            <w:tcW w:w="3689" w:type="dxa"/>
+          </w:tcPr>
+          <w:p>
+            <w:pPr>
+              <w:rPr>
+                <w:rFonts w:ascii="Times New Roman" w:hAnsi="Times New Roman" w:cs="Times New Roman"/>
+                <w:sz w:val="28"/>
+                <w:szCs w:val="28"/>
+              </w:rPr>
+            </w:pPr>
+            <w:r>
+              <w:rPr>
+                <w:rFonts w:ascii="Times New Roman" w:hAnsi="Times New Roman" w:cs="Times New Roman"/>
+                <w:sz w:val="28"/>
+                <w:szCs w:val="28"/>
+              </w:rPr>
+              <w:t>(Join, Index, Store Procedure cơ bản)</w:t>
+            </w:r>
+          </w:p>
+        </w:tc>
+        <w:tc>
+          <w:tcPr>
+            <w:tcW w:w="1261" w:type="dxa"/>
+          </w:tcPr>
+          <w:p>
+            <w:pPr>
+              <w:rPr>
+                <w:rFonts w:ascii="Times New Roman" w:hAnsi="Times New Roman" w:cs="Times New Roman"/>
+                <w:sz w:val="28"/>
+                <w:szCs w:val="28"/>
+              </w:rPr>
+            </w:pPr>
+            <w:r>
+              <w:rPr>
+                <w:rFonts w:ascii="Times New Roman" w:hAnsi="Times New Roman" w:cs="Times New Roman"/>
+                <w:sz w:val="28"/>
+                <w:szCs w:val="28"/>
+              </w:rPr>
+              <w:t>X</w:t>
+            </w:r>
+          </w:p>
+        </w:tc>
+        <w:tc>
+          <w:tcPr>
+            <w:tcW w:w="4410" w:type="dxa"/>
+          </w:tcPr>
+          <w:p>
+            <w:pPr>
+              <w:pStyle w:val="ListParagraph"/>
+              <w:numPr>
+                <w:ilvl w:val="0"/>
+                <w:numId w:val="10"/>
+              </w:numPr>
+              <w:rPr>
+                <w:rFonts w:ascii="Times New Roman" w:hAnsi="Times New Roman" w:cs="Times New Roman"/>
+                <w:sz w:val="28"/>
+                <w:szCs w:val="28"/>
+              </w:rPr>
+            </w:pPr>
+            <w:r>
+              <w:rPr>
+                <w:rFonts w:ascii="Times New Roman" w:hAnsi="Times New Roman" w:cs="Times New Roman"/>
+                <w:sz w:val="28"/>
+                <w:szCs w:val="28"/>
+              </w:rPr>
+              <w:t>Join trong c</w:t>
+            </w:r>
+            <w:r>
+              <w:rPr>
+                <w:rFonts w:ascii="Times New Roman" w:hAnsi="Times New Roman" w:cs="Times New Roman"/>
+                <w:sz w:val="28"/>
+                <w:szCs w:val="28"/>
+              </w:rPr>
+              <w:t>ác file services</w:t>
+            </w:r>
+          </w:p>
+          <w:p>
+            <w:pPr>
+              <w:pStyle w:val="ListParagraph"/>
+              <w:numPr>
+                <w:ilvl w:val="0"/>
+                <w:numId w:val="10"/>
+              </w:numPr>
+              <w:rPr>
+                <w:rFonts w:ascii="Times New Roman" w:hAnsi="Times New Roman" w:cs="Times New Roman"/>
+                <w:sz w:val="28"/>
+                <w:szCs w:val="28"/>
+              </w:rPr>
+            </w:pPr>
+            <w:r>
+              <w:rPr>
+                <w:rFonts w:ascii="Times New Roman" w:hAnsi="Times New Roman" w:cs="Times New Roman"/>
+                <w:sz w:val="28"/>
+                <w:szCs w:val="28"/>
+              </w:rPr>
+              <w:t>Index trong các file migration</w:t>
+            </w:r>
+          </w:p>
+          <w:p>
+            <w:pPr>
+              <w:pStyle w:val="ListParagraph"/>
+              <w:numPr>
+                <w:ilvl w:val="0"/>
+                <w:numId w:val="10"/>
+              </w:numPr>
+              <w:rPr>
+                <w:rFonts w:ascii="Times New Roman" w:hAnsi="Times New Roman" w:cs="Times New Roman"/>
+                <w:sz w:val="28"/>
+                <w:szCs w:val="28"/>
+              </w:rPr>
+            </w:pPr>
+            <w:r>
+              <w:rPr>
+                <w:rFonts w:ascii="Times New Roman" w:hAnsi="Times New Roman" w:cs="Times New Roman"/>
+                <w:sz w:val="28"/>
+                <w:szCs w:val="28"/>
+              </w:rPr>
+              <w:t xml:space="preserve">query trực tiếp bằng </w:t>
+            </w:r>
+            <w:r>
+              <w:rPr>
+                <w:rStyle w:val="HTMLCode"/>
+                <w:rFonts w:ascii="Times New Roman" w:eastAsiaTheme="minorHAnsi" w:hAnsi="Times New Roman" w:cs="Times New Roman"/>
+                <w:sz w:val="28"/>
+                <w:szCs w:val="28"/>
+              </w:rPr>
+              <w:t>DbSet</w:t>
+            </w:r>
+            <w:r>
+              <w:rPr>
+                <w:rFonts w:ascii="Times New Roman" w:hAnsi="Times New Roman" w:cs="Times New Roman"/>
+                <w:sz w:val="28"/>
+                <w:szCs w:val="28"/>
+              </w:rPr>
+              <w:t xml:space="preserve">, </w:t>
+            </w:r>
+            <w:r>
+              <w:rPr>
+                <w:rStyle w:val="HTMLCode"/>
+                <w:rFonts w:ascii="Times New Roman" w:eastAsiaTheme="minorHAnsi" w:hAnsi="Times New Roman" w:cs="Times New Roman"/>
+                <w:sz w:val="28"/>
+                <w:szCs w:val="28"/>
+              </w:rPr>
+              <w:t>Where</w:t>
+            </w:r>
+            <w:r>
+              <w:rPr>
+                <w:rFonts w:ascii="Times New Roman" w:hAnsi="Times New Roman" w:cs="Times New Roman"/>
+                <w:sz w:val="28"/>
+                <w:szCs w:val="28"/>
+              </w:rPr>
+              <w:t xml:space="preserve">, </w:t>
+            </w:r>
+            <w:r>
+              <w:rPr>
+                <w:rStyle w:val="HTMLCode"/>
+                <w:rFonts w:ascii="Times New Roman" w:eastAsiaTheme="minorHAnsi" w:hAnsi="Times New Roman" w:cs="Times New Roman"/>
+                <w:sz w:val="28"/>
+                <w:szCs w:val="28"/>
+              </w:rPr>
+              <w:t>Join</w:t>
+            </w:r>
+            <w:r>
+              <w:rPr>
+                <w:rFonts w:ascii="Times New Roman" w:hAnsi="Times New Roman" w:cs="Times New Roman"/>
+                <w:sz w:val="28"/>
+                <w:szCs w:val="28"/>
+              </w:rPr>
+              <w:t xml:space="preserve">, </w:t>
+            </w:r>
+            <w:r>
+              <w:rPr>
+                <w:rStyle w:val="HTMLCode"/>
+                <w:rFonts w:ascii="Times New Roman" w:eastAsiaTheme="minorHAnsi" w:hAnsi="Times New Roman" w:cs="Times New Roman"/>
+                <w:sz w:val="28"/>
+                <w:szCs w:val="28"/>
+              </w:rPr>
+              <w:t>AnyAsync</w:t>
+            </w:r>
+            <w:r>
+              <w:rPr>
+                <w:rFonts w:ascii="Times New Roman" w:hAnsi="Times New Roman" w:cs="Times New Roman"/>
+                <w:sz w:val="28"/>
+                <w:szCs w:val="28"/>
+              </w:rPr>
+              <w:t xml:space="preserve">, </w:t>
+            </w:r>
+            <w:r>
+              <w:rPr>
+                <w:rStyle w:val="HTMLCode"/>
+                <w:rFonts w:ascii="Times New Roman" w:eastAsiaTheme="minorHAnsi" w:hAnsi="Times New Roman" w:cs="Times New Roman"/>
+                <w:sz w:val="28"/>
+                <w:szCs w:val="28"/>
+              </w:rPr>
+              <w:t>FirstOrDefaultAsync chứ không dùng Store Procedure</w:t>
+            </w:r>
+          </w:p>
+        </w:tc>
+      </w:tr>
+      <w:tr>
+        <w:tc>
+          <w:tcPr>
+            <w:tcW w:w="985" w:type="dxa"/>
+          </w:tcPr>
+          <w:p>
+            <w:pPr>
+              <w:pStyle w:val="ListParagraph"/>
+              <w:numPr>
+                <w:ilvl w:val="0"/>
+                <w:numId w:val="7"/>
+              </w:numPr>
+              <w:rPr>
+                <w:rFonts w:ascii="Times New Roman" w:hAnsi="Times New Roman" w:cs="Times New Roman"/>
+                <w:sz w:val="24"/>
+                <w:szCs w:val="24"/>
+              </w:rPr>
+            </w:pPr>
+          </w:p>
+        </w:tc>
+        <w:tc>
+          <w:tcPr>
+            <w:tcW w:w="3689" w:type="dxa"/>
+          </w:tcPr>
+          <w:p>
+            <w:pPr>
+              <w:rPr>
+                <w:rFonts w:ascii="Times New Roman" w:hAnsi="Times New Roman" w:cs="Times New Roman"/>
+                <w:sz w:val="28"/>
+                <w:szCs w:val="28"/>
+              </w:rPr>
+            </w:pPr>
+            <w:r>
+              <w:rPr>
+                <w:rFonts w:ascii="Times New Roman" w:hAnsi="Times New Roman" w:cs="Times New Roman"/>
+                <w:sz w:val="28"/>
+                <w:szCs w:val="28"/>
+              </w:rPr>
+              <w:t>EF Core Code First, Migrations, và Data Annotations</w:t>
+            </w:r>
+          </w:p>
+        </w:tc>
+        <w:tc>
+          <w:tcPr>
+            <w:tcW w:w="1261" w:type="dxa"/>
+          </w:tcPr>
+          <w:p>
+            <w:pPr>
+              <w:rPr>
+                <w:rFonts w:ascii="Times New Roman" w:hAnsi="Times New Roman" w:cs="Times New Roman"/>
+                <w:sz w:val="28"/>
+                <w:szCs w:val="28"/>
+              </w:rPr>
+            </w:pPr>
+            <w:r>
+              <w:rPr>
+                <w:rFonts w:ascii="Times New Roman" w:hAnsi="Times New Roman" w:cs="Times New Roman"/>
+                <w:sz w:val="28"/>
+                <w:szCs w:val="28"/>
+              </w:rPr>
+              <w:t>X</w:t>
+            </w:r>
+          </w:p>
+        </w:tc>
+        <w:tc>
+          <w:tcPr>
+            <w:tcW w:w="4410" w:type="dxa"/>
+          </w:tcPr>
+          <w:p>
+            <w:pPr>
+              <w:pStyle w:val="ListParagraph"/>
+              <w:numPr>
+                <w:ilvl w:val="0"/>
+                <w:numId w:val="11"/>
+              </w:numPr>
+              <w:rPr>
+                <w:rFonts w:ascii="Times New Roman" w:hAnsi="Times New Roman" w:cs="Times New Roman"/>
+                <w:sz w:val="28"/>
+                <w:szCs w:val="28"/>
+              </w:rPr>
+            </w:pPr>
+            <w:r>
+              <w:rPr>
+                <w:rFonts w:ascii="Times New Roman" w:hAnsi="Times New Roman" w:cs="Times New Roman"/>
+                <w:sz w:val="28"/>
+                <w:szCs w:val="28"/>
+              </w:rPr>
+              <w:t>Các Entity</w:t>
+            </w:r>
+          </w:p>
+          <w:p>
+            <w:pPr>
+              <w:pStyle w:val="ListParagraph"/>
+              <w:numPr>
+                <w:ilvl w:val="0"/>
+                <w:numId w:val="11"/>
+              </w:numPr>
+              <w:rPr>
+                <w:rFonts w:ascii="Times New Roman" w:hAnsi="Times New Roman" w:cs="Times New Roman"/>
+                <w:sz w:val="28"/>
+                <w:szCs w:val="28"/>
+              </w:rPr>
+            </w:pPr>
+            <w:r>
+              <w:rPr>
+                <w:rFonts w:ascii="Times New Roman" w:hAnsi="Times New Roman" w:cs="Times New Roman"/>
+                <w:sz w:val="28"/>
+                <w:szCs w:val="28"/>
+              </w:rPr>
+              <w:t>Các Migration</w:t>
+            </w:r>
+          </w:p>
+          <w:p>
+            <w:pPr>
+              <w:pStyle w:val="ListParagraph"/>
+              <w:numPr>
+                <w:ilvl w:val="0"/>
+                <w:numId w:val="11"/>
+              </w:numPr>
+              <w:rPr>
+                <w:rFonts w:ascii="Times New Roman" w:hAnsi="Times New Roman" w:cs="Times New Roman"/>
+                <w:sz w:val="28"/>
+                <w:szCs w:val="28"/>
+              </w:rPr>
+            </w:pPr>
+            <w:r>
+              <w:rPr>
+                <w:rFonts w:ascii="Times New Roman" w:hAnsi="Times New Roman" w:cs="Times New Roman"/>
+                <w:sz w:val="28"/>
+                <w:szCs w:val="28"/>
+              </w:rPr>
+              <w:t>Data annotation dò ko có</w:t>
+            </w:r>
+          </w:p>
+        </w:tc>
+      </w:tr>
+      <w:tr>
+        <w:tc>
+          <w:tcPr>
+            <w:tcW w:w="985" w:type="dxa"/>
+          </w:tcPr>
+          <w:p>
+            <w:pPr>
+              <w:pStyle w:val="ListParagraph"/>
+              <w:numPr>
+                <w:ilvl w:val="0"/>
+                <w:numId w:val="7"/>
+              </w:numPr>
+              <w:rPr>
+                <w:rFonts w:ascii="Times New Roman" w:hAnsi="Times New Roman" w:cs="Times New Roman"/>
+                <w:sz w:val="24"/>
+                <w:szCs w:val="24"/>
+              </w:rPr>
+            </w:pPr>
+          </w:p>
+        </w:tc>
+        <w:tc>
+          <w:tcPr>
+            <w:tcW w:w="3689" w:type="dxa"/>
+          </w:tcPr>
+          <w:p>
+            <w:pPr>
+              <w:rPr>
+                <w:rFonts w:ascii="Times New Roman" w:hAnsi="Times New Roman" w:cs="Times New Roman"/>
+                <w:sz w:val="28"/>
+                <w:szCs w:val="28"/>
+              </w:rPr>
+            </w:pPr>
+            <w:r>
+              <w:rPr>
+                <w:rFonts w:ascii="Times New Roman" w:hAnsi="Times New Roman" w:cs="Times New Roman"/>
+                <w:sz w:val="28"/>
+                <w:szCs w:val="28"/>
+              </w:rPr>
+              <w:t>Fluent API</w:t>
+            </w:r>
+          </w:p>
+        </w:tc>
+        <w:tc>
+          <w:tcPr>
+            <w:tcW w:w="1261" w:type="dxa"/>
+          </w:tcPr>
+          <w:p>
+            <w:pPr>
+              <w:rPr>
+                <w:rFonts w:ascii="Times New Roman" w:hAnsi="Times New Roman" w:cs="Times New Roman"/>
+                <w:sz w:val="28"/>
+                <w:szCs w:val="28"/>
+              </w:rPr>
+            </w:pPr>
+            <w:r>
+              <w:rPr>
+                <w:rFonts w:ascii="Times New Roman" w:hAnsi="Times New Roman" w:cs="Times New Roman"/>
+                <w:sz w:val="28"/>
+                <w:szCs w:val="28"/>
+              </w:rPr>
+              <w:t>X</w:t>
+            </w:r>
+          </w:p>
+        </w:tc>
+        <w:tc>
+          <w:tcPr>
+            <w:tcW w:w="4410" w:type="dxa"/>
+          </w:tcPr>
+          <w:p>
+            <w:pPr>
+              <w:pStyle w:val="ListParagraph"/>
+              <w:numPr>
+                <w:ilvl w:val="0"/>
+                <w:numId w:val="12"/>
+              </w:numPr>
+              <w:rPr>
+                <w:rFonts w:ascii="Times New Roman" w:hAnsi="Times New Roman" w:cs="Times New Roman"/>
+                <w:sz w:val="28"/>
+                <w:szCs w:val="28"/>
+              </w:rPr>
+            </w:pPr>
+            <w:r>
+              <w:rPr>
+                <w:rFonts w:ascii="Times New Roman" w:hAnsi="Times New Roman" w:cs="Times New Roman"/>
+                <w:sz w:val="28"/>
+                <w:szCs w:val="28"/>
+              </w:rPr>
+              <w:t xml:space="preserve">Trong file </w:t>
+            </w:r>
+            <w:r>
+              <w:rPr>
+                <w:rFonts w:ascii="Times New Roman" w:hAnsi="Times New Roman" w:cs="Times New Roman"/>
+                <w:sz w:val="28"/>
+                <w:szCs w:val="28"/>
+              </w:rPr>
+              <w:t>App</w:t>
+            </w:r>
+            <w:r>
+              <w:rPr>
+                <w:rFonts w:ascii="Times New Roman" w:hAnsi="Times New Roman" w:cs="Times New Roman"/>
+                <w:sz w:val="28"/>
+                <w:szCs w:val="28"/>
+              </w:rPr>
+              <w:t>Dbcontext.cs</w:t>
+            </w:r>
+            <w:r>
+              <w:rPr>
+                <w:rFonts w:ascii="Times New Roman" w:hAnsi="Times New Roman" w:cs="Times New Roman"/>
+                <w:sz w:val="28"/>
+                <w:szCs w:val="28"/>
+              </w:rPr>
+              <w:t>(hàm oncreating)</w:t>
+            </w:r>
+          </w:p>
+        </w:tc>
+      </w:tr>
+      <w:tr>
+        <w:tc>
+          <w:tcPr>
+            <w:tcW w:w="985" w:type="dxa"/>
+          </w:tcPr>
+          <w:p>
+            <w:pPr>
+              <w:pStyle w:val="ListParagraph"/>
+              <w:numPr>
+                <w:ilvl w:val="0"/>
+                <w:numId w:val="7"/>
+              </w:numPr>
+              <w:rPr>
+                <w:rFonts w:ascii="Times New Roman" w:hAnsi="Times New Roman" w:cs="Times New Roman"/>
+                <w:sz w:val="24"/>
+                <w:szCs w:val="24"/>
+              </w:rPr>
+            </w:pPr>
+          </w:p>
+        </w:tc>
+        <w:tc>
+          <w:tcPr>
+            <w:tcW w:w="3689" w:type="dxa"/>
+          </w:tcPr>
+          <w:p>
+            <w:pPr>
+              <w:rPr>
+                <w:rFonts w:ascii="Times New Roman" w:hAnsi="Times New Roman" w:cs="Times New Roman"/>
+                <w:sz w:val="28"/>
+                <w:szCs w:val="28"/>
+              </w:rPr>
+            </w:pPr>
+            <w:r>
+              <w:rPr>
+                <w:rFonts w:ascii="Times New Roman" w:hAnsi="Times New Roman" w:cs="Times New Roman"/>
+                <w:sz w:val="28"/>
+                <w:szCs w:val="28"/>
+              </w:rPr>
+              <w:t>Query dữ liệu: Eager Loading, Explicit Loading, Lazy Loading</w:t>
+            </w:r>
+          </w:p>
+        </w:tc>
+        <w:tc>
+          <w:tcPr>
+            <w:tcW w:w="1261" w:type="dxa"/>
+          </w:tcPr>
+          <w:p>
+            <w:pPr>
+              <w:rPr>
+                <w:rFonts w:ascii="Times New Roman" w:hAnsi="Times New Roman" w:cs="Times New Roman"/>
+                <w:sz w:val="28"/>
+                <w:szCs w:val="28"/>
+              </w:rPr>
+            </w:pPr>
+            <w:r>
+              <w:rPr>
+                <w:rFonts w:ascii="Times New Roman" w:hAnsi="Times New Roman" w:cs="Times New Roman"/>
+                <w:sz w:val="28"/>
+                <w:szCs w:val="28"/>
+              </w:rPr>
+              <w:t>Không dùng</w:t>
+            </w:r>
+            <w:bookmarkStart w:id="0" w:name="_GoBack"/>
+            <w:bookmarkEnd w:id="0"/>
+          </w:p>
+        </w:tc>
+        <w:tc>
+          <w:tcPr>
+            <w:tcW w:w="4410" w:type="dxa"/>
+          </w:tcPr>
+          <w:p>
+            <w:pPr>
+              <w:pStyle w:val="ListParagraph"/>
+              <w:numPr>
+                <w:ilvl w:val="0"/>
+                <w:numId w:val="13"/>
+              </w:numPr>
+              <w:rPr>
+                <w:rFonts w:ascii="Times New Roman" w:hAnsi="Times New Roman" w:cs="Times New Roman"/>
+                <w:sz w:val="28"/>
+                <w:szCs w:val="28"/>
+              </w:rPr>
+            </w:pPr>
+            <w:r>
+              <w:rPr>
+                <w:rFonts w:ascii="Times New Roman" w:hAnsi="Times New Roman" w:cs="Times New Roman"/>
+                <w:sz w:val="28"/>
+                <w:szCs w:val="28"/>
+              </w:rPr>
+              <w:t>Dùng Projection (DTO)</w:t>
+            </w:r>
+            <w:r>
+              <w:rPr>
+                <w:rFonts w:ascii="Times New Roman" w:hAnsi="Times New Roman" w:cs="Times New Roman"/>
+                <w:sz w:val="28"/>
+                <w:szCs w:val="28"/>
+              </w:rPr>
+              <w:t>(các file service có select new hoặc .select)</w:t>
+            </w:r>
+          </w:p>
+        </w:tc>
+      </w:tr>
+      <w:tr>
+        <w:tc>
+          <w:tcPr>
+            <w:tcW w:w="985" w:type="dxa"/>
+          </w:tcPr>
+          <w:p>
+            <w:pPr>
+              <w:pStyle w:val="ListParagraph"/>
+              <w:numPr>
+                <w:ilvl w:val="0"/>
+                <w:numId w:val="7"/>
+              </w:numPr>
+              <w:rPr>
+                <w:rFonts w:ascii="Times New Roman" w:hAnsi="Times New Roman" w:cs="Times New Roman"/>
+                <w:sz w:val="24"/>
+                <w:szCs w:val="24"/>
+              </w:rPr>
+            </w:pPr>
+          </w:p>
+        </w:tc>
+        <w:tc>
+          <w:tcPr>
+            <w:tcW w:w="3689" w:type="dxa"/>
+          </w:tcPr>
+          <w:p>
+            <w:pPr>
+              <w:rPr>
+                <w:rFonts w:ascii="Times New Roman" w:hAnsi="Times New Roman" w:cs="Times New Roman"/>
+                <w:sz w:val="28"/>
+                <w:szCs w:val="28"/>
+              </w:rPr>
+            </w:pPr>
+            <w:r>
+              <w:rPr>
+                <w:rFonts w:ascii="Times New Roman" w:hAnsi="Times New Roman" w:cs="Times New Roman"/>
+                <w:sz w:val="28"/>
+                <w:szCs w:val="28"/>
+              </w:rPr>
+              <w:t>Middleware, Dependency Injection (Service LifeCycle)</w:t>
+            </w:r>
+          </w:p>
+        </w:tc>
+        <w:tc>
+          <w:tcPr>
+            <w:tcW w:w="1261" w:type="dxa"/>
+          </w:tcPr>
+          <w:p>
+            <w:pPr>
+              <w:rPr>
+                <w:rFonts w:ascii="Times New Roman" w:hAnsi="Times New Roman" w:cs="Times New Roman"/>
+                <w:sz w:val="28"/>
+                <w:szCs w:val="28"/>
+              </w:rPr>
+            </w:pPr>
+            <w:r>
+              <w:rPr>
+                <w:rFonts w:ascii="Times New Roman" w:hAnsi="Times New Roman" w:cs="Times New Roman"/>
+                <w:sz w:val="28"/>
+                <w:szCs w:val="28"/>
+              </w:rPr>
+              <w:t>X</w:t>
+            </w:r>
+          </w:p>
+        </w:tc>
+        <w:tc>
+          <w:tcPr>
+            <w:tcW w:w="4410" w:type="dxa"/>
+          </w:tcPr>
+          <w:p>
+            <w:pPr>
+              <w:pStyle w:val="ListParagraph"/>
+              <w:numPr>
+                <w:ilvl w:val="0"/>
+                <w:numId w:val="13"/>
+              </w:numPr>
+              <w:rPr>
+                <w:rFonts w:ascii="Times New Roman" w:hAnsi="Times New Roman" w:cs="Times New Roman"/>
+                <w:sz w:val="28"/>
+                <w:szCs w:val="28"/>
+              </w:rPr>
+            </w:pPr>
+            <w:r>
+              <w:rPr>
+                <w:rFonts w:ascii="Times New Roman" w:hAnsi="Times New Roman" w:cs="Times New Roman"/>
+                <w:sz w:val="28"/>
+                <w:szCs w:val="28"/>
+              </w:rPr>
+              <w:t>Trong file ExceptionMiddleware</w:t>
+            </w:r>
+          </w:p>
+          <w:p>
+            <w:pPr>
+              <w:pStyle w:val="ListParagraph"/>
+              <w:numPr>
+                <w:ilvl w:val="0"/>
+                <w:numId w:val="13"/>
+              </w:numPr>
+              <w:rPr>
+                <w:rFonts w:ascii="Times New Roman" w:hAnsi="Times New Roman" w:cs="Times New Roman"/>
+                <w:sz w:val="28"/>
+                <w:szCs w:val="28"/>
+              </w:rPr>
+            </w:pPr>
+            <w:r>
+              <w:rPr>
+                <w:rFonts w:ascii="Times New Roman" w:hAnsi="Times New Roman" w:cs="Times New Roman"/>
+                <w:sz w:val="28"/>
+                <w:szCs w:val="28"/>
+              </w:rPr>
+              <w:t>Trong program.cs</w:t>
+            </w:r>
+          </w:p>
+        </w:tc>
+      </w:tr>
+      <w:tr>
+        <w:tc>
+          <w:tcPr>
+            <w:tcW w:w="985" w:type="dxa"/>
+          </w:tcPr>
+          <w:p>
+            <w:pPr>
+              <w:pStyle w:val="ListParagraph"/>
+              <w:numPr>
+                <w:ilvl w:val="0"/>
+                <w:numId w:val="7"/>
+              </w:numPr>
+              <w:rPr>
+                <w:rFonts w:ascii="Times New Roman" w:hAnsi="Times New Roman" w:cs="Times New Roman"/>
+                <w:sz w:val="24"/>
+                <w:szCs w:val="24"/>
+              </w:rPr>
+            </w:pPr>
+          </w:p>
+        </w:tc>
+        <w:tc>
+          <w:tcPr>
+            <w:tcW w:w="3689" w:type="dxa"/>
+          </w:tcPr>
+          <w:p>
+            <w:pPr>
+              <w:rPr>
+                <w:rFonts w:ascii="Times New Roman" w:hAnsi="Times New Roman" w:cs="Times New Roman"/>
+                <w:sz w:val="28"/>
+                <w:szCs w:val="28"/>
+              </w:rPr>
+            </w:pPr>
+            <w:r>
+              <w:rPr>
+                <w:rFonts w:ascii="Times New Roman" w:hAnsi="Times New Roman" w:cs="Times New Roman"/>
+                <w:sz w:val="28"/>
+                <w:szCs w:val="28"/>
+              </w:rPr>
+              <w:t>Repository Pattern &amp; Unit of Work (Tại sao cần và khi nào dùng)</w:t>
+            </w:r>
+          </w:p>
+        </w:tc>
+        <w:tc>
+          <w:tcPr>
+            <w:tcW w:w="1261" w:type="dxa"/>
+          </w:tcPr>
+          <w:p>
+            <w:pPr>
+              <w:rPr>
+                <w:rFonts w:ascii="Times New Roman" w:hAnsi="Times New Roman" w:cs="Times New Roman"/>
+                <w:sz w:val="28"/>
+                <w:szCs w:val="28"/>
+              </w:rPr>
+            </w:pPr>
+            <w:r>
+              <w:rPr>
+                <w:rFonts w:ascii="Times New Roman" w:hAnsi="Times New Roman" w:cs="Times New Roman"/>
+                <w:sz w:val="28"/>
+                <w:szCs w:val="28"/>
+              </w:rPr>
+              <w:t>X</w:t>
+            </w:r>
+          </w:p>
+        </w:tc>
+        <w:tc>
+          <w:tcPr>
+            <w:tcW w:w="4410" w:type="dxa"/>
+          </w:tcPr>
+          <w:p>
+            <w:pPr>
+              <w:pStyle w:val="ListParagraph"/>
+              <w:numPr>
+                <w:ilvl w:val="0"/>
+                <w:numId w:val="14"/>
+              </w:numPr>
+              <w:rPr>
+                <w:rStyle w:val="ListParagraph"/>
+                <w:rFonts w:ascii="Times New Roman" w:hAnsi="Times New Roman" w:cs="Times New Roman"/>
+                <w:sz w:val="28"/>
+                <w:szCs w:val="28"/>
+              </w:rPr>
+            </w:pPr>
+            <w:r>
+              <w:rPr>
+                <w:rFonts w:ascii="Times New Roman" w:hAnsi="Times New Roman" w:cs="Times New Roman"/>
+                <w:sz w:val="28"/>
+                <w:szCs w:val="28"/>
+              </w:rPr>
+              <w:t xml:space="preserve">DbSet&lt;TEntity&gt; </w:t>
+            </w:r>
+            <w:r>
+              <w:rPr>
+                <w:rFonts w:ascii="Times New Roman" w:hAnsi="Times New Roman" w:cs="Times New Roman"/>
+                <w:sz w:val="28"/>
+                <w:szCs w:val="28"/>
+              </w:rPr>
+              <w:t>làm việc như</w:t>
+            </w:r>
+            <w:r>
+              <w:rPr>
+                <w:rFonts w:ascii="Times New Roman" w:hAnsi="Times New Roman" w:cs="Times New Roman"/>
+                <w:sz w:val="28"/>
+                <w:szCs w:val="28"/>
+              </w:rPr>
+              <w:t xml:space="preserve"> Repository</w:t>
+            </w:r>
+            <w:r>
+              <w:rPr>
+                <w:rFonts w:ascii="Times New Roman" w:hAnsi="Times New Roman" w:cs="Times New Roman"/>
+                <w:sz w:val="28"/>
+                <w:szCs w:val="28"/>
+              </w:rPr>
+              <w:t>-</w:t>
+            </w:r>
+            <w:r>
+              <w:rPr>
+                <w:rStyle w:val="ListParagraph"/>
+                <w:rFonts w:ascii="Times New Roman" w:hAnsi="Times New Roman" w:cs="Times New Roman"/>
+                <w:sz w:val="28"/>
+                <w:szCs w:val="28"/>
+              </w:rPr>
+              <w:t xml:space="preserve"> </w:t>
+            </w:r>
+          </w:p>
+          <w:p>
+            <w:pPr>
+              <w:pStyle w:val="ListParagraph"/>
+              <w:rPr>
+                <w:rFonts w:ascii="Times New Roman" w:hAnsi="Times New Roman" w:cs="Times New Roman"/>
+                <w:sz w:val="28"/>
+                <w:szCs w:val="28"/>
+              </w:rPr>
+            </w:pPr>
+            <w:r>
+              <w:rPr>
+                <w:rStyle w:val="11"/>
+                <w:rFonts w:ascii="Times New Roman" w:hAnsi="Times New Roman" w:cs="Times New Roman"/>
+                <w:sz w:val="28"/>
+                <w:szCs w:val="28"/>
+              </w:rPr>
+              <w:t>_db</w:t>
+            </w:r>
+            <w:r>
+              <w:rPr>
+                <w:rFonts w:ascii="Times New Roman" w:hAnsi="Times New Roman" w:cs="Times New Roman"/>
+                <w:sz w:val="28"/>
+                <w:szCs w:val="28"/>
+              </w:rPr>
+              <w:t>.</w:t>
+            </w:r>
+            <w:r>
+              <w:rPr>
+                <w:rStyle w:val="11"/>
+                <w:rFonts w:ascii="Times New Roman" w:hAnsi="Times New Roman" w:cs="Times New Roman"/>
+                <w:sz w:val="28"/>
+                <w:szCs w:val="28"/>
+              </w:rPr>
+              <w:t>Students</w:t>
+            </w:r>
+            <w:r>
+              <w:rPr>
+                <w:rStyle w:val="11"/>
+                <w:rFonts w:ascii="Times New Roman" w:hAnsi="Times New Roman" w:cs="Times New Roman"/>
+                <w:sz w:val="28"/>
+                <w:szCs w:val="28"/>
+              </w:rPr>
+              <w:t>(làm việc với 1 bảng)</w:t>
+            </w:r>
+          </w:p>
+          <w:p>
+            <w:pPr>
+              <w:pStyle w:val="ListParagraph"/>
+              <w:numPr>
+                <w:ilvl w:val="0"/>
+                <w:numId w:val="14"/>
+              </w:numPr>
+              <w:rPr>
+                <w:rFonts w:ascii="Times New Roman" w:hAnsi="Times New Roman" w:cs="Times New Roman"/>
+                <w:sz w:val="28"/>
+                <w:szCs w:val="28"/>
+              </w:rPr>
+            </w:pPr>
+            <w:r>
+              <w:rPr>
+                <w:rFonts w:ascii="Times New Roman" w:hAnsi="Times New Roman" w:cs="Times New Roman"/>
+                <w:sz w:val="28"/>
+                <w:szCs w:val="28"/>
+              </w:rPr>
+              <w:t xml:space="preserve">DbContext </w:t>
+            </w:r>
+            <w:r>
+              <w:rPr>
+                <w:rFonts w:ascii="Times New Roman" w:hAnsi="Times New Roman" w:cs="Times New Roman"/>
+                <w:sz w:val="28"/>
+                <w:szCs w:val="28"/>
+              </w:rPr>
+              <w:t>làm việc như</w:t>
+            </w:r>
+            <w:r>
+              <w:rPr>
+                <w:rFonts w:ascii="Times New Roman" w:hAnsi="Times New Roman" w:cs="Times New Roman"/>
+                <w:sz w:val="28"/>
+                <w:szCs w:val="28"/>
+              </w:rPr>
+              <w:t xml:space="preserve"> Unit of Work</w:t>
+            </w:r>
+            <w:r>
+              <w:rPr>
+                <w:rFonts w:ascii="Times New Roman" w:hAnsi="Times New Roman" w:cs="Times New Roman"/>
+                <w:sz w:val="28"/>
+                <w:szCs w:val="28"/>
+              </w:rPr>
+              <w:t xml:space="preserve"> - _db.SaveChangesAsync()(quản lí nhiều bảng+ commit)</w:t>
+            </w:r>
+          </w:p>
+        </w:tc>
+      </w:tr>
+      <w:tr>
+        <w:tc>
+          <w:tcPr>
+            <w:tcW w:w="985" w:type="dxa"/>
+          </w:tcPr>
+          <w:p>
+            <w:pPr>
+              <w:pStyle w:val="ListParagraph"/>
+              <w:numPr>
+                <w:ilvl w:val="0"/>
+                <w:numId w:val="7"/>
+              </w:numPr>
+              <w:rPr>
+                <w:rFonts w:ascii="Times New Roman" w:hAnsi="Times New Roman" w:cs="Times New Roman"/>
+                <w:sz w:val="24"/>
+                <w:szCs w:val="24"/>
+              </w:rPr>
+            </w:pPr>
+          </w:p>
+        </w:tc>
+        <w:tc>
+          <w:tcPr>
+            <w:tcW w:w="3689" w:type="dxa"/>
+          </w:tcPr>
+          <w:p>
+            <w:pPr>
+              <w:rPr>
+                <w:rFonts w:ascii="Times New Roman" w:hAnsi="Times New Roman" w:cs="Times New Roman"/>
+                <w:sz w:val="28"/>
+                <w:szCs w:val="28"/>
+              </w:rPr>
+            </w:pPr>
+            <w:r>
+              <w:rPr>
+                <w:rFonts w:ascii="Times New Roman" w:hAnsi="Times New Roman" w:cs="Times New Roman"/>
+                <w:sz w:val="28"/>
+                <w:szCs w:val="28"/>
+              </w:rPr>
+              <w:t xml:space="preserve">DTOs </w:t>
+            </w:r>
+          </w:p>
+        </w:tc>
+        <w:tc>
+          <w:tcPr>
+            <w:tcW w:w="1261" w:type="dxa"/>
+          </w:tcPr>
+          <w:p>
+            <w:pPr>
+              <w:rPr>
+                <w:rFonts w:ascii="Times New Roman" w:hAnsi="Times New Roman" w:cs="Times New Roman"/>
+                <w:sz w:val="28"/>
+                <w:szCs w:val="28"/>
+              </w:rPr>
+            </w:pPr>
+            <w:r>
+              <w:rPr>
+                <w:rFonts w:ascii="Times New Roman" w:hAnsi="Times New Roman" w:cs="Times New Roman"/>
+                <w:sz w:val="28"/>
+                <w:szCs w:val="28"/>
+              </w:rPr>
+              <w:t>X</w:t>
+            </w:r>
+          </w:p>
+        </w:tc>
+        <w:tc>
+          <w:tcPr>
+            <w:tcW w:w="4410" w:type="dxa"/>
+          </w:tcPr>
+          <w:p>
+            <w:pPr>
+              <w:pStyle w:val="ListParagraph"/>
+              <w:numPr>
+                <w:ilvl w:val="0"/>
+                <w:numId w:val="15"/>
+              </w:numPr>
+              <w:rPr>
+                <w:rFonts w:ascii="Times New Roman" w:hAnsi="Times New Roman" w:cs="Times New Roman"/>
+                <w:sz w:val="28"/>
+                <w:szCs w:val="28"/>
+              </w:rPr>
+            </w:pPr>
+            <w:r>
+              <w:rPr>
+                <w:rFonts w:ascii="Times New Roman" w:hAnsi="Times New Roman" w:cs="Times New Roman"/>
+                <w:sz w:val="28"/>
+                <w:szCs w:val="28"/>
+              </w:rPr>
+              <w:t>Có c</w:t>
+            </w:r>
+            <w:r>
+              <w:rPr>
+                <w:rFonts w:ascii="Times New Roman" w:hAnsi="Times New Roman" w:cs="Times New Roman"/>
+                <w:sz w:val="28"/>
+                <w:szCs w:val="28"/>
+              </w:rPr>
+              <w:t>ác file DTO</w:t>
+            </w:r>
+          </w:p>
+          <w:p>
+            <w:pPr>
+              <w:ind w:left="360"/>
+              <w:rPr>
+                <w:rFonts w:ascii="Times New Roman" w:hAnsi="Times New Roman" w:cs="Times New Roman"/>
+                <w:sz w:val="28"/>
+                <w:szCs w:val="28"/>
+              </w:rPr>
+            </w:pPr>
+          </w:p>
+        </w:tc>
+      </w:tr>
+      <w:tr>
+        <w:tc>
+          <w:tcPr>
+            <w:tcW w:w="985" w:type="dxa"/>
+          </w:tcPr>
+          <w:p>
+            <w:pPr>
+              <w:pStyle w:val="ListParagraph"/>
+              <w:numPr>
+                <w:ilvl w:val="0"/>
+                <w:numId w:val="7"/>
+              </w:numPr>
+              <w:rPr>
+                <w:rFonts w:ascii="Times New Roman" w:hAnsi="Times New Roman" w:cs="Times New Roman"/>
+                <w:sz w:val="24"/>
+                <w:szCs w:val="24"/>
+              </w:rPr>
+            </w:pPr>
+          </w:p>
+        </w:tc>
+        <w:tc>
+          <w:tcPr>
+            <w:tcW w:w="3689" w:type="dxa"/>
+          </w:tcPr>
+          <w:p>
+            <w:pPr>
+              <w:rPr>
+                <w:rFonts w:ascii="Times New Roman" w:hAnsi="Times New Roman" w:cs="Times New Roman"/>
+                <w:sz w:val="28"/>
+                <w:szCs w:val="28"/>
+              </w:rPr>
+            </w:pPr>
+            <w:r>
+              <w:rPr>
+                <w:rFonts w:ascii="Times New Roman" w:hAnsi="Times New Roman" w:cs="Times New Roman"/>
+                <w:sz w:val="28"/>
+                <w:szCs w:val="28"/>
+              </w:rPr>
+              <w:t>AutoMapper (Tách biệt Database Model và API Model)</w:t>
+            </w:r>
+          </w:p>
+        </w:tc>
+        <w:tc>
+          <w:tcPr>
+            <w:tcW w:w="1261" w:type="dxa"/>
+          </w:tcPr>
+          <w:p>
+            <w:pPr>
+              <w:rPr>
+                <w:rFonts w:ascii="Times New Roman" w:hAnsi="Times New Roman" w:cs="Times New Roman"/>
+                <w:sz w:val="28"/>
+                <w:szCs w:val="28"/>
+              </w:rPr>
+            </w:pPr>
+            <w:r>
+              <w:rPr>
+                <w:rFonts w:ascii="Times New Roman" w:hAnsi="Times New Roman" w:cs="Times New Roman"/>
+                <w:sz w:val="28"/>
+                <w:szCs w:val="28"/>
+              </w:rPr>
+              <w:t>Không dùng</w:t>
+            </w:r>
+          </w:p>
+        </w:tc>
+        <w:tc>
+          <w:tcPr>
+            <w:tcW w:w="4410" w:type="dxa"/>
+          </w:tcPr>
+          <w:p>
+            <w:pPr>
+              <w:pStyle w:val="ListParagraph"/>
+              <w:numPr>
+                <w:ilvl w:val="0"/>
+                <w:numId w:val="15"/>
+              </w:numPr>
+              <w:rPr>
+                <w:rFonts w:ascii="Times New Roman" w:hAnsi="Times New Roman" w:cs="Times New Roman"/>
+                <w:sz w:val="28"/>
+                <w:szCs w:val="28"/>
+              </w:rPr>
+            </w:pPr>
+            <w:r>
+              <w:rPr>
+                <w:rFonts w:ascii="Times New Roman" w:hAnsi="Times New Roman" w:cs="Times New Roman"/>
+                <w:sz w:val="28"/>
+                <w:szCs w:val="28"/>
+              </w:rPr>
+              <w:t>Không dùng AutoMapper</w:t>
+            </w:r>
+            <w:r>
+              <w:rPr>
+                <w:rFonts w:ascii="Times New Roman" w:hAnsi="Times New Roman" w:cs="Times New Roman"/>
+                <w:sz w:val="28"/>
+                <w:szCs w:val="28"/>
+              </w:rPr>
+              <w:t xml:space="preserve">, </w:t>
+            </w:r>
+            <w:r>
+              <w:rPr>
+                <w:rFonts w:ascii="Times New Roman" w:hAnsi="Times New Roman" w:cs="Times New Roman"/>
+                <w:sz w:val="28"/>
+                <w:szCs w:val="28"/>
+              </w:rPr>
+              <w:t>AuthService</w:t>
+            </w:r>
+            <w:r>
+              <w:rPr>
+                <w:rFonts w:ascii="Times New Roman" w:hAnsi="Times New Roman" w:cs="Times New Roman"/>
+                <w:sz w:val="28"/>
+                <w:szCs w:val="28"/>
+              </w:rPr>
+              <w:t xml:space="preserve"> mapping bằng tay</w:t>
+            </w:r>
+          </w:p>
+        </w:tc>
+      </w:tr>
+      <w:tr>
+        <w:tc>
+          <w:tcPr>
+            <w:tcW w:w="985" w:type="dxa"/>
+          </w:tcPr>
+          <w:p>
+            <w:pPr>
+              <w:pStyle w:val="ListParagraph"/>
+              <w:numPr>
+                <w:ilvl w:val="0"/>
+                <w:numId w:val="7"/>
+              </w:numPr>
+              <w:rPr>
+                <w:rFonts w:ascii="Times New Roman" w:hAnsi="Times New Roman" w:cs="Times New Roman"/>
+                <w:sz w:val="24"/>
+                <w:szCs w:val="24"/>
+              </w:rPr>
+            </w:pPr>
+          </w:p>
+        </w:tc>
+        <w:tc>
+          <w:tcPr>
+            <w:tcW w:w="3689" w:type="dxa"/>
+          </w:tcPr>
+          <w:p>
+            <w:pPr>
+              <w:rPr>
+                <w:rFonts w:ascii="Times New Roman" w:hAnsi="Times New Roman" w:cs="Times New Roman"/>
+                <w:sz w:val="28"/>
+                <w:szCs w:val="28"/>
+              </w:rPr>
+            </w:pPr>
+            <w:r>
+              <w:rPr>
+                <w:rFonts w:ascii="Times New Roman" w:hAnsi="Times New Roman" w:cs="Times New Roman"/>
+                <w:sz w:val="28"/>
+                <w:szCs w:val="28"/>
+              </w:rPr>
+              <w:t xml:space="preserve">API </w:t>
+            </w:r>
+            <w:r>
+              <w:rPr>
+                <w:rFonts w:ascii="Times New Roman" w:hAnsi="Times New Roman" w:cs="Times New Roman"/>
+                <w:sz w:val="28"/>
+                <w:szCs w:val="28"/>
+              </w:rPr>
+              <w:t xml:space="preserve">Validation (FluentValidation) </w:t>
+            </w:r>
+          </w:p>
+        </w:tc>
+        <w:tc>
+          <w:tcPr>
+            <w:tcW w:w="1261" w:type="dxa"/>
+          </w:tcPr>
+          <w:p>
+            <w:pPr>
+              <w:rPr>
+                <w:rFonts w:ascii="Times New Roman" w:hAnsi="Times New Roman" w:cs="Times New Roman"/>
+                <w:sz w:val="28"/>
+                <w:szCs w:val="28"/>
+              </w:rPr>
+            </w:pPr>
+            <w:r>
+              <w:rPr>
+                <w:rFonts w:ascii="Times New Roman" w:hAnsi="Times New Roman" w:cs="Times New Roman"/>
+                <w:sz w:val="28"/>
+                <w:szCs w:val="28"/>
+              </w:rPr>
+              <w:t>Không dùng</w:t>
+            </w:r>
+            <w:r>
+              <w:rPr>
+                <w:rFonts w:ascii="Times New Roman" w:hAnsi="Times New Roman" w:cs="Times New Roman"/>
+                <w:sz w:val="28"/>
+                <w:szCs w:val="28"/>
+              </w:rPr>
+              <w:t>(chưa bt chuyển đc ko)</w:t>
+            </w:r>
+          </w:p>
+        </w:tc>
+        <w:tc>
+          <w:tcPr>
+            <w:tcW w:w="4410" w:type="dxa"/>
+          </w:tcPr>
+          <w:p>
+            <w:pPr>
+              <w:pStyle w:val="ListParagraph"/>
+              <w:numPr>
+                <w:ilvl w:val="0"/>
+                <w:numId w:val="15"/>
+              </w:numPr>
+              <w:rPr>
+                <w:rFonts w:ascii="Times New Roman" w:hAnsi="Times New Roman" w:cs="Times New Roman"/>
+                <w:sz w:val="28"/>
+                <w:szCs w:val="28"/>
+              </w:rPr>
+            </w:pPr>
+            <w:r>
+              <w:rPr>
+                <w:rFonts w:ascii="Times New Roman" w:hAnsi="Times New Roman" w:cs="Times New Roman"/>
+                <w:sz w:val="28"/>
+                <w:szCs w:val="28"/>
+              </w:rPr>
+              <w:t>Tự custom validation</w:t>
+            </w:r>
+            <w:r>
+              <w:rPr>
+                <w:rFonts w:ascii="Times New Roman" w:hAnsi="Times New Roman" w:cs="Times New Roman"/>
+                <w:sz w:val="28"/>
+                <w:szCs w:val="28"/>
+              </w:rPr>
+              <w:t>(</w:t>
+            </w:r>
+            <w:r>
+              <w:rPr>
+                <w:rStyle w:val="HTMLCode"/>
+                <w:rFonts w:ascii="Times New Roman" w:eastAsiaTheme="minorHAnsi" w:hAnsi="Times New Roman" w:cs="Times New Roman"/>
+                <w:sz w:val="28"/>
+                <w:szCs w:val="28"/>
+              </w:rPr>
+              <w:t>Regex</w:t>
+            </w:r>
+            <w:r>
+              <w:rPr>
+                <w:rFonts w:ascii="Times New Roman" w:hAnsi="Times New Roman" w:cs="Times New Roman"/>
+                <w:sz w:val="28"/>
+                <w:szCs w:val="28"/>
+              </w:rPr>
+              <w:t xml:space="preserve"> để validate SĐT</w:t>
+            </w:r>
+            <w:r>
+              <w:rPr>
+                <w:rFonts w:ascii="Times New Roman" w:hAnsi="Times New Roman" w:cs="Times New Roman"/>
+                <w:sz w:val="28"/>
+                <w:szCs w:val="28"/>
+              </w:rPr>
+              <w:t>)</w:t>
+            </w:r>
+          </w:p>
+        </w:tc>
+      </w:tr>
+      <w:tr>
+        <w:tc>
+          <w:tcPr>
+            <w:tcW w:w="985" w:type="dxa"/>
+          </w:tcPr>
+          <w:p>
+            <w:pPr>
+              <w:pStyle w:val="ListParagraph"/>
+              <w:numPr>
+                <w:ilvl w:val="0"/>
+                <w:numId w:val="7"/>
+              </w:numPr>
+              <w:rPr>
+                <w:rFonts w:ascii="Times New Roman" w:hAnsi="Times New Roman" w:cs="Times New Roman"/>
+                <w:sz w:val="24"/>
+                <w:szCs w:val="24"/>
+              </w:rPr>
+            </w:pPr>
+          </w:p>
+        </w:tc>
+        <w:tc>
+          <w:tcPr>
+            <w:tcW w:w="3689" w:type="dxa"/>
+          </w:tcPr>
+          <w:p>
+            <w:pPr>
+              <w:rPr>
+                <w:rFonts w:ascii="Times New Roman" w:hAnsi="Times New Roman" w:cs="Times New Roman"/>
+                <w:sz w:val="28"/>
+                <w:szCs w:val="28"/>
+              </w:rPr>
+            </w:pPr>
+            <w:r>
+              <w:rPr>
+                <w:rFonts w:ascii="Times New Roman" w:hAnsi="Times New Roman" w:cs="Times New Roman"/>
+                <w:sz w:val="28"/>
+                <w:szCs w:val="28"/>
+              </w:rPr>
+              <w:t>Global Exception Handling</w:t>
+            </w:r>
+          </w:p>
+        </w:tc>
+        <w:tc>
+          <w:tcPr>
+            <w:tcW w:w="1261" w:type="dxa"/>
+          </w:tcPr>
+          <w:p>
+            <w:pPr>
+              <w:rPr>
+                <w:rFonts w:ascii="Times New Roman" w:hAnsi="Times New Roman" w:cs="Times New Roman"/>
+                <w:sz w:val="28"/>
+                <w:szCs w:val="28"/>
+              </w:rPr>
+            </w:pPr>
+            <w:r>
+              <w:rPr>
+                <w:rFonts w:ascii="Times New Roman" w:hAnsi="Times New Roman" w:cs="Times New Roman"/>
+                <w:sz w:val="28"/>
+                <w:szCs w:val="28"/>
+              </w:rPr>
+              <w:t>X</w:t>
+            </w:r>
+          </w:p>
+        </w:tc>
+        <w:tc>
+          <w:tcPr>
+            <w:tcW w:w="4410" w:type="dxa"/>
+          </w:tcPr>
+          <w:p>
+            <w:pPr>
+              <w:pStyle w:val="ListParagraph"/>
+              <w:numPr>
+                <w:ilvl w:val="0"/>
+                <w:numId w:val="15"/>
+              </w:numPr>
+              <w:rPr>
+                <w:rFonts w:ascii="Times New Roman" w:hAnsi="Times New Roman" w:cs="Times New Roman"/>
+                <w:sz w:val="28"/>
+                <w:szCs w:val="28"/>
+              </w:rPr>
+            </w:pPr>
+            <w:r>
+              <w:rPr>
+                <w:rFonts w:ascii="Times New Roman" w:hAnsi="Times New Roman" w:cs="Times New Roman"/>
+                <w:sz w:val="28"/>
+                <w:szCs w:val="28"/>
+              </w:rPr>
+              <w:t>ExceptionMiddleware.cs</w:t>
+            </w:r>
+            <w:r>
+              <w:rPr>
+                <w:rFonts w:ascii="Times New Roman" w:hAnsi="Times New Roman" w:cs="Times New Roman"/>
+                <w:sz w:val="28"/>
+                <w:szCs w:val="28"/>
+              </w:rPr>
+              <w:t xml:space="preserve"> và các file exception</w:t>
+            </w:r>
+          </w:p>
+        </w:tc>
+      </w:tr>
+      <w:tr>
+        <w:tc>
+          <w:tcPr>
+            <w:tcW w:w="985" w:type="dxa"/>
+          </w:tcPr>
+          <w:p>
+            <w:pPr>
+              <w:pStyle w:val="ListParagraph"/>
+              <w:numPr>
+                <w:ilvl w:val="0"/>
+                <w:numId w:val="7"/>
+              </w:numPr>
+              <w:rPr>
+                <w:rFonts w:ascii="Times New Roman" w:hAnsi="Times New Roman" w:cs="Times New Roman"/>
+                <w:sz w:val="24"/>
+                <w:szCs w:val="24"/>
+              </w:rPr>
+            </w:pPr>
+          </w:p>
+        </w:tc>
+        <w:tc>
+          <w:tcPr>
+            <w:tcW w:w="3689" w:type="dxa"/>
+          </w:tcPr>
+          <w:p>
+            <w:pPr>
+              <w:rPr>
+                <w:rFonts w:ascii="Times New Roman" w:eastAsia="Times New Roman" w:hAnsi="Times New Roman" w:cs="Times New Roman"/>
+                <w:sz w:val="28"/>
+                <w:szCs w:val="28"/>
+              </w:rPr>
+            </w:pPr>
+            <w:r>
+              <w:rPr>
+                <w:rFonts w:ascii="Times New Roman" w:eastAsia="Times New Roman" w:hAnsi="Times New Roman" w:cs="Times New Roman"/>
+                <w:sz w:val="28"/>
+                <w:szCs w:val="28"/>
+              </w:rPr>
+              <w:t>Authe</w:t>
+            </w:r>
+            <w:r>
+              <w:rPr>
+                <w:rFonts w:ascii="Times New Roman" w:eastAsia="Times New Roman" w:hAnsi="Times New Roman" w:cs="Times New Roman"/>
+                <w:sz w:val="28"/>
+                <w:szCs w:val="28"/>
+              </w:rPr>
+              <w:t xml:space="preserve">ntication: Identity Framework </w:t>
+            </w:r>
+          </w:p>
+          <w:p>
+            <w:pPr>
+              <w:rPr>
+                <w:rFonts w:ascii="Times New Roman" w:hAnsi="Times New Roman" w:cs="Times New Roman"/>
+                <w:sz w:val="28"/>
+                <w:szCs w:val="28"/>
+              </w:rPr>
+            </w:pPr>
+            <w:r>
+              <w:rPr>
+                <w:rFonts w:ascii="Times New Roman" w:eastAsia="Times New Roman" w:hAnsi="Times New Roman" w:cs="Times New Roman"/>
+                <w:sz w:val="28"/>
+                <w:szCs w:val="28"/>
+              </w:rPr>
+              <w:t xml:space="preserve">  </w:t>
+            </w:r>
+          </w:p>
+        </w:tc>
+        <w:tc>
+          <w:tcPr>
+            <w:tcW w:w="1261" w:type="dxa"/>
+          </w:tcPr>
+          <w:p>
+            <w:pPr>
+              <w:rPr>
+                <w:rFonts w:ascii="Times New Roman" w:hAnsi="Times New Roman" w:cs="Times New Roman"/>
+                <w:sz w:val="28"/>
+                <w:szCs w:val="28"/>
+              </w:rPr>
+            </w:pPr>
+            <w:r>
+              <w:rPr>
+                <w:rFonts w:ascii="Times New Roman" w:hAnsi="Times New Roman" w:cs="Times New Roman"/>
+                <w:sz w:val="28"/>
+                <w:szCs w:val="28"/>
+              </w:rPr>
+              <w:t>Không dùng(không bt chuyển đc ko)</w:t>
+            </w:r>
+          </w:p>
+        </w:tc>
+        <w:tc>
+          <w:tcPr>
+            <w:tcW w:w="4410" w:type="dxa"/>
+          </w:tcPr>
+          <w:p>
+            <w:pPr>
+              <w:pStyle w:val="ListParagraph"/>
+              <w:numPr>
+                <w:ilvl w:val="0"/>
+                <w:numId w:val="15"/>
+              </w:numPr>
+              <w:rPr>
+                <w:rFonts w:ascii="Times New Roman" w:hAnsi="Times New Roman" w:cs="Times New Roman"/>
+                <w:sz w:val="28"/>
+                <w:szCs w:val="28"/>
+              </w:rPr>
+            </w:pPr>
+            <w:proofErr w:type="gramStart"/>
+            <w:r>
+              <w:rPr>
+                <w:rFonts w:ascii="Times New Roman" w:hAnsi="Times New Roman" w:cs="Times New Roman"/>
+                <w:sz w:val="28"/>
+                <w:szCs w:val="28"/>
+              </w:rPr>
+              <w:t>không</w:t>
+            </w:r>
+            <w:proofErr w:type="gramEnd"/>
+            <w:r>
+              <w:rPr>
+                <w:rFonts w:ascii="Times New Roman" w:hAnsi="Times New Roman" w:cs="Times New Roman"/>
+                <w:sz w:val="28"/>
+                <w:szCs w:val="28"/>
+              </w:rPr>
+              <w:t xml:space="preserve"> sử dụng ASP.NET Identity Framework mà </w:t>
+            </w:r>
+            <w:r>
+              <w:rPr>
+                <w:rFonts w:ascii="Times New Roman" w:hAnsi="Times New Roman" w:cs="Times New Roman"/>
+                <w:sz w:val="28"/>
+                <w:szCs w:val="28"/>
+              </w:rPr>
+              <w:t>tự custom</w:t>
+            </w:r>
+            <w:r>
+              <w:rPr>
+                <w:rFonts w:ascii="Times New Roman" w:hAnsi="Times New Roman" w:cs="Times New Roman"/>
+                <w:sz w:val="28"/>
+                <w:szCs w:val="28"/>
+              </w:rPr>
+              <w:t xml:space="preserve"> hệ thống xác thực tùy chỉnh, sử dụng Bcrypt để hash password và quản lý user thông qua các entity như Student, Teacher, Admin.</w:t>
+            </w:r>
+          </w:p>
+        </w:tc>
+      </w:tr>
+      <w:tr>
+        <w:tc>
+          <w:tcPr>
+            <w:tcW w:w="985" w:type="dxa"/>
+          </w:tcPr>
+          <w:p>
+            <w:pPr>
+              <w:pStyle w:val="ListParagraph"/>
+              <w:numPr>
+                <w:ilvl w:val="0"/>
+                <w:numId w:val="7"/>
+              </w:numPr>
+              <w:rPr>
+                <w:rFonts w:ascii="Times New Roman" w:hAnsi="Times New Roman" w:cs="Times New Roman"/>
+                <w:sz w:val="24"/>
+                <w:szCs w:val="24"/>
+              </w:rPr>
+            </w:pPr>
+          </w:p>
+        </w:tc>
+        <w:tc>
+          <w:tcPr>
+            <w:tcW w:w="3689" w:type="dxa"/>
+          </w:tcPr>
+          <w:p>
+            <w:pPr>
+              <w:rPr>
+                <w:rFonts w:ascii="Times New Roman" w:eastAsia="Times New Roman" w:hAnsi="Times New Roman" w:cs="Times New Roman"/>
+                <w:sz w:val="28"/>
+                <w:szCs w:val="28"/>
+              </w:rPr>
+            </w:pPr>
+            <w:r>
+              <w:rPr>
+                <w:rFonts w:ascii="Times New Roman" w:eastAsia="Times New Roman" w:hAnsi="Times New Roman" w:cs="Times New Roman"/>
+                <w:sz w:val="28"/>
+                <w:szCs w:val="28"/>
+              </w:rPr>
+              <w:t>JWT (JSON Web Token)</w:t>
+            </w:r>
+          </w:p>
+        </w:tc>
+        <w:tc>
+          <w:tcPr>
+            <w:tcW w:w="1261" w:type="dxa"/>
+          </w:tcPr>
+          <w:p>
+            <w:pPr>
+              <w:rPr>
+                <w:rFonts w:ascii="Times New Roman" w:hAnsi="Times New Roman" w:cs="Times New Roman"/>
+                <w:sz w:val="28"/>
+                <w:szCs w:val="28"/>
+              </w:rPr>
+            </w:pPr>
+            <w:r>
+              <w:rPr>
+                <w:rFonts w:ascii="Times New Roman" w:hAnsi="Times New Roman" w:cs="Times New Roman"/>
+                <w:sz w:val="28"/>
+                <w:szCs w:val="28"/>
+              </w:rPr>
+              <w:t>X</w:t>
+            </w:r>
+          </w:p>
+        </w:tc>
+        <w:tc>
+          <w:tcPr>
+            <w:tcW w:w="4410" w:type="dxa"/>
+          </w:tcPr>
+          <w:p>
+            <w:pPr>
+              <w:pStyle w:val="ListParagraph"/>
+              <w:numPr>
+                <w:ilvl w:val="0"/>
+                <w:numId w:val="15"/>
+              </w:numPr>
+              <w:rPr>
+                <w:rFonts w:ascii="Times New Roman" w:hAnsi="Times New Roman" w:cs="Times New Roman"/>
+                <w:sz w:val="28"/>
+                <w:szCs w:val="28"/>
+              </w:rPr>
+            </w:pPr>
+            <w:r>
+              <w:rPr>
+                <w:rFonts w:ascii="Times New Roman" w:hAnsi="Times New Roman" w:cs="Times New Roman"/>
+                <w:sz w:val="28"/>
+                <w:szCs w:val="28"/>
+              </w:rPr>
+              <w:t>JwtTokenService</w:t>
+            </w:r>
+            <w:r>
+              <w:rPr>
+                <w:rFonts w:ascii="Times New Roman" w:hAnsi="Times New Roman" w:cs="Times New Roman"/>
+                <w:sz w:val="28"/>
+                <w:szCs w:val="28"/>
+              </w:rPr>
+              <w:t xml:space="preserve"> sinh token</w:t>
+            </w:r>
+            <w:r>
+              <w:rPr>
+                <w:rFonts w:ascii="Times New Roman" w:hAnsi="Times New Roman" w:cs="Times New Roman"/>
+                <w:sz w:val="28"/>
+                <w:szCs w:val="28"/>
+              </w:rPr>
+              <w:t xml:space="preserve"> và cấu hình trong Program.cs</w:t>
+            </w:r>
+          </w:p>
+        </w:tc>
+      </w:tr>
+      <w:tr>
+        <w:tc>
+          <w:tcPr>
+            <w:tcW w:w="985" w:type="dxa"/>
+          </w:tcPr>
+          <w:p>
+            <w:pPr>
+              <w:pStyle w:val="ListParagraph"/>
+              <w:numPr>
+                <w:ilvl w:val="0"/>
+                <w:numId w:val="7"/>
+              </w:numPr>
+            </w:pPr>
+          </w:p>
+        </w:tc>
+        <w:tc>
+          <w:tcPr>
+            <w:tcW w:w="3689" w:type="dxa"/>
+          </w:tcPr>
+          <w:p>
+            <w:pPr>
+              <w:rPr>
+                <w:rFonts w:ascii="Times New Roman" w:hAnsi="Times New Roman" w:cs="Times New Roman"/>
+                <w:sz w:val="28"/>
+                <w:szCs w:val="28"/>
+              </w:rPr>
+            </w:pPr>
+            <w:r>
+              <w:rPr>
+                <w:rFonts w:ascii="Times New Roman" w:hAnsi="Times New Roman" w:cs="Times New Roman"/>
+                <w:sz w:val="28"/>
+                <w:szCs w:val="28"/>
+              </w:rPr>
+              <w:t xml:space="preserve">Authorization: Role-based </w:t>
+            </w:r>
+          </w:p>
+        </w:tc>
+        <w:tc>
+          <w:tcPr>
+            <w:tcW w:w="1261" w:type="dxa"/>
+          </w:tcPr>
+          <w:p>
+            <w:pPr>
+              <w:rPr>
+                <w:rFonts w:ascii="Times New Roman" w:hAnsi="Times New Roman" w:cs="Times New Roman"/>
+                <w:sz w:val="28"/>
+                <w:szCs w:val="28"/>
+              </w:rPr>
+            </w:pPr>
+            <w:r>
+              <w:rPr>
+                <w:rFonts w:ascii="Times New Roman" w:hAnsi="Times New Roman" w:cs="Times New Roman"/>
+                <w:sz w:val="28"/>
+                <w:szCs w:val="28"/>
+              </w:rPr>
+              <w:t>X</w:t>
+            </w:r>
+          </w:p>
+        </w:tc>
+        <w:tc>
+          <w:tcPr>
+            <w:tcW w:w="4410" w:type="dxa"/>
+          </w:tcPr>
+          <w:p>
+            <w:pPr>
+              <w:rPr>
+                <w:rFonts w:ascii="Times New Roman" w:hAnsi="Times New Roman" w:cs="Times New Roman"/>
+                <w:sz w:val="28"/>
+                <w:szCs w:val="28"/>
+              </w:rPr>
+            </w:pPr>
+            <w:r>
+              <w:rPr>
+                <w:rFonts w:ascii="Times New Roman" w:hAnsi="Times New Roman" w:cs="Times New Roman"/>
+                <w:sz w:val="28"/>
+                <w:szCs w:val="28"/>
+              </w:rPr>
+              <w:t>Các controller như auth, profile</w:t>
+            </w:r>
+          </w:p>
+        </w:tc>
+      </w:tr>
+      <w:tr>
+        <w:tc>
+          <w:tcPr>
+            <w:tcW w:w="985" w:type="dxa"/>
+          </w:tcPr>
+          <w:p>
+            <w:pPr>
+              <w:pStyle w:val="ListParagraph"/>
+              <w:numPr>
+                <w:ilvl w:val="0"/>
+                <w:numId w:val="7"/>
+              </w:numPr>
+            </w:pPr>
+          </w:p>
+        </w:tc>
+        <w:tc>
+          <w:tcPr>
+            <w:tcW w:w="3689" w:type="dxa"/>
+          </w:tcPr>
+          <w:p>
+            <w:pPr>
+              <w:rPr>
+                <w:rFonts w:ascii="Times New Roman" w:hAnsi="Times New Roman" w:cs="Times New Roman"/>
+                <w:sz w:val="28"/>
+                <w:szCs w:val="28"/>
+              </w:rPr>
+            </w:pPr>
+            <w:r>
+              <w:rPr>
+                <w:rFonts w:ascii="Times New Roman" w:hAnsi="Times New Roman" w:cs="Times New Roman"/>
+                <w:sz w:val="28"/>
+                <w:szCs w:val="28"/>
+              </w:rPr>
+              <w:t xml:space="preserve"> Policy-based</w:t>
+            </w:r>
+          </w:p>
+        </w:tc>
+        <w:tc>
+          <w:tcPr>
+            <w:tcW w:w="1261" w:type="dxa"/>
+          </w:tcPr>
+          <w:p>
+            <w:pPr>
+              <w:rPr>
+                <w:rFonts w:ascii="Times New Roman" w:hAnsi="Times New Roman" w:cs="Times New Roman"/>
+                <w:sz w:val="28"/>
+                <w:szCs w:val="28"/>
+              </w:rPr>
+            </w:pPr>
+            <w:r>
+              <w:rPr>
+                <w:rFonts w:ascii="Times New Roman" w:hAnsi="Times New Roman" w:cs="Times New Roman"/>
+                <w:sz w:val="28"/>
+                <w:szCs w:val="28"/>
+              </w:rPr>
+              <w:t>Không có</w:t>
+            </w:r>
+          </w:p>
+        </w:tc>
+        <w:tc>
+          <w:tcPr>
+            <w:tcW w:w="4410" w:type="dxa"/>
+          </w:tcPr>
+          <w:p>
+            <w:pPr>
+              <w:rPr>
+                <w:rFonts w:ascii="Times New Roman" w:hAnsi="Times New Roman" w:cs="Times New Roman"/>
+                <w:sz w:val="28"/>
+                <w:szCs w:val="28"/>
+              </w:rPr>
+            </w:pPr>
+          </w:p>
+        </w:tc>
+      </w:tr>
+      <w:tr>
+        <w:tc>
+          <w:tcPr>
+            <w:tcW w:w="985" w:type="dxa"/>
+          </w:tcPr>
+          <w:p>
+            <w:pPr>
+              <w:pStyle w:val="ListParagraph"/>
+              <w:numPr>
+                <w:ilvl w:val="0"/>
+                <w:numId w:val="7"/>
+              </w:numPr>
+            </w:pPr>
+          </w:p>
+        </w:tc>
+        <w:tc>
+          <w:tcPr>
+            <w:tcW w:w="3689" w:type="dxa"/>
+          </w:tcPr>
+          <w:p>
+            <w:pPr>
+              <w:rPr>
+                <w:rFonts w:ascii="Times New Roman" w:hAnsi="Times New Roman" w:cs="Times New Roman"/>
+                <w:sz w:val="28"/>
+                <w:szCs w:val="28"/>
+              </w:rPr>
+            </w:pPr>
+            <w:r>
+              <w:rPr>
+                <w:rFonts w:ascii="Times New Roman" w:hAnsi="Times New Roman" w:cs="Times New Roman"/>
+                <w:sz w:val="28"/>
+                <w:szCs w:val="28"/>
+              </w:rPr>
+              <w:t>Unit Test với xUnit và Moq (Test Logic trong Service)</w:t>
+            </w:r>
+          </w:p>
+        </w:tc>
+        <w:tc>
+          <w:tcPr>
+            <w:tcW w:w="1261" w:type="dxa"/>
+          </w:tcPr>
+          <w:p>
+            <w:pPr>
+              <w:rPr>
+                <w:rFonts w:ascii="Times New Roman" w:hAnsi="Times New Roman" w:cs="Times New Roman"/>
+                <w:sz w:val="28"/>
+                <w:szCs w:val="28"/>
+              </w:rPr>
+            </w:pPr>
+            <w:r>
+              <w:rPr>
+                <w:rFonts w:ascii="Times New Roman" w:hAnsi="Times New Roman" w:cs="Times New Roman"/>
+                <w:sz w:val="28"/>
+                <w:szCs w:val="28"/>
+              </w:rPr>
+              <w:t>Không có</w:t>
+            </w:r>
+          </w:p>
+        </w:tc>
+        <w:tc>
+          <w:tcPr>
+            <w:tcW w:w="4410" w:type="dxa"/>
+          </w:tcPr>
+          <w:p>
+            <w:pPr>
+              <w:rPr>
+                <w:rFonts w:ascii="Times New Roman" w:hAnsi="Times New Roman" w:cs="Times New Roman"/>
+                <w:sz w:val="28"/>
+                <w:szCs w:val="28"/>
+              </w:rPr>
+            </w:pPr>
+          </w:p>
+        </w:tc>
+      </w:tr>
+      <w:tr>
+        <w:tc>
+          <w:tcPr>
+            <w:tcW w:w="985" w:type="dxa"/>
+          </w:tcPr>
+          <w:p>
+            <w:pPr>
+              <w:pStyle w:val="ListParagraph"/>
+              <w:numPr>
+                <w:ilvl w:val="0"/>
+                <w:numId w:val="7"/>
+              </w:numPr>
+            </w:pPr>
+          </w:p>
+        </w:tc>
+        <w:tc>
+          <w:tcPr>
+            <w:tcW w:w="3689" w:type="dxa"/>
+          </w:tcPr>
+          <w:p>
+            <w:pPr>
+              <w:rPr>
+                <w:rFonts w:ascii="Times New Roman" w:hAnsi="Times New Roman" w:cs="Times New Roman"/>
+                <w:sz w:val="28"/>
+                <w:szCs w:val="28"/>
+              </w:rPr>
+            </w:pPr>
+            <w:r>
+              <w:rPr>
+                <w:rFonts w:ascii="Times New Roman" w:hAnsi="Times New Roman" w:cs="Times New Roman"/>
+                <w:sz w:val="28"/>
+                <w:szCs w:val="28"/>
+              </w:rPr>
+              <w:t>Swagger Documentation &amp; API Versioning</w:t>
+            </w:r>
+          </w:p>
+        </w:tc>
+        <w:tc>
+          <w:tcPr>
+            <w:tcW w:w="1261" w:type="dxa"/>
+          </w:tcPr>
+          <w:p>
+            <w:pPr>
+              <w:rPr>
+                <w:rFonts w:ascii="Times New Roman" w:hAnsi="Times New Roman" w:cs="Times New Roman"/>
+                <w:sz w:val="28"/>
+                <w:szCs w:val="28"/>
+              </w:rPr>
+            </w:pPr>
+            <w:r>
+              <w:rPr>
+                <w:rFonts w:ascii="Times New Roman" w:hAnsi="Times New Roman" w:cs="Times New Roman"/>
+                <w:sz w:val="28"/>
+                <w:szCs w:val="28"/>
+              </w:rPr>
+              <w:t>X</w:t>
+            </w:r>
+          </w:p>
+        </w:tc>
+        <w:tc>
+          <w:tcPr>
+            <w:tcW w:w="4410" w:type="dxa"/>
+          </w:tcPr>
+          <w:p>
+            <w:pPr>
+              <w:rPr>
+                <w:rFonts w:ascii="Times New Roman" w:hAnsi="Times New Roman" w:cs="Times New Roman"/>
+                <w:sz w:val="28"/>
+                <w:szCs w:val="28"/>
+              </w:rPr>
+            </w:pPr>
+          </w:p>
+        </w:tc>
+      </w:tr>
+      <w:tr>
+        <w:tc>
+          <w:tcPr>
+            <w:tcW w:w="985" w:type="dxa"/>
+          </w:tcPr>
+          <w:p>
+            <w:pPr>
+              <w:pStyle w:val="ListParagraph"/>
+              <w:numPr>
+                <w:ilvl w:val="0"/>
+                <w:numId w:val="7"/>
+              </w:numPr>
+            </w:pPr>
+          </w:p>
+        </w:tc>
+        <w:tc>
+          <w:tcPr>
+            <w:tcW w:w="3689" w:type="dxa"/>
+          </w:tcPr>
+          <w:p>
+            <w:pPr>
+              <w:rPr>
+                <w:rFonts w:ascii="Times New Roman" w:hAnsi="Times New Roman" w:cs="Times New Roman"/>
+                <w:sz w:val="28"/>
+                <w:szCs w:val="28"/>
+              </w:rPr>
+            </w:pPr>
+            <w:r>
+              <w:rPr>
+                <w:rFonts w:ascii="Times New Roman" w:hAnsi="Times New Roman" w:cs="Times New Roman"/>
+                <w:sz w:val="28"/>
+                <w:szCs w:val="28"/>
+              </w:rPr>
+              <w:t xml:space="preserve">(Async/Await) </w:t>
+            </w:r>
+          </w:p>
+        </w:tc>
+        <w:tc>
+          <w:tcPr>
+            <w:tcW w:w="1261" w:type="dxa"/>
+          </w:tcPr>
+          <w:p>
+            <w:pPr>
+              <w:rPr>
+                <w:rFonts w:ascii="Times New Roman" w:hAnsi="Times New Roman" w:cs="Times New Roman"/>
+                <w:sz w:val="28"/>
+                <w:szCs w:val="28"/>
+              </w:rPr>
+            </w:pPr>
+            <w:r>
+              <w:rPr>
+                <w:rFonts w:ascii="Times New Roman" w:hAnsi="Times New Roman" w:cs="Times New Roman"/>
+                <w:sz w:val="28"/>
+                <w:szCs w:val="28"/>
+              </w:rPr>
+              <w:t>X</w:t>
+            </w:r>
+          </w:p>
+        </w:tc>
+        <w:tc>
+          <w:tcPr>
+            <w:tcW w:w="4410" w:type="dxa"/>
+          </w:tcPr>
+          <w:p>
+            <w:pPr>
+              <w:rPr>
+                <w:rFonts w:ascii="Times New Roman" w:hAnsi="Times New Roman" w:cs="Times New Roman"/>
+                <w:sz w:val="28"/>
+                <w:szCs w:val="28"/>
+              </w:rPr>
+            </w:pPr>
+            <w:r>
+              <w:rPr>
+                <w:rFonts w:ascii="Times New Roman" w:hAnsi="Times New Roman" w:cs="Times New Roman"/>
+                <w:sz w:val="28"/>
+                <w:szCs w:val="28"/>
+              </w:rPr>
+              <w:t>Có ở các file controller và service</w:t>
+            </w:r>
+          </w:p>
+        </w:tc>
+      </w:tr>
+      <w:tr>
+        <w:tc>
+          <w:tcPr>
+            <w:tcW w:w="985" w:type="dxa"/>
+          </w:tcPr>
+          <w:p>
+            <w:pPr>
+              <w:pStyle w:val="ListParagraph"/>
+              <w:numPr>
+                <w:ilvl w:val="0"/>
+                <w:numId w:val="7"/>
+              </w:numPr>
+            </w:pPr>
+          </w:p>
+        </w:tc>
+        <w:tc>
+          <w:tcPr>
+            <w:tcW w:w="3689" w:type="dxa"/>
+          </w:tcPr>
+          <w:p>
+            <w:pPr>
+              <w:rPr>
+                <w:rFonts w:ascii="Times New Roman" w:hAnsi="Times New Roman" w:cs="Times New Roman"/>
+                <w:sz w:val="28"/>
+                <w:szCs w:val="28"/>
+              </w:rPr>
+            </w:pPr>
+            <w:r>
+              <w:rPr>
+                <w:rFonts w:ascii="Times New Roman" w:hAnsi="Times New Roman" w:cs="Times New Roman"/>
+                <w:sz w:val="28"/>
+                <w:szCs w:val="28"/>
+              </w:rPr>
+              <w:t>Task Parallel Library (KHÓ, Coi sơ qua cho biết thôi)</w:t>
+            </w:r>
+          </w:p>
+        </w:tc>
+        <w:tc>
+          <w:tcPr>
+            <w:tcW w:w="1261" w:type="dxa"/>
+          </w:tcPr>
+          <w:p>
+            <w:pPr>
+              <w:rPr>
+                <w:rFonts w:ascii="Times New Roman" w:hAnsi="Times New Roman" w:cs="Times New Roman"/>
+                <w:sz w:val="28"/>
+                <w:szCs w:val="28"/>
+              </w:rPr>
+            </w:pPr>
+            <w:r>
+              <w:rPr>
+                <w:rFonts w:ascii="Times New Roman" w:hAnsi="Times New Roman" w:cs="Times New Roman"/>
+                <w:sz w:val="28"/>
+                <w:szCs w:val="28"/>
+              </w:rPr>
+              <w:t>Không có</w:t>
+            </w:r>
+          </w:p>
+        </w:tc>
+        <w:tc>
+          <w:tcPr>
+            <w:tcW w:w="4410" w:type="dxa"/>
+          </w:tcPr>
+          <w:p>
+            <w:pPr>
+              <w:rPr>
+                <w:rFonts w:ascii="Times New Roman" w:hAnsi="Times New Roman" w:cs="Times New Roman"/>
+                <w:sz w:val="28"/>
+                <w:szCs w:val="28"/>
+              </w:rPr>
+            </w:pPr>
+          </w:p>
+        </w:tc>
+      </w:tr>
+    </w:tbl>
+    <w:p/>
     <w:sectPr>
       <w:pgSz w:w="12240" w:h="15840"/>
       <w:pgMar w:top="1440" w:right="1440" w:bottom="1440" w:left="1440" w:header="720" w:footer="720" w:gutter="0"/>
@@ -2594,6 +7153,232 @@
 <file path=word/numbering.xml><?xml version="1.0" encoding="utf-8"?>
 <w:numbering xmlns:wpc="http://schemas.microsoft.com/office/word/2010/wordprocessingCanvas" xmlns:mc="http://schemas.openxmlformats.org/markup-compatibility/2006" xmlns:o="urn:schemas-microsoft-com:office:office" xmlns:r="http://schemas.openxmlformats.org/officeDocument/2006/relationships" xmlns:m="http://schemas.openxmlformats.org/officeDocument/2006/math" xmlns:v="urn:schemas-microsoft-com:vml" xmlns:wp14="http://schemas.microsoft.com/office/word/2010/wordprocessingDrawing" xmlns:wp="http://schemas.openxmlformats.org/drawingml/2006/wordprocessingDrawing" xmlns:w10="urn:schemas-microsoft-com:office:word" xmlns:w="http://schemas.openxmlformats.org/wordprocessingml/2006/main" xmlns:w14="http://schemas.microsoft.com/office/word/2010/wordml" xmlns:w15="http://schemas.microsoft.com/office/word/2012/wordml" xmlns:wpg="http://schemas.microsoft.com/office/word/2010/wordprocessingGroup" xmlns:wpi="http://schemas.microsoft.com/office/word/2010/wordprocessingInk" xmlns:wne="http://schemas.microsoft.com/office/word/2006/wordml" xmlns:wps="http://schemas.microsoft.com/office/word/2010/wordprocessingShape" mc:Ignorable="w14 w15 wp14">
   <w:abstractNum w:abstractNumId="0">
+    <w:nsid w:val="088A4357"/>
+    <w:multiLevelType w:val="hybridMultilevel"/>
+    <w:tmpl w:val="24567DCC"/>
+    <w:lvl w:ilvl="0" w:tplc="04090001">
+      <w:start w:val="1"/>
+      <w:numFmt w:val="bullet"/>
+      <w:lvlText w:val=""/>
+      <w:lvlJc w:val="left"/>
+      <w:pPr>
+        <w:ind w:left="720" w:hanging="360"/>
+      </w:pPr>
+      <w:rPr>
+        <w:rFonts w:ascii="Symbol" w:hAnsi="Symbol" w:hint="default"/>
+      </w:rPr>
+    </w:lvl>
+    <w:lvl w:ilvl="1" w:tplc="04090003" w:tentative="1">
+      <w:start w:val="1"/>
+      <w:numFmt w:val="bullet"/>
+      <w:lvlText w:val="o"/>
+      <w:lvlJc w:val="left"/>
+      <w:pPr>
+        <w:ind w:left="1440" w:hanging="360"/>
+      </w:pPr>
+      <w:rPr>
+        <w:rFonts w:ascii="Courier New" w:hAnsi="Courier New" w:cs="Courier New" w:hint="default"/>
+      </w:rPr>
+    </w:lvl>
+    <w:lvl w:ilvl="2" w:tplc="04090005" w:tentative="1">
+      <w:start w:val="1"/>
+      <w:numFmt w:val="bullet"/>
+      <w:lvlText w:val=""/>
+      <w:lvlJc w:val="left"/>
+      <w:pPr>
+        <w:ind w:left="2160" w:hanging="360"/>
+      </w:pPr>
+      <w:rPr>
+        <w:rFonts w:ascii="Wingdings" w:hAnsi="Wingdings" w:hint="default"/>
+      </w:rPr>
+    </w:lvl>
+    <w:lvl w:ilvl="3" w:tplc="04090001" w:tentative="1">
+      <w:start w:val="1"/>
+      <w:numFmt w:val="bullet"/>
+      <w:lvlText w:val=""/>
+      <w:lvlJc w:val="left"/>
+      <w:pPr>
+        <w:ind w:left="2880" w:hanging="360"/>
+      </w:pPr>
+      <w:rPr>
+        <w:rFonts w:ascii="Symbol" w:hAnsi="Symbol" w:hint="default"/>
+      </w:rPr>
+    </w:lvl>
+    <w:lvl w:ilvl="4" w:tplc="04090003" w:tentative="1">
+      <w:start w:val="1"/>
+      <w:numFmt w:val="bullet"/>
+      <w:lvlText w:val="o"/>
+      <w:lvlJc w:val="left"/>
+      <w:pPr>
+        <w:ind w:left="3600" w:hanging="360"/>
+      </w:pPr>
+      <w:rPr>
+        <w:rFonts w:ascii="Courier New" w:hAnsi="Courier New" w:cs="Courier New" w:hint="default"/>
+      </w:rPr>
+    </w:lvl>
+    <w:lvl w:ilvl="5" w:tplc="04090005" w:tentative="1">
+      <w:start w:val="1"/>
+      <w:numFmt w:val="bullet"/>
+      <w:lvlText w:val=""/>
+      <w:lvlJc w:val="left"/>
+      <w:pPr>
+        <w:ind w:left="4320" w:hanging="360"/>
+      </w:pPr>
+      <w:rPr>
+        <w:rFonts w:ascii="Wingdings" w:hAnsi="Wingdings" w:hint="default"/>
+      </w:rPr>
+    </w:lvl>
+    <w:lvl w:ilvl="6" w:tplc="04090001" w:tentative="1">
+      <w:start w:val="1"/>
+      <w:numFmt w:val="bullet"/>
+      <w:lvlText w:val=""/>
+      <w:lvlJc w:val="left"/>
+      <w:pPr>
+        <w:ind w:left="5040" w:hanging="360"/>
+      </w:pPr>
+      <w:rPr>
+        <w:rFonts w:ascii="Symbol" w:hAnsi="Symbol" w:hint="default"/>
+      </w:rPr>
+    </w:lvl>
+    <w:lvl w:ilvl="7" w:tplc="04090003" w:tentative="1">
+      <w:start w:val="1"/>
+      <w:numFmt w:val="bullet"/>
+      <w:lvlText w:val="o"/>
+      <w:lvlJc w:val="left"/>
+      <w:pPr>
+        <w:ind w:left="5760" w:hanging="360"/>
+      </w:pPr>
+      <w:rPr>
+        <w:rFonts w:ascii="Courier New" w:hAnsi="Courier New" w:cs="Courier New" w:hint="default"/>
+      </w:rPr>
+    </w:lvl>
+    <w:lvl w:ilvl="8" w:tplc="04090005" w:tentative="1">
+      <w:start w:val="1"/>
+      <w:numFmt w:val="bullet"/>
+      <w:lvlText w:val=""/>
+      <w:lvlJc w:val="left"/>
+      <w:pPr>
+        <w:ind w:left="6480" w:hanging="360"/>
+      </w:pPr>
+      <w:rPr>
+        <w:rFonts w:ascii="Wingdings" w:hAnsi="Wingdings" w:hint="default"/>
+      </w:rPr>
+    </w:lvl>
+  </w:abstractNum>
+  <w:abstractNum w:abstractNumId="1">
+    <w:nsid w:val="14716579"/>
+    <w:multiLevelType w:val="hybridMultilevel"/>
+    <w:tmpl w:val="55CA9584"/>
+    <w:lvl w:ilvl="0" w:tplc="04090001">
+      <w:start w:val="1"/>
+      <w:numFmt w:val="bullet"/>
+      <w:lvlText w:val=""/>
+      <w:lvlJc w:val="left"/>
+      <w:pPr>
+        <w:ind w:left="720" w:hanging="360"/>
+      </w:pPr>
+      <w:rPr>
+        <w:rFonts w:ascii="Symbol" w:hAnsi="Symbol" w:hint="default"/>
+      </w:rPr>
+    </w:lvl>
+    <w:lvl w:ilvl="1" w:tplc="04090003" w:tentative="1">
+      <w:start w:val="1"/>
+      <w:numFmt w:val="bullet"/>
+      <w:lvlText w:val="o"/>
+      <w:lvlJc w:val="left"/>
+      <w:pPr>
+        <w:ind w:left="1440" w:hanging="360"/>
+      </w:pPr>
+      <w:rPr>
+        <w:rFonts w:ascii="Courier New" w:hAnsi="Courier New" w:cs="Courier New" w:hint="default"/>
+      </w:rPr>
+    </w:lvl>
+    <w:lvl w:ilvl="2" w:tplc="04090005" w:tentative="1">
+      <w:start w:val="1"/>
+      <w:numFmt w:val="bullet"/>
+      <w:lvlText w:val=""/>
+      <w:lvlJc w:val="left"/>
+      <w:pPr>
+        <w:ind w:left="2160" w:hanging="360"/>
+      </w:pPr>
+      <w:rPr>
+        <w:rFonts w:ascii="Wingdings" w:hAnsi="Wingdings" w:hint="default"/>
+      </w:rPr>
+    </w:lvl>
+    <w:lvl w:ilvl="3" w:tplc="04090001" w:tentative="1">
+      <w:start w:val="1"/>
+      <w:numFmt w:val="bullet"/>
+      <w:lvlText w:val=""/>
+      <w:lvlJc w:val="left"/>
+      <w:pPr>
+        <w:ind w:left="2880" w:hanging="360"/>
+      </w:pPr>
+      <w:rPr>
+        <w:rFonts w:ascii="Symbol" w:hAnsi="Symbol" w:hint="default"/>
+      </w:rPr>
+    </w:lvl>
+    <w:lvl w:ilvl="4" w:tplc="04090003" w:tentative="1">
+      <w:start w:val="1"/>
+      <w:numFmt w:val="bullet"/>
+      <w:lvlText w:val="o"/>
+      <w:lvlJc w:val="left"/>
+      <w:pPr>
+        <w:ind w:left="3600" w:hanging="360"/>
+      </w:pPr>
+      <w:rPr>
+        <w:rFonts w:ascii="Courier New" w:hAnsi="Courier New" w:cs="Courier New" w:hint="default"/>
+      </w:rPr>
+    </w:lvl>
+    <w:lvl w:ilvl="5" w:tplc="04090005" w:tentative="1">
+      <w:start w:val="1"/>
+      <w:numFmt w:val="bullet"/>
+      <w:lvlText w:val=""/>
+      <w:lvlJc w:val="left"/>
+      <w:pPr>
+        <w:ind w:left="4320" w:hanging="360"/>
+      </w:pPr>
+      <w:rPr>
+        <w:rFonts w:ascii="Wingdings" w:hAnsi="Wingdings" w:hint="default"/>
+      </w:rPr>
+    </w:lvl>
+    <w:lvl w:ilvl="6" w:tplc="04090001" w:tentative="1">
+      <w:start w:val="1"/>
+      <w:numFmt w:val="bullet"/>
+      <w:lvlText w:val=""/>
+      <w:lvlJc w:val="left"/>
+      <w:pPr>
+        <w:ind w:left="5040" w:hanging="360"/>
+      </w:pPr>
+      <w:rPr>
+        <w:rFonts w:ascii="Symbol" w:hAnsi="Symbol" w:hint="default"/>
+      </w:rPr>
+    </w:lvl>
+    <w:lvl w:ilvl="7" w:tplc="04090003" w:tentative="1">
+      <w:start w:val="1"/>
+      <w:numFmt w:val="bullet"/>
+      <w:lvlText w:val="o"/>
+      <w:lvlJc w:val="left"/>
+      <w:pPr>
+        <w:ind w:left="5760" w:hanging="360"/>
+      </w:pPr>
+      <w:rPr>
+        <w:rFonts w:ascii="Courier New" w:hAnsi="Courier New" w:cs="Courier New" w:hint="default"/>
+      </w:rPr>
+    </w:lvl>
+    <w:lvl w:ilvl="8" w:tplc="04090005" w:tentative="1">
+      <w:start w:val="1"/>
+      <w:numFmt w:val="bullet"/>
+      <w:lvlText w:val=""/>
+      <w:lvlJc w:val="left"/>
+      <w:pPr>
+        <w:ind w:left="6480" w:hanging="360"/>
+      </w:pPr>
+      <w:rPr>
+        <w:rFonts w:ascii="Wingdings" w:hAnsi="Wingdings" w:hint="default"/>
+      </w:rPr>
+    </w:lvl>
+  </w:abstractNum>
+  <w:abstractNum w:abstractNumId="2">
     <w:nsid w:val="14AD6B0C"/>
     <w:multiLevelType w:val="multilevel"/>
     <w:tmpl w:val="FC025D74"/>
@@ -2742,7 +7527,7 @@
       </w:rPr>
     </w:lvl>
   </w:abstractNum>
-  <w:abstractNum w:abstractNumId="1">
+  <w:abstractNum w:abstractNumId="3">
     <w:nsid w:val="17944228"/>
     <w:multiLevelType w:val="hybridMultilevel"/>
     <w:tmpl w:val="6C02E5D6"/>
@@ -2855,7 +7640,432 @@
       </w:rPr>
     </w:lvl>
   </w:abstractNum>
-  <w:abstractNum w:abstractNumId="2">
+  <w:abstractNum w:abstractNumId="4">
+    <w:nsid w:val="28161F8C"/>
+    <w:multiLevelType w:val="hybridMultilevel"/>
+    <w:tmpl w:val="A0FEC51E"/>
+    <w:lvl w:ilvl="0" w:tplc="04090001">
+      <w:start w:val="1"/>
+      <w:numFmt w:val="bullet"/>
+      <w:lvlText w:val=""/>
+      <w:lvlJc w:val="left"/>
+      <w:pPr>
+        <w:ind w:left="720" w:hanging="360"/>
+      </w:pPr>
+      <w:rPr>
+        <w:rFonts w:ascii="Symbol" w:hAnsi="Symbol" w:hint="default"/>
+      </w:rPr>
+    </w:lvl>
+    <w:lvl w:ilvl="1" w:tplc="04090003" w:tentative="1">
+      <w:start w:val="1"/>
+      <w:numFmt w:val="bullet"/>
+      <w:lvlText w:val="o"/>
+      <w:lvlJc w:val="left"/>
+      <w:pPr>
+        <w:ind w:left="1440" w:hanging="360"/>
+      </w:pPr>
+      <w:rPr>
+        <w:rFonts w:ascii="Courier New" w:hAnsi="Courier New" w:cs="Courier New" w:hint="default"/>
+      </w:rPr>
+    </w:lvl>
+    <w:lvl w:ilvl="2" w:tplc="04090005" w:tentative="1">
+      <w:start w:val="1"/>
+      <w:numFmt w:val="bullet"/>
+      <w:lvlText w:val=""/>
+      <w:lvlJc w:val="left"/>
+      <w:pPr>
+        <w:ind w:left="2160" w:hanging="360"/>
+      </w:pPr>
+      <w:rPr>
+        <w:rFonts w:ascii="Wingdings" w:hAnsi="Wingdings" w:hint="default"/>
+      </w:rPr>
+    </w:lvl>
+    <w:lvl w:ilvl="3" w:tplc="04090001" w:tentative="1">
+      <w:start w:val="1"/>
+      <w:numFmt w:val="bullet"/>
+      <w:lvlText w:val=""/>
+      <w:lvlJc w:val="left"/>
+      <w:pPr>
+        <w:ind w:left="2880" w:hanging="360"/>
+      </w:pPr>
+      <w:rPr>
+        <w:rFonts w:ascii="Symbol" w:hAnsi="Symbol" w:hint="default"/>
+      </w:rPr>
+    </w:lvl>
+    <w:lvl w:ilvl="4" w:tplc="04090003" w:tentative="1">
+      <w:start w:val="1"/>
+      <w:numFmt w:val="bullet"/>
+      <w:lvlText w:val="o"/>
+      <w:lvlJc w:val="left"/>
+      <w:pPr>
+        <w:ind w:left="3600" w:hanging="360"/>
+      </w:pPr>
+      <w:rPr>
+        <w:rFonts w:ascii="Courier New" w:hAnsi="Courier New" w:cs="Courier New" w:hint="default"/>
+      </w:rPr>
+    </w:lvl>
+    <w:lvl w:ilvl="5" w:tplc="04090005" w:tentative="1">
+      <w:start w:val="1"/>
+      <w:numFmt w:val="bullet"/>
+      <w:lvlText w:val=""/>
+      <w:lvlJc w:val="left"/>
+      <w:pPr>
+        <w:ind w:left="4320" w:hanging="360"/>
+      </w:pPr>
+      <w:rPr>
+        <w:rFonts w:ascii="Wingdings" w:hAnsi="Wingdings" w:hint="default"/>
+      </w:rPr>
+    </w:lvl>
+    <w:lvl w:ilvl="6" w:tplc="04090001" w:tentative="1">
+      <w:start w:val="1"/>
+      <w:numFmt w:val="bullet"/>
+      <w:lvlText w:val=""/>
+      <w:lvlJc w:val="left"/>
+      <w:pPr>
+        <w:ind w:left="5040" w:hanging="360"/>
+      </w:pPr>
+      <w:rPr>
+        <w:rFonts w:ascii="Symbol" w:hAnsi="Symbol" w:hint="default"/>
+      </w:rPr>
+    </w:lvl>
+    <w:lvl w:ilvl="7" w:tplc="04090003" w:tentative="1">
+      <w:start w:val="1"/>
+      <w:numFmt w:val="bullet"/>
+      <w:lvlText w:val="o"/>
+      <w:lvlJc w:val="left"/>
+      <w:pPr>
+        <w:ind w:left="5760" w:hanging="360"/>
+      </w:pPr>
+      <w:rPr>
+        <w:rFonts w:ascii="Courier New" w:hAnsi="Courier New" w:cs="Courier New" w:hint="default"/>
+      </w:rPr>
+    </w:lvl>
+    <w:lvl w:ilvl="8" w:tplc="04090005" w:tentative="1">
+      <w:start w:val="1"/>
+      <w:numFmt w:val="bullet"/>
+      <w:lvlText w:val=""/>
+      <w:lvlJc w:val="left"/>
+      <w:pPr>
+        <w:ind w:left="6480" w:hanging="360"/>
+      </w:pPr>
+      <w:rPr>
+        <w:rFonts w:ascii="Wingdings" w:hAnsi="Wingdings" w:hint="default"/>
+      </w:rPr>
+    </w:lvl>
+  </w:abstractNum>
+  <w:abstractNum w:abstractNumId="5">
+    <w:nsid w:val="29A726C5"/>
+    <w:multiLevelType w:val="hybridMultilevel"/>
+    <w:tmpl w:val="0FA47168"/>
+    <w:lvl w:ilvl="0" w:tplc="0409000F">
+      <w:start w:val="1"/>
+      <w:numFmt w:val="decimal"/>
+      <w:lvlText w:val="%1."/>
+      <w:lvlJc w:val="left"/>
+      <w:pPr>
+        <w:ind w:left="720" w:hanging="360"/>
+      </w:pPr>
+    </w:lvl>
+    <w:lvl w:ilvl="1" w:tplc="04090019" w:tentative="1">
+      <w:start w:val="1"/>
+      <w:numFmt w:val="lowerLetter"/>
+      <w:lvlText w:val="%2."/>
+      <w:lvlJc w:val="left"/>
+      <w:pPr>
+        <w:ind w:left="1440" w:hanging="360"/>
+      </w:pPr>
+    </w:lvl>
+    <w:lvl w:ilvl="2" w:tplc="0409001B" w:tentative="1">
+      <w:start w:val="1"/>
+      <w:numFmt w:val="lowerRoman"/>
+      <w:lvlText w:val="%3."/>
+      <w:lvlJc w:val="right"/>
+      <w:pPr>
+        <w:ind w:left="2160" w:hanging="180"/>
+      </w:pPr>
+    </w:lvl>
+    <w:lvl w:ilvl="3" w:tplc="0409000F" w:tentative="1">
+      <w:start w:val="1"/>
+      <w:numFmt w:val="decimal"/>
+      <w:lvlText w:val="%4."/>
+      <w:lvlJc w:val="left"/>
+      <w:pPr>
+        <w:ind w:left="2880" w:hanging="360"/>
+      </w:pPr>
+    </w:lvl>
+    <w:lvl w:ilvl="4" w:tplc="04090019" w:tentative="1">
+      <w:start w:val="1"/>
+      <w:numFmt w:val="lowerLetter"/>
+      <w:lvlText w:val="%5."/>
+      <w:lvlJc w:val="left"/>
+      <w:pPr>
+        <w:ind w:left="3600" w:hanging="360"/>
+      </w:pPr>
+    </w:lvl>
+    <w:lvl w:ilvl="5" w:tplc="0409001B" w:tentative="1">
+      <w:start w:val="1"/>
+      <w:numFmt w:val="lowerRoman"/>
+      <w:lvlText w:val="%6."/>
+      <w:lvlJc w:val="right"/>
+      <w:pPr>
+        <w:ind w:left="4320" w:hanging="180"/>
+      </w:pPr>
+    </w:lvl>
+    <w:lvl w:ilvl="6" w:tplc="0409000F" w:tentative="1">
+      <w:start w:val="1"/>
+      <w:numFmt w:val="decimal"/>
+      <w:lvlText w:val="%7."/>
+      <w:lvlJc w:val="left"/>
+      <w:pPr>
+        <w:ind w:left="5040" w:hanging="360"/>
+      </w:pPr>
+    </w:lvl>
+    <w:lvl w:ilvl="7" w:tplc="04090019" w:tentative="1">
+      <w:start w:val="1"/>
+      <w:numFmt w:val="lowerLetter"/>
+      <w:lvlText w:val="%8."/>
+      <w:lvlJc w:val="left"/>
+      <w:pPr>
+        <w:ind w:left="5760" w:hanging="360"/>
+      </w:pPr>
+    </w:lvl>
+    <w:lvl w:ilvl="8" w:tplc="0409001B" w:tentative="1">
+      <w:start w:val="1"/>
+      <w:numFmt w:val="lowerRoman"/>
+      <w:lvlText w:val="%9."/>
+      <w:lvlJc w:val="right"/>
+      <w:pPr>
+        <w:ind w:left="6480" w:hanging="180"/>
+      </w:pPr>
+    </w:lvl>
+  </w:abstractNum>
+  <w:abstractNum w:abstractNumId="6">
+    <w:nsid w:val="3BDF2037"/>
+    <w:multiLevelType w:val="hybridMultilevel"/>
+    <w:tmpl w:val="49F8108C"/>
+    <w:lvl w:ilvl="0" w:tplc="04090001">
+      <w:start w:val="1"/>
+      <w:numFmt w:val="bullet"/>
+      <w:lvlText w:val=""/>
+      <w:lvlJc w:val="left"/>
+      <w:pPr>
+        <w:ind w:left="720" w:hanging="360"/>
+      </w:pPr>
+      <w:rPr>
+        <w:rFonts w:ascii="Symbol" w:hAnsi="Symbol" w:hint="default"/>
+      </w:rPr>
+    </w:lvl>
+    <w:lvl w:ilvl="1" w:tplc="04090003" w:tentative="1">
+      <w:start w:val="1"/>
+      <w:numFmt w:val="bullet"/>
+      <w:lvlText w:val="o"/>
+      <w:lvlJc w:val="left"/>
+      <w:pPr>
+        <w:ind w:left="1440" w:hanging="360"/>
+      </w:pPr>
+      <w:rPr>
+        <w:rFonts w:ascii="Courier New" w:hAnsi="Courier New" w:cs="Courier New" w:hint="default"/>
+      </w:rPr>
+    </w:lvl>
+    <w:lvl w:ilvl="2" w:tplc="04090005" w:tentative="1">
+      <w:start w:val="1"/>
+      <w:numFmt w:val="bullet"/>
+      <w:lvlText w:val=""/>
+      <w:lvlJc w:val="left"/>
+      <w:pPr>
+        <w:ind w:left="2160" w:hanging="360"/>
+      </w:pPr>
+      <w:rPr>
+        <w:rFonts w:ascii="Wingdings" w:hAnsi="Wingdings" w:hint="default"/>
+      </w:rPr>
+    </w:lvl>
+    <w:lvl w:ilvl="3" w:tplc="04090001" w:tentative="1">
+      <w:start w:val="1"/>
+      <w:numFmt w:val="bullet"/>
+      <w:lvlText w:val=""/>
+      <w:lvlJc w:val="left"/>
+      <w:pPr>
+        <w:ind w:left="2880" w:hanging="360"/>
+      </w:pPr>
+      <w:rPr>
+        <w:rFonts w:ascii="Symbol" w:hAnsi="Symbol" w:hint="default"/>
+      </w:rPr>
+    </w:lvl>
+    <w:lvl w:ilvl="4" w:tplc="04090003" w:tentative="1">
+      <w:start w:val="1"/>
+      <w:numFmt w:val="bullet"/>
+      <w:lvlText w:val="o"/>
+      <w:lvlJc w:val="left"/>
+      <w:pPr>
+        <w:ind w:left="3600" w:hanging="360"/>
+      </w:pPr>
+      <w:rPr>
+        <w:rFonts w:ascii="Courier New" w:hAnsi="Courier New" w:cs="Courier New" w:hint="default"/>
+      </w:rPr>
+    </w:lvl>
+    <w:lvl w:ilvl="5" w:tplc="04090005" w:tentative="1">
+      <w:start w:val="1"/>
+      <w:numFmt w:val="bullet"/>
+      <w:lvlText w:val=""/>
+      <w:lvlJc w:val="left"/>
+      <w:pPr>
+        <w:ind w:left="4320" w:hanging="360"/>
+      </w:pPr>
+      <w:rPr>
+        <w:rFonts w:ascii="Wingdings" w:hAnsi="Wingdings" w:hint="default"/>
+      </w:rPr>
+    </w:lvl>
+    <w:lvl w:ilvl="6" w:tplc="04090001" w:tentative="1">
+      <w:start w:val="1"/>
+      <w:numFmt w:val="bullet"/>
+      <w:lvlText w:val=""/>
+      <w:lvlJc w:val="left"/>
+      <w:pPr>
+        <w:ind w:left="5040" w:hanging="360"/>
+      </w:pPr>
+      <w:rPr>
+        <w:rFonts w:ascii="Symbol" w:hAnsi="Symbol" w:hint="default"/>
+      </w:rPr>
+    </w:lvl>
+    <w:lvl w:ilvl="7" w:tplc="04090003" w:tentative="1">
+      <w:start w:val="1"/>
+      <w:numFmt w:val="bullet"/>
+      <w:lvlText w:val="o"/>
+      <w:lvlJc w:val="left"/>
+      <w:pPr>
+        <w:ind w:left="5760" w:hanging="360"/>
+      </w:pPr>
+      <w:rPr>
+        <w:rFonts w:ascii="Courier New" w:hAnsi="Courier New" w:cs="Courier New" w:hint="default"/>
+      </w:rPr>
+    </w:lvl>
+    <w:lvl w:ilvl="8" w:tplc="04090005" w:tentative="1">
+      <w:start w:val="1"/>
+      <w:numFmt w:val="bullet"/>
+      <w:lvlText w:val=""/>
+      <w:lvlJc w:val="left"/>
+      <w:pPr>
+        <w:ind w:left="6480" w:hanging="360"/>
+      </w:pPr>
+      <w:rPr>
+        <w:rFonts w:ascii="Wingdings" w:hAnsi="Wingdings" w:hint="default"/>
+      </w:rPr>
+    </w:lvl>
+  </w:abstractNum>
+  <w:abstractNum w:abstractNumId="7">
+    <w:nsid w:val="4DE62AFA"/>
+    <w:multiLevelType w:val="hybridMultilevel"/>
+    <w:tmpl w:val="8444BED6"/>
+    <w:lvl w:ilvl="0" w:tplc="04090001">
+      <w:start w:val="1"/>
+      <w:numFmt w:val="bullet"/>
+      <w:lvlText w:val=""/>
+      <w:lvlJc w:val="left"/>
+      <w:pPr>
+        <w:ind w:left="720" w:hanging="360"/>
+      </w:pPr>
+      <w:rPr>
+        <w:rFonts w:ascii="Symbol" w:hAnsi="Symbol" w:hint="default"/>
+      </w:rPr>
+    </w:lvl>
+    <w:lvl w:ilvl="1" w:tplc="04090003" w:tentative="1">
+      <w:start w:val="1"/>
+      <w:numFmt w:val="bullet"/>
+      <w:lvlText w:val="o"/>
+      <w:lvlJc w:val="left"/>
+      <w:pPr>
+        <w:ind w:left="1440" w:hanging="360"/>
+      </w:pPr>
+      <w:rPr>
+        <w:rFonts w:ascii="Courier New" w:hAnsi="Courier New" w:cs="Courier New" w:hint="default"/>
+      </w:rPr>
+    </w:lvl>
+    <w:lvl w:ilvl="2" w:tplc="04090005" w:tentative="1">
+      <w:start w:val="1"/>
+      <w:numFmt w:val="bullet"/>
+      <w:lvlText w:val=""/>
+      <w:lvlJc w:val="left"/>
+      <w:pPr>
+        <w:ind w:left="2160" w:hanging="360"/>
+      </w:pPr>
+      <w:rPr>
+        <w:rFonts w:ascii="Wingdings" w:hAnsi="Wingdings" w:hint="default"/>
+      </w:rPr>
+    </w:lvl>
+    <w:lvl w:ilvl="3" w:tplc="04090001" w:tentative="1">
+      <w:start w:val="1"/>
+      <w:numFmt w:val="bullet"/>
+      <w:lvlText w:val=""/>
+      <w:lvlJc w:val="left"/>
+      <w:pPr>
+        <w:ind w:left="2880" w:hanging="360"/>
+      </w:pPr>
+      <w:rPr>
+        <w:rFonts w:ascii="Symbol" w:hAnsi="Symbol" w:hint="default"/>
+      </w:rPr>
+    </w:lvl>
+    <w:lvl w:ilvl="4" w:tplc="04090003" w:tentative="1">
+      <w:start w:val="1"/>
+      <w:numFmt w:val="bullet"/>
+      <w:lvlText w:val="o"/>
+      <w:lvlJc w:val="left"/>
+      <w:pPr>
+        <w:ind w:left="3600" w:hanging="360"/>
+      </w:pPr>
+      <w:rPr>
+        <w:rFonts w:ascii="Courier New" w:hAnsi="Courier New" w:cs="Courier New" w:hint="default"/>
+      </w:rPr>
+    </w:lvl>
+    <w:lvl w:ilvl="5" w:tplc="04090005" w:tentative="1">
+      <w:start w:val="1"/>
+      <w:numFmt w:val="bullet"/>
+      <w:lvlText w:val=""/>
+      <w:lvlJc w:val="left"/>
+      <w:pPr>
+        <w:ind w:left="4320" w:hanging="360"/>
+      </w:pPr>
+      <w:rPr>
+        <w:rFonts w:ascii="Wingdings" w:hAnsi="Wingdings" w:hint="default"/>
+      </w:rPr>
+    </w:lvl>
+    <w:lvl w:ilvl="6" w:tplc="04090001" w:tentative="1">
+      <w:start w:val="1"/>
+      <w:numFmt w:val="bullet"/>
+      <w:lvlText w:val=""/>
+      <w:lvlJc w:val="left"/>
+      <w:pPr>
+        <w:ind w:left="5040" w:hanging="360"/>
+      </w:pPr>
+      <w:rPr>
+        <w:rFonts w:ascii="Symbol" w:hAnsi="Symbol" w:hint="default"/>
+      </w:rPr>
+    </w:lvl>
+    <w:lvl w:ilvl="7" w:tplc="04090003" w:tentative="1">
+      <w:start w:val="1"/>
+      <w:numFmt w:val="bullet"/>
+      <w:lvlText w:val="o"/>
+      <w:lvlJc w:val="left"/>
+      <w:pPr>
+        <w:ind w:left="5760" w:hanging="360"/>
+      </w:pPr>
+      <w:rPr>
+        <w:rFonts w:ascii="Courier New" w:hAnsi="Courier New" w:cs="Courier New" w:hint="default"/>
+      </w:rPr>
+    </w:lvl>
+    <w:lvl w:ilvl="8" w:tplc="04090005" w:tentative="1">
+      <w:start w:val="1"/>
+      <w:numFmt w:val="bullet"/>
+      <w:lvlText w:val=""/>
+      <w:lvlJc w:val="left"/>
+      <w:pPr>
+        <w:ind w:left="6480" w:hanging="360"/>
+      </w:pPr>
+      <w:rPr>
+        <w:rFonts w:ascii="Wingdings" w:hAnsi="Wingdings" w:hint="default"/>
+      </w:rPr>
+    </w:lvl>
+  </w:abstractNum>
+  <w:abstractNum w:abstractNumId="8">
     <w:nsid w:val="507F534B"/>
     <w:multiLevelType w:val="multilevel"/>
     <w:tmpl w:val="3B6A9DCA"/>
@@ -2972,7 +8182,7 @@
       </w:pPr>
     </w:lvl>
   </w:abstractNum>
-  <w:abstractNum w:abstractNumId="3">
+  <w:abstractNum w:abstractNumId="9">
     <w:nsid w:val="5305206F"/>
     <w:multiLevelType w:val="hybridMultilevel"/>
     <w:tmpl w:val="99468EB4"/>
@@ -3085,7 +8295,7 @@
       </w:rPr>
     </w:lvl>
   </w:abstractNum>
-  <w:abstractNum w:abstractNumId="4">
+  <w:abstractNum w:abstractNumId="10">
     <w:nsid w:val="5AFB088E"/>
     <w:multiLevelType w:val="multilevel"/>
     <w:tmpl w:val="BFE2CBDE"/>
@@ -3234,7 +8444,346 @@
       </w:rPr>
     </w:lvl>
   </w:abstractNum>
-  <w:abstractNum w:abstractNumId="5">
+  <w:abstractNum w:abstractNumId="11">
+    <w:nsid w:val="5DBE0A70"/>
+    <w:multiLevelType w:val="hybridMultilevel"/>
+    <w:tmpl w:val="4F6096E8"/>
+    <w:lvl w:ilvl="0" w:tplc="04090001">
+      <w:start w:val="1"/>
+      <w:numFmt w:val="bullet"/>
+      <w:lvlText w:val=""/>
+      <w:lvlJc w:val="left"/>
+      <w:pPr>
+        <w:ind w:left="720" w:hanging="360"/>
+      </w:pPr>
+      <w:rPr>
+        <w:rFonts w:ascii="Symbol" w:hAnsi="Symbol" w:hint="default"/>
+      </w:rPr>
+    </w:lvl>
+    <w:lvl w:ilvl="1" w:tplc="04090003" w:tentative="1">
+      <w:start w:val="1"/>
+      <w:numFmt w:val="bullet"/>
+      <w:lvlText w:val="o"/>
+      <w:lvlJc w:val="left"/>
+      <w:pPr>
+        <w:ind w:left="1440" w:hanging="360"/>
+      </w:pPr>
+      <w:rPr>
+        <w:rFonts w:ascii="Courier New" w:hAnsi="Courier New" w:cs="Courier New" w:hint="default"/>
+      </w:rPr>
+    </w:lvl>
+    <w:lvl w:ilvl="2" w:tplc="04090005" w:tentative="1">
+      <w:start w:val="1"/>
+      <w:numFmt w:val="bullet"/>
+      <w:lvlText w:val=""/>
+      <w:lvlJc w:val="left"/>
+      <w:pPr>
+        <w:ind w:left="2160" w:hanging="360"/>
+      </w:pPr>
+      <w:rPr>
+        <w:rFonts w:ascii="Wingdings" w:hAnsi="Wingdings" w:hint="default"/>
+      </w:rPr>
+    </w:lvl>
+    <w:lvl w:ilvl="3" w:tplc="04090001" w:tentative="1">
+      <w:start w:val="1"/>
+      <w:numFmt w:val="bullet"/>
+      <w:lvlText w:val=""/>
+      <w:lvlJc w:val="left"/>
+      <w:pPr>
+        <w:ind w:left="2880" w:hanging="360"/>
+      </w:pPr>
+      <w:rPr>
+        <w:rFonts w:ascii="Symbol" w:hAnsi="Symbol" w:hint="default"/>
+      </w:rPr>
+    </w:lvl>
+    <w:lvl w:ilvl="4" w:tplc="04090003" w:tentative="1">
+      <w:start w:val="1"/>
+      <w:numFmt w:val="bullet"/>
+      <w:lvlText w:val="o"/>
+      <w:lvlJc w:val="left"/>
+      <w:pPr>
+        <w:ind w:left="3600" w:hanging="360"/>
+      </w:pPr>
+      <w:rPr>
+        <w:rFonts w:ascii="Courier New" w:hAnsi="Courier New" w:cs="Courier New" w:hint="default"/>
+      </w:rPr>
+    </w:lvl>
+    <w:lvl w:ilvl="5" w:tplc="04090005" w:tentative="1">
+      <w:start w:val="1"/>
+      <w:numFmt w:val="bullet"/>
+      <w:lvlText w:val=""/>
+      <w:lvlJc w:val="left"/>
+      <w:pPr>
+        <w:ind w:left="4320" w:hanging="360"/>
+      </w:pPr>
+      <w:rPr>
+        <w:rFonts w:ascii="Wingdings" w:hAnsi="Wingdings" w:hint="default"/>
+      </w:rPr>
+    </w:lvl>
+    <w:lvl w:ilvl="6" w:tplc="04090001" w:tentative="1">
+      <w:start w:val="1"/>
+      <w:numFmt w:val="bullet"/>
+      <w:lvlText w:val=""/>
+      <w:lvlJc w:val="left"/>
+      <w:pPr>
+        <w:ind w:left="5040" w:hanging="360"/>
+      </w:pPr>
+      <w:rPr>
+        <w:rFonts w:ascii="Symbol" w:hAnsi="Symbol" w:hint="default"/>
+      </w:rPr>
+    </w:lvl>
+    <w:lvl w:ilvl="7" w:tplc="04090003" w:tentative="1">
+      <w:start w:val="1"/>
+      <w:numFmt w:val="bullet"/>
+      <w:lvlText w:val="o"/>
+      <w:lvlJc w:val="left"/>
+      <w:pPr>
+        <w:ind w:left="5760" w:hanging="360"/>
+      </w:pPr>
+      <w:rPr>
+        <w:rFonts w:ascii="Courier New" w:hAnsi="Courier New" w:cs="Courier New" w:hint="default"/>
+      </w:rPr>
+    </w:lvl>
+    <w:lvl w:ilvl="8" w:tplc="04090005" w:tentative="1">
+      <w:start w:val="1"/>
+      <w:numFmt w:val="bullet"/>
+      <w:lvlText w:val=""/>
+      <w:lvlJc w:val="left"/>
+      <w:pPr>
+        <w:ind w:left="6480" w:hanging="360"/>
+      </w:pPr>
+      <w:rPr>
+        <w:rFonts w:ascii="Wingdings" w:hAnsi="Wingdings" w:hint="default"/>
+      </w:rPr>
+    </w:lvl>
+  </w:abstractNum>
+  <w:abstractNum w:abstractNumId="12">
+    <w:nsid w:val="6AFD43F7"/>
+    <w:multiLevelType w:val="hybridMultilevel"/>
+    <w:tmpl w:val="2AA437D0"/>
+    <w:lvl w:ilvl="0" w:tplc="04090001">
+      <w:start w:val="1"/>
+      <w:numFmt w:val="bullet"/>
+      <w:lvlText w:val=""/>
+      <w:lvlJc w:val="left"/>
+      <w:pPr>
+        <w:ind w:left="720" w:hanging="360"/>
+      </w:pPr>
+      <w:rPr>
+        <w:rFonts w:ascii="Symbol" w:hAnsi="Symbol" w:hint="default"/>
+      </w:rPr>
+    </w:lvl>
+    <w:lvl w:ilvl="1" w:tplc="04090003" w:tentative="1">
+      <w:start w:val="1"/>
+      <w:numFmt w:val="bullet"/>
+      <w:lvlText w:val="o"/>
+      <w:lvlJc w:val="left"/>
+      <w:pPr>
+        <w:ind w:left="1440" w:hanging="360"/>
+      </w:pPr>
+      <w:rPr>
+        <w:rFonts w:ascii="Courier New" w:hAnsi="Courier New" w:cs="Courier New" w:hint="default"/>
+      </w:rPr>
+    </w:lvl>
+    <w:lvl w:ilvl="2" w:tplc="04090005" w:tentative="1">
+      <w:start w:val="1"/>
+      <w:numFmt w:val="bullet"/>
+      <w:lvlText w:val=""/>
+      <w:lvlJc w:val="left"/>
+      <w:pPr>
+        <w:ind w:left="2160" w:hanging="360"/>
+      </w:pPr>
+      <w:rPr>
+        <w:rFonts w:ascii="Wingdings" w:hAnsi="Wingdings" w:hint="default"/>
+      </w:rPr>
+    </w:lvl>
+    <w:lvl w:ilvl="3" w:tplc="04090001" w:tentative="1">
+      <w:start w:val="1"/>
+      <w:numFmt w:val="bullet"/>
+      <w:lvlText w:val=""/>
+      <w:lvlJc w:val="left"/>
+      <w:pPr>
+        <w:ind w:left="2880" w:hanging="360"/>
+      </w:pPr>
+      <w:rPr>
+        <w:rFonts w:ascii="Symbol" w:hAnsi="Symbol" w:hint="default"/>
+      </w:rPr>
+    </w:lvl>
+    <w:lvl w:ilvl="4" w:tplc="04090003" w:tentative="1">
+      <w:start w:val="1"/>
+      <w:numFmt w:val="bullet"/>
+      <w:lvlText w:val="o"/>
+      <w:lvlJc w:val="left"/>
+      <w:pPr>
+        <w:ind w:left="3600" w:hanging="360"/>
+      </w:pPr>
+      <w:rPr>
+        <w:rFonts w:ascii="Courier New" w:hAnsi="Courier New" w:cs="Courier New" w:hint="default"/>
+      </w:rPr>
+    </w:lvl>
+    <w:lvl w:ilvl="5" w:tplc="04090005" w:tentative="1">
+      <w:start w:val="1"/>
+      <w:numFmt w:val="bullet"/>
+      <w:lvlText w:val=""/>
+      <w:lvlJc w:val="left"/>
+      <w:pPr>
+        <w:ind w:left="4320" w:hanging="360"/>
+      </w:pPr>
+      <w:rPr>
+        <w:rFonts w:ascii="Wingdings" w:hAnsi="Wingdings" w:hint="default"/>
+      </w:rPr>
+    </w:lvl>
+    <w:lvl w:ilvl="6" w:tplc="04090001" w:tentative="1">
+      <w:start w:val="1"/>
+      <w:numFmt w:val="bullet"/>
+      <w:lvlText w:val=""/>
+      <w:lvlJc w:val="left"/>
+      <w:pPr>
+        <w:ind w:left="5040" w:hanging="360"/>
+      </w:pPr>
+      <w:rPr>
+        <w:rFonts w:ascii="Symbol" w:hAnsi="Symbol" w:hint="default"/>
+      </w:rPr>
+    </w:lvl>
+    <w:lvl w:ilvl="7" w:tplc="04090003" w:tentative="1">
+      <w:start w:val="1"/>
+      <w:numFmt w:val="bullet"/>
+      <w:lvlText w:val="o"/>
+      <w:lvlJc w:val="left"/>
+      <w:pPr>
+        <w:ind w:left="5760" w:hanging="360"/>
+      </w:pPr>
+      <w:rPr>
+        <w:rFonts w:ascii="Courier New" w:hAnsi="Courier New" w:cs="Courier New" w:hint="default"/>
+      </w:rPr>
+    </w:lvl>
+    <w:lvl w:ilvl="8" w:tplc="04090005" w:tentative="1">
+      <w:start w:val="1"/>
+      <w:numFmt w:val="bullet"/>
+      <w:lvlText w:val=""/>
+      <w:lvlJc w:val="left"/>
+      <w:pPr>
+        <w:ind w:left="6480" w:hanging="360"/>
+      </w:pPr>
+      <w:rPr>
+        <w:rFonts w:ascii="Wingdings" w:hAnsi="Wingdings" w:hint="default"/>
+      </w:rPr>
+    </w:lvl>
+  </w:abstractNum>
+  <w:abstractNum w:abstractNumId="13">
+    <w:nsid w:val="6E04521C"/>
+    <w:multiLevelType w:val="hybridMultilevel"/>
+    <w:tmpl w:val="7D2A4864"/>
+    <w:lvl w:ilvl="0" w:tplc="04090001">
+      <w:start w:val="1"/>
+      <w:numFmt w:val="bullet"/>
+      <w:lvlText w:val=""/>
+      <w:lvlJc w:val="left"/>
+      <w:pPr>
+        <w:ind w:left="720" w:hanging="360"/>
+      </w:pPr>
+      <w:rPr>
+        <w:rFonts w:ascii="Symbol" w:hAnsi="Symbol" w:hint="default"/>
+      </w:rPr>
+    </w:lvl>
+    <w:lvl w:ilvl="1" w:tplc="04090003" w:tentative="1">
+      <w:start w:val="1"/>
+      <w:numFmt w:val="bullet"/>
+      <w:lvlText w:val="o"/>
+      <w:lvlJc w:val="left"/>
+      <w:pPr>
+        <w:ind w:left="1440" w:hanging="360"/>
+      </w:pPr>
+      <w:rPr>
+        <w:rFonts w:ascii="Courier New" w:hAnsi="Courier New" w:cs="Courier New" w:hint="default"/>
+      </w:rPr>
+    </w:lvl>
+    <w:lvl w:ilvl="2" w:tplc="04090005" w:tentative="1">
+      <w:start w:val="1"/>
+      <w:numFmt w:val="bullet"/>
+      <w:lvlText w:val=""/>
+      <w:lvlJc w:val="left"/>
+      <w:pPr>
+        <w:ind w:left="2160" w:hanging="360"/>
+      </w:pPr>
+      <w:rPr>
+        <w:rFonts w:ascii="Wingdings" w:hAnsi="Wingdings" w:hint="default"/>
+      </w:rPr>
+    </w:lvl>
+    <w:lvl w:ilvl="3" w:tplc="04090001" w:tentative="1">
+      <w:start w:val="1"/>
+      <w:numFmt w:val="bullet"/>
+      <w:lvlText w:val=""/>
+      <w:lvlJc w:val="left"/>
+      <w:pPr>
+        <w:ind w:left="2880" w:hanging="360"/>
+      </w:pPr>
+      <w:rPr>
+        <w:rFonts w:ascii="Symbol" w:hAnsi="Symbol" w:hint="default"/>
+      </w:rPr>
+    </w:lvl>
+    <w:lvl w:ilvl="4" w:tplc="04090003" w:tentative="1">
+      <w:start w:val="1"/>
+      <w:numFmt w:val="bullet"/>
+      <w:lvlText w:val="o"/>
+      <w:lvlJc w:val="left"/>
+      <w:pPr>
+        <w:ind w:left="3600" w:hanging="360"/>
+      </w:pPr>
+      <w:rPr>
+        <w:rFonts w:ascii="Courier New" w:hAnsi="Courier New" w:cs="Courier New" w:hint="default"/>
+      </w:rPr>
+    </w:lvl>
+    <w:lvl w:ilvl="5" w:tplc="04090005" w:tentative="1">
+      <w:start w:val="1"/>
+      <w:numFmt w:val="bullet"/>
+      <w:lvlText w:val=""/>
+      <w:lvlJc w:val="left"/>
+      <w:pPr>
+        <w:ind w:left="4320" w:hanging="360"/>
+      </w:pPr>
+      <w:rPr>
+        <w:rFonts w:ascii="Wingdings" w:hAnsi="Wingdings" w:hint="default"/>
+      </w:rPr>
+    </w:lvl>
+    <w:lvl w:ilvl="6" w:tplc="04090001" w:tentative="1">
+      <w:start w:val="1"/>
+      <w:numFmt w:val="bullet"/>
+      <w:lvlText w:val=""/>
+      <w:lvlJc w:val="left"/>
+      <w:pPr>
+        <w:ind w:left="5040" w:hanging="360"/>
+      </w:pPr>
+      <w:rPr>
+        <w:rFonts w:ascii="Symbol" w:hAnsi="Symbol" w:hint="default"/>
+      </w:rPr>
+    </w:lvl>
+    <w:lvl w:ilvl="7" w:tplc="04090003" w:tentative="1">
+      <w:start w:val="1"/>
+      <w:numFmt w:val="bullet"/>
+      <w:lvlText w:val="o"/>
+      <w:lvlJc w:val="left"/>
+      <w:pPr>
+        <w:ind w:left="5760" w:hanging="360"/>
+      </w:pPr>
+      <w:rPr>
+        <w:rFonts w:ascii="Courier New" w:hAnsi="Courier New" w:cs="Courier New" w:hint="default"/>
+      </w:rPr>
+    </w:lvl>
+    <w:lvl w:ilvl="8" w:tplc="04090005" w:tentative="1">
+      <w:start w:val="1"/>
+      <w:numFmt w:val="bullet"/>
+      <w:lvlText w:val=""/>
+      <w:lvlJc w:val="left"/>
+      <w:pPr>
+        <w:ind w:left="6480" w:hanging="360"/>
+      </w:pPr>
+      <w:rPr>
+        <w:rFonts w:ascii="Wingdings" w:hAnsi="Wingdings" w:hint="default"/>
+      </w:rPr>
+    </w:lvl>
+  </w:abstractNum>
+  <w:abstractNum w:abstractNumId="14">
     <w:nsid w:val="7BFB112F"/>
     <w:multiLevelType w:val="hybridMultilevel"/>
     <w:tmpl w:val="E51CF80A"/>
@@ -3321,22 +8870,49 @@
     </w:lvl>
   </w:abstractNum>
   <w:num w:numId="1">
+    <w:abstractNumId w:val="9"/>
+  </w:num>
+  <w:num w:numId="2">
     <w:abstractNumId w:val="3"/>
   </w:num>
-  <w:num w:numId="2">
+  <w:num w:numId="3">
+    <w:abstractNumId w:val="14"/>
+  </w:num>
+  <w:num w:numId="4">
+    <w:abstractNumId w:val="2"/>
+  </w:num>
+  <w:num w:numId="5">
+    <w:abstractNumId w:val="10"/>
+  </w:num>
+  <w:num w:numId="6">
+    <w:abstractNumId w:val="8"/>
+  </w:num>
+  <w:num w:numId="7">
+    <w:abstractNumId w:val="5"/>
+  </w:num>
+  <w:num w:numId="8">
     <w:abstractNumId w:val="1"/>
   </w:num>
-  <w:num w:numId="3">
-    <w:abstractNumId w:val="5"/>
+  <w:num w:numId="9">
+    <w:abstractNumId w:val="11"/>
   </w:num>
-  <w:num w:numId="4">
+  <w:num w:numId="10">
+    <w:abstractNumId w:val="12"/>
+  </w:num>
+  <w:num w:numId="11">
     <w:abstractNumId w:val="0"/>
   </w:num>
-  <w:num w:numId="5">
+  <w:num w:numId="12">
+    <w:abstractNumId w:val="13"/>
+  </w:num>
+  <w:num w:numId="13">
+    <w:abstractNumId w:val="7"/>
+  </w:num>
+  <w:num w:numId="14">
+    <w:abstractNumId w:val="6"/>
+  </w:num>
+  <w:num w:numId="15">
     <w:abstractNumId w:val="4"/>
-  </w:num>
-  <w:num w:numId="6">
-    <w:abstractNumId w:val="2"/>
   </w:num>
 </w:numbering>
 </file>
@@ -3826,6 +9402,24 @@
       <w:bCs/>
     </w:rPr>
   </w:style>
+  <w:style w:type="character" w:styleId="HTMLCode">
+    <w:name w:val="HTML Code"/>
+    <w:basedOn w:val="DefaultParagraphFont"/>
+    <w:uiPriority w:val="99"/>
+    <w:semiHidden/>
+    <w:unhideWhenUsed/>
+    <w:rsid w:val="00663459"/>
+    <w:rPr>
+      <w:rFonts w:ascii="Courier New" w:eastAsia="Times New Roman" w:hAnsi="Courier New" w:cs="Courier New"/>
+      <w:sz w:val="20"/>
+      <w:szCs w:val="20"/>
+    </w:rPr>
+  </w:style>
+  <w:style w:type="character" w:customStyle="1" w:styleId="11">
+    <w:name w:val="ͼ11"/>
+    <w:basedOn w:val="DefaultParagraphFont"/>
+    <w:rsid w:val="004E30E1"/>
+  </w:style>
 </w:styles>
 </file>
 
